--- a/02_req/editablesWORD/ChuroViaje_Casos_de_Uso.docx
+++ b/02_req/editablesWORD/ChuroViaje_Casos_de_Uso.docx
@@ -26,39 +26,7 @@
           <w:i/>
           <w:iCs/>
         </w:rPr>
-        <w:t>Formato Estructurado '</w:t>
-      </w:r>
-      <w:proofErr w:type="spellStart"/>
-      <w:r>
-        <w:rPr>
-          <w:i/>
-          <w:iCs/>
-        </w:rPr>
-        <w:t>Fully</w:t>
-      </w:r>
-      <w:proofErr w:type="spellEnd"/>
-      <w:r>
-        <w:rPr>
-          <w:i/>
-          <w:iCs/>
-        </w:rPr>
-        <w:t xml:space="preserve"> </w:t>
-      </w:r>
-      <w:proofErr w:type="spellStart"/>
-      <w:r>
-        <w:rPr>
-          <w:i/>
-          <w:iCs/>
-        </w:rPr>
-        <w:t>Dressed</w:t>
-      </w:r>
-      <w:proofErr w:type="spellEnd"/>
-      <w:r>
-        <w:rPr>
-          <w:i/>
-          <w:iCs/>
-        </w:rPr>
-        <w:t>' - Alistair Cockburn</w:t>
+        <w:t xml:space="preserve">Formato Estructurado 'Fully Dressed' - Alistair Cockburn</w:t>
       </w:r>
     </w:p>
     <w:tbl>
@@ -89,6 +57,9 @@
             <w:bottom w:w="0" w:type="dxa"/>
           </w:tblCellMar>
         </w:tblPrEx>
+        <w:trPr>
+          <w:cantSplit/>
+        </w:trPr>
         <w:tc>
           <w:tcPr>
             <w:tcW w:w="2600" w:type="dxa"/>
@@ -124,6 +95,9 @@
             <w:bottom w:w="0" w:type="dxa"/>
           </w:tblCellMar>
         </w:tblPrEx>
+        <w:trPr>
+          <w:cantSplit/>
+        </w:trPr>
         <w:tc>
           <w:tcPr>
             <w:tcW w:w="2600" w:type="dxa"/>
@@ -159,6 +133,9 @@
             <w:bottom w:w="0" w:type="dxa"/>
           </w:tblCellMar>
         </w:tblPrEx>
+        <w:trPr>
+          <w:cantSplit/>
+        </w:trPr>
         <w:tc>
           <w:tcPr>
             <w:tcW w:w="2600" w:type="dxa"/>
@@ -181,21 +158,22 @@
             <w:vAlign w:val="center"/>
           </w:tcPr>
           <w:p>
-            <w:proofErr w:type="spellStart"/>
             <w:r>
               <w:t>ChuroViaje</w:t>
             </w:r>
-            <w:proofErr w:type="spellEnd"/>
-          </w:p>
-        </w:tc>
-      </w:tr>
-      <w:tr>
-        <w:tblPrEx>
-          <w:tblCellMar>
-            <w:top w:w="0" w:type="dxa"/>
-            <w:bottom w:w="0" w:type="dxa"/>
-          </w:tblCellMar>
-        </w:tblPrEx>
+          </w:p>
+        </w:tc>
+      </w:tr>
+      <w:tr>
+        <w:tblPrEx>
+          <w:tblCellMar>
+            <w:top w:w="0" w:type="dxa"/>
+            <w:bottom w:w="0" w:type="dxa"/>
+          </w:tblCellMar>
+        </w:tblPrEx>
+        <w:trPr>
+          <w:cantSplit/>
+        </w:trPr>
         <w:tc>
           <w:tcPr>
             <w:tcW w:w="2600" w:type="dxa"/>
@@ -219,18 +197,21 @@
           </w:tcPr>
           <w:p>
             <w:r>
-              <w:t>11/09/2026</w:t>
-            </w:r>
-          </w:p>
-        </w:tc>
-      </w:tr>
-      <w:tr>
-        <w:tblPrEx>
-          <w:tblCellMar>
-            <w:top w:w="0" w:type="dxa"/>
-            <w:bottom w:w="0" w:type="dxa"/>
-          </w:tblCellMar>
-        </w:tblPrEx>
+              <w:t xml:space="preserve">06/10/2026</w:t>
+            </w:r>
+          </w:p>
+        </w:tc>
+      </w:tr>
+      <w:tr>
+        <w:tblPrEx>
+          <w:tblCellMar>
+            <w:top w:w="0" w:type="dxa"/>
+            <w:bottom w:w="0" w:type="dxa"/>
+          </w:tblCellMar>
+        </w:tblPrEx>
+        <w:trPr>
+          <w:cantSplit/>
+        </w:trPr>
         <w:tc>
           <w:tcPr>
             <w:tcW w:w="2600" w:type="dxa"/>
@@ -253,24 +234,22 @@
             <w:vAlign w:val="center"/>
           </w:tcPr>
           <w:p>
-            <w:proofErr w:type="spellStart"/>
-            <w:r>
-              <w:t>Benjamin</w:t>
-            </w:r>
-            <w:proofErr w:type="spellEnd"/>
-            <w:r>
-              <w:t xml:space="preserve"> Sirpa</w:t>
-            </w:r>
-          </w:p>
-        </w:tc>
-      </w:tr>
-      <w:tr>
-        <w:tblPrEx>
-          <w:tblCellMar>
-            <w:top w:w="0" w:type="dxa"/>
-            <w:bottom w:w="0" w:type="dxa"/>
-          </w:tblCellMar>
-        </w:tblPrEx>
+            <w:r>
+              <w:t xml:space="preserve">Benjamin Sirpa</w:t>
+            </w:r>
+          </w:p>
+        </w:tc>
+      </w:tr>
+      <w:tr>
+        <w:tblPrEx>
+          <w:tblCellMar>
+            <w:top w:w="0" w:type="dxa"/>
+            <w:bottom w:w="0" w:type="dxa"/>
+          </w:tblCellMar>
+        </w:tblPrEx>
+        <w:trPr>
+          <w:cantSplit/>
+        </w:trPr>
         <w:tc>
           <w:tcPr>
             <w:tcW w:w="2600" w:type="dxa"/>
@@ -294,7 +273,7 @@
           </w:tcPr>
           <w:p>
             <w:r>
-              <w:t>Borrador</w:t>
+              <w:t xml:space="preserve">Aprobado</w:t>
             </w:r>
           </w:p>
         </w:tc>
@@ -303,6 +282,7 @@
     <w:p>
       <w:pPr>
         <w:pStyle w:val="Ttulo1"/>
+        <w:keepNext/>
         <w:spacing w:before="300" w:after="150"/>
       </w:pPr>
       <w:r>
@@ -337,6 +317,9 @@
             <w:bottom w:w="0" w:type="dxa"/>
           </w:tblCellMar>
         </w:tblPrEx>
+        <w:trPr>
+          <w:cantSplit/>
+        </w:trPr>
         <w:tc>
           <w:tcPr>
             <w:tcW w:w="2600" w:type="dxa"/>
@@ -372,6 +355,9 @@
             <w:bottom w:w="0" w:type="dxa"/>
           </w:tblCellMar>
         </w:tblPrEx>
+        <w:trPr>
+          <w:cantSplit/>
+        </w:trPr>
         <w:tc>
           <w:tcPr>
             <w:tcW w:w="2600" w:type="dxa"/>
@@ -395,26 +381,21 @@
           </w:tcPr>
           <w:p>
             <w:r>
-              <w:t xml:space="preserve">Conductor (usuario de la </w:t>
-            </w:r>
-            <w:proofErr w:type="gramStart"/>
-            <w:r>
-              <w:t>app</w:t>
-            </w:r>
-            <w:proofErr w:type="gramEnd"/>
-            <w:r>
-              <w:t>)</w:t>
-            </w:r>
-          </w:p>
-        </w:tc>
-      </w:tr>
-      <w:tr>
-        <w:tblPrEx>
-          <w:tblCellMar>
-            <w:top w:w="0" w:type="dxa"/>
-            <w:bottom w:w="0" w:type="dxa"/>
-          </w:tblCellMar>
-        </w:tblPrEx>
+              <w:t xml:space="preserve">Conductor (usuario de la app)</w:t>
+            </w:r>
+          </w:p>
+        </w:tc>
+      </w:tr>
+      <w:tr>
+        <w:tblPrEx>
+          <w:tblCellMar>
+            <w:top w:w="0" w:type="dxa"/>
+            <w:bottom w:w="0" w:type="dxa"/>
+          </w:tblCellMar>
+        </w:tblPrEx>
+        <w:trPr>
+          <w:cantSplit/>
+        </w:trPr>
         <w:tc>
           <w:tcPr>
             <w:tcW w:w="2600" w:type="dxa"/>
@@ -437,32 +418,22 @@
             <w:vAlign w:val="center"/>
           </w:tcPr>
           <w:p>
-            <w:proofErr w:type="spellStart"/>
-            <w:r>
-              <w:t>User</w:t>
-            </w:r>
-            <w:proofErr w:type="spellEnd"/>
-            <w:r>
-              <w:t xml:space="preserve"> </w:t>
-            </w:r>
-            <w:proofErr w:type="spellStart"/>
-            <w:r>
-              <w:t>Goal</w:t>
-            </w:r>
-            <w:proofErr w:type="spellEnd"/>
-            <w:r>
-              <w:t xml:space="preserve"> (Objetivo de usuario)</w:t>
-            </w:r>
-          </w:p>
-        </w:tc>
-      </w:tr>
-      <w:tr>
-        <w:tblPrEx>
-          <w:tblCellMar>
-            <w:top w:w="0" w:type="dxa"/>
-            <w:bottom w:w="0" w:type="dxa"/>
-          </w:tblCellMar>
-        </w:tblPrEx>
+            <w:r>
+              <w:t xml:space="preserve">User Goal (Objetivo de usuario)</w:t>
+            </w:r>
+          </w:p>
+        </w:tc>
+      </w:tr>
+      <w:tr>
+        <w:tblPrEx>
+          <w:tblCellMar>
+            <w:top w:w="0" w:type="dxa"/>
+            <w:bottom w:w="0" w:type="dxa"/>
+          </w:tblCellMar>
+        </w:tblPrEx>
+        <w:trPr>
+          <w:cantSplit/>
+        </w:trPr>
         <w:tc>
           <w:tcPr>
             <w:tcW w:w="2600" w:type="dxa"/>
@@ -486,23 +457,21 @@
           </w:tcPr>
           <w:p>
             <w:r>
-              <w:t xml:space="preserve">SUD: Aplicación Móvil </w:t>
-            </w:r>
-            <w:proofErr w:type="spellStart"/>
-            <w:r>
-              <w:t>ChuroViaje</w:t>
-            </w:r>
-            <w:proofErr w:type="spellEnd"/>
-          </w:p>
-        </w:tc>
-      </w:tr>
-      <w:tr>
-        <w:tblPrEx>
-          <w:tblCellMar>
-            <w:top w:w="0" w:type="dxa"/>
-            <w:bottom w:w="0" w:type="dxa"/>
-          </w:tblCellMar>
-        </w:tblPrEx>
+              <w:t xml:space="preserve">SUD: Aplicación Móvil ChuroViaje</w:t>
+            </w:r>
+          </w:p>
+        </w:tc>
+      </w:tr>
+      <w:tr>
+        <w:tblPrEx>
+          <w:tblCellMar>
+            <w:top w:w="0" w:type="dxa"/>
+            <w:bottom w:w="0" w:type="dxa"/>
+          </w:tblCellMar>
+        </w:tblPrEx>
+        <w:trPr>
+          <w:cantSplit/>
+        </w:trPr>
         <w:tc>
           <w:tcPr>
             <w:tcW w:w="2600" w:type="dxa"/>
@@ -526,18 +495,21 @@
           </w:tcPr>
           <w:p>
             <w:r>
-              <w:t>El conductor presiona el botón "Reportar" y selecciona el tipo de evento vial observado.</w:t>
-            </w:r>
-          </w:p>
-        </w:tc>
-      </w:tr>
-      <w:tr>
-        <w:tblPrEx>
-          <w:tblCellMar>
-            <w:top w:w="0" w:type="dxa"/>
-            <w:bottom w:w="0" w:type="dxa"/>
-          </w:tblCellMar>
-        </w:tblPrEx>
+              <w:t xml:space="preserve">El conductor presiona el botón "Reportar evento" en el mapa y selecciona el tipo de evento vial observado.</w:t>
+            </w:r>
+          </w:p>
+        </w:tc>
+      </w:tr>
+      <w:tr>
+        <w:tblPrEx>
+          <w:tblCellMar>
+            <w:top w:w="0" w:type="dxa"/>
+            <w:bottom w:w="0" w:type="dxa"/>
+          </w:tblCellMar>
+        </w:tblPrEx>
+        <w:trPr>
+          <w:cantSplit/>
+        </w:trPr>
         <w:tc>
           <w:tcPr>
             <w:tcW w:w="2600" w:type="dxa"/>
@@ -568,7 +540,7 @@
               </w:numPr>
             </w:pPr>
             <w:r>
-              <w:t>El conductor ha iniciado sesión en el sistema con un token válido.</w:t>
+              <w:t xml:space="preserve">El conductor ha iniciado sesión en el sistema con un token válido.</w:t>
             </w:r>
           </w:p>
           <w:p>
@@ -580,26 +552,21 @@
               </w:numPr>
             </w:pPr>
             <w:r>
-              <w:t xml:space="preserve">La </w:t>
-            </w:r>
-            <w:proofErr w:type="gramStart"/>
-            <w:r>
-              <w:t>app</w:t>
-            </w:r>
-            <w:proofErr w:type="gramEnd"/>
-            <w:r>
-              <w:t xml:space="preserve"> tiene permisos de ubicación activos y el dispositivo tiene conexión a internet.</w:t>
-            </w:r>
-          </w:p>
-        </w:tc>
-      </w:tr>
-      <w:tr>
-        <w:tblPrEx>
-          <w:tblCellMar>
-            <w:top w:w="0" w:type="dxa"/>
-            <w:bottom w:w="0" w:type="dxa"/>
-          </w:tblCellMar>
-        </w:tblPrEx>
+              <w:t xml:space="preserve">La app tiene permisos de ubicación activos.</w:t>
+            </w:r>
+          </w:p>
+        </w:tc>
+      </w:tr>
+      <w:tr>
+        <w:tblPrEx>
+          <w:tblCellMar>
+            <w:top w:w="0" w:type="dxa"/>
+            <w:bottom w:w="0" w:type="dxa"/>
+          </w:tblCellMar>
+        </w:tblPrEx>
+        <w:trPr>
+          <w:cantSplit/>
+        </w:trPr>
         <w:tc>
           <w:tcPr>
             <w:tcW w:w="2600" w:type="dxa"/>
@@ -630,15 +597,7 @@
               </w:numPr>
             </w:pPr>
             <w:r>
-              <w:t xml:space="preserve">El evento (tipo, ubicación y hora) queda registrado y validado en el </w:t>
-            </w:r>
-            <w:proofErr w:type="spellStart"/>
-            <w:r>
-              <w:t>backend</w:t>
-            </w:r>
-            <w:proofErr w:type="spellEnd"/>
-            <w:r>
-              <w:t>.</w:t>
+              <w:t xml:space="preserve">El evento (tipo, ubicación y momento en que ocurrió) queda registrado y validado en el backend.</w:t>
             </w:r>
           </w:p>
           <w:p>
@@ -650,18 +609,21 @@
               </w:numPr>
             </w:pPr>
             <w:r>
-              <w:t>El evento es visible en el mapa de los demás usuarios en un plazo no mayor a 5-10 segundos.</w:t>
-            </w:r>
-          </w:p>
-        </w:tc>
-      </w:tr>
-      <w:tr>
-        <w:tblPrEx>
-          <w:tblCellMar>
-            <w:top w:w="0" w:type="dxa"/>
-            <w:bottom w:w="0" w:type="dxa"/>
-          </w:tblCellMar>
-        </w:tblPrEx>
+              <w:t xml:space="preserve">El evento es visible en el mapa de los demás usuarios en un plazo no mayor a 5-10 segundos.</w:t>
+            </w:r>
+          </w:p>
+        </w:tc>
+      </w:tr>
+      <w:tr>
+        <w:tblPrEx>
+          <w:tblCellMar>
+            <w:top w:w="0" w:type="dxa"/>
+            <w:bottom w:w="0" w:type="dxa"/>
+          </w:tblCellMar>
+        </w:tblPrEx>
+        <w:trPr>
+          <w:cantSplit/>
+        </w:trPr>
         <w:tc>
           <w:tcPr>
             <w:tcW w:w="2600" w:type="dxa"/>
@@ -685,34 +647,21 @@
           </w:tcPr>
           <w:p>
             <w:r>
-              <w:t xml:space="preserve">Si el reporte no puede persistirse, no queda registro parcial en el </w:t>
-            </w:r>
-            <w:proofErr w:type="spellStart"/>
-            <w:r>
-              <w:t>backend</w:t>
-            </w:r>
-            <w:proofErr w:type="spellEnd"/>
-            <w:r>
-              <w:t xml:space="preserve"> y se notifica el fallo al conductor sin bloquear el uso de la </w:t>
-            </w:r>
-            <w:proofErr w:type="gramStart"/>
-            <w:r>
-              <w:t>app</w:t>
-            </w:r>
-            <w:proofErr w:type="gramEnd"/>
-            <w:r>
-              <w:t>.</w:t>
-            </w:r>
-          </w:p>
-        </w:tc>
-      </w:tr>
-      <w:tr>
-        <w:tblPrEx>
-          <w:tblCellMar>
-            <w:top w:w="0" w:type="dxa"/>
-            <w:bottom w:w="0" w:type="dxa"/>
-          </w:tblCellMar>
-        </w:tblPrEx>
+              <w:t xml:space="preserve">Si el reporte no puede persistirse, no queda registro parcial en el backend y se notifica el fallo al conductor sin bloquear el uso de la app.</w:t>
+            </w:r>
+          </w:p>
+        </w:tc>
+      </w:tr>
+      <w:tr>
+        <w:tblPrEx>
+          <w:tblCellMar>
+            <w:top w:w="0" w:type="dxa"/>
+            <w:bottom w:w="0" w:type="dxa"/>
+          </w:tblCellMar>
+        </w:tblPrEx>
+        <w:trPr>
+          <w:cantSplit/>
+        </w:trPr>
         <w:tc>
           <w:tcPr>
             <w:tcW w:w="2600" w:type="dxa"/>
@@ -742,36 +691,22 @@
                 <w:numId w:val="2"/>
               </w:numPr>
             </w:pPr>
-            <w:proofErr w:type="spellStart"/>
-            <w:r>
-              <w:t>Backend</w:t>
-            </w:r>
-            <w:proofErr w:type="spellEnd"/>
-            <w:r>
-              <w:t xml:space="preserve"> Java: valida y persiste el reporte del evento.</w:t>
-            </w:r>
-          </w:p>
-          <w:p>
-            <w:pPr>
-              <w:pStyle w:val="Prrafodelista"/>
-              <w:numPr>
-                <w:ilvl w:val="0"/>
-                <w:numId w:val="2"/>
-              </w:numPr>
-            </w:pPr>
-            <w:r>
-              <w:t>Módulo de distribución en tiempo real: propaga el evento a otros usuarios conectados.</w:t>
-            </w:r>
-          </w:p>
-        </w:tc>
-      </w:tr>
-      <w:tr>
-        <w:tblPrEx>
-          <w:tblCellMar>
-            <w:top w:w="0" w:type="dxa"/>
-            <w:bottom w:w="0" w:type="dxa"/>
-          </w:tblCellMar>
-        </w:tblPrEx>
+            <w:r>
+              <w:t xml:space="preserve">Backend Java: valida y persiste el reporte del evento, y lo entrega a los demás conductores en su consulta periódica (CU-02).</w:t>
+            </w:r>
+          </w:p>
+        </w:tc>
+      </w:tr>
+      <w:tr>
+        <w:tblPrEx>
+          <w:tblCellMar>
+            <w:top w:w="0" w:type="dxa"/>
+            <w:bottom w:w="0" w:type="dxa"/>
+          </w:tblCellMar>
+        </w:tblPrEx>
+        <w:trPr>
+          <w:cantSplit/>
+        </w:trPr>
         <w:tc>
           <w:tcPr>
             <w:tcW w:w="2600" w:type="dxa"/>
@@ -795,15 +730,7 @@
           </w:tcPr>
           <w:p>
             <w:r>
-              <w:t xml:space="preserve">Permite al conductor reportar un evento vial (choque, control, congestión, etc.) para que sea validado, persistido en el </w:t>
-            </w:r>
-            <w:proofErr w:type="spellStart"/>
-            <w:r>
-              <w:t>backend</w:t>
-            </w:r>
-            <w:proofErr w:type="spellEnd"/>
-            <w:r>
-              <w:t xml:space="preserve"> y propagado en tiempo real a los demás usuarios conectados.</w:t>
+              <w:t xml:space="preserve">Permite al conductor reportar un evento vial (choque, control, congestión, etc.), indicando hace cuánto ocurrió, para que sea validado, persistido en el backend y visible en pocos segundos para los demás usuarios conectados.</w:t>
             </w:r>
           </w:p>
         </w:tc>
@@ -811,28 +738,12 @@
     </w:tbl>
     <w:p>
       <w:pPr>
+        <w:pStyle w:val="Ttulo1"/>
         <w:keepNext/>
-        <w:spacing w:before="120" w:after="60"/>
-        <w:rPr>
-          <w:sz w:val="32"/>
-          <w:szCs w:val="32"/>
-        </w:rPr>
-      </w:pPr>
-      <w:r>
-        <w:rPr>
-          <w:color w:val="2E74B5"/>
-          <w:sz w:val="32"/>
-          <w:szCs w:val="32"/>
-        </w:rPr>
-        <w:t>2.M</w:t>
-      </w:r>
-      <w:r>
-        <w:rPr>
-          <w:color w:val="2E74B5"/>
-          <w:sz w:val="32"/>
-          <w:szCs w:val="32"/>
-        </w:rPr>
-        <w:t>odelo de Contexto Visual</w:t>
+        <w:spacing w:before="300" w:after="150"/>
+      </w:pPr>
+      <w:r>
+        <w:t>2. Modelo de Contexto Visual</w:t>
       </w:r>
     </w:p>
     <w:p>
@@ -847,7 +758,7 @@
         </w:rPr>
         <w:drawing>
           <wp:inline distT="0" distB="0" distL="0" distR="0" wp14:anchorId="08327393" wp14:editId="689C9389">
-            <wp:extent cx="4998491" cy="2659380"/>
+            <wp:extent cx="5943600" cy="2519938"/>
             <wp:effectExtent l="0" t="0" r="0" b="7620"/>
             <wp:docPr id="501" name="CU-01_casos_de_uso.png"/>
             <wp:cNvGraphicFramePr>
@@ -869,7 +780,7 @@
                   <pic:spPr>
                     <a:xfrm>
                       <a:off x="0" y="0"/>
-                      <a:ext cx="5143342" cy="2736446"/>
+                      <a:ext cx="5943600" cy="2519938"/>
                     </a:xfrm>
                     <a:prstGeom prst="rect">
                       <a:avLst/>
@@ -894,32 +805,13 @@
           <w:sz w:val="18"/>
           <w:szCs w:val="18"/>
         </w:rPr>
-        <w:t>Diagrama de casos de uso de CU-01 (fuente: 03_des/</w:t>
-      </w:r>
-      <w:proofErr w:type="spellStart"/>
-      <w:r>
-        <w:rPr>
-          <w:i/>
-          <w:iCs/>
-          <w:sz w:val="18"/>
-          <w:szCs w:val="18"/>
-        </w:rPr>
-        <w:t>DiagCU</w:t>
-      </w:r>
-      <w:proofErr w:type="spellEnd"/>
-      <w:r>
-        <w:rPr>
-          <w:i/>
-          <w:iCs/>
-          <w:sz w:val="18"/>
-          <w:szCs w:val="18"/>
-        </w:rPr>
-        <w:t>/CU-01_ReportarEventoVial.puml)</w:t>
+        <w:t>Diagrama de casos de uso de CU-01 (fuente: 03_des/DiagCU/CU-01_ReportarEventoVial.puml)</w:t>
       </w:r>
     </w:p>
     <w:p>
       <w:pPr>
         <w:pStyle w:val="Ttulo1"/>
+        <w:keepNext/>
         <w:spacing w:before="300" w:after="150"/>
       </w:pPr>
       <w:r>
@@ -929,6 +821,7 @@
     </w:p>
     <w:p>
       <w:pPr>
+        <w:keepNext/>
         <w:spacing w:after="150"/>
       </w:pPr>
       <w:r>
@@ -963,6 +856,9 @@
             <w:bottom w:w="0" w:type="dxa"/>
           </w:tblCellMar>
         </w:tblPrEx>
+        <w:trPr>
+          <w:cantSplit/>
+        </w:trPr>
         <w:tc>
           <w:tcPr>
             <w:tcW w:w="3120" w:type="dxa"/>
@@ -970,28 +866,15 @@
             <w:vAlign w:val="center"/>
           </w:tcPr>
           <w:p>
-            <w:r>
-              <w:rPr>
-                <w:b/>
-                <w:bCs/>
-              </w:rPr>
-              <w:t>Parte Interesada (</w:t>
-            </w:r>
-            <w:proofErr w:type="spellStart"/>
-            <w:r>
-              <w:rPr>
-                <w:b/>
-                <w:bCs/>
-              </w:rPr>
-              <w:t>Stakeholder</w:t>
-            </w:r>
-            <w:proofErr w:type="spellEnd"/>
-            <w:r>
-              <w:rPr>
-                <w:b/>
-                <w:bCs/>
-              </w:rPr>
-              <w:t>)</w:t>
+            <w:pPr>
+              <w:keepNext/>
+            </w:pPr>
+            <w:r>
+              <w:rPr>
+                <w:b/>
+                <w:bCs/>
+              </w:rPr>
+              <w:t>Parte Interesada (Stakeholder)</w:t>
             </w:r>
           </w:p>
         </w:tc>
@@ -1002,6 +885,9 @@
             <w:vAlign w:val="center"/>
           </w:tcPr>
           <w:p>
+            <w:pPr>
+              <w:keepNext/>
+            </w:pPr>
             <w:r>
               <w:rPr>
                 <w:b/>
@@ -1019,27 +905,24 @@
             <w:bottom w:w="0" w:type="dxa"/>
           </w:tblCellMar>
         </w:tblPrEx>
+        <w:trPr>
+          <w:cantSplit/>
+        </w:trPr>
         <w:tc>
           <w:tcPr>
             <w:tcW w:w="3120" w:type="dxa"/>
           </w:tcPr>
           <w:p>
-            <w:r>
-              <w:rPr>
-                <w:b/>
-                <w:bCs/>
-              </w:rPr>
-              <w:t xml:space="preserve">Conductor </w:t>
-            </w:r>
-            <w:proofErr w:type="spellStart"/>
-            <w:r>
-              <w:rPr>
-                <w:b/>
-                <w:bCs/>
-              </w:rPr>
-              <w:t>reportante</w:t>
-            </w:r>
-            <w:proofErr w:type="spellEnd"/>
+            <w:pPr>
+              <w:keepNext/>
+            </w:pPr>
+            <w:r>
+              <w:rPr>
+                <w:b/>
+                <w:bCs/>
+              </w:rPr>
+              <w:t xml:space="preserve">Conductor reportante</w:t>
+            </w:r>
           </w:p>
         </w:tc>
         <w:tc>
@@ -1048,6 +931,9 @@
             <w:vAlign w:val="center"/>
           </w:tcPr>
           <w:p>
+            <w:pPr>
+              <w:keepNext/>
+            </w:pPr>
             <w:r>
               <w:t>Que su reporte sea aceptado rápidamente y ayude a otros conductores.</w:t>
             </w:r>
@@ -1061,6 +947,9 @@
             <w:bottom w:w="0" w:type="dxa"/>
           </w:tblCellMar>
         </w:tblPrEx>
+        <w:trPr>
+          <w:cantSplit/>
+        </w:trPr>
         <w:tc>
           <w:tcPr>
             <w:tcW w:w="3120" w:type="dxa"/>
@@ -1091,6 +980,7 @@
     <w:p>
       <w:pPr>
         <w:pStyle w:val="Ttulo1"/>
+        <w:keepNext/>
         <w:spacing w:before="300" w:after="150"/>
       </w:pPr>
       <w:r>
@@ -1099,6 +989,7 @@
     </w:p>
     <w:p>
       <w:pPr>
+        <w:keepNext/>
         <w:spacing w:after="150"/>
       </w:pPr>
       <w:r>
@@ -1134,6 +1025,9 @@
             <w:bottom w:w="0" w:type="dxa"/>
           </w:tblCellMar>
         </w:tblPrEx>
+        <w:trPr>
+          <w:cantSplit/>
+        </w:trPr>
         <w:tc>
           <w:tcPr>
             <w:tcW w:w="700" w:type="dxa"/>
@@ -1141,6 +1035,9 @@
             <w:vAlign w:val="center"/>
           </w:tcPr>
           <w:p>
+            <w:pPr>
+              <w:keepNext/>
+            </w:pPr>
             <w:r>
               <w:rPr>
                 <w:b/>
@@ -1157,6 +1054,9 @@
             <w:vAlign w:val="center"/>
           </w:tcPr>
           <w:p>
+            <w:pPr>
+              <w:keepNext/>
+            </w:pPr>
             <w:r>
               <w:rPr>
                 <w:b/>
@@ -1173,6 +1073,9 @@
             <w:vAlign w:val="center"/>
           </w:tcPr>
           <w:p>
+            <w:pPr>
+              <w:keepNext/>
+            </w:pPr>
             <w:r>
               <w:rPr>
                 <w:b/>
@@ -1190,6 +1093,9 @@
             <w:bottom w:w="0" w:type="dxa"/>
           </w:tblCellMar>
         </w:tblPrEx>
+        <w:trPr>
+          <w:cantSplit/>
+        </w:trPr>
         <w:tc>
           <w:tcPr>
             <w:tcW w:w="700" w:type="dxa"/>
@@ -1219,18 +1125,21 @@
           </w:tcPr>
           <w:p>
             <w:r>
-              <w:t>El sistema muestra la lista de tipos de evento disponibles.</w:t>
-            </w:r>
-          </w:p>
-        </w:tc>
-      </w:tr>
-      <w:tr>
-        <w:tblPrEx>
-          <w:tblCellMar>
-            <w:top w:w="0" w:type="dxa"/>
-            <w:bottom w:w="0" w:type="dxa"/>
-          </w:tblCellMar>
-        </w:tblPrEx>
+              <w:t xml:space="preserve">El sistema muestra el modal de reporte con los tipos de evento y el tiempo transcurrido, con "Hace 5 minutos" marcado por defecto.</w:t>
+            </w:r>
+          </w:p>
+        </w:tc>
+      </w:tr>
+      <w:tr>
+        <w:tblPrEx>
+          <w:tblCellMar>
+            <w:top w:w="0" w:type="dxa"/>
+            <w:bottom w:w="0" w:type="dxa"/>
+          </w:tblCellMar>
+        </w:tblPrEx>
+        <w:trPr>
+          <w:cantSplit/>
+        </w:trPr>
         <w:tc>
           <w:tcPr>
             <w:tcW w:w="700" w:type="dxa"/>
@@ -1249,7 +1158,7 @@
           </w:tcPr>
           <w:p>
             <w:r>
-              <w:t>El conductor selecciona el tipo de evento (choque, control, etc.).</w:t>
+              <w:t xml:space="preserve">El conductor selecciona el tipo de evento (choque, control, etc.) y, si hace falta, cambia el tiempo ("Ahora mismo", "Hace 10 minutos" u "Hace 1 hora").</w:t>
             </w:r>
           </w:p>
         </w:tc>
@@ -1272,6 +1181,9 @@
             <w:bottom w:w="0" w:type="dxa"/>
           </w:tblCellMar>
         </w:tblPrEx>
+        <w:trPr>
+          <w:cantSplit/>
+        </w:trPr>
         <w:tc>
           <w:tcPr>
             <w:tcW w:w="700" w:type="dxa"/>
@@ -1301,26 +1213,21 @@
           </w:tcPr>
           <w:p>
             <w:r>
-              <w:t xml:space="preserve">El sistema envía el reporte al </w:t>
-            </w:r>
-            <w:proofErr w:type="spellStart"/>
-            <w:r>
-              <w:t>backend</w:t>
-            </w:r>
-            <w:proofErr w:type="spellEnd"/>
-            <w:r>
-              <w:t xml:space="preserve"> para su validación.</w:t>
-            </w:r>
-          </w:p>
-        </w:tc>
-      </w:tr>
-      <w:tr>
-        <w:tblPrEx>
-          <w:tblCellMar>
-            <w:top w:w="0" w:type="dxa"/>
-            <w:bottom w:w="0" w:type="dxa"/>
-          </w:tblCellMar>
-        </w:tblPrEx>
+              <w:t xml:space="preserve">El sistema envía al backend el reporte con el tipo de evento, el momento en que ocurrió y la ubicación, para su validación.</w:t>
+            </w:r>
+          </w:p>
+        </w:tc>
+      </w:tr>
+      <w:tr>
+        <w:tblPrEx>
+          <w:tblCellMar>
+            <w:top w:w="0" w:type="dxa"/>
+            <w:bottom w:w="0" w:type="dxa"/>
+          </w:tblCellMar>
+        </w:tblPrEx>
+        <w:trPr>
+          <w:cantSplit/>
+        </w:trPr>
         <w:tc>
           <w:tcPr>
             <w:tcW w:w="700" w:type="dxa"/>
@@ -1350,26 +1257,21 @@
           </w:tcPr>
           <w:p>
             <w:r>
-              <w:t xml:space="preserve">El </w:t>
-            </w:r>
-            <w:proofErr w:type="spellStart"/>
-            <w:r>
-              <w:t>backend</w:t>
-            </w:r>
-            <w:proofErr w:type="spellEnd"/>
-            <w:r>
-              <w:t xml:space="preserve"> valida y persiste el evento, y confirma al conductor.</w:t>
-            </w:r>
-          </w:p>
-        </w:tc>
-      </w:tr>
-      <w:tr>
-        <w:tblPrEx>
-          <w:tblCellMar>
-            <w:top w:w="0" w:type="dxa"/>
-            <w:bottom w:w="0" w:type="dxa"/>
-          </w:tblCellMar>
-        </w:tblPrEx>
+              <w:t xml:space="preserve">El backend valida y persiste el evento, y confirma al conductor.</w:t>
+            </w:r>
+          </w:p>
+        </w:tc>
+      </w:tr>
+      <w:tr>
+        <w:tblPrEx>
+          <w:tblCellMar>
+            <w:top w:w="0" w:type="dxa"/>
+            <w:bottom w:w="0" w:type="dxa"/>
+          </w:tblCellMar>
+        </w:tblPrEx>
+        <w:trPr>
+          <w:cantSplit/>
+        </w:trPr>
         <w:tc>
           <w:tcPr>
             <w:tcW w:w="700" w:type="dxa"/>
@@ -1399,7 +1301,7 @@
           </w:tcPr>
           <w:p>
             <w:r>
-              <w:t>El módulo de distribución propaga el evento; los demás usuarios lo ven en su mapa en 5-10 segundos.</w:t>
+              <w:t xml:space="preserve">Los demás usuarios reciben el evento en su siguiente consulta periódica (CU-02) y lo ven en su mapa en 5-10 segundos.</w:t>
             </w:r>
           </w:p>
         </w:tc>
@@ -1428,7 +1330,7 @@
         </w:rPr>
         <w:drawing>
           <wp:inline distT="0" distB="0" distL="0" distR="0" wp14:anchorId="1944ADEA" wp14:editId="7AD0A5DF">
-            <wp:extent cx="3895577" cy="7493000"/>
+            <wp:extent cx="3897091" cy="7315200"/>
             <wp:effectExtent l="0" t="0" r="0" b="0"/>
             <wp:docPr id="502" name="CU-01_actividad.png"/>
             <wp:cNvGraphicFramePr>
@@ -1450,7 +1352,7 @@
                   <pic:spPr>
                     <a:xfrm>
                       <a:off x="0" y="0"/>
-                      <a:ext cx="3895577" cy="7493000"/>
+                      <a:ext cx="3897091" cy="7315200"/>
                     </a:xfrm>
                     <a:prstGeom prst="rect">
                       <a:avLst/>
@@ -1481,6 +1383,7 @@
     <w:p>
       <w:pPr>
         <w:pStyle w:val="Ttulo1"/>
+        <w:keepNext/>
         <w:spacing w:before="300" w:after="150"/>
       </w:pPr>
       <w:r>
@@ -1490,6 +1393,7 @@
     </w:p>
     <w:p>
       <w:pPr>
+        <w:keepNext/>
         <w:spacing w:after="150"/>
       </w:pPr>
       <w:r>
@@ -1525,6 +1429,9 @@
             <w:bottom w:w="0" w:type="dxa"/>
           </w:tblCellMar>
         </w:tblPrEx>
+        <w:trPr>
+          <w:cantSplit/>
+        </w:trPr>
         <w:tc>
           <w:tcPr>
             <w:tcW w:w="900" w:type="dxa"/>
@@ -1532,6 +1439,9 @@
             <w:vAlign w:val="center"/>
           </w:tcPr>
           <w:p>
+            <w:pPr>
+              <w:keepNext/>
+            </w:pPr>
             <w:r>
               <w:rPr>
                 <w:b/>
@@ -1548,6 +1458,9 @@
             <w:vAlign w:val="center"/>
           </w:tcPr>
           <w:p>
+            <w:pPr>
+              <w:keepNext/>
+            </w:pPr>
             <w:r>
               <w:rPr>
                 <w:b/>
@@ -1564,6 +1477,9 @@
             <w:vAlign w:val="center"/>
           </w:tcPr>
           <w:p>
+            <w:pPr>
+              <w:keepNext/>
+            </w:pPr>
             <w:r>
               <w:rPr>
                 <w:b/>
@@ -1581,6 +1497,9 @@
             <w:bottom w:w="0" w:type="dxa"/>
           </w:tblCellMar>
         </w:tblPrEx>
+        <w:trPr>
+          <w:cantSplit/>
+        </w:trPr>
         <w:tc>
           <w:tcPr>
             <w:tcW w:w="900" w:type="dxa"/>
@@ -1588,7 +1507,7 @@
           </w:tcPr>
           <w:p>
             <w:r>
-              <w:t>3a</w:t>
+              <w:t xml:space="preserve">3a</w:t>
             </w:r>
           </w:p>
         </w:tc>
@@ -1599,7 +1518,7 @@
           </w:tcPr>
           <w:p>
             <w:r>
-              <w:t>No hay conexión a internet al momento de enviar el reporte:</w:t>
+              <w:t xml:space="preserve">No hay conexión a internet al momento de enviar el reporte:</w:t>
             </w:r>
           </w:p>
         </w:tc>
@@ -1610,28 +1529,36 @@
           </w:tcPr>
           <w:p>
             <w:r>
-              <w:t>1. El sistema almacena el reporte localmente.</w:t>
-            </w:r>
-          </w:p>
-          <w:p>
-            <w:r>
-              <w:t>2. Reintenta el envío automáticamente al recuperar conexión.</w:t>
-            </w:r>
-          </w:p>
-          <w:p>
-            <w:r>
-              <w:t>3. Notifica al conductor el estado del envío.</w:t>
-            </w:r>
-          </w:p>
-        </w:tc>
-      </w:tr>
-      <w:tr>
-        <w:tblPrEx>
-          <w:tblCellMar>
-            <w:top w:w="0" w:type="dxa"/>
-            <w:bottom w:w="0" w:type="dxa"/>
-          </w:tblCellMar>
-        </w:tblPrEx>
+              <w:t xml:space="preserve">1. El sistema almacena el reporte localmente.</w:t>
+            </w:r>
+          </w:p>
+          <w:p>
+            <w:r>
+              <w:t xml:space="preserve">2. Reintenta el envío automáticamente al recuperar conexión.</w:t>
+            </w:r>
+          </w:p>
+          <w:p>
+            <w:r>
+              <w:t xml:space="preserve">3. Si al reintentar el reporte ya superó la vigencia de su tipo de evento (CU-02, sección 8), lo descarta y avisa al conductor.</w:t>
+            </w:r>
+          </w:p>
+          <w:p>
+            <w:r>
+              <w:t xml:space="preserve">4. En los demás casos, notifica al conductor el estado del envío.</w:t>
+            </w:r>
+          </w:p>
+        </w:tc>
+      </w:tr>
+      <w:tr>
+        <w:tblPrEx>
+          <w:tblCellMar>
+            <w:top w:w="0" w:type="dxa"/>
+            <w:bottom w:w="0" w:type="dxa"/>
+          </w:tblCellMar>
+        </w:tblPrEx>
+        <w:trPr>
+          <w:cantSplit/>
+        </w:trPr>
         <w:tc>
           <w:tcPr>
             <w:tcW w:w="900" w:type="dxa"/>
@@ -1661,15 +1588,7 @@
           </w:tcPr>
           <w:p>
             <w:r>
-              <w:t xml:space="preserve">1. El sistema solicita </w:t>
-            </w:r>
-            <w:proofErr w:type="spellStart"/>
-            <w:r>
-              <w:t>reautenticación</w:t>
-            </w:r>
-            <w:proofErr w:type="spellEnd"/>
-            <w:r>
-              <w:t xml:space="preserve"> (CU-08).</w:t>
+              <w:t xml:space="preserve">1. El sistema solicita reautenticación (CU-08).</w:t>
             </w:r>
           </w:p>
           <w:p>
@@ -1688,6 +1607,7 @@
     <w:p>
       <w:pPr>
         <w:pStyle w:val="Ttulo1"/>
+        <w:keepNext/>
         <w:spacing w:before="300" w:after="150"/>
       </w:pPr>
       <w:r>
@@ -1707,7 +1627,7 @@
         <w:spacing w:after="80"/>
       </w:pPr>
       <w:r>
-        <w:t>Usabilidad: El flujo de reporte debe completarse en un máximo de 2 toques desde el mapa principal.</w:t>
+        <w:t xml:space="preserve">Usabilidad: El flujo de reporte debe completarse en un máximo de 3 toques desde el mapa principal (abrir el modal, elegir el tipo y confirmar; el tiempo viene preseleccionado).</w:t>
       </w:r>
     </w:p>
     <w:p>
@@ -1721,6 +1641,7 @@
     <w:p>
       <w:pPr>
         <w:pStyle w:val="Ttulo1"/>
+        <w:keepNext/>
         <w:spacing w:before="300" w:after="150"/>
       </w:pPr>
       <w:r>
@@ -1732,15 +1653,7 @@
         <w:spacing w:after="80"/>
       </w:pPr>
       <w:r>
-        <w:t xml:space="preserve">Paso 2: la ubicación puede obtenerse por GPS del dispositivo o, si </w:t>
-      </w:r>
-      <w:proofErr w:type="gramStart"/>
-      <w:r>
-        <w:t>este falla</w:t>
-      </w:r>
-      <w:proofErr w:type="gramEnd"/>
-      <w:r>
-        <w:t>, mediante ajuste manual sobre el mapa.</w:t>
+        <w:t xml:space="preserve">Paso 2: la ubicación puede obtenerse por GPS del dispositivo o, si este falla, mediante ajuste manual sobre el mapa.</w:t>
       </w:r>
     </w:p>
     <w:p>
@@ -1748,32 +1661,12 @@
         <w:spacing w:after="80"/>
       </w:pPr>
       <w:r>
-        <w:t xml:space="preserve">Paso 5: la propagación puede realizarse por actualización </w:t>
-      </w:r>
-      <w:proofErr w:type="spellStart"/>
-      <w:r>
-        <w:t>push</w:t>
-      </w:r>
-      <w:proofErr w:type="spellEnd"/>
-      <w:r>
-        <w:t xml:space="preserve"> del mapa o por sondeo (</w:t>
-      </w:r>
-      <w:proofErr w:type="spellStart"/>
-      <w:r>
-        <w:t>polling</w:t>
-      </w:r>
-      <w:proofErr w:type="spellEnd"/>
-      <w:r>
-        <w:t>) periódico según la infraestructura disponible.</w:t>
-      </w:r>
-    </w:p>
-    <w:p>
-      <w:r>
-        <w:br w:type="page"/>
-      </w:r>
-    </w:p>
-    <w:p>
-      <w:pPr>
+        <w:t xml:space="preserve">Paso 5: la propagación se realiza por consulta periódica (polling) HTTP cada 5 segundos desde la app de cada conductor; no se usa WebSocket ni notificaciones push.</w:t>
+      </w:r>
+    </w:p>
+    <w:p>
+      <w:pPr>
+        <w:pageBreakBefore/>
         <w:jc w:val="center"/>
       </w:pPr>
       <w:r>
@@ -1797,39 +1690,7 @@
           <w:i/>
           <w:iCs/>
         </w:rPr>
-        <w:t>Formato Estructurado '</w:t>
-      </w:r>
-      <w:proofErr w:type="spellStart"/>
-      <w:r>
-        <w:rPr>
-          <w:i/>
-          <w:iCs/>
-        </w:rPr>
-        <w:t>Fully</w:t>
-      </w:r>
-      <w:proofErr w:type="spellEnd"/>
-      <w:r>
-        <w:rPr>
-          <w:i/>
-          <w:iCs/>
-        </w:rPr>
-        <w:t xml:space="preserve"> </w:t>
-      </w:r>
-      <w:proofErr w:type="spellStart"/>
-      <w:r>
-        <w:rPr>
-          <w:i/>
-          <w:iCs/>
-        </w:rPr>
-        <w:t>Dressed</w:t>
-      </w:r>
-      <w:proofErr w:type="spellEnd"/>
-      <w:r>
-        <w:rPr>
-          <w:i/>
-          <w:iCs/>
-        </w:rPr>
-        <w:t>' - Alistair Cockburn</w:t>
+        <w:t xml:space="preserve">Formato Estructurado 'Fully Dressed' - Alistair Cockburn</w:t>
       </w:r>
     </w:p>
     <w:tbl>
@@ -1860,6 +1721,9 @@
             <w:bottom w:w="0" w:type="dxa"/>
           </w:tblCellMar>
         </w:tblPrEx>
+        <w:trPr>
+          <w:cantSplit/>
+        </w:trPr>
         <w:tc>
           <w:tcPr>
             <w:tcW w:w="2600" w:type="dxa"/>
@@ -1895,6 +1759,9 @@
             <w:bottom w:w="0" w:type="dxa"/>
           </w:tblCellMar>
         </w:tblPrEx>
+        <w:trPr>
+          <w:cantSplit/>
+        </w:trPr>
         <w:tc>
           <w:tcPr>
             <w:tcW w:w="2600" w:type="dxa"/>
@@ -1930,6 +1797,9 @@
             <w:bottom w:w="0" w:type="dxa"/>
           </w:tblCellMar>
         </w:tblPrEx>
+        <w:trPr>
+          <w:cantSplit/>
+        </w:trPr>
         <w:tc>
           <w:tcPr>
             <w:tcW w:w="2600" w:type="dxa"/>
@@ -1952,21 +1822,22 @@
             <w:vAlign w:val="center"/>
           </w:tcPr>
           <w:p>
-            <w:proofErr w:type="spellStart"/>
             <w:r>
               <w:t>ChuroViaje</w:t>
             </w:r>
-            <w:proofErr w:type="spellEnd"/>
-          </w:p>
-        </w:tc>
-      </w:tr>
-      <w:tr>
-        <w:tblPrEx>
-          <w:tblCellMar>
-            <w:top w:w="0" w:type="dxa"/>
-            <w:bottom w:w="0" w:type="dxa"/>
-          </w:tblCellMar>
-        </w:tblPrEx>
+          </w:p>
+        </w:tc>
+      </w:tr>
+      <w:tr>
+        <w:tblPrEx>
+          <w:tblCellMar>
+            <w:top w:w="0" w:type="dxa"/>
+            <w:bottom w:w="0" w:type="dxa"/>
+          </w:tblCellMar>
+        </w:tblPrEx>
+        <w:trPr>
+          <w:cantSplit/>
+        </w:trPr>
         <w:tc>
           <w:tcPr>
             <w:tcW w:w="2600" w:type="dxa"/>
@@ -1990,18 +1861,21 @@
           </w:tcPr>
           <w:p>
             <w:r>
-              <w:t>11/09/2026</w:t>
-            </w:r>
-          </w:p>
-        </w:tc>
-      </w:tr>
-      <w:tr>
-        <w:tblPrEx>
-          <w:tblCellMar>
-            <w:top w:w="0" w:type="dxa"/>
-            <w:bottom w:w="0" w:type="dxa"/>
-          </w:tblCellMar>
-        </w:tblPrEx>
+              <w:t xml:space="preserve">06/10/2026</w:t>
+            </w:r>
+          </w:p>
+        </w:tc>
+      </w:tr>
+      <w:tr>
+        <w:tblPrEx>
+          <w:tblCellMar>
+            <w:top w:w="0" w:type="dxa"/>
+            <w:bottom w:w="0" w:type="dxa"/>
+          </w:tblCellMar>
+        </w:tblPrEx>
+        <w:trPr>
+          <w:cantSplit/>
+        </w:trPr>
         <w:tc>
           <w:tcPr>
             <w:tcW w:w="2600" w:type="dxa"/>
@@ -2024,24 +1898,22 @@
             <w:vAlign w:val="center"/>
           </w:tcPr>
           <w:p>
-            <w:proofErr w:type="spellStart"/>
-            <w:r>
-              <w:t>Benjamin</w:t>
-            </w:r>
-            <w:proofErr w:type="spellEnd"/>
-            <w:r>
-              <w:t xml:space="preserve"> Sirpa</w:t>
-            </w:r>
-          </w:p>
-        </w:tc>
-      </w:tr>
-      <w:tr>
-        <w:tblPrEx>
-          <w:tblCellMar>
-            <w:top w:w="0" w:type="dxa"/>
-            <w:bottom w:w="0" w:type="dxa"/>
-          </w:tblCellMar>
-        </w:tblPrEx>
+            <w:r>
+              <w:t xml:space="preserve">Benjamin Sirpa</w:t>
+            </w:r>
+          </w:p>
+        </w:tc>
+      </w:tr>
+      <w:tr>
+        <w:tblPrEx>
+          <w:tblCellMar>
+            <w:top w:w="0" w:type="dxa"/>
+            <w:bottom w:w="0" w:type="dxa"/>
+          </w:tblCellMar>
+        </w:tblPrEx>
+        <w:trPr>
+          <w:cantSplit/>
+        </w:trPr>
         <w:tc>
           <w:tcPr>
             <w:tcW w:w="2600" w:type="dxa"/>
@@ -2065,7 +1937,7 @@
           </w:tcPr>
           <w:p>
             <w:r>
-              <w:t>Borrador</w:t>
+              <w:t xml:space="preserve">Aprobado</w:t>
             </w:r>
           </w:p>
         </w:tc>
@@ -2074,6 +1946,7 @@
     <w:p>
       <w:pPr>
         <w:pStyle w:val="Ttulo1"/>
+        <w:keepNext/>
         <w:spacing w:before="300" w:after="150"/>
       </w:pPr>
       <w:r>
@@ -2108,6 +1981,9 @@
             <w:bottom w:w="0" w:type="dxa"/>
           </w:tblCellMar>
         </w:tblPrEx>
+        <w:trPr>
+          <w:cantSplit/>
+        </w:trPr>
         <w:tc>
           <w:tcPr>
             <w:tcW w:w="2600" w:type="dxa"/>
@@ -2143,6 +2019,9 @@
             <w:bottom w:w="0" w:type="dxa"/>
           </w:tblCellMar>
         </w:tblPrEx>
+        <w:trPr>
+          <w:cantSplit/>
+        </w:trPr>
         <w:tc>
           <w:tcPr>
             <w:tcW w:w="2600" w:type="dxa"/>
@@ -2166,26 +2045,21 @@
           </w:tcPr>
           <w:p>
             <w:r>
-              <w:t xml:space="preserve">Conductor (usuario de la </w:t>
-            </w:r>
-            <w:proofErr w:type="gramStart"/>
-            <w:r>
-              <w:t>app</w:t>
-            </w:r>
-            <w:proofErr w:type="gramEnd"/>
-            <w:r>
-              <w:t>)</w:t>
-            </w:r>
-          </w:p>
-        </w:tc>
-      </w:tr>
-      <w:tr>
-        <w:tblPrEx>
-          <w:tblCellMar>
-            <w:top w:w="0" w:type="dxa"/>
-            <w:bottom w:w="0" w:type="dxa"/>
-          </w:tblCellMar>
-        </w:tblPrEx>
+              <w:t xml:space="preserve">Conductor (usuario de la app)</w:t>
+            </w:r>
+          </w:p>
+        </w:tc>
+      </w:tr>
+      <w:tr>
+        <w:tblPrEx>
+          <w:tblCellMar>
+            <w:top w:w="0" w:type="dxa"/>
+            <w:bottom w:w="0" w:type="dxa"/>
+          </w:tblCellMar>
+        </w:tblPrEx>
+        <w:trPr>
+          <w:cantSplit/>
+        </w:trPr>
         <w:tc>
           <w:tcPr>
             <w:tcW w:w="2600" w:type="dxa"/>
@@ -2208,32 +2082,22 @@
             <w:vAlign w:val="center"/>
           </w:tcPr>
           <w:p>
-            <w:proofErr w:type="spellStart"/>
-            <w:r>
-              <w:t>User</w:t>
-            </w:r>
-            <w:proofErr w:type="spellEnd"/>
-            <w:r>
-              <w:t xml:space="preserve"> </w:t>
-            </w:r>
-            <w:proofErr w:type="spellStart"/>
-            <w:r>
-              <w:t>Goal</w:t>
-            </w:r>
-            <w:proofErr w:type="spellEnd"/>
-            <w:r>
-              <w:t xml:space="preserve"> (Objetivo de usuario)</w:t>
-            </w:r>
-          </w:p>
-        </w:tc>
-      </w:tr>
-      <w:tr>
-        <w:tblPrEx>
-          <w:tblCellMar>
-            <w:top w:w="0" w:type="dxa"/>
-            <w:bottom w:w="0" w:type="dxa"/>
-          </w:tblCellMar>
-        </w:tblPrEx>
+            <w:r>
+              <w:t xml:space="preserve">User Goal (Objetivo de usuario)</w:t>
+            </w:r>
+          </w:p>
+        </w:tc>
+      </w:tr>
+      <w:tr>
+        <w:tblPrEx>
+          <w:tblCellMar>
+            <w:top w:w="0" w:type="dxa"/>
+            <w:bottom w:w="0" w:type="dxa"/>
+          </w:tblCellMar>
+        </w:tblPrEx>
+        <w:trPr>
+          <w:cantSplit/>
+        </w:trPr>
         <w:tc>
           <w:tcPr>
             <w:tcW w:w="2600" w:type="dxa"/>
@@ -2257,23 +2121,21 @@
           </w:tcPr>
           <w:p>
             <w:r>
-              <w:t xml:space="preserve">SUD: Aplicación Móvil </w:t>
-            </w:r>
-            <w:proofErr w:type="spellStart"/>
-            <w:r>
-              <w:t>ChuroViaje</w:t>
-            </w:r>
-            <w:proofErr w:type="spellEnd"/>
-          </w:p>
-        </w:tc>
-      </w:tr>
-      <w:tr>
-        <w:tblPrEx>
-          <w:tblCellMar>
-            <w:top w:w="0" w:type="dxa"/>
-            <w:bottom w:w="0" w:type="dxa"/>
-          </w:tblCellMar>
-        </w:tblPrEx>
+              <w:t xml:space="preserve">SUD: Aplicación Móvil ChuroViaje</w:t>
+            </w:r>
+          </w:p>
+        </w:tc>
+      </w:tr>
+      <w:tr>
+        <w:tblPrEx>
+          <w:tblCellMar>
+            <w:top w:w="0" w:type="dxa"/>
+            <w:bottom w:w="0" w:type="dxa"/>
+          </w:tblCellMar>
+        </w:tblPrEx>
+        <w:trPr>
+          <w:cantSplit/>
+        </w:trPr>
         <w:tc>
           <w:tcPr>
             <w:tcW w:w="2600" w:type="dxa"/>
@@ -2297,26 +2159,21 @@
           </w:tcPr>
           <w:p>
             <w:r>
-              <w:t xml:space="preserve">El conductor abre la </w:t>
-            </w:r>
-            <w:proofErr w:type="gramStart"/>
-            <w:r>
-              <w:t>app</w:t>
-            </w:r>
-            <w:proofErr w:type="gramEnd"/>
-            <w:r>
-              <w:t xml:space="preserve"> y el mapa principal se carga.</w:t>
-            </w:r>
-          </w:p>
-        </w:tc>
-      </w:tr>
-      <w:tr>
-        <w:tblPrEx>
-          <w:tblCellMar>
-            <w:top w:w="0" w:type="dxa"/>
-            <w:bottom w:w="0" w:type="dxa"/>
-          </w:tblCellMar>
-        </w:tblPrEx>
+              <w:t xml:space="preserve">El conductor abre la app y el mapa principal se carga.</w:t>
+            </w:r>
+          </w:p>
+        </w:tc>
+      </w:tr>
+      <w:tr>
+        <w:tblPrEx>
+          <w:tblCellMar>
+            <w:top w:w="0" w:type="dxa"/>
+            <w:bottom w:w="0" w:type="dxa"/>
+          </w:tblCellMar>
+        </w:tblPrEx>
+        <w:trPr>
+          <w:cantSplit/>
+        </w:trPr>
         <w:tc>
           <w:tcPr>
             <w:tcW w:w="2600" w:type="dxa"/>
@@ -2347,7 +2204,7 @@
               </w:numPr>
             </w:pPr>
             <w:r>
-              <w:t>El conductor tiene la aplicación abierta con el mapa cargado.</w:t>
+              <w:t xml:space="preserve">El conductor ha iniciado sesión (CU-08).</w:t>
             </w:r>
           </w:p>
           <w:p>
@@ -2359,39 +2216,9 @@
               </w:numPr>
             </w:pPr>
             <w:r>
-              <w:t>Existe conexión a internet activa.</w:t>
-            </w:r>
-          </w:p>
-        </w:tc>
-      </w:tr>
-      <w:tr>
-        <w:tblPrEx>
-          <w:tblCellMar>
-            <w:top w:w="0" w:type="dxa"/>
-            <w:bottom w:w="0" w:type="dxa"/>
-          </w:tblCellMar>
-        </w:tblPrEx>
-        <w:tc>
-          <w:tcPr>
-            <w:tcW w:w="2600" w:type="dxa"/>
-            <w:shd w:val="clear" w:color="auto" w:fill="D9D9D9"/>
-            <w:vAlign w:val="center"/>
-          </w:tcPr>
-          <w:p>
-            <w:r>
-              <w:rPr>
-                <w:b/>
-                <w:bCs/>
-              </w:rPr>
-              <w:t>Postcondiciones (Éxito):</w:t>
-            </w:r>
-          </w:p>
-        </w:tc>
-        <w:tc>
-          <w:tcPr>
-            <w:tcW w:w="6760" w:type="dxa"/>
-            <w:vAlign w:val="center"/>
-          </w:tcPr>
+              <w:t xml:space="preserve">El conductor tiene la aplicación abierta con el mapa cargado.</w:t>
+            </w:r>
+          </w:p>
           <w:p>
             <w:pPr>
               <w:pStyle w:val="Prrafodelista"/>
@@ -2401,18 +2228,21 @@
               </w:numPr>
             </w:pPr>
             <w:r>
-              <w:t>El mapa muestra los eventos viales vigentes, categorizados por color según su tipo (p. ej. rojo para choques, azul para controles).</w:t>
-            </w:r>
-          </w:p>
-        </w:tc>
-      </w:tr>
-      <w:tr>
-        <w:tblPrEx>
-          <w:tblCellMar>
-            <w:top w:w="0" w:type="dxa"/>
-            <w:bottom w:w="0" w:type="dxa"/>
-          </w:tblCellMar>
-        </w:tblPrEx>
+              <w:t xml:space="preserve">Existe conexión a internet activa.</w:t>
+            </w:r>
+          </w:p>
+        </w:tc>
+      </w:tr>
+      <w:tr>
+        <w:tblPrEx>
+          <w:tblCellMar>
+            <w:top w:w="0" w:type="dxa"/>
+            <w:bottom w:w="0" w:type="dxa"/>
+          </w:tblCellMar>
+        </w:tblPrEx>
+        <w:trPr>
+          <w:cantSplit/>
+        </w:trPr>
         <w:tc>
           <w:tcPr>
             <w:tcW w:w="2600" w:type="dxa"/>
@@ -2425,42 +2255,7 @@
                 <w:b/>
                 <w:bCs/>
               </w:rPr>
-              <w:t>Garantía Mínima (Fallo):</w:t>
-            </w:r>
-          </w:p>
-        </w:tc>
-        <w:tc>
-          <w:tcPr>
-            <w:tcW w:w="6760" w:type="dxa"/>
-            <w:vAlign w:val="center"/>
-          </w:tcPr>
-          <w:p>
-            <w:r>
-              <w:t>Si no hay conexión, el sistema muestra el último estado cacheado del mapa indicando que la información puede estar desactualizada.</w:t>
-            </w:r>
-          </w:p>
-        </w:tc>
-      </w:tr>
-      <w:tr>
-        <w:tblPrEx>
-          <w:tblCellMar>
-            <w:top w:w="0" w:type="dxa"/>
-            <w:bottom w:w="0" w:type="dxa"/>
-          </w:tblCellMar>
-        </w:tblPrEx>
-        <w:tc>
-          <w:tcPr>
-            <w:tcW w:w="2600" w:type="dxa"/>
-            <w:shd w:val="clear" w:color="auto" w:fill="D9D9D9"/>
-            <w:vAlign w:val="center"/>
-          </w:tcPr>
-          <w:p>
-            <w:r>
-              <w:rPr>
-                <w:b/>
-                <w:bCs/>
-              </w:rPr>
-              <w:t>Actores Secundarios:</w:t>
+              <w:t>Postcondiciones (Éxito):</w:t>
             </w:r>
           </w:p>
         </w:tc>
@@ -2477,24 +2272,22 @@
                 <w:numId w:val="2"/>
               </w:numPr>
             </w:pPr>
-            <w:proofErr w:type="spellStart"/>
-            <w:r>
-              <w:t>Backend</w:t>
-            </w:r>
-            <w:proofErr w:type="spellEnd"/>
-            <w:r>
-              <w:t xml:space="preserve"> Java: entrega el listado de eventos activos vigentes.</w:t>
-            </w:r>
-          </w:p>
-        </w:tc>
-      </w:tr>
-      <w:tr>
-        <w:tblPrEx>
-          <w:tblCellMar>
-            <w:top w:w="0" w:type="dxa"/>
-            <w:bottom w:w="0" w:type="dxa"/>
-          </w:tblCellMar>
-        </w:tblPrEx>
+            <w:r>
+              <w:t>El mapa muestra los eventos viales vigentes, categorizados por color según su tipo (p. ej. rojo para choques, azul para controles).</w:t>
+            </w:r>
+          </w:p>
+        </w:tc>
+      </w:tr>
+      <w:tr>
+        <w:tblPrEx>
+          <w:tblCellMar>
+            <w:top w:w="0" w:type="dxa"/>
+            <w:bottom w:w="0" w:type="dxa"/>
+          </w:tblCellMar>
+        </w:tblPrEx>
+        <w:trPr>
+          <w:cantSplit/>
+        </w:trPr>
         <w:tc>
           <w:tcPr>
             <w:tcW w:w="2600" w:type="dxa"/>
@@ -2507,6 +2300,89 @@
                 <w:b/>
                 <w:bCs/>
               </w:rPr>
+              <w:t>Garantía Mínima (Fallo):</w:t>
+            </w:r>
+          </w:p>
+        </w:tc>
+        <w:tc>
+          <w:tcPr>
+            <w:tcW w:w="6760" w:type="dxa"/>
+            <w:vAlign w:val="center"/>
+          </w:tcPr>
+          <w:p>
+            <w:r>
+              <w:t>Si no hay conexión, el sistema muestra el último estado cacheado del mapa indicando que la información puede estar desactualizada.</w:t>
+            </w:r>
+          </w:p>
+        </w:tc>
+      </w:tr>
+      <w:tr>
+        <w:tblPrEx>
+          <w:tblCellMar>
+            <w:top w:w="0" w:type="dxa"/>
+            <w:bottom w:w="0" w:type="dxa"/>
+          </w:tblCellMar>
+        </w:tblPrEx>
+        <w:trPr>
+          <w:cantSplit/>
+        </w:trPr>
+        <w:tc>
+          <w:tcPr>
+            <w:tcW w:w="2600" w:type="dxa"/>
+            <w:shd w:val="clear" w:color="auto" w:fill="D9D9D9"/>
+            <w:vAlign w:val="center"/>
+          </w:tcPr>
+          <w:p>
+            <w:r>
+              <w:rPr>
+                <w:b/>
+                <w:bCs/>
+              </w:rPr>
+              <w:t>Actores Secundarios:</w:t>
+            </w:r>
+          </w:p>
+        </w:tc>
+        <w:tc>
+          <w:tcPr>
+            <w:tcW w:w="6760" w:type="dxa"/>
+            <w:vAlign w:val="center"/>
+          </w:tcPr>
+          <w:p>
+            <w:pPr>
+              <w:pStyle w:val="Prrafodelista"/>
+              <w:numPr>
+                <w:ilvl w:val="0"/>
+                <w:numId w:val="2"/>
+              </w:numPr>
+            </w:pPr>
+            <w:r>
+              <w:t xml:space="preserve">Backend Java: entrega el listado de eventos activos vigentes y registra los votos de los conductores.</w:t>
+            </w:r>
+          </w:p>
+        </w:tc>
+      </w:tr>
+      <w:tr>
+        <w:tblPrEx>
+          <w:tblCellMar>
+            <w:top w:w="0" w:type="dxa"/>
+            <w:bottom w:w="0" w:type="dxa"/>
+          </w:tblCellMar>
+        </w:tblPrEx>
+        <w:trPr>
+          <w:cantSplit/>
+        </w:trPr>
+        <w:tc>
+          <w:tcPr>
+            <w:tcW w:w="2600" w:type="dxa"/>
+            <w:shd w:val="clear" w:color="auto" w:fill="D9D9D9"/>
+            <w:vAlign w:val="center"/>
+          </w:tcPr>
+          <w:p>
+            <w:r>
+              <w:rPr>
+                <w:b/>
+                <w:bCs/>
+              </w:rPr>
               <w:t>Descripción Breve (Qué/Para qué):</w:t>
             </w:r>
           </w:p>
@@ -2518,7 +2394,7 @@
           </w:tcPr>
           <w:p>
             <w:r>
-              <w:t>Muestra en el mapa los eventos viales activos reportados por otros conductores, categorizados visualmente por tipo y actualizados de forma periódica.</w:t>
+              <w:t xml:space="preserve">Muestra en el mapa los eventos viales activos reportados por otros conductores, categorizados visualmente por tipo y actualizados cada 5 segundos, y permite votar si un evento es real o falso.</w:t>
             </w:r>
           </w:p>
         </w:tc>
@@ -2546,7 +2422,7 @@
         </w:rPr>
         <w:drawing>
           <wp:inline distT="0" distB="0" distL="0" distR="0" wp14:anchorId="3178613C" wp14:editId="72371322">
-            <wp:extent cx="5943600" cy="2679491"/>
+            <wp:extent cx="3737610" cy="1693926"/>
             <wp:effectExtent l="0" t="0" r="0" b="0"/>
             <wp:docPr id="503" name="CU-02_casos_de_uso.png"/>
             <wp:cNvGraphicFramePr>
@@ -2568,7 +2444,7 @@
                   <pic:spPr>
                     <a:xfrm>
                       <a:off x="0" y="0"/>
-                      <a:ext cx="5943600" cy="2679491"/>
+                      <a:ext cx="3737610" cy="1693926"/>
                     </a:xfrm>
                     <a:prstGeom prst="rect">
                       <a:avLst/>
@@ -2593,44 +2469,14 @@
           <w:sz w:val="18"/>
           <w:szCs w:val="18"/>
         </w:rPr>
-        <w:t>Diagrama de casos de uso de CU-02 (fuente: 03_des/</w:t>
-      </w:r>
-      <w:proofErr w:type="spellStart"/>
-      <w:r>
-        <w:rPr>
-          <w:i/>
-          <w:iCs/>
-          <w:sz w:val="18"/>
-          <w:szCs w:val="18"/>
-        </w:rPr>
-        <w:t>DiagCU</w:t>
-      </w:r>
-      <w:proofErr w:type="spellEnd"/>
-      <w:r>
-        <w:rPr>
-          <w:i/>
-          <w:iCs/>
-          <w:sz w:val="18"/>
-          <w:szCs w:val="18"/>
-        </w:rPr>
-        <w:t>/CU-02_VisualizarEventosViales.puml)</w:t>
-      </w:r>
-    </w:p>
-    <w:p>
-      <w:pPr>
-        <w:rPr>
-          <w:color w:val="2E74B5"/>
-          <w:sz w:val="32"/>
-          <w:szCs w:val="32"/>
-        </w:rPr>
-      </w:pPr>
-      <w:r>
-        <w:br w:type="page"/>
+        <w:t>Diagrama de casos de uso de CU-02 (fuente: 03_des/DiagCU/CU-02_VisualizarEventosViales.puml)</w:t>
       </w:r>
     </w:p>
     <w:p>
       <w:pPr>
         <w:pStyle w:val="Ttulo1"/>
+        <w:keepNext/>
+        <w:pageBreakBefore/>
         <w:spacing w:before="300" w:after="150"/>
       </w:pPr>
       <w:r>
@@ -2640,6 +2486,7 @@
     </w:p>
     <w:p>
       <w:pPr>
+        <w:keepNext/>
         <w:spacing w:after="150"/>
       </w:pPr>
       <w:r>
@@ -2674,6 +2521,9 @@
             <w:bottom w:w="0" w:type="dxa"/>
           </w:tblCellMar>
         </w:tblPrEx>
+        <w:trPr>
+          <w:cantSplit/>
+        </w:trPr>
         <w:tc>
           <w:tcPr>
             <w:tcW w:w="3120" w:type="dxa"/>
@@ -2681,28 +2531,15 @@
             <w:vAlign w:val="center"/>
           </w:tcPr>
           <w:p>
-            <w:r>
-              <w:rPr>
-                <w:b/>
-                <w:bCs/>
-              </w:rPr>
-              <w:t>Parte Interesada (</w:t>
-            </w:r>
-            <w:proofErr w:type="spellStart"/>
-            <w:r>
-              <w:rPr>
-                <w:b/>
-                <w:bCs/>
-              </w:rPr>
-              <w:t>Stakeholder</w:t>
-            </w:r>
-            <w:proofErr w:type="spellEnd"/>
-            <w:r>
-              <w:rPr>
-                <w:b/>
-                <w:bCs/>
-              </w:rPr>
-              <w:t>)</w:t>
+            <w:pPr>
+              <w:keepNext/>
+            </w:pPr>
+            <w:r>
+              <w:rPr>
+                <w:b/>
+                <w:bCs/>
+              </w:rPr>
+              <w:t>Parte Interesada (Stakeholder)</w:t>
             </w:r>
           </w:p>
         </w:tc>
@@ -2713,6 +2550,9 @@
             <w:vAlign w:val="center"/>
           </w:tcPr>
           <w:p>
+            <w:pPr>
+              <w:keepNext/>
+            </w:pPr>
             <w:r>
               <w:rPr>
                 <w:b/>
@@ -2730,11 +2570,17 @@
             <w:bottom w:w="0" w:type="dxa"/>
           </w:tblCellMar>
         </w:tblPrEx>
+        <w:trPr>
+          <w:cantSplit/>
+        </w:trPr>
         <w:tc>
           <w:tcPr>
             <w:tcW w:w="3120" w:type="dxa"/>
           </w:tcPr>
           <w:p>
+            <w:pPr>
+              <w:keepNext/>
+            </w:pPr>
             <w:r>
               <w:rPr>
                 <w:b/>
@@ -2750,6 +2596,9 @@
             <w:vAlign w:val="center"/>
           </w:tcPr>
           <w:p>
+            <w:pPr>
+              <w:keepNext/>
+            </w:pPr>
             <w:r>
               <w:t>Contar con visibilidad clara y actualizada de los eventos en su ruta.</w:t>
             </w:r>
@@ -2763,6 +2612,9 @@
             <w:bottom w:w="0" w:type="dxa"/>
           </w:tblCellMar>
         </w:tblPrEx>
+        <w:trPr>
+          <w:cantSplit/>
+        </w:trPr>
         <w:tc>
           <w:tcPr>
             <w:tcW w:w="3120" w:type="dxa"/>
@@ -2793,6 +2645,7 @@
     <w:p>
       <w:pPr>
         <w:pStyle w:val="Ttulo1"/>
+        <w:keepNext/>
         <w:spacing w:before="300" w:after="150"/>
       </w:pPr>
       <w:r>
@@ -2801,6 +2654,7 @@
     </w:p>
     <w:p>
       <w:pPr>
+        <w:keepNext/>
         <w:spacing w:after="150"/>
       </w:pPr>
       <w:r>
@@ -2836,6 +2690,9 @@
             <w:bottom w:w="0" w:type="dxa"/>
           </w:tblCellMar>
         </w:tblPrEx>
+        <w:trPr>
+          <w:cantSplit/>
+        </w:trPr>
         <w:tc>
           <w:tcPr>
             <w:tcW w:w="700" w:type="dxa"/>
@@ -2843,6 +2700,9 @@
             <w:vAlign w:val="center"/>
           </w:tcPr>
           <w:p>
+            <w:pPr>
+              <w:keepNext/>
+            </w:pPr>
             <w:r>
               <w:rPr>
                 <w:b/>
@@ -2859,6 +2719,9 @@
             <w:vAlign w:val="center"/>
           </w:tcPr>
           <w:p>
+            <w:pPr>
+              <w:keepNext/>
+            </w:pPr>
             <w:r>
               <w:rPr>
                 <w:b/>
@@ -2875,6 +2738,9 @@
             <w:vAlign w:val="center"/>
           </w:tcPr>
           <w:p>
+            <w:pPr>
+              <w:keepNext/>
+            </w:pPr>
             <w:r>
               <w:rPr>
                 <w:b/>
@@ -2892,6 +2758,9 @@
             <w:bottom w:w="0" w:type="dxa"/>
           </w:tblCellMar>
         </w:tblPrEx>
+        <w:trPr>
+          <w:cantSplit/>
+        </w:trPr>
         <w:tc>
           <w:tcPr>
             <w:tcW w:w="700" w:type="dxa"/>
@@ -2910,15 +2779,7 @@
           </w:tcPr>
           <w:p>
             <w:r>
-              <w:t xml:space="preserve">El conductor abre la </w:t>
-            </w:r>
-            <w:proofErr w:type="gramStart"/>
-            <w:r>
-              <w:t>app</w:t>
-            </w:r>
-            <w:proofErr w:type="gramEnd"/>
-            <w:r>
-              <w:t>.</w:t>
+              <w:t xml:space="preserve">El conductor abre la app.</w:t>
             </w:r>
           </w:p>
         </w:tc>
@@ -2941,6 +2802,9 @@
             <w:bottom w:w="0" w:type="dxa"/>
           </w:tblCellMar>
         </w:tblPrEx>
+        <w:trPr>
+          <w:cantSplit/>
+        </w:trPr>
         <w:tc>
           <w:tcPr>
             <w:tcW w:w="700" w:type="dxa"/>
@@ -2970,26 +2834,21 @@
           </w:tcPr>
           <w:p>
             <w:r>
-              <w:t xml:space="preserve">El sistema solicita al </w:t>
-            </w:r>
-            <w:proofErr w:type="spellStart"/>
-            <w:r>
-              <w:t>backend</w:t>
-            </w:r>
-            <w:proofErr w:type="spellEnd"/>
-            <w:r>
-              <w:t xml:space="preserve"> el listado de eventos activos.</w:t>
-            </w:r>
-          </w:p>
-        </w:tc>
-      </w:tr>
-      <w:tr>
-        <w:tblPrEx>
-          <w:tblCellMar>
-            <w:top w:w="0" w:type="dxa"/>
-            <w:bottom w:w="0" w:type="dxa"/>
-          </w:tblCellMar>
-        </w:tblPrEx>
+              <w:t xml:space="preserve">El sistema solicita al backend el listado de eventos activos.</w:t>
+            </w:r>
+          </w:p>
+        </w:tc>
+      </w:tr>
+      <w:tr>
+        <w:tblPrEx>
+          <w:tblCellMar>
+            <w:top w:w="0" w:type="dxa"/>
+            <w:bottom w:w="0" w:type="dxa"/>
+          </w:tblCellMar>
+        </w:tblPrEx>
+        <w:trPr>
+          <w:cantSplit/>
+        </w:trPr>
         <w:tc>
           <w:tcPr>
             <w:tcW w:w="700" w:type="dxa"/>
@@ -3019,26 +2878,21 @@
           </w:tcPr>
           <w:p>
             <w:r>
-              <w:t xml:space="preserve">El </w:t>
-            </w:r>
-            <w:proofErr w:type="spellStart"/>
-            <w:r>
-              <w:t>backend</w:t>
-            </w:r>
-            <w:proofErr w:type="spellEnd"/>
-            <w:r>
-              <w:t xml:space="preserve"> responde con los eventos vigentes y el sistema los dibuja en el mapa con su color correspondiente.</w:t>
-            </w:r>
-          </w:p>
-        </w:tc>
-      </w:tr>
-      <w:tr>
-        <w:tblPrEx>
-          <w:tblCellMar>
-            <w:top w:w="0" w:type="dxa"/>
-            <w:bottom w:w="0" w:type="dxa"/>
-          </w:tblCellMar>
-        </w:tblPrEx>
+              <w:t xml:space="preserve">El backend responde con los eventos vigentes y el sistema los dibuja en el mapa con su color correspondiente.</w:t>
+            </w:r>
+          </w:p>
+        </w:tc>
+      </w:tr>
+      <w:tr>
+        <w:tblPrEx>
+          <w:tblCellMar>
+            <w:top w:w="0" w:type="dxa"/>
+            <w:bottom w:w="0" w:type="dxa"/>
+          </w:tblCellMar>
+        </w:tblPrEx>
+        <w:trPr>
+          <w:cantSplit/>
+        </w:trPr>
         <w:tc>
           <w:tcPr>
             <w:tcW w:w="700" w:type="dxa"/>
@@ -3057,15 +2911,7 @@
           </w:tcPr>
           <w:p>
             <w:r>
-              <w:t xml:space="preserve">El conductor se desplaza o hace </w:t>
-            </w:r>
-            <w:proofErr w:type="gramStart"/>
-            <w:r>
-              <w:t>zoom</w:t>
-            </w:r>
-            <w:proofErr w:type="gramEnd"/>
-            <w:r>
-              <w:t xml:space="preserve"> en el mapa.</w:t>
+              <w:t xml:space="preserve">El conductor se desplaza o hace zoom en el mapa.</w:t>
             </w:r>
           </w:p>
         </w:tc>
@@ -3076,7 +2922,51 @@
           </w:tcPr>
           <w:p>
             <w:r>
-              <w:t>El sistema actualiza automáticamente los eventos visibles cada cierto intervalo.</w:t>
+              <w:t xml:space="preserve">El sistema vuelve a consultar al backend cada 5 segundos y actualiza los eventos visibles.</w:t>
+            </w:r>
+          </w:p>
+        </w:tc>
+      </w:tr>
+      <w:tr>
+        <w:tblPrEx>
+          <w:tblCellMar>
+            <w:top w:w="0" w:type="dxa"/>
+            <w:bottom w:w="0" w:type="dxa"/>
+          </w:tblCellMar>
+        </w:tblPrEx>
+        <w:trPr>
+          <w:cantSplit/>
+        </w:trPr>
+        <w:tc>
+          <w:tcPr>
+            <w:tcW w:w="700" w:type="dxa"/>
+            <w:vAlign w:val="center"/>
+          </w:tcPr>
+          <w:p>
+            <w:r>
+              <w:t xml:space="preserve">5</w:t>
+            </w:r>
+          </w:p>
+        </w:tc>
+        <w:tc>
+          <w:tcPr>
+            <w:tcW w:w="4330" w:type="dxa"/>
+            <w:vAlign w:val="center"/>
+          </w:tcPr>
+          <w:p>
+            <w:r>
+              <w:t xml:space="preserve">El conductor toca un evento del mapa.</w:t>
+            </w:r>
+          </w:p>
+        </w:tc>
+        <w:tc>
+          <w:tcPr>
+            <w:tcW w:w="4330" w:type="dxa"/>
+            <w:vAlign w:val="center"/>
+          </w:tcPr>
+          <w:p>
+            <w:r>
+              <w:t xml:space="preserve">El sistema muestra su tipo y hace cuánto ocurrió.</w:t>
             </w:r>
           </w:p>
         </w:tc>
@@ -3105,7 +2995,7 @@
         </w:rPr>
         <w:drawing>
           <wp:inline distT="0" distB="0" distL="0" distR="0" wp14:anchorId="45E60579" wp14:editId="71D14171">
-            <wp:extent cx="4290060" cy="6446296"/>
+            <wp:extent cx="3480909" cy="7315200"/>
             <wp:effectExtent l="0" t="0" r="0" b="0"/>
             <wp:docPr id="504" name="CU-02_actividad.png"/>
             <wp:cNvGraphicFramePr>
@@ -3127,7 +3017,7 @@
                   <pic:spPr>
                     <a:xfrm>
                       <a:off x="0" y="0"/>
-                      <a:ext cx="4295046" cy="6453787"/>
+                      <a:ext cx="3480909" cy="7315200"/>
                     </a:xfrm>
                     <a:prstGeom prst="rect">
                       <a:avLst/>
@@ -3157,19 +3047,9 @@
     </w:p>
     <w:p>
       <w:pPr>
-        <w:rPr>
-          <w:color w:val="2E74B5"/>
-          <w:sz w:val="32"/>
-          <w:szCs w:val="32"/>
-        </w:rPr>
-      </w:pPr>
-      <w:r>
-        <w:br w:type="page"/>
-      </w:r>
-    </w:p>
-    <w:p>
-      <w:pPr>
         <w:pStyle w:val="Ttulo1"/>
+        <w:keepNext/>
+        <w:pageBreakBefore/>
         <w:spacing w:before="300" w:after="150"/>
       </w:pPr>
       <w:r>
@@ -3179,6 +3059,7 @@
     </w:p>
     <w:p>
       <w:pPr>
+        <w:keepNext/>
         <w:spacing w:after="150"/>
       </w:pPr>
       <w:r>
@@ -3214,6 +3095,9 @@
             <w:bottom w:w="0" w:type="dxa"/>
           </w:tblCellMar>
         </w:tblPrEx>
+        <w:trPr>
+          <w:cantSplit/>
+        </w:trPr>
         <w:tc>
           <w:tcPr>
             <w:tcW w:w="900" w:type="dxa"/>
@@ -3221,6 +3105,9 @@
             <w:vAlign w:val="center"/>
           </w:tcPr>
           <w:p>
+            <w:pPr>
+              <w:keepNext/>
+            </w:pPr>
             <w:r>
               <w:rPr>
                 <w:b/>
@@ -3237,6 +3124,9 @@
             <w:vAlign w:val="center"/>
           </w:tcPr>
           <w:p>
+            <w:pPr>
+              <w:keepNext/>
+            </w:pPr>
             <w:r>
               <w:rPr>
                 <w:b/>
@@ -3253,6 +3143,9 @@
             <w:vAlign w:val="center"/>
           </w:tcPr>
           <w:p>
+            <w:pPr>
+              <w:keepNext/>
+            </w:pPr>
             <w:r>
               <w:rPr>
                 <w:b/>
@@ -3270,6 +3163,9 @@
             <w:bottom w:w="0" w:type="dxa"/>
           </w:tblCellMar>
         </w:tblPrEx>
+        <w:trPr>
+          <w:cantSplit/>
+        </w:trPr>
         <w:tc>
           <w:tcPr>
             <w:tcW w:w="900" w:type="dxa"/>
@@ -3288,15 +3184,7 @@
           </w:tcPr>
           <w:p>
             <w:r>
-              <w:t xml:space="preserve">El </w:t>
-            </w:r>
-            <w:proofErr w:type="spellStart"/>
-            <w:r>
-              <w:t>backend</w:t>
-            </w:r>
-            <w:proofErr w:type="spellEnd"/>
-            <w:r>
-              <w:t xml:space="preserve"> no responde o se excede el tiempo de espera:</w:t>
+              <w:t xml:space="preserve">El backend no responde o se excede el tiempo de espera:</w:t>
             </w:r>
           </w:p>
         </w:tc>
@@ -3329,6 +3217,9 @@
             <w:bottom w:w="0" w:type="dxa"/>
           </w:tblCellMar>
         </w:tblPrEx>
+        <w:trPr>
+          <w:cantSplit/>
+        </w:trPr>
         <w:tc>
           <w:tcPr>
             <w:tcW w:w="900" w:type="dxa"/>
@@ -3336,7 +3227,7 @@
           </w:tcPr>
           <w:p>
             <w:r>
-              <w:t>3a</w:t>
+              <w:t xml:space="preserve">3a</w:t>
             </w:r>
           </w:p>
         </w:tc>
@@ -3347,7 +3238,7 @@
           </w:tcPr>
           <w:p>
             <w:r>
-              <w:t>Un evento expira mientras el conductor lo está visualizando:</w:t>
+              <w:t xml:space="preserve">Un evento supera la vigencia de su tipo (sección 8) o expira mientras el conductor lo está visualizando:</w:t>
             </w:r>
           </w:p>
         </w:tc>
@@ -3358,7 +3249,61 @@
           </w:tcPr>
           <w:p>
             <w:r>
-              <w:t>1. El sistema lo remueve automáticamente del mapa en la siguiente actualización.</w:t>
+              <w:t xml:space="preserve">1. El sistema lo remueve automáticamente del mapa en la siguiente actualización.</w:t>
+            </w:r>
+          </w:p>
+        </w:tc>
+      </w:tr>
+      <w:tr>
+        <w:tblPrEx>
+          <w:tblCellMar>
+            <w:top w:w="0" w:type="dxa"/>
+            <w:bottom w:w="0" w:type="dxa"/>
+          </w:tblCellMar>
+        </w:tblPrEx>
+        <w:trPr>
+          <w:cantSplit/>
+        </w:trPr>
+        <w:tc>
+          <w:tcPr>
+            <w:tcW w:w="900" w:type="dxa"/>
+            <w:vAlign w:val="center"/>
+          </w:tcPr>
+          <w:p>
+            <w:r>
+              <w:t xml:space="preserve">5a</w:t>
+            </w:r>
+          </w:p>
+        </w:tc>
+        <w:tc>
+          <w:tcPr>
+            <w:tcW w:w="3730" w:type="dxa"/>
+            <w:vAlign w:val="center"/>
+          </w:tcPr>
+          <w:p>
+            <w:r>
+              <w:t xml:space="preserve">El conductor abre la lista de eventos y vota si un evento es real o falso (HU-11):</w:t>
+            </w:r>
+          </w:p>
+        </w:tc>
+        <w:tc>
+          <w:tcPr>
+            <w:tcW w:w="4730" w:type="dxa"/>
+            <w:vAlign w:val="center"/>
+          </w:tcPr>
+          <w:p>
+            <w:r>
+              <w:t xml:space="preserve">1. El backend registra el voto; cada conductor vota una sola vez por evento.</w:t>
+            </w:r>
+          </w:p>
+          <w:p>
+            <w:r>
+              <w:t xml:space="preserve">2. Si el evento acumula la cantidad de votos "falso" definida, el backend lo retira y desaparece del mapa en la siguiente actualización.</w:t>
+            </w:r>
+          </w:p>
+          <w:p>
+            <w:r>
+              <w:t xml:space="preserve">3. Si el evento recibe votos "real", queda marcado como confirmado.</w:t>
             </w:r>
           </w:p>
         </w:tc>
@@ -3367,6 +3312,7 @@
     <w:p>
       <w:pPr>
         <w:pStyle w:val="Ttulo1"/>
+        <w:keepNext/>
         <w:spacing w:before="300" w:after="150"/>
       </w:pPr>
       <w:r>
@@ -3378,7 +3324,7 @@
         <w:spacing w:after="80"/>
       </w:pPr>
       <w:r>
-        <w:t>Rendimiento: La actualización de eventos debe ocurrir cada 10-15 segundos sin afectar la fluidez del mapa.</w:t>
+        <w:t xml:space="preserve">Rendimiento: La actualización de eventos debe ocurrir cada 5 segundos sin afectar la fluidez del mapa.</w:t>
       </w:r>
     </w:p>
     <w:p>
@@ -3400,6 +3346,7 @@
     <w:p>
       <w:pPr>
         <w:pStyle w:val="Ttulo1"/>
+        <w:keepNext/>
         <w:spacing w:before="300" w:after="150"/>
       </w:pPr>
       <w:r>
@@ -3411,15 +3358,7 @@
         <w:spacing w:after="80"/>
       </w:pPr>
       <w:r>
-        <w:t xml:space="preserve">El mapa base se renderiza mediante el SDK de </w:t>
-      </w:r>
-      <w:proofErr w:type="spellStart"/>
-      <w:r>
-        <w:t>Mapbox</w:t>
-      </w:r>
-      <w:proofErr w:type="spellEnd"/>
-      <w:r>
-        <w:t>.</w:t>
+        <w:t xml:space="preserve">El mapa base se renderiza mediante el SDK de Mapbox.</w:t>
       </w:r>
     </w:p>
     <w:p>
@@ -3427,32 +3366,28 @@
         <w:spacing w:after="80"/>
       </w:pPr>
       <w:r>
-        <w:t>La actualización de eventos puede implementarse por sondeo (</w:t>
-      </w:r>
-      <w:proofErr w:type="spellStart"/>
-      <w:r>
-        <w:t>polling</w:t>
-      </w:r>
-      <w:proofErr w:type="spellEnd"/>
-      <w:r>
-        <w:t xml:space="preserve">) HTTP o por </w:t>
-      </w:r>
-      <w:proofErr w:type="spellStart"/>
-      <w:r>
-        <w:t>WebSocket</w:t>
-      </w:r>
-      <w:proofErr w:type="spellEnd"/>
-      <w:r>
-        <w:t>, según la infraestructura disponible.</w:t>
-      </w:r>
-    </w:p>
-    <w:p>
-      <w:r>
-        <w:br w:type="page"/>
-      </w:r>
-    </w:p>
-    <w:p>
-      <w:pPr>
+        <w:t xml:space="preserve">La actualización de eventos se implementa por consulta periódica (polling) HTTP cada 5 segundos; no se usa WebSocket. Para reducir la carga, la app puede pedir solo los cambios desde su última consulta.</w:t>
+      </w:r>
+    </w:p>
+    <w:p>
+      <w:pPr>
+        <w:spacing w:after="80"/>
+      </w:pPr>
+      <w:r>
+        <w:t xml:space="preserve">Vigencia de los eventos, contada desde el momento en que ocurrieron (valores iniciales, a ajustar con las pruebas): congestión, 30 minutos; choque y control, 60 minutos; cualquier otro tipo, 60 minutos hasta que se defina.</w:t>
+      </w:r>
+    </w:p>
+    <w:p>
+      <w:pPr>
+        <w:spacing w:after="80"/>
+      </w:pPr>
+      <w:r>
+        <w:t xml:space="preserve">La cantidad de votos "falso" necesaria para retirar un evento se definirá durante la Construcción.</w:t>
+      </w:r>
+    </w:p>
+    <w:p>
+      <w:pPr>
+        <w:pageBreakBefore/>
         <w:jc w:val="center"/>
       </w:pPr>
       <w:r>
@@ -3476,39 +3411,7 @@
           <w:i/>
           <w:iCs/>
         </w:rPr>
-        <w:t>Formato Estructurado '</w:t>
-      </w:r>
-      <w:proofErr w:type="spellStart"/>
-      <w:r>
-        <w:rPr>
-          <w:i/>
-          <w:iCs/>
-        </w:rPr>
-        <w:t>Fully</w:t>
-      </w:r>
-      <w:proofErr w:type="spellEnd"/>
-      <w:r>
-        <w:rPr>
-          <w:i/>
-          <w:iCs/>
-        </w:rPr>
-        <w:t xml:space="preserve"> </w:t>
-      </w:r>
-      <w:proofErr w:type="spellStart"/>
-      <w:r>
-        <w:rPr>
-          <w:i/>
-          <w:iCs/>
-        </w:rPr>
-        <w:t>Dressed</w:t>
-      </w:r>
-      <w:proofErr w:type="spellEnd"/>
-      <w:r>
-        <w:rPr>
-          <w:i/>
-          <w:iCs/>
-        </w:rPr>
-        <w:t>' - Alistair Cockburn</w:t>
+        <w:t xml:space="preserve">Formato Estructurado 'Fully Dressed' - Alistair Cockburn</w:t>
       </w:r>
     </w:p>
     <w:tbl>
@@ -3539,6 +3442,9 @@
             <w:bottom w:w="0" w:type="dxa"/>
           </w:tblCellMar>
         </w:tblPrEx>
+        <w:trPr>
+          <w:cantSplit/>
+        </w:trPr>
         <w:tc>
           <w:tcPr>
             <w:tcW w:w="2600" w:type="dxa"/>
@@ -3574,6 +3480,9 @@
             <w:bottom w:w="0" w:type="dxa"/>
           </w:tblCellMar>
         </w:tblPrEx>
+        <w:trPr>
+          <w:cantSplit/>
+        </w:trPr>
         <w:tc>
           <w:tcPr>
             <w:tcW w:w="2600" w:type="dxa"/>
@@ -3609,6 +3518,9 @@
             <w:bottom w:w="0" w:type="dxa"/>
           </w:tblCellMar>
         </w:tblPrEx>
+        <w:trPr>
+          <w:cantSplit/>
+        </w:trPr>
         <w:tc>
           <w:tcPr>
             <w:tcW w:w="2600" w:type="dxa"/>
@@ -3631,21 +3543,22 @@
             <w:vAlign w:val="center"/>
           </w:tcPr>
           <w:p>
-            <w:proofErr w:type="spellStart"/>
             <w:r>
               <w:t>ChuroViaje</w:t>
             </w:r>
-            <w:proofErr w:type="spellEnd"/>
-          </w:p>
-        </w:tc>
-      </w:tr>
-      <w:tr>
-        <w:tblPrEx>
-          <w:tblCellMar>
-            <w:top w:w="0" w:type="dxa"/>
-            <w:bottom w:w="0" w:type="dxa"/>
-          </w:tblCellMar>
-        </w:tblPrEx>
+          </w:p>
+        </w:tc>
+      </w:tr>
+      <w:tr>
+        <w:tblPrEx>
+          <w:tblCellMar>
+            <w:top w:w="0" w:type="dxa"/>
+            <w:bottom w:w="0" w:type="dxa"/>
+          </w:tblCellMar>
+        </w:tblPrEx>
+        <w:trPr>
+          <w:cantSplit/>
+        </w:trPr>
         <w:tc>
           <w:tcPr>
             <w:tcW w:w="2600" w:type="dxa"/>
@@ -3669,18 +3582,21 @@
           </w:tcPr>
           <w:p>
             <w:r>
-              <w:t>11/09/2026</w:t>
-            </w:r>
-          </w:p>
-        </w:tc>
-      </w:tr>
-      <w:tr>
-        <w:tblPrEx>
-          <w:tblCellMar>
-            <w:top w:w="0" w:type="dxa"/>
-            <w:bottom w:w="0" w:type="dxa"/>
-          </w:tblCellMar>
-        </w:tblPrEx>
+              <w:t xml:space="preserve">06/10/2026</w:t>
+            </w:r>
+          </w:p>
+        </w:tc>
+      </w:tr>
+      <w:tr>
+        <w:tblPrEx>
+          <w:tblCellMar>
+            <w:top w:w="0" w:type="dxa"/>
+            <w:bottom w:w="0" w:type="dxa"/>
+          </w:tblCellMar>
+        </w:tblPrEx>
+        <w:trPr>
+          <w:cantSplit/>
+        </w:trPr>
         <w:tc>
           <w:tcPr>
             <w:tcW w:w="2600" w:type="dxa"/>
@@ -3703,24 +3619,22 @@
             <w:vAlign w:val="center"/>
           </w:tcPr>
           <w:p>
-            <w:proofErr w:type="spellStart"/>
-            <w:r>
-              <w:t>Benjamin</w:t>
-            </w:r>
-            <w:proofErr w:type="spellEnd"/>
-            <w:r>
-              <w:t xml:space="preserve"> Sirpa</w:t>
-            </w:r>
-          </w:p>
-        </w:tc>
-      </w:tr>
-      <w:tr>
-        <w:tblPrEx>
-          <w:tblCellMar>
-            <w:top w:w="0" w:type="dxa"/>
-            <w:bottom w:w="0" w:type="dxa"/>
-          </w:tblCellMar>
-        </w:tblPrEx>
+            <w:r>
+              <w:t xml:space="preserve">Benjamin Sirpa</w:t>
+            </w:r>
+          </w:p>
+        </w:tc>
+      </w:tr>
+      <w:tr>
+        <w:tblPrEx>
+          <w:tblCellMar>
+            <w:top w:w="0" w:type="dxa"/>
+            <w:bottom w:w="0" w:type="dxa"/>
+          </w:tblCellMar>
+        </w:tblPrEx>
+        <w:trPr>
+          <w:cantSplit/>
+        </w:trPr>
         <w:tc>
           <w:tcPr>
             <w:tcW w:w="2600" w:type="dxa"/>
@@ -3744,7 +3658,7 @@
           </w:tcPr>
           <w:p>
             <w:r>
-              <w:t>Borrador</w:t>
+              <w:t xml:space="preserve">Aprobado</w:t>
             </w:r>
           </w:p>
         </w:tc>
@@ -3753,6 +3667,7 @@
     <w:p>
       <w:pPr>
         <w:pStyle w:val="Ttulo1"/>
+        <w:keepNext/>
         <w:spacing w:before="300" w:after="150"/>
       </w:pPr>
       <w:r>
@@ -3787,6 +3702,9 @@
             <w:bottom w:w="0" w:type="dxa"/>
           </w:tblCellMar>
         </w:tblPrEx>
+        <w:trPr>
+          <w:cantSplit/>
+        </w:trPr>
         <w:tc>
           <w:tcPr>
             <w:tcW w:w="2600" w:type="dxa"/>
@@ -3822,6 +3740,9 @@
             <w:bottom w:w="0" w:type="dxa"/>
           </w:tblCellMar>
         </w:tblPrEx>
+        <w:trPr>
+          <w:cantSplit/>
+        </w:trPr>
         <w:tc>
           <w:tcPr>
             <w:tcW w:w="2600" w:type="dxa"/>
@@ -3845,26 +3766,21 @@
           </w:tcPr>
           <w:p>
             <w:r>
-              <w:t xml:space="preserve">Conductor (usuario de la </w:t>
-            </w:r>
-            <w:proofErr w:type="gramStart"/>
-            <w:r>
-              <w:t>app</w:t>
-            </w:r>
-            <w:proofErr w:type="gramEnd"/>
-            <w:r>
-              <w:t>)</w:t>
-            </w:r>
-          </w:p>
-        </w:tc>
-      </w:tr>
-      <w:tr>
-        <w:tblPrEx>
-          <w:tblCellMar>
-            <w:top w:w="0" w:type="dxa"/>
-            <w:bottom w:w="0" w:type="dxa"/>
-          </w:tblCellMar>
-        </w:tblPrEx>
+              <w:t xml:space="preserve">Conductor (usuario de la app)</w:t>
+            </w:r>
+          </w:p>
+        </w:tc>
+      </w:tr>
+      <w:tr>
+        <w:tblPrEx>
+          <w:tblCellMar>
+            <w:top w:w="0" w:type="dxa"/>
+            <w:bottom w:w="0" w:type="dxa"/>
+          </w:tblCellMar>
+        </w:tblPrEx>
+        <w:trPr>
+          <w:cantSplit/>
+        </w:trPr>
         <w:tc>
           <w:tcPr>
             <w:tcW w:w="2600" w:type="dxa"/>
@@ -3887,32 +3803,22 @@
             <w:vAlign w:val="center"/>
           </w:tcPr>
           <w:p>
-            <w:proofErr w:type="spellStart"/>
-            <w:r>
-              <w:t>User</w:t>
-            </w:r>
-            <w:proofErr w:type="spellEnd"/>
-            <w:r>
-              <w:t xml:space="preserve"> </w:t>
-            </w:r>
-            <w:proofErr w:type="spellStart"/>
-            <w:r>
-              <w:t>Goal</w:t>
-            </w:r>
-            <w:proofErr w:type="spellEnd"/>
-            <w:r>
-              <w:t xml:space="preserve"> (Objetivo de usuario)</w:t>
-            </w:r>
-          </w:p>
-        </w:tc>
-      </w:tr>
-      <w:tr>
-        <w:tblPrEx>
-          <w:tblCellMar>
-            <w:top w:w="0" w:type="dxa"/>
-            <w:bottom w:w="0" w:type="dxa"/>
-          </w:tblCellMar>
-        </w:tblPrEx>
+            <w:r>
+              <w:t xml:space="preserve">User Goal (Objetivo de usuario)</w:t>
+            </w:r>
+          </w:p>
+        </w:tc>
+      </w:tr>
+      <w:tr>
+        <w:tblPrEx>
+          <w:tblCellMar>
+            <w:top w:w="0" w:type="dxa"/>
+            <w:bottom w:w="0" w:type="dxa"/>
+          </w:tblCellMar>
+        </w:tblPrEx>
+        <w:trPr>
+          <w:cantSplit/>
+        </w:trPr>
         <w:tc>
           <w:tcPr>
             <w:tcW w:w="2600" w:type="dxa"/>
@@ -3936,26 +3842,21 @@
           </w:tcPr>
           <w:p>
             <w:r>
-              <w:t xml:space="preserve">SUD: Aplicación Móvil </w:t>
-            </w:r>
-            <w:proofErr w:type="spellStart"/>
-            <w:r>
-              <w:t>ChuroViaje</w:t>
-            </w:r>
-            <w:proofErr w:type="spellEnd"/>
-            <w:r>
-              <w:t xml:space="preserve"> (motor de ruteo)</w:t>
-            </w:r>
-          </w:p>
-        </w:tc>
-      </w:tr>
-      <w:tr>
-        <w:tblPrEx>
-          <w:tblCellMar>
-            <w:top w:w="0" w:type="dxa"/>
-            <w:bottom w:w="0" w:type="dxa"/>
-          </w:tblCellMar>
-        </w:tblPrEx>
+              <w:t xml:space="preserve">SUD: Aplicación Móvil ChuroViaje (motor de ruteo)</w:t>
+            </w:r>
+          </w:p>
+        </w:tc>
+      </w:tr>
+      <w:tr>
+        <w:tblPrEx>
+          <w:tblCellMar>
+            <w:top w:w="0" w:type="dxa"/>
+            <w:bottom w:w="0" w:type="dxa"/>
+          </w:tblCellMar>
+        </w:tblPrEx>
+        <w:trPr>
+          <w:cantSplit/>
+        </w:trPr>
         <w:tc>
           <w:tcPr>
             <w:tcW w:w="2600" w:type="dxa"/>
@@ -3991,6 +3892,9 @@
             <w:bottom w:w="0" w:type="dxa"/>
           </w:tblCellMar>
         </w:tblPrEx>
+        <w:trPr>
+          <w:cantSplit/>
+        </w:trPr>
         <w:tc>
           <w:tcPr>
             <w:tcW w:w="2600" w:type="dxa"/>
@@ -4021,7 +3925,7 @@
               </w:numPr>
             </w:pPr>
             <w:r>
-              <w:t>El conductor ha definido un punto de origen y un punto de destino, y opcionalmente paradas intermedias.</w:t>
+              <w:t xml:space="preserve">El conductor ha iniciado sesión (CU-08).</w:t>
             </w:r>
           </w:p>
           <w:p>
@@ -4033,55 +3937,9 @@
               </w:numPr>
             </w:pPr>
             <w:r>
-              <w:t xml:space="preserve">Existe conexión con el </w:t>
-            </w:r>
-            <w:proofErr w:type="spellStart"/>
-            <w:r>
-              <w:t>backend</w:t>
-            </w:r>
-            <w:proofErr w:type="spellEnd"/>
-            <w:r>
-              <w:t xml:space="preserve"> y con el servicio de </w:t>
-            </w:r>
-            <w:proofErr w:type="spellStart"/>
-            <w:r>
-              <w:t>Mapbox</w:t>
-            </w:r>
-            <w:proofErr w:type="spellEnd"/>
-            <w:r>
-              <w:t>.</w:t>
-            </w:r>
-          </w:p>
-        </w:tc>
-      </w:tr>
-      <w:tr>
-        <w:tblPrEx>
-          <w:tblCellMar>
-            <w:top w:w="0" w:type="dxa"/>
-            <w:bottom w:w="0" w:type="dxa"/>
-          </w:tblCellMar>
-        </w:tblPrEx>
-        <w:tc>
-          <w:tcPr>
-            <w:tcW w:w="2600" w:type="dxa"/>
-            <w:shd w:val="clear" w:color="auto" w:fill="D9D9D9"/>
-            <w:vAlign w:val="center"/>
-          </w:tcPr>
-          <w:p>
-            <w:r>
-              <w:rPr>
-                <w:b/>
-                <w:bCs/>
-              </w:rPr>
-              <w:t>Postcondiciones (Éxito):</w:t>
-            </w:r>
-          </w:p>
-        </w:tc>
-        <w:tc>
-          <w:tcPr>
-            <w:tcW w:w="6760" w:type="dxa"/>
-            <w:vAlign w:val="center"/>
-          </w:tcPr>
+              <w:t xml:space="preserve">El conductor ha definido un punto de origen y un punto de destino, y opcionalmente paradas intermedias.</w:t>
+            </w:r>
+          </w:p>
           <w:p>
             <w:pPr>
               <w:pStyle w:val="Prrafodelista"/>
@@ -4091,18 +3949,21 @@
               </w:numPr>
             </w:pPr>
             <w:r>
-              <w:t>El sistema entrega y muestra en el mapa una ruta vehicular (sin vías peatonales) en menos de 3 segundos.</w:t>
-            </w:r>
-          </w:p>
-        </w:tc>
-      </w:tr>
-      <w:tr>
-        <w:tblPrEx>
-          <w:tblCellMar>
-            <w:top w:w="0" w:type="dxa"/>
-            <w:bottom w:w="0" w:type="dxa"/>
-          </w:tblCellMar>
-        </w:tblPrEx>
+              <w:t xml:space="preserve">Existe conexión con el backend y con el servicio de Mapbox.</w:t>
+            </w:r>
+          </w:p>
+        </w:tc>
+      </w:tr>
+      <w:tr>
+        <w:tblPrEx>
+          <w:tblCellMar>
+            <w:top w:w="0" w:type="dxa"/>
+            <w:bottom w:w="0" w:type="dxa"/>
+          </w:tblCellMar>
+        </w:tblPrEx>
+        <w:trPr>
+          <w:cantSplit/>
+        </w:trPr>
         <w:tc>
           <w:tcPr>
             <w:tcW w:w="2600" w:type="dxa"/>
@@ -4115,42 +3976,7 @@
                 <w:b/>
                 <w:bCs/>
               </w:rPr>
-              <w:t>Garantía Mínima (Fallo):</w:t>
-            </w:r>
-          </w:p>
-        </w:tc>
-        <w:tc>
-          <w:tcPr>
-            <w:tcW w:w="6760" w:type="dxa"/>
-            <w:vAlign w:val="center"/>
-          </w:tcPr>
-          <w:p>
-            <w:r>
-              <w:t>Si no es posible calcular una ruta, el sistema informa el fallo sin dejar la pantalla en un estado inconsistente.</w:t>
-            </w:r>
-          </w:p>
-        </w:tc>
-      </w:tr>
-      <w:tr>
-        <w:tblPrEx>
-          <w:tblCellMar>
-            <w:top w:w="0" w:type="dxa"/>
-            <w:bottom w:w="0" w:type="dxa"/>
-          </w:tblCellMar>
-        </w:tblPrEx>
-        <w:tc>
-          <w:tcPr>
-            <w:tcW w:w="2600" w:type="dxa"/>
-            <w:shd w:val="clear" w:color="auto" w:fill="D9D9D9"/>
-            <w:vAlign w:val="center"/>
-          </w:tcPr>
-          <w:p>
-            <w:r>
-              <w:rPr>
-                <w:b/>
-                <w:bCs/>
-              </w:rPr>
-              <w:t>Actores Secundarios:</w:t>
+              <w:t>Postcondiciones (Éxito):</w:t>
             </w:r>
           </w:p>
         </w:tc>
@@ -4168,17 +3994,80 @@
               </w:numPr>
             </w:pPr>
             <w:r>
-              <w:t xml:space="preserve">Motor </w:t>
-            </w:r>
-            <w:proofErr w:type="spellStart"/>
-            <w:r>
-              <w:t>core</w:t>
-            </w:r>
-            <w:proofErr w:type="spellEnd"/>
-            <w:r>
-              <w:t xml:space="preserve"> (C++): ejecuta el algoritmo de grafos (Dijkstra o A* modificado).</w:t>
-            </w:r>
-          </w:p>
+              <w:t>El sistema entrega y muestra en el mapa una ruta vehicular (sin vías peatonales) en menos de 3 segundos.</w:t>
+            </w:r>
+          </w:p>
+        </w:tc>
+      </w:tr>
+      <w:tr>
+        <w:tblPrEx>
+          <w:tblCellMar>
+            <w:top w:w="0" w:type="dxa"/>
+            <w:bottom w:w="0" w:type="dxa"/>
+          </w:tblCellMar>
+        </w:tblPrEx>
+        <w:trPr>
+          <w:cantSplit/>
+        </w:trPr>
+        <w:tc>
+          <w:tcPr>
+            <w:tcW w:w="2600" w:type="dxa"/>
+            <w:shd w:val="clear" w:color="auto" w:fill="D9D9D9"/>
+            <w:vAlign w:val="center"/>
+          </w:tcPr>
+          <w:p>
+            <w:r>
+              <w:rPr>
+                <w:b/>
+                <w:bCs/>
+              </w:rPr>
+              <w:t>Garantía Mínima (Fallo):</w:t>
+            </w:r>
+          </w:p>
+        </w:tc>
+        <w:tc>
+          <w:tcPr>
+            <w:tcW w:w="6760" w:type="dxa"/>
+            <w:vAlign w:val="center"/>
+          </w:tcPr>
+          <w:p>
+            <w:r>
+              <w:t>Si no es posible calcular una ruta, el sistema informa el fallo sin dejar la pantalla en un estado inconsistente.</w:t>
+            </w:r>
+          </w:p>
+        </w:tc>
+      </w:tr>
+      <w:tr>
+        <w:tblPrEx>
+          <w:tblCellMar>
+            <w:top w:w="0" w:type="dxa"/>
+            <w:bottom w:w="0" w:type="dxa"/>
+          </w:tblCellMar>
+        </w:tblPrEx>
+        <w:trPr>
+          <w:cantSplit/>
+        </w:trPr>
+        <w:tc>
+          <w:tcPr>
+            <w:tcW w:w="2600" w:type="dxa"/>
+            <w:shd w:val="clear" w:color="auto" w:fill="D9D9D9"/>
+            <w:vAlign w:val="center"/>
+          </w:tcPr>
+          <w:p>
+            <w:r>
+              <w:rPr>
+                <w:b/>
+                <w:bCs/>
+              </w:rPr>
+              <w:t>Actores Secundarios:</w:t>
+            </w:r>
+          </w:p>
+        </w:tc>
+        <w:tc>
+          <w:tcPr>
+            <w:tcW w:w="6760" w:type="dxa"/>
+            <w:vAlign w:val="center"/>
+          </w:tcPr>
           <w:p>
             <w:pPr>
               <w:pStyle w:val="Prrafodelista"/>
@@ -4187,24 +4076,34 @@
                 <w:numId w:val="2"/>
               </w:numPr>
             </w:pPr>
-            <w:proofErr w:type="spellStart"/>
-            <w:r>
-              <w:t>Mapbox</w:t>
-            </w:r>
-            <w:proofErr w:type="spellEnd"/>
-            <w:r>
-              <w:t>: provee los datos viales y de mapa base.</w:t>
-            </w:r>
-          </w:p>
-        </w:tc>
-      </w:tr>
-      <w:tr>
-        <w:tblPrEx>
-          <w:tblCellMar>
-            <w:top w:w="0" w:type="dxa"/>
-            <w:bottom w:w="0" w:type="dxa"/>
-          </w:tblCellMar>
-        </w:tblPrEx>
+            <w:r>
+              <w:t xml:space="preserve">Motor core (C++): ejecuta el algoritmo de grafos (Dijkstra o A* modificado).</w:t>
+            </w:r>
+          </w:p>
+          <w:p>
+            <w:pPr>
+              <w:pStyle w:val="Prrafodelista"/>
+              <w:numPr>
+                <w:ilvl w:val="0"/>
+                <w:numId w:val="2"/>
+              </w:numPr>
+            </w:pPr>
+            <w:r>
+              <w:t>Mapbox: provee los datos viales y de mapa base.</w:t>
+            </w:r>
+          </w:p>
+        </w:tc>
+      </w:tr>
+      <w:tr>
+        <w:tblPrEx>
+          <w:tblCellMar>
+            <w:top w:w="0" w:type="dxa"/>
+            <w:bottom w:w="0" w:type="dxa"/>
+          </w:tblCellMar>
+        </w:tblPrEx>
+        <w:trPr>
+          <w:cantSplit/>
+        </w:trPr>
         <w:tc>
           <w:tcPr>
             <w:tcW w:w="2600" w:type="dxa"/>
@@ -4257,7 +4156,7 @@
         </w:rPr>
         <w:drawing>
           <wp:inline distT="0" distB="0" distL="0" distR="0" wp14:anchorId="7DC87677" wp14:editId="0E75BD2D">
-            <wp:extent cx="5943600" cy="3406923"/>
+            <wp:extent cx="4574286" cy="2688336"/>
             <wp:effectExtent l="0" t="0" r="0" b="0"/>
             <wp:docPr id="505" name="CU-03_casos_de_uso.png"/>
             <wp:cNvGraphicFramePr>
@@ -4279,7 +4178,7 @@
                   <pic:spPr>
                     <a:xfrm>
                       <a:off x="0" y="0"/>
-                      <a:ext cx="5943600" cy="3406923"/>
+                      <a:ext cx="4574286" cy="2688336"/>
                     </a:xfrm>
                     <a:prstGeom prst="rect">
                       <a:avLst/>
@@ -4304,32 +4203,13 @@
           <w:sz w:val="18"/>
           <w:szCs w:val="18"/>
         </w:rPr>
-        <w:t>Diagrama de casos de uso de CU-03 (fuente: 03_des/</w:t>
-      </w:r>
-      <w:proofErr w:type="spellStart"/>
-      <w:r>
-        <w:rPr>
-          <w:i/>
-          <w:iCs/>
-          <w:sz w:val="18"/>
-          <w:szCs w:val="18"/>
-        </w:rPr>
-        <w:t>DiagCU</w:t>
-      </w:r>
-      <w:proofErr w:type="spellEnd"/>
-      <w:r>
-        <w:rPr>
-          <w:i/>
-          <w:iCs/>
-          <w:sz w:val="18"/>
-          <w:szCs w:val="18"/>
-        </w:rPr>
-        <w:t>/CU-03_CalcularRutaOptima.puml)</w:t>
+        <w:t>Diagrama de casos de uso de CU-03 (fuente: 03_des/DiagCU/CU-03_CalcularRutaOptima.puml)</w:t>
       </w:r>
     </w:p>
     <w:p>
       <w:pPr>
         <w:pStyle w:val="Ttulo1"/>
+        <w:keepNext/>
         <w:spacing w:before="300" w:after="150"/>
       </w:pPr>
       <w:r>
@@ -4338,6 +4218,7 @@
     </w:p>
     <w:p>
       <w:pPr>
+        <w:keepNext/>
         <w:spacing w:after="150"/>
       </w:pPr>
       <w:r>
@@ -4372,6 +4253,9 @@
             <w:bottom w:w="0" w:type="dxa"/>
           </w:tblCellMar>
         </w:tblPrEx>
+        <w:trPr>
+          <w:cantSplit/>
+        </w:trPr>
         <w:tc>
           <w:tcPr>
             <w:tcW w:w="3120" w:type="dxa"/>
@@ -4379,28 +4263,15 @@
             <w:vAlign w:val="center"/>
           </w:tcPr>
           <w:p>
-            <w:r>
-              <w:rPr>
-                <w:b/>
-                <w:bCs/>
-              </w:rPr>
-              <w:t>Parte Interesada (</w:t>
-            </w:r>
-            <w:proofErr w:type="spellStart"/>
-            <w:r>
-              <w:rPr>
-                <w:b/>
-                <w:bCs/>
-              </w:rPr>
-              <w:t>Stakeholder</w:t>
-            </w:r>
-            <w:proofErr w:type="spellEnd"/>
-            <w:r>
-              <w:rPr>
-                <w:b/>
-                <w:bCs/>
-              </w:rPr>
-              <w:t>)</w:t>
+            <w:pPr>
+              <w:keepNext/>
+            </w:pPr>
+            <w:r>
+              <w:rPr>
+                <w:b/>
+                <w:bCs/>
+              </w:rPr>
+              <w:t>Parte Interesada (Stakeholder)</w:t>
             </w:r>
           </w:p>
         </w:tc>
@@ -4411,6 +4282,9 @@
             <w:vAlign w:val="center"/>
           </w:tcPr>
           <w:p>
+            <w:pPr>
+              <w:keepNext/>
+            </w:pPr>
             <w:r>
               <w:rPr>
                 <w:b/>
@@ -4428,11 +4302,17 @@
             <w:bottom w:w="0" w:type="dxa"/>
           </w:tblCellMar>
         </w:tblPrEx>
+        <w:trPr>
+          <w:cantSplit/>
+        </w:trPr>
         <w:tc>
           <w:tcPr>
             <w:tcW w:w="3120" w:type="dxa"/>
           </w:tcPr>
           <w:p>
+            <w:pPr>
+              <w:keepNext/>
+            </w:pPr>
             <w:r>
               <w:rPr>
                 <w:b/>
@@ -4448,6 +4328,9 @@
             <w:vAlign w:val="center"/>
           </w:tcPr>
           <w:p>
+            <w:pPr>
+              <w:keepNext/>
+            </w:pPr>
             <w:r>
               <w:t>Obtener una ruta rápida y confiable hacia su destino.</w:t>
             </w:r>
@@ -4461,6 +4344,9 @@
             <w:bottom w:w="0" w:type="dxa"/>
           </w:tblCellMar>
         </w:tblPrEx>
+        <w:trPr>
+          <w:cantSplit/>
+        </w:trPr>
         <w:tc>
           <w:tcPr>
             <w:tcW w:w="3120" w:type="dxa"/>
@@ -4491,6 +4377,7 @@
     <w:p>
       <w:pPr>
         <w:pStyle w:val="Ttulo1"/>
+        <w:keepNext/>
         <w:spacing w:before="300" w:after="150"/>
       </w:pPr>
       <w:r>
@@ -4499,6 +4386,7 @@
     </w:p>
     <w:p>
       <w:pPr>
+        <w:keepNext/>
         <w:spacing w:after="150"/>
       </w:pPr>
       <w:r>
@@ -4534,6 +4422,9 @@
             <w:bottom w:w="0" w:type="dxa"/>
           </w:tblCellMar>
         </w:tblPrEx>
+        <w:trPr>
+          <w:cantSplit/>
+        </w:trPr>
         <w:tc>
           <w:tcPr>
             <w:tcW w:w="700" w:type="dxa"/>
@@ -4541,6 +4432,9 @@
             <w:vAlign w:val="center"/>
           </w:tcPr>
           <w:p>
+            <w:pPr>
+              <w:keepNext/>
+            </w:pPr>
             <w:r>
               <w:rPr>
                 <w:b/>
@@ -4557,6 +4451,9 @@
             <w:vAlign w:val="center"/>
           </w:tcPr>
           <w:p>
+            <w:pPr>
+              <w:keepNext/>
+            </w:pPr>
             <w:r>
               <w:rPr>
                 <w:b/>
@@ -4573,6 +4470,9 @@
             <w:vAlign w:val="center"/>
           </w:tcPr>
           <w:p>
+            <w:pPr>
+              <w:keepNext/>
+            </w:pPr>
             <w:r>
               <w:rPr>
                 <w:b/>
@@ -4590,6 +4490,9 @@
             <w:bottom w:w="0" w:type="dxa"/>
           </w:tblCellMar>
         </w:tblPrEx>
+        <w:trPr>
+          <w:cantSplit/>
+        </w:trPr>
         <w:tc>
           <w:tcPr>
             <w:tcW w:w="700" w:type="dxa"/>
@@ -4631,6 +4534,9 @@
             <w:bottom w:w="0" w:type="dxa"/>
           </w:tblCellMar>
         </w:tblPrEx>
+        <w:trPr>
+          <w:cantSplit/>
+        </w:trPr>
         <w:tc>
           <w:tcPr>
             <w:tcW w:w="700" w:type="dxa"/>
@@ -4660,26 +4566,21 @@
           </w:tcPr>
           <w:p>
             <w:r>
-              <w:t xml:space="preserve">El sistema envía la solicitud al motor </w:t>
-            </w:r>
-            <w:proofErr w:type="spellStart"/>
-            <w:r>
-              <w:t>core</w:t>
-            </w:r>
-            <w:proofErr w:type="spellEnd"/>
-            <w:r>
-              <w:t>.</w:t>
-            </w:r>
-          </w:p>
-        </w:tc>
-      </w:tr>
-      <w:tr>
-        <w:tblPrEx>
-          <w:tblCellMar>
-            <w:top w:w="0" w:type="dxa"/>
-            <w:bottom w:w="0" w:type="dxa"/>
-          </w:tblCellMar>
-        </w:tblPrEx>
+              <w:t xml:space="preserve">El sistema envía la solicitud al motor core.</w:t>
+            </w:r>
+          </w:p>
+        </w:tc>
+      </w:tr>
+      <w:tr>
+        <w:tblPrEx>
+          <w:tblCellMar>
+            <w:top w:w="0" w:type="dxa"/>
+            <w:bottom w:w="0" w:type="dxa"/>
+          </w:tblCellMar>
+        </w:tblPrEx>
+        <w:trPr>
+          <w:cantSplit/>
+        </w:trPr>
         <w:tc>
           <w:tcPr>
             <w:tcW w:w="700" w:type="dxa"/>
@@ -4709,34 +4610,21 @@
           </w:tcPr>
           <w:p>
             <w:r>
-              <w:t xml:space="preserve">El motor </w:t>
-            </w:r>
-            <w:proofErr w:type="spellStart"/>
-            <w:r>
-              <w:t>core</w:t>
-            </w:r>
-            <w:proofErr w:type="spellEnd"/>
-            <w:r>
-              <w:t xml:space="preserve"> obtiene datos viales de </w:t>
-            </w:r>
-            <w:proofErr w:type="spellStart"/>
-            <w:r>
-              <w:t>Mapbox</w:t>
-            </w:r>
-            <w:proofErr w:type="spellEnd"/>
-            <w:r>
-              <w:t xml:space="preserve"> y ejecuta el algoritmo (Dijkstra/A*) para generar la ruta óptima.</w:t>
-            </w:r>
-          </w:p>
-        </w:tc>
-      </w:tr>
-      <w:tr>
-        <w:tblPrEx>
-          <w:tblCellMar>
-            <w:top w:w="0" w:type="dxa"/>
-            <w:bottom w:w="0" w:type="dxa"/>
-          </w:tblCellMar>
-        </w:tblPrEx>
+              <w:t xml:space="preserve">El motor core obtiene datos viales de Mapbox y ejecuta el algoritmo (Dijkstra/A*) para generar la ruta óptima.</w:t>
+            </w:r>
+          </w:p>
+        </w:tc>
+      </w:tr>
+      <w:tr>
+        <w:tblPrEx>
+          <w:tblCellMar>
+            <w:top w:w="0" w:type="dxa"/>
+            <w:bottom w:w="0" w:type="dxa"/>
+          </w:tblCellMar>
+        </w:tblPrEx>
+        <w:trPr>
+          <w:cantSplit/>
+        </w:trPr>
         <w:tc>
           <w:tcPr>
             <w:tcW w:w="700" w:type="dxa"/>
@@ -4778,6 +4666,9 @@
             <w:bottom w:w="0" w:type="dxa"/>
           </w:tblCellMar>
         </w:tblPrEx>
+        <w:trPr>
+          <w:cantSplit/>
+        </w:trPr>
         <w:tc>
           <w:tcPr>
             <w:tcW w:w="700" w:type="dxa"/>
@@ -4836,7 +4727,7 @@
         </w:rPr>
         <w:drawing>
           <wp:inline distT="0" distB="0" distL="0" distR="0" wp14:anchorId="55E72A42" wp14:editId="204D07AF">
-            <wp:extent cx="5943600" cy="6523598"/>
+            <wp:extent cx="5943600" cy="6521265"/>
             <wp:effectExtent l="0" t="0" r="0" b="0"/>
             <wp:docPr id="506" name="CU-03_actividad.png"/>
             <wp:cNvGraphicFramePr>
@@ -4858,7 +4749,7 @@
                   <pic:spPr>
                     <a:xfrm>
                       <a:off x="0" y="0"/>
-                      <a:ext cx="5943600" cy="6523598"/>
+                      <a:ext cx="5943600" cy="6521265"/>
                     </a:xfrm>
                     <a:prstGeom prst="rect">
                       <a:avLst/>
@@ -4888,19 +4779,9 @@
     </w:p>
     <w:p>
       <w:pPr>
-        <w:rPr>
-          <w:color w:val="2E74B5"/>
-          <w:sz w:val="32"/>
-          <w:szCs w:val="32"/>
-        </w:rPr>
-      </w:pPr>
-      <w:r>
-        <w:br w:type="page"/>
-      </w:r>
-    </w:p>
-    <w:p>
-      <w:pPr>
         <w:pStyle w:val="Ttulo1"/>
+        <w:keepNext/>
+        <w:pageBreakBefore/>
         <w:spacing w:before="300" w:after="150"/>
       </w:pPr>
       <w:r>
@@ -4910,6 +4791,7 @@
     </w:p>
     <w:p>
       <w:pPr>
+        <w:keepNext/>
         <w:spacing w:after="150"/>
       </w:pPr>
       <w:r>
@@ -4945,6 +4827,9 @@
             <w:bottom w:w="0" w:type="dxa"/>
           </w:tblCellMar>
         </w:tblPrEx>
+        <w:trPr>
+          <w:cantSplit/>
+        </w:trPr>
         <w:tc>
           <w:tcPr>
             <w:tcW w:w="900" w:type="dxa"/>
@@ -4952,6 +4837,9 @@
             <w:vAlign w:val="center"/>
           </w:tcPr>
           <w:p>
+            <w:pPr>
+              <w:keepNext/>
+            </w:pPr>
             <w:r>
               <w:rPr>
                 <w:b/>
@@ -4968,6 +4856,9 @@
             <w:vAlign w:val="center"/>
           </w:tcPr>
           <w:p>
+            <w:pPr>
+              <w:keepNext/>
+            </w:pPr>
             <w:r>
               <w:rPr>
                 <w:b/>
@@ -4984,6 +4875,9 @@
             <w:vAlign w:val="center"/>
           </w:tcPr>
           <w:p>
+            <w:pPr>
+              <w:keepNext/>
+            </w:pPr>
             <w:r>
               <w:rPr>
                 <w:b/>
@@ -5001,6 +4895,9 @@
             <w:bottom w:w="0" w:type="dxa"/>
           </w:tblCellMar>
         </w:tblPrEx>
+        <w:trPr>
+          <w:cantSplit/>
+        </w:trPr>
         <w:tc>
           <w:tcPr>
             <w:tcW w:w="900" w:type="dxa"/>
@@ -5047,6 +4944,9 @@
             <w:bottom w:w="0" w:type="dxa"/>
           </w:tblCellMar>
         </w:tblPrEx>
+        <w:trPr>
+          <w:cantSplit/>
+        </w:trPr>
         <w:tc>
           <w:tcPr>
             <w:tcW w:w="900" w:type="dxa"/>
@@ -5065,15 +4965,7 @@
           </w:tcPr>
           <w:p>
             <w:r>
-              <w:t xml:space="preserve">El servicio de </w:t>
-            </w:r>
-            <w:proofErr w:type="spellStart"/>
-            <w:r>
-              <w:t>Mapbox</w:t>
-            </w:r>
-            <w:proofErr w:type="spellEnd"/>
-            <w:r>
-              <w:t xml:space="preserve"> no está disponible:</w:t>
+              <w:t xml:space="preserve">El servicio de Mapbox no está disponible:</w:t>
             </w:r>
           </w:p>
         </w:tc>
@@ -5101,6 +4993,9 @@
             <w:bottom w:w="0" w:type="dxa"/>
           </w:tblCellMar>
         </w:tblPrEx>
+        <w:trPr>
+          <w:cantSplit/>
+        </w:trPr>
         <w:tc>
           <w:tcPr>
             <w:tcW w:w="900" w:type="dxa"/>
@@ -5139,6 +5034,7 @@
     <w:p>
       <w:pPr>
         <w:pStyle w:val="Ttulo1"/>
+        <w:keepNext/>
         <w:spacing w:before="300" w:after="150"/>
       </w:pPr>
       <w:r>
@@ -5172,6 +5068,7 @@
     <w:p>
       <w:pPr>
         <w:pStyle w:val="Ttulo1"/>
+        <w:keepNext/>
         <w:spacing w:before="300" w:after="150"/>
       </w:pPr>
       <w:r>
@@ -5183,15 +5080,7 @@
         <w:spacing w:after="80"/>
       </w:pPr>
       <w:r>
-        <w:t xml:space="preserve">El motor </w:t>
-      </w:r>
-      <w:proofErr w:type="spellStart"/>
-      <w:r>
-        <w:t>core</w:t>
-      </w:r>
-      <w:proofErr w:type="spellEnd"/>
-      <w:r>
-        <w:t xml:space="preserve"> puede configurarse para usar Dijkstra o A* modificado según el escenario de carga.</w:t>
+        <w:t xml:space="preserve">El motor core puede configurarse para usar Dijkstra o A* modificado según el escenario de carga.</w:t>
       </w:r>
     </w:p>
     <w:p>
@@ -5199,24 +5088,12 @@
         <w:spacing w:after="80"/>
       </w:pPr>
       <w:r>
-        <w:t xml:space="preserve">Los datos viales pueden obtenerse en línea desde </w:t>
-      </w:r>
-      <w:proofErr w:type="spellStart"/>
-      <w:r>
-        <w:t>Mapbox</w:t>
-      </w:r>
-      <w:proofErr w:type="spellEnd"/>
-      <w:r>
-        <w:t xml:space="preserve"> o desde una caché local ante baja conectividad.</w:t>
-      </w:r>
-    </w:p>
-    <w:p>
-      <w:r>
-        <w:br w:type="page"/>
-      </w:r>
-    </w:p>
-    <w:p>
-      <w:pPr>
+        <w:t xml:space="preserve">Los datos viales pueden obtenerse en línea desde Mapbox o desde una caché local ante baja conectividad.</w:t>
+      </w:r>
+    </w:p>
+    <w:p>
+      <w:pPr>
+        <w:pageBreakBefore/>
         <w:jc w:val="center"/>
       </w:pPr>
       <w:r>
@@ -5240,39 +5117,7 @@
           <w:i/>
           <w:iCs/>
         </w:rPr>
-        <w:t>Formato Estructurado '</w:t>
-      </w:r>
-      <w:proofErr w:type="spellStart"/>
-      <w:r>
-        <w:rPr>
-          <w:i/>
-          <w:iCs/>
-        </w:rPr>
-        <w:t>Fully</w:t>
-      </w:r>
-      <w:proofErr w:type="spellEnd"/>
-      <w:r>
-        <w:rPr>
-          <w:i/>
-          <w:iCs/>
-        </w:rPr>
-        <w:t xml:space="preserve"> </w:t>
-      </w:r>
-      <w:proofErr w:type="spellStart"/>
-      <w:r>
-        <w:rPr>
-          <w:i/>
-          <w:iCs/>
-        </w:rPr>
-        <w:t>Dressed</w:t>
-      </w:r>
-      <w:proofErr w:type="spellEnd"/>
-      <w:r>
-        <w:rPr>
-          <w:i/>
-          <w:iCs/>
-        </w:rPr>
-        <w:t>' - Alistair Cockburn</w:t>
+        <w:t xml:space="preserve">Formato Estructurado 'Fully Dressed' - Alistair Cockburn</w:t>
       </w:r>
     </w:p>
     <w:tbl>
@@ -5303,6 +5148,9 @@
             <w:bottom w:w="0" w:type="dxa"/>
           </w:tblCellMar>
         </w:tblPrEx>
+        <w:trPr>
+          <w:cantSplit/>
+        </w:trPr>
         <w:tc>
           <w:tcPr>
             <w:tcW w:w="2600" w:type="dxa"/>
@@ -5338,6 +5186,9 @@
             <w:bottom w:w="0" w:type="dxa"/>
           </w:tblCellMar>
         </w:tblPrEx>
+        <w:trPr>
+          <w:cantSplit/>
+        </w:trPr>
         <w:tc>
           <w:tcPr>
             <w:tcW w:w="2600" w:type="dxa"/>
@@ -5373,6 +5224,9 @@
             <w:bottom w:w="0" w:type="dxa"/>
           </w:tblCellMar>
         </w:tblPrEx>
+        <w:trPr>
+          <w:cantSplit/>
+        </w:trPr>
         <w:tc>
           <w:tcPr>
             <w:tcW w:w="2600" w:type="dxa"/>
@@ -5395,21 +5249,22 @@
             <w:vAlign w:val="center"/>
           </w:tcPr>
           <w:p>
-            <w:proofErr w:type="spellStart"/>
             <w:r>
               <w:t>ChuroViaje</w:t>
             </w:r>
-            <w:proofErr w:type="spellEnd"/>
-          </w:p>
-        </w:tc>
-      </w:tr>
-      <w:tr>
-        <w:tblPrEx>
-          <w:tblCellMar>
-            <w:top w:w="0" w:type="dxa"/>
-            <w:bottom w:w="0" w:type="dxa"/>
-          </w:tblCellMar>
-        </w:tblPrEx>
+          </w:p>
+        </w:tc>
+      </w:tr>
+      <w:tr>
+        <w:tblPrEx>
+          <w:tblCellMar>
+            <w:top w:w="0" w:type="dxa"/>
+            <w:bottom w:w="0" w:type="dxa"/>
+          </w:tblCellMar>
+        </w:tblPrEx>
+        <w:trPr>
+          <w:cantSplit/>
+        </w:trPr>
         <w:tc>
           <w:tcPr>
             <w:tcW w:w="2600" w:type="dxa"/>
@@ -5433,18 +5288,21 @@
           </w:tcPr>
           <w:p>
             <w:r>
-              <w:t>11/09/2026</w:t>
-            </w:r>
-          </w:p>
-        </w:tc>
-      </w:tr>
-      <w:tr>
-        <w:tblPrEx>
-          <w:tblCellMar>
-            <w:top w:w="0" w:type="dxa"/>
-            <w:bottom w:w="0" w:type="dxa"/>
-          </w:tblCellMar>
-        </w:tblPrEx>
+              <w:t xml:space="preserve">06/10/2026</w:t>
+            </w:r>
+          </w:p>
+        </w:tc>
+      </w:tr>
+      <w:tr>
+        <w:tblPrEx>
+          <w:tblCellMar>
+            <w:top w:w="0" w:type="dxa"/>
+            <w:bottom w:w="0" w:type="dxa"/>
+          </w:tblCellMar>
+        </w:tblPrEx>
+        <w:trPr>
+          <w:cantSplit/>
+        </w:trPr>
         <w:tc>
           <w:tcPr>
             <w:tcW w:w="2600" w:type="dxa"/>
@@ -5467,24 +5325,22 @@
             <w:vAlign w:val="center"/>
           </w:tcPr>
           <w:p>
-            <w:proofErr w:type="spellStart"/>
-            <w:r>
-              <w:t>Benjamin</w:t>
-            </w:r>
-            <w:proofErr w:type="spellEnd"/>
-            <w:r>
-              <w:t xml:space="preserve"> Sirpa</w:t>
-            </w:r>
-          </w:p>
-        </w:tc>
-      </w:tr>
-      <w:tr>
-        <w:tblPrEx>
-          <w:tblCellMar>
-            <w:top w:w="0" w:type="dxa"/>
-            <w:bottom w:w="0" w:type="dxa"/>
-          </w:tblCellMar>
-        </w:tblPrEx>
+            <w:r>
+              <w:t xml:space="preserve">Benjamin Sirpa</w:t>
+            </w:r>
+          </w:p>
+        </w:tc>
+      </w:tr>
+      <w:tr>
+        <w:tblPrEx>
+          <w:tblCellMar>
+            <w:top w:w="0" w:type="dxa"/>
+            <w:bottom w:w="0" w:type="dxa"/>
+          </w:tblCellMar>
+        </w:tblPrEx>
+        <w:trPr>
+          <w:cantSplit/>
+        </w:trPr>
         <w:tc>
           <w:tcPr>
             <w:tcW w:w="2600" w:type="dxa"/>
@@ -5508,7 +5364,7 @@
           </w:tcPr>
           <w:p>
             <w:r>
-              <w:t>Borrador</w:t>
+              <w:t xml:space="preserve">Aprobado</w:t>
             </w:r>
           </w:p>
         </w:tc>
@@ -5517,6 +5373,7 @@
     <w:p>
       <w:pPr>
         <w:pStyle w:val="Ttulo1"/>
+        <w:keepNext/>
         <w:spacing w:before="300" w:after="150"/>
       </w:pPr>
       <w:r>
@@ -5551,6 +5408,9 @@
             <w:bottom w:w="0" w:type="dxa"/>
           </w:tblCellMar>
         </w:tblPrEx>
+        <w:trPr>
+          <w:cantSplit/>
+        </w:trPr>
         <w:tc>
           <w:tcPr>
             <w:tcW w:w="2600" w:type="dxa"/>
@@ -5586,6 +5446,9 @@
             <w:bottom w:w="0" w:type="dxa"/>
           </w:tblCellMar>
         </w:tblPrEx>
+        <w:trPr>
+          <w:cantSplit/>
+        </w:trPr>
         <w:tc>
           <w:tcPr>
             <w:tcW w:w="2600" w:type="dxa"/>
@@ -5621,6 +5484,9 @@
             <w:bottom w:w="0" w:type="dxa"/>
           </w:tblCellMar>
         </w:tblPrEx>
+        <w:trPr>
+          <w:cantSplit/>
+        </w:trPr>
         <w:tc>
           <w:tcPr>
             <w:tcW w:w="2600" w:type="dxa"/>
@@ -5643,21 +5509,22 @@
             <w:vAlign w:val="center"/>
           </w:tcPr>
           <w:p>
-            <w:proofErr w:type="spellStart"/>
             <w:r>
               <w:t>Subfunction</w:t>
             </w:r>
-            <w:proofErr w:type="spellEnd"/>
-          </w:p>
-        </w:tc>
-      </w:tr>
-      <w:tr>
-        <w:tblPrEx>
-          <w:tblCellMar>
-            <w:top w:w="0" w:type="dxa"/>
-            <w:bottom w:w="0" w:type="dxa"/>
-          </w:tblCellMar>
-        </w:tblPrEx>
+          </w:p>
+        </w:tc>
+      </w:tr>
+      <w:tr>
+        <w:tblPrEx>
+          <w:tblCellMar>
+            <w:top w:w="0" w:type="dxa"/>
+            <w:bottom w:w="0" w:type="dxa"/>
+          </w:tblCellMar>
+        </w:tblPrEx>
+        <w:trPr>
+          <w:cantSplit/>
+        </w:trPr>
         <w:tc>
           <w:tcPr>
             <w:tcW w:w="2600" w:type="dxa"/>
@@ -5681,26 +5548,21 @@
           </w:tcPr>
           <w:p>
             <w:r>
-              <w:t xml:space="preserve">SUD: Aplicación Móvil </w:t>
-            </w:r>
-            <w:proofErr w:type="spellStart"/>
-            <w:r>
-              <w:t>ChuroViaje</w:t>
-            </w:r>
-            <w:proofErr w:type="spellEnd"/>
-            <w:r>
-              <w:t xml:space="preserve"> (motor de ruteo)</w:t>
-            </w:r>
-          </w:p>
-        </w:tc>
-      </w:tr>
-      <w:tr>
-        <w:tblPrEx>
-          <w:tblCellMar>
-            <w:top w:w="0" w:type="dxa"/>
-            <w:bottom w:w="0" w:type="dxa"/>
-          </w:tblCellMar>
-        </w:tblPrEx>
+              <w:t xml:space="preserve">SUD: Aplicación Móvil ChuroViaje (motor de ruteo)</w:t>
+            </w:r>
+          </w:p>
+        </w:tc>
+      </w:tr>
+      <w:tr>
+        <w:tblPrEx>
+          <w:tblCellMar>
+            <w:top w:w="0" w:type="dxa"/>
+            <w:bottom w:w="0" w:type="dxa"/>
+          </w:tblCellMar>
+        </w:tblPrEx>
+        <w:trPr>
+          <w:cantSplit/>
+        </w:trPr>
         <w:tc>
           <w:tcPr>
             <w:tcW w:w="2600" w:type="dxa"/>
@@ -5736,6 +5598,9 @@
             <w:bottom w:w="0" w:type="dxa"/>
           </w:tblCellMar>
         </w:tblPrEx>
+        <w:trPr>
+          <w:cantSplit/>
+        </w:trPr>
         <w:tc>
           <w:tcPr>
             <w:tcW w:w="2600" w:type="dxa"/>
@@ -5766,7 +5631,7 @@
               </w:numPr>
             </w:pPr>
             <w:r>
-              <w:t>Existe una ruta activa en curso para el conductor.</w:t>
+              <w:t xml:space="preserve">El conductor ha iniciado sesión (CU-08).</w:t>
             </w:r>
           </w:p>
           <w:p>
@@ -5778,39 +5643,9 @@
               </w:numPr>
             </w:pPr>
             <w:r>
-              <w:t>El sistema detectó una zona de congestión sobre el trayecto, por reporte de otro usuario o por detección pasiva de velocidad/posición.</w:t>
-            </w:r>
-          </w:p>
-        </w:tc>
-      </w:tr>
-      <w:tr>
-        <w:tblPrEx>
-          <w:tblCellMar>
-            <w:top w:w="0" w:type="dxa"/>
-            <w:bottom w:w="0" w:type="dxa"/>
-          </w:tblCellMar>
-        </w:tblPrEx>
-        <w:tc>
-          <w:tcPr>
-            <w:tcW w:w="2600" w:type="dxa"/>
-            <w:shd w:val="clear" w:color="auto" w:fill="D9D9D9"/>
-            <w:vAlign w:val="center"/>
-          </w:tcPr>
-          <w:p>
-            <w:r>
-              <w:rPr>
-                <w:b/>
-                <w:bCs/>
-              </w:rPr>
-              <w:t>Postcondiciones (Éxito):</w:t>
-            </w:r>
-          </w:p>
-        </w:tc>
-        <w:tc>
-          <w:tcPr>
-            <w:tcW w:w="6760" w:type="dxa"/>
-            <w:vAlign w:val="center"/>
-          </w:tcPr>
+              <w:t xml:space="preserve">Existe una ruta activa en curso para el conductor.</w:t>
+            </w:r>
+          </w:p>
           <w:p>
             <w:pPr>
               <w:pStyle w:val="Prrafodelista"/>
@@ -5820,18 +5655,21 @@
               </w:numPr>
             </w:pPr>
             <w:r>
-              <w:t>Se genera y se muestra al conductor una ruta alternativa que evita la zona congestionada, sin interrumpir la navegación en curso.</w:t>
-            </w:r>
-          </w:p>
-        </w:tc>
-      </w:tr>
-      <w:tr>
-        <w:tblPrEx>
-          <w:tblCellMar>
-            <w:top w:w="0" w:type="dxa"/>
-            <w:bottom w:w="0" w:type="dxa"/>
-          </w:tblCellMar>
-        </w:tblPrEx>
+              <w:t xml:space="preserve">El sistema detectó una zona de congestión sobre el trayecto, por reporte de otro usuario o por la telemetría de velocidad y posición.</w:t>
+            </w:r>
+          </w:p>
+        </w:tc>
+      </w:tr>
+      <w:tr>
+        <w:tblPrEx>
+          <w:tblCellMar>
+            <w:top w:w="0" w:type="dxa"/>
+            <w:bottom w:w="0" w:type="dxa"/>
+          </w:tblCellMar>
+        </w:tblPrEx>
+        <w:trPr>
+          <w:cantSplit/>
+        </w:trPr>
         <w:tc>
           <w:tcPr>
             <w:tcW w:w="2600" w:type="dxa"/>
@@ -5844,42 +5682,7 @@
                 <w:b/>
                 <w:bCs/>
               </w:rPr>
-              <w:t>Garantía Mínima (Fallo):</w:t>
-            </w:r>
-          </w:p>
-        </w:tc>
-        <w:tc>
-          <w:tcPr>
-            <w:tcW w:w="6760" w:type="dxa"/>
-            <w:vAlign w:val="center"/>
-          </w:tcPr>
-          <w:p>
-            <w:r>
-              <w:t>Si no existe una ruta alternativa viable, se mantiene la ruta original y se notifica la congestión al conductor.</w:t>
-            </w:r>
-          </w:p>
-        </w:tc>
-      </w:tr>
-      <w:tr>
-        <w:tblPrEx>
-          <w:tblCellMar>
-            <w:top w:w="0" w:type="dxa"/>
-            <w:bottom w:w="0" w:type="dxa"/>
-          </w:tblCellMar>
-        </w:tblPrEx>
-        <w:tc>
-          <w:tcPr>
-            <w:tcW w:w="2600" w:type="dxa"/>
-            <w:shd w:val="clear" w:color="auto" w:fill="D9D9D9"/>
-            <w:vAlign w:val="center"/>
-          </w:tcPr>
-          <w:p>
-            <w:r>
-              <w:rPr>
-                <w:b/>
-                <w:bCs/>
-              </w:rPr>
-              <w:t>Actores Secundarios:</w:t>
+              <w:t>Postcondiciones (Éxito):</w:t>
             </w:r>
           </w:p>
         </w:tc>
@@ -5897,17 +5700,80 @@
               </w:numPr>
             </w:pPr>
             <w:r>
-              <w:t xml:space="preserve">Motor </w:t>
-            </w:r>
-            <w:proofErr w:type="spellStart"/>
-            <w:r>
-              <w:t>core</w:t>
-            </w:r>
-            <w:proofErr w:type="spellEnd"/>
-            <w:r>
-              <w:t xml:space="preserve"> (C++): recalcula la ruta ante congestión.</w:t>
-            </w:r>
-          </w:p>
+              <w:t>Se genera y se muestra al conductor una ruta alternativa que evita la zona congestionada, sin interrumpir la navegación en curso.</w:t>
+            </w:r>
+          </w:p>
+        </w:tc>
+      </w:tr>
+      <w:tr>
+        <w:tblPrEx>
+          <w:tblCellMar>
+            <w:top w:w="0" w:type="dxa"/>
+            <w:bottom w:w="0" w:type="dxa"/>
+          </w:tblCellMar>
+        </w:tblPrEx>
+        <w:trPr>
+          <w:cantSplit/>
+        </w:trPr>
+        <w:tc>
+          <w:tcPr>
+            <w:tcW w:w="2600" w:type="dxa"/>
+            <w:shd w:val="clear" w:color="auto" w:fill="D9D9D9"/>
+            <w:vAlign w:val="center"/>
+          </w:tcPr>
+          <w:p>
+            <w:r>
+              <w:rPr>
+                <w:b/>
+                <w:bCs/>
+              </w:rPr>
+              <w:t>Garantía Mínima (Fallo):</w:t>
+            </w:r>
+          </w:p>
+        </w:tc>
+        <w:tc>
+          <w:tcPr>
+            <w:tcW w:w="6760" w:type="dxa"/>
+            <w:vAlign w:val="center"/>
+          </w:tcPr>
+          <w:p>
+            <w:r>
+              <w:t>Si no existe una ruta alternativa viable, se mantiene la ruta original y se notifica la congestión al conductor.</w:t>
+            </w:r>
+          </w:p>
+        </w:tc>
+      </w:tr>
+      <w:tr>
+        <w:tblPrEx>
+          <w:tblCellMar>
+            <w:top w:w="0" w:type="dxa"/>
+            <w:bottom w:w="0" w:type="dxa"/>
+          </w:tblCellMar>
+        </w:tblPrEx>
+        <w:trPr>
+          <w:cantSplit/>
+        </w:trPr>
+        <w:tc>
+          <w:tcPr>
+            <w:tcW w:w="2600" w:type="dxa"/>
+            <w:shd w:val="clear" w:color="auto" w:fill="D9D9D9"/>
+            <w:vAlign w:val="center"/>
+          </w:tcPr>
+          <w:p>
+            <w:r>
+              <w:rPr>
+                <w:b/>
+                <w:bCs/>
+              </w:rPr>
+              <w:t>Actores Secundarios:</w:t>
+            </w:r>
+          </w:p>
+        </w:tc>
+        <w:tc>
+          <w:tcPr>
+            <w:tcW w:w="6760" w:type="dxa"/>
+            <w:vAlign w:val="center"/>
+          </w:tcPr>
           <w:p>
             <w:pPr>
               <w:pStyle w:val="Prrafodelista"/>
@@ -5916,24 +5782,34 @@
                 <w:numId w:val="2"/>
               </w:numPr>
             </w:pPr>
-            <w:proofErr w:type="spellStart"/>
-            <w:r>
-              <w:t>Backend</w:t>
-            </w:r>
-            <w:proofErr w:type="spellEnd"/>
-            <w:r>
-              <w:t xml:space="preserve"> Java: provee los eventos de congestión reportados o detectados.</w:t>
-            </w:r>
-          </w:p>
-        </w:tc>
-      </w:tr>
-      <w:tr>
-        <w:tblPrEx>
-          <w:tblCellMar>
-            <w:top w:w="0" w:type="dxa"/>
-            <w:bottom w:w="0" w:type="dxa"/>
-          </w:tblCellMar>
-        </w:tblPrEx>
+            <w:r>
+              <w:t xml:space="preserve">Motor core (C++): recalcula la ruta ante congestión.</w:t>
+            </w:r>
+          </w:p>
+          <w:p>
+            <w:pPr>
+              <w:pStyle w:val="Prrafodelista"/>
+              <w:numPr>
+                <w:ilvl w:val="0"/>
+                <w:numId w:val="2"/>
+              </w:numPr>
+            </w:pPr>
+            <w:r>
+              <w:t xml:space="preserve">Backend Java: provee los eventos de congestión reportados o detectados.</w:t>
+            </w:r>
+          </w:p>
+        </w:tc>
+      </w:tr>
+      <w:tr>
+        <w:tblPrEx>
+          <w:tblCellMar>
+            <w:top w:w="0" w:type="dxa"/>
+            <w:bottom w:w="0" w:type="dxa"/>
+          </w:tblCellMar>
+        </w:tblPrEx>
+        <w:trPr>
+          <w:cantSplit/>
+        </w:trPr>
         <w:tc>
           <w:tcPr>
             <w:tcW w:w="2600" w:type="dxa"/>
@@ -5985,7 +5861,7 @@
         </w:rPr>
         <w:drawing>
           <wp:inline distT="0" distB="0" distL="0" distR="0" wp14:anchorId="462C9905" wp14:editId="2599A1DC">
-            <wp:extent cx="4260031" cy="2842260"/>
+            <wp:extent cx="4529709" cy="3103245"/>
             <wp:effectExtent l="0" t="0" r="7620" b="0"/>
             <wp:docPr id="507" name="CU-04_casos_de_uso.png"/>
             <wp:cNvGraphicFramePr>
@@ -6007,7 +5883,7 @@
                   <pic:spPr>
                     <a:xfrm>
                       <a:off x="0" y="0"/>
-                      <a:ext cx="4287013" cy="2860262"/>
+                      <a:ext cx="4529709" cy="3103245"/>
                     </a:xfrm>
                     <a:prstGeom prst="rect">
                       <a:avLst/>
@@ -6032,32 +5908,13 @@
           <w:sz w:val="18"/>
           <w:szCs w:val="18"/>
         </w:rPr>
-        <w:t>Diagrama de casos de uso de CU-04 (fuente: 03_des/</w:t>
-      </w:r>
-      <w:proofErr w:type="spellStart"/>
-      <w:r>
-        <w:rPr>
-          <w:i/>
-          <w:iCs/>
-          <w:sz w:val="18"/>
-          <w:szCs w:val="18"/>
-        </w:rPr>
-        <w:t>DiagCU</w:t>
-      </w:r>
-      <w:proofErr w:type="spellEnd"/>
-      <w:r>
-        <w:rPr>
-          <w:i/>
-          <w:iCs/>
-          <w:sz w:val="18"/>
-          <w:szCs w:val="18"/>
-        </w:rPr>
-        <w:t>/CU-04_RecalcularRuta.puml)</w:t>
+        <w:t>Diagrama de casos de uso de CU-04 (fuente: 03_des/DiagCU/CU-04_RecalcularRuta.puml)</w:t>
       </w:r>
     </w:p>
     <w:p>
       <w:pPr>
         <w:pStyle w:val="Ttulo1"/>
+        <w:keepNext/>
         <w:spacing w:before="300" w:after="150"/>
       </w:pPr>
       <w:r>
@@ -6067,6 +5924,7 @@
     </w:p>
     <w:p>
       <w:pPr>
+        <w:keepNext/>
         <w:spacing w:after="150"/>
       </w:pPr>
       <w:r>
@@ -6101,6 +5959,9 @@
             <w:bottom w:w="0" w:type="dxa"/>
           </w:tblCellMar>
         </w:tblPrEx>
+        <w:trPr>
+          <w:cantSplit/>
+        </w:trPr>
         <w:tc>
           <w:tcPr>
             <w:tcW w:w="3120" w:type="dxa"/>
@@ -6108,28 +5969,15 @@
             <w:vAlign w:val="center"/>
           </w:tcPr>
           <w:p>
-            <w:r>
-              <w:rPr>
-                <w:b/>
-                <w:bCs/>
-              </w:rPr>
-              <w:t>Parte Interesada (</w:t>
-            </w:r>
-            <w:proofErr w:type="spellStart"/>
-            <w:r>
-              <w:rPr>
-                <w:b/>
-                <w:bCs/>
-              </w:rPr>
-              <w:t>Stakeholder</w:t>
-            </w:r>
-            <w:proofErr w:type="spellEnd"/>
-            <w:r>
-              <w:rPr>
-                <w:b/>
-                <w:bCs/>
-              </w:rPr>
-              <w:t>)</w:t>
+            <w:pPr>
+              <w:keepNext/>
+            </w:pPr>
+            <w:r>
+              <w:rPr>
+                <w:b/>
+                <w:bCs/>
+              </w:rPr>
+              <w:t>Parte Interesada (Stakeholder)</w:t>
             </w:r>
           </w:p>
         </w:tc>
@@ -6140,6 +5988,9 @@
             <w:vAlign w:val="center"/>
           </w:tcPr>
           <w:p>
+            <w:pPr>
+              <w:keepNext/>
+            </w:pPr>
             <w:r>
               <w:rPr>
                 <w:b/>
@@ -6157,11 +6008,17 @@
             <w:bottom w:w="0" w:type="dxa"/>
           </w:tblCellMar>
         </w:tblPrEx>
+        <w:trPr>
+          <w:cantSplit/>
+        </w:trPr>
         <w:tc>
           <w:tcPr>
             <w:tcW w:w="3120" w:type="dxa"/>
           </w:tcPr>
           <w:p>
+            <w:pPr>
+              <w:keepNext/>
+            </w:pPr>
             <w:r>
               <w:rPr>
                 <w:b/>
@@ -6177,6 +6034,9 @@
             <w:vAlign w:val="center"/>
           </w:tcPr>
           <w:p>
+            <w:pPr>
+              <w:keepNext/>
+            </w:pPr>
             <w:r>
               <w:t>Llegar a su destino evitando demoras por congestión, sin intervención manual.</w:t>
             </w:r>
@@ -6190,6 +6050,9 @@
             <w:bottom w:w="0" w:type="dxa"/>
           </w:tblCellMar>
         </w:tblPrEx>
+        <w:trPr>
+          <w:cantSplit/>
+        </w:trPr>
         <w:tc>
           <w:tcPr>
             <w:tcW w:w="3120" w:type="dxa"/>
@@ -6220,6 +6083,7 @@
     <w:p>
       <w:pPr>
         <w:pStyle w:val="Ttulo1"/>
+        <w:keepNext/>
         <w:spacing w:before="300" w:after="150"/>
       </w:pPr>
       <w:r>
@@ -6228,6 +6092,7 @@
     </w:p>
     <w:p>
       <w:pPr>
+        <w:keepNext/>
         <w:spacing w:after="150"/>
       </w:pPr>
       <w:r>
@@ -6263,6 +6128,9 @@
             <w:bottom w:w="0" w:type="dxa"/>
           </w:tblCellMar>
         </w:tblPrEx>
+        <w:trPr>
+          <w:cantSplit/>
+        </w:trPr>
         <w:tc>
           <w:tcPr>
             <w:tcW w:w="700" w:type="dxa"/>
@@ -6270,6 +6138,9 @@
             <w:vAlign w:val="center"/>
           </w:tcPr>
           <w:p>
+            <w:pPr>
+              <w:keepNext/>
+            </w:pPr>
             <w:r>
               <w:rPr>
                 <w:b/>
@@ -6286,6 +6157,9 @@
             <w:vAlign w:val="center"/>
           </w:tcPr>
           <w:p>
+            <w:pPr>
+              <w:keepNext/>
+            </w:pPr>
             <w:r>
               <w:rPr>
                 <w:b/>
@@ -6302,6 +6176,9 @@
             <w:vAlign w:val="center"/>
           </w:tcPr>
           <w:p>
+            <w:pPr>
+              <w:keepNext/>
+            </w:pPr>
             <w:r>
               <w:rPr>
                 <w:b/>
@@ -6319,6 +6196,9 @@
             <w:bottom w:w="0" w:type="dxa"/>
           </w:tblCellMar>
         </w:tblPrEx>
+        <w:trPr>
+          <w:cantSplit/>
+        </w:trPr>
         <w:tc>
           <w:tcPr>
             <w:tcW w:w="700" w:type="dxa"/>
@@ -6360,6 +6240,9 @@
             <w:bottom w:w="0" w:type="dxa"/>
           </w:tblCellMar>
         </w:tblPrEx>
+        <w:trPr>
+          <w:cantSplit/>
+        </w:trPr>
         <w:tc>
           <w:tcPr>
             <w:tcW w:w="700" w:type="dxa"/>
@@ -6389,26 +6272,21 @@
           </w:tcPr>
           <w:p>
             <w:r>
-              <w:t xml:space="preserve">El sistema solicita al motor </w:t>
-            </w:r>
-            <w:proofErr w:type="spellStart"/>
-            <w:r>
-              <w:t>core</w:t>
-            </w:r>
-            <w:proofErr w:type="spellEnd"/>
-            <w:r>
-              <w:t xml:space="preserve"> una ruta alternativa que evite la zona congestionada.</w:t>
-            </w:r>
-          </w:p>
-        </w:tc>
-      </w:tr>
-      <w:tr>
-        <w:tblPrEx>
-          <w:tblCellMar>
-            <w:top w:w="0" w:type="dxa"/>
-            <w:bottom w:w="0" w:type="dxa"/>
-          </w:tblCellMar>
-        </w:tblPrEx>
+              <w:t xml:space="preserve">El sistema solicita al motor core una ruta alternativa que evite la zona congestionada.</w:t>
+            </w:r>
+          </w:p>
+        </w:tc>
+      </w:tr>
+      <w:tr>
+        <w:tblPrEx>
+          <w:tblCellMar>
+            <w:top w:w="0" w:type="dxa"/>
+            <w:bottom w:w="0" w:type="dxa"/>
+          </w:tblCellMar>
+        </w:tblPrEx>
+        <w:trPr>
+          <w:cantSplit/>
+        </w:trPr>
         <w:tc>
           <w:tcPr>
             <w:tcW w:w="700" w:type="dxa"/>
@@ -6438,26 +6316,21 @@
           </w:tcPr>
           <w:p>
             <w:r>
-              <w:t xml:space="preserve">El motor </w:t>
-            </w:r>
-            <w:proofErr w:type="spellStart"/>
-            <w:r>
-              <w:t>core</w:t>
-            </w:r>
-            <w:proofErr w:type="spellEnd"/>
-            <w:r>
-              <w:t xml:space="preserve"> recalcula y el sistema muestra la nueva ruta de forma no intrusiva.</w:t>
-            </w:r>
-          </w:p>
-        </w:tc>
-      </w:tr>
-      <w:tr>
-        <w:tblPrEx>
-          <w:tblCellMar>
-            <w:top w:w="0" w:type="dxa"/>
-            <w:bottom w:w="0" w:type="dxa"/>
-          </w:tblCellMar>
-        </w:tblPrEx>
+              <w:t xml:space="preserve">El motor core recalcula y el sistema muestra la nueva ruta de forma no intrusiva.</w:t>
+            </w:r>
+          </w:p>
+        </w:tc>
+      </w:tr>
+      <w:tr>
+        <w:tblPrEx>
+          <w:tblCellMar>
+            <w:top w:w="0" w:type="dxa"/>
+            <w:bottom w:w="0" w:type="dxa"/>
+          </w:tblCellMar>
+        </w:tblPrEx>
+        <w:trPr>
+          <w:cantSplit/>
+        </w:trPr>
         <w:tc>
           <w:tcPr>
             <w:tcW w:w="700" w:type="dxa"/>
@@ -6516,7 +6389,7 @@
         </w:rPr>
         <w:drawing>
           <wp:inline distT="0" distB="0" distL="0" distR="0" wp14:anchorId="1F1967FA" wp14:editId="2CB69513">
-            <wp:extent cx="5943600" cy="6571017"/>
+            <wp:extent cx="5943600" cy="6568050"/>
             <wp:effectExtent l="0" t="0" r="0" b="0"/>
             <wp:docPr id="508" name="CU-04_actividad.png"/>
             <wp:cNvGraphicFramePr>
@@ -6538,7 +6411,7 @@
                   <pic:spPr>
                     <a:xfrm>
                       <a:off x="0" y="0"/>
-                      <a:ext cx="5943600" cy="6571017"/>
+                      <a:ext cx="5943600" cy="6568050"/>
                     </a:xfrm>
                     <a:prstGeom prst="rect">
                       <a:avLst/>
@@ -6568,19 +6441,9 @@
     </w:p>
     <w:p>
       <w:pPr>
-        <w:rPr>
-          <w:color w:val="2E74B5"/>
-          <w:sz w:val="32"/>
-          <w:szCs w:val="32"/>
-        </w:rPr>
-      </w:pPr>
-      <w:r>
-        <w:br w:type="page"/>
-      </w:r>
-    </w:p>
-    <w:p>
-      <w:pPr>
         <w:pStyle w:val="Ttulo1"/>
+        <w:keepNext/>
+        <w:pageBreakBefore/>
         <w:spacing w:before="300" w:after="150"/>
       </w:pPr>
       <w:r>
@@ -6590,6 +6453,7 @@
     </w:p>
     <w:p>
       <w:pPr>
+        <w:keepNext/>
         <w:spacing w:after="150"/>
       </w:pPr>
       <w:r>
@@ -6625,6 +6489,9 @@
             <w:bottom w:w="0" w:type="dxa"/>
           </w:tblCellMar>
         </w:tblPrEx>
+        <w:trPr>
+          <w:cantSplit/>
+        </w:trPr>
         <w:tc>
           <w:tcPr>
             <w:tcW w:w="900" w:type="dxa"/>
@@ -6632,6 +6499,9 @@
             <w:vAlign w:val="center"/>
           </w:tcPr>
           <w:p>
+            <w:pPr>
+              <w:keepNext/>
+            </w:pPr>
             <w:r>
               <w:rPr>
                 <w:b/>
@@ -6648,6 +6518,9 @@
             <w:vAlign w:val="center"/>
           </w:tcPr>
           <w:p>
+            <w:pPr>
+              <w:keepNext/>
+            </w:pPr>
             <w:r>
               <w:rPr>
                 <w:b/>
@@ -6664,6 +6537,9 @@
             <w:vAlign w:val="center"/>
           </w:tcPr>
           <w:p>
+            <w:pPr>
+              <w:keepNext/>
+            </w:pPr>
             <w:r>
               <w:rPr>
                 <w:b/>
@@ -6681,6 +6557,9 @@
             <w:bottom w:w="0" w:type="dxa"/>
           </w:tblCellMar>
         </w:tblPrEx>
+        <w:trPr>
+          <w:cantSplit/>
+        </w:trPr>
         <w:tc>
           <w:tcPr>
             <w:tcW w:w="900" w:type="dxa"/>
@@ -6727,6 +6606,9 @@
             <w:bottom w:w="0" w:type="dxa"/>
           </w:tblCellMar>
         </w:tblPrEx>
+        <w:trPr>
+          <w:cantSplit/>
+        </w:trPr>
         <w:tc>
           <w:tcPr>
             <w:tcW w:w="900" w:type="dxa"/>
@@ -6765,6 +6647,7 @@
     <w:p>
       <w:pPr>
         <w:pStyle w:val="Ttulo1"/>
+        <w:keepNext/>
         <w:spacing w:before="300" w:after="150"/>
       </w:pPr>
       <w:r>
@@ -6798,6 +6681,7 @@
     <w:p>
       <w:pPr>
         <w:pStyle w:val="Ttulo1"/>
+        <w:keepNext/>
         <w:spacing w:before="300" w:after="150"/>
       </w:pPr>
       <w:r>
@@ -6809,16 +6693,20 @@
         <w:spacing w:after="80"/>
       </w:pPr>
       <w:r>
-        <w:t>La congestión puede detectarse por reportes colaborativos (CU-01) o por telemetría pasiva de velocidad/posición del propio dispositivo.</w:t>
-      </w:r>
-    </w:p>
-    <w:p>
-      <w:r>
-        <w:br w:type="page"/>
-      </w:r>
-    </w:p>
-    <w:p>
-      <w:pPr>
+        <w:t xml:space="preserve">La congestión puede detectarse por reportes colaborativos (CU-01) o por la telemetría de velocidad y posición que la app envía mientras está abierta en pantalla, con o sin ruta activa (HU-13). La app no obtiene la ubicación en segundo plano.</w:t>
+      </w:r>
+    </w:p>
+    <w:p>
+      <w:pPr>
+        <w:spacing w:after="80"/>
+      </w:pPr>
+      <w:r>
+        <w:t xml:space="preserve">Por telemetría, se considera congestión cuando un vehículo permanece detenido o avanza muy lento en una vía vehicular por más tiempo de un umbral que se definirá durante la Construcción.</w:t>
+      </w:r>
+    </w:p>
+    <w:p>
+      <w:pPr>
+        <w:pageBreakBefore/>
         <w:jc w:val="center"/>
       </w:pPr>
       <w:r>
@@ -6842,39 +6730,7 @@
           <w:i/>
           <w:iCs/>
         </w:rPr>
-        <w:t>Formato Estructurado '</w:t>
-      </w:r>
-      <w:proofErr w:type="spellStart"/>
-      <w:r>
-        <w:rPr>
-          <w:i/>
-          <w:iCs/>
-        </w:rPr>
-        <w:t>Fully</w:t>
-      </w:r>
-      <w:proofErr w:type="spellEnd"/>
-      <w:r>
-        <w:rPr>
-          <w:i/>
-          <w:iCs/>
-        </w:rPr>
-        <w:t xml:space="preserve"> </w:t>
-      </w:r>
-      <w:proofErr w:type="spellStart"/>
-      <w:r>
-        <w:rPr>
-          <w:i/>
-          <w:iCs/>
-        </w:rPr>
-        <w:t>Dressed</w:t>
-      </w:r>
-      <w:proofErr w:type="spellEnd"/>
-      <w:r>
-        <w:rPr>
-          <w:i/>
-          <w:iCs/>
-        </w:rPr>
-        <w:t>' - Alistair Cockburn</w:t>
+        <w:t xml:space="preserve">Formato Estructurado 'Fully Dressed' - Alistair Cockburn</w:t>
       </w:r>
     </w:p>
     <w:tbl>
@@ -6905,6 +6761,9 @@
             <w:bottom w:w="0" w:type="dxa"/>
           </w:tblCellMar>
         </w:tblPrEx>
+        <w:trPr>
+          <w:cantSplit/>
+        </w:trPr>
         <w:tc>
           <w:tcPr>
             <w:tcW w:w="2600" w:type="dxa"/>
@@ -6940,6 +6799,9 @@
             <w:bottom w:w="0" w:type="dxa"/>
           </w:tblCellMar>
         </w:tblPrEx>
+        <w:trPr>
+          <w:cantSplit/>
+        </w:trPr>
         <w:tc>
           <w:tcPr>
             <w:tcW w:w="2600" w:type="dxa"/>
@@ -6975,6 +6837,9 @@
             <w:bottom w:w="0" w:type="dxa"/>
           </w:tblCellMar>
         </w:tblPrEx>
+        <w:trPr>
+          <w:cantSplit/>
+        </w:trPr>
         <w:tc>
           <w:tcPr>
             <w:tcW w:w="2600" w:type="dxa"/>
@@ -6997,21 +6862,22 @@
             <w:vAlign w:val="center"/>
           </w:tcPr>
           <w:p>
-            <w:proofErr w:type="spellStart"/>
             <w:r>
               <w:t>ChuroViaje</w:t>
             </w:r>
-            <w:proofErr w:type="spellEnd"/>
-          </w:p>
-        </w:tc>
-      </w:tr>
-      <w:tr>
-        <w:tblPrEx>
-          <w:tblCellMar>
-            <w:top w:w="0" w:type="dxa"/>
-            <w:bottom w:w="0" w:type="dxa"/>
-          </w:tblCellMar>
-        </w:tblPrEx>
+          </w:p>
+        </w:tc>
+      </w:tr>
+      <w:tr>
+        <w:tblPrEx>
+          <w:tblCellMar>
+            <w:top w:w="0" w:type="dxa"/>
+            <w:bottom w:w="0" w:type="dxa"/>
+          </w:tblCellMar>
+        </w:tblPrEx>
+        <w:trPr>
+          <w:cantSplit/>
+        </w:trPr>
         <w:tc>
           <w:tcPr>
             <w:tcW w:w="2600" w:type="dxa"/>
@@ -7035,18 +6901,21 @@
           </w:tcPr>
           <w:p>
             <w:r>
-              <w:t>11/09/2026</w:t>
-            </w:r>
-          </w:p>
-        </w:tc>
-      </w:tr>
-      <w:tr>
-        <w:tblPrEx>
-          <w:tblCellMar>
-            <w:top w:w="0" w:type="dxa"/>
-            <w:bottom w:w="0" w:type="dxa"/>
-          </w:tblCellMar>
-        </w:tblPrEx>
+              <w:t xml:space="preserve">06/10/2026</w:t>
+            </w:r>
+          </w:p>
+        </w:tc>
+      </w:tr>
+      <w:tr>
+        <w:tblPrEx>
+          <w:tblCellMar>
+            <w:top w:w="0" w:type="dxa"/>
+            <w:bottom w:w="0" w:type="dxa"/>
+          </w:tblCellMar>
+        </w:tblPrEx>
+        <w:trPr>
+          <w:cantSplit/>
+        </w:trPr>
         <w:tc>
           <w:tcPr>
             <w:tcW w:w="2600" w:type="dxa"/>
@@ -7070,18 +6939,21 @@
           </w:tcPr>
           <w:p>
             <w:r>
-              <w:t>[Nombre del Analista]</w:t>
-            </w:r>
-          </w:p>
-        </w:tc>
-      </w:tr>
-      <w:tr>
-        <w:tblPrEx>
-          <w:tblCellMar>
-            <w:top w:w="0" w:type="dxa"/>
-            <w:bottom w:w="0" w:type="dxa"/>
-          </w:tblCellMar>
-        </w:tblPrEx>
+              <w:t xml:space="preserve">Benjamin Sirpa</w:t>
+            </w:r>
+          </w:p>
+        </w:tc>
+      </w:tr>
+      <w:tr>
+        <w:tblPrEx>
+          <w:tblCellMar>
+            <w:top w:w="0" w:type="dxa"/>
+            <w:bottom w:w="0" w:type="dxa"/>
+          </w:tblCellMar>
+        </w:tblPrEx>
+        <w:trPr>
+          <w:cantSplit/>
+        </w:trPr>
         <w:tc>
           <w:tcPr>
             <w:tcW w:w="2600" w:type="dxa"/>
@@ -7105,7 +6977,7 @@
           </w:tcPr>
           <w:p>
             <w:r>
-              <w:t>Borrador</w:t>
+              <w:t xml:space="preserve">Aprobado</w:t>
             </w:r>
           </w:p>
         </w:tc>
@@ -7114,6 +6986,7 @@
     <w:p>
       <w:pPr>
         <w:pStyle w:val="Ttulo1"/>
+        <w:keepNext/>
         <w:spacing w:before="300" w:after="150"/>
       </w:pPr>
       <w:r>
@@ -7148,6 +7021,9 @@
             <w:bottom w:w="0" w:type="dxa"/>
           </w:tblCellMar>
         </w:tblPrEx>
+        <w:trPr>
+          <w:cantSplit/>
+        </w:trPr>
         <w:tc>
           <w:tcPr>
             <w:tcW w:w="2600" w:type="dxa"/>
@@ -7183,6 +7059,9 @@
             <w:bottom w:w="0" w:type="dxa"/>
           </w:tblCellMar>
         </w:tblPrEx>
+        <w:trPr>
+          <w:cantSplit/>
+        </w:trPr>
         <w:tc>
           <w:tcPr>
             <w:tcW w:w="2600" w:type="dxa"/>
@@ -7206,26 +7085,21 @@
           </w:tcPr>
           <w:p>
             <w:r>
-              <w:t xml:space="preserve">Conductor (usuario de la </w:t>
-            </w:r>
-            <w:proofErr w:type="gramStart"/>
-            <w:r>
-              <w:t>app</w:t>
-            </w:r>
-            <w:proofErr w:type="gramEnd"/>
-            <w:r>
-              <w:t>)</w:t>
-            </w:r>
-          </w:p>
-        </w:tc>
-      </w:tr>
-      <w:tr>
-        <w:tblPrEx>
-          <w:tblCellMar>
-            <w:top w:w="0" w:type="dxa"/>
-            <w:bottom w:w="0" w:type="dxa"/>
-          </w:tblCellMar>
-        </w:tblPrEx>
+              <w:t xml:space="preserve">Conductor (usuario de la app)</w:t>
+            </w:r>
+          </w:p>
+        </w:tc>
+      </w:tr>
+      <w:tr>
+        <w:tblPrEx>
+          <w:tblCellMar>
+            <w:top w:w="0" w:type="dxa"/>
+            <w:bottom w:w="0" w:type="dxa"/>
+          </w:tblCellMar>
+        </w:tblPrEx>
+        <w:trPr>
+          <w:cantSplit/>
+        </w:trPr>
         <w:tc>
           <w:tcPr>
             <w:tcW w:w="2600" w:type="dxa"/>
@@ -7248,32 +7122,22 @@
             <w:vAlign w:val="center"/>
           </w:tcPr>
           <w:p>
-            <w:proofErr w:type="spellStart"/>
-            <w:r>
-              <w:t>User</w:t>
-            </w:r>
-            <w:proofErr w:type="spellEnd"/>
-            <w:r>
-              <w:t xml:space="preserve"> </w:t>
-            </w:r>
-            <w:proofErr w:type="spellStart"/>
-            <w:r>
-              <w:t>Goal</w:t>
-            </w:r>
-            <w:proofErr w:type="spellEnd"/>
-            <w:r>
-              <w:t xml:space="preserve"> (Objetivo de usuario)</w:t>
-            </w:r>
-          </w:p>
-        </w:tc>
-      </w:tr>
-      <w:tr>
-        <w:tblPrEx>
-          <w:tblCellMar>
-            <w:top w:w="0" w:type="dxa"/>
-            <w:bottom w:w="0" w:type="dxa"/>
-          </w:tblCellMar>
-        </w:tblPrEx>
+            <w:r>
+              <w:t xml:space="preserve">User Goal (Objetivo de usuario)</w:t>
+            </w:r>
+          </w:p>
+        </w:tc>
+      </w:tr>
+      <w:tr>
+        <w:tblPrEx>
+          <w:tblCellMar>
+            <w:top w:w="0" w:type="dxa"/>
+            <w:bottom w:w="0" w:type="dxa"/>
+          </w:tblCellMar>
+        </w:tblPrEx>
+        <w:trPr>
+          <w:cantSplit/>
+        </w:trPr>
         <w:tc>
           <w:tcPr>
             <w:tcW w:w="2600" w:type="dxa"/>
@@ -7297,26 +7161,21 @@
           </w:tcPr>
           <w:p>
             <w:r>
-              <w:t xml:space="preserve">SUD: Aplicación Móvil </w:t>
-            </w:r>
-            <w:proofErr w:type="spellStart"/>
-            <w:r>
-              <w:t>ChuroViaje</w:t>
-            </w:r>
-            <w:proofErr w:type="spellEnd"/>
-            <w:r>
-              <w:t xml:space="preserve"> (módulo de combustible)</w:t>
-            </w:r>
-          </w:p>
-        </w:tc>
-      </w:tr>
-      <w:tr>
-        <w:tblPrEx>
-          <w:tblCellMar>
-            <w:top w:w="0" w:type="dxa"/>
-            <w:bottom w:w="0" w:type="dxa"/>
-          </w:tblCellMar>
-        </w:tblPrEx>
+              <w:t xml:space="preserve">SUD: Aplicación Móvil ChuroViaje (módulo de combustible)</w:t>
+            </w:r>
+          </w:p>
+        </w:tc>
+      </w:tr>
+      <w:tr>
+        <w:tblPrEx>
+          <w:tblCellMar>
+            <w:top w:w="0" w:type="dxa"/>
+            <w:bottom w:w="0" w:type="dxa"/>
+          </w:tblCellMar>
+        </w:tblPrEx>
+        <w:trPr>
+          <w:cantSplit/>
+        </w:trPr>
         <w:tc>
           <w:tcPr>
             <w:tcW w:w="2600" w:type="dxa"/>
@@ -7352,6 +7211,9 @@
             <w:bottom w:w="0" w:type="dxa"/>
           </w:tblCellMar>
         </w:tblPrEx>
+        <w:trPr>
+          <w:cantSplit/>
+        </w:trPr>
         <w:tc>
           <w:tcPr>
             <w:tcW w:w="2600" w:type="dxa"/>
@@ -7382,7 +7244,7 @@
               </w:numPr>
             </w:pPr>
             <w:r>
-              <w:t>El conductor ha accedido al módulo de disponibilidad de combustible.</w:t>
+              <w:t xml:space="preserve">El conductor ha iniciado sesión (CU-08).</w:t>
             </w:r>
           </w:p>
           <w:p>
@@ -7394,39 +7256,9 @@
               </w:numPr>
             </w:pPr>
             <w:r>
-              <w:t>Existe conexión a internet.</w:t>
-            </w:r>
-          </w:p>
-        </w:tc>
-      </w:tr>
-      <w:tr>
-        <w:tblPrEx>
-          <w:tblCellMar>
-            <w:top w:w="0" w:type="dxa"/>
-            <w:bottom w:w="0" w:type="dxa"/>
-          </w:tblCellMar>
-        </w:tblPrEx>
-        <w:tc>
-          <w:tcPr>
-            <w:tcW w:w="2600" w:type="dxa"/>
-            <w:shd w:val="clear" w:color="auto" w:fill="D9D9D9"/>
-            <w:vAlign w:val="center"/>
-          </w:tcPr>
-          <w:p>
-            <w:r>
-              <w:rPr>
-                <w:b/>
-                <w:bCs/>
-              </w:rPr>
-              <w:t>Postcondiciones (Éxito):</w:t>
-            </w:r>
-          </w:p>
-        </w:tc>
-        <w:tc>
-          <w:tcPr>
-            <w:tcW w:w="6760" w:type="dxa"/>
-            <w:vAlign w:val="center"/>
-          </w:tcPr>
+              <w:t xml:space="preserve">El conductor ha accedido al módulo de disponibilidad de combustible.</w:t>
+            </w:r>
+          </w:p>
           <w:p>
             <w:pPr>
               <w:pStyle w:val="Prrafodelista"/>
@@ -7436,18 +7268,21 @@
               </w:numPr>
             </w:pPr>
             <w:r>
-              <w:t>Se muestra el estado (disponible/agotado) de los surtidores cercanos, indicando si el dato proviene de la API oficial o del monitoreo de grupos de WhatsApp.</w:t>
-            </w:r>
-          </w:p>
-        </w:tc>
-      </w:tr>
-      <w:tr>
-        <w:tblPrEx>
-          <w:tblCellMar>
-            <w:top w:w="0" w:type="dxa"/>
-            <w:bottom w:w="0" w:type="dxa"/>
-          </w:tblCellMar>
-        </w:tblPrEx>
+              <w:t xml:space="preserve">Existe conexión a internet.</w:t>
+            </w:r>
+          </w:p>
+        </w:tc>
+      </w:tr>
+      <w:tr>
+        <w:tblPrEx>
+          <w:tblCellMar>
+            <w:top w:w="0" w:type="dxa"/>
+            <w:bottom w:w="0" w:type="dxa"/>
+          </w:tblCellMar>
+        </w:tblPrEx>
+        <w:trPr>
+          <w:cantSplit/>
+        </w:trPr>
         <w:tc>
           <w:tcPr>
             <w:tcW w:w="2600" w:type="dxa"/>
@@ -7460,42 +7295,7 @@
                 <w:b/>
                 <w:bCs/>
               </w:rPr>
-              <w:t>Garantía Mínima (Fallo):</w:t>
-            </w:r>
-          </w:p>
-        </w:tc>
-        <w:tc>
-          <w:tcPr>
-            <w:tcW w:w="6760" w:type="dxa"/>
-            <w:vAlign w:val="center"/>
-          </w:tcPr>
-          <w:p>
-            <w:r>
-              <w:t>Si ninguna fuente de datos está disponible, el sistema informa que no hay datos actualizados para ese surtidor.</w:t>
-            </w:r>
-          </w:p>
-        </w:tc>
-      </w:tr>
-      <w:tr>
-        <w:tblPrEx>
-          <w:tblCellMar>
-            <w:top w:w="0" w:type="dxa"/>
-            <w:bottom w:w="0" w:type="dxa"/>
-          </w:tblCellMar>
-        </w:tblPrEx>
-        <w:tc>
-          <w:tcPr>
-            <w:tcW w:w="2600" w:type="dxa"/>
-            <w:shd w:val="clear" w:color="auto" w:fill="D9D9D9"/>
-            <w:vAlign w:val="center"/>
-          </w:tcPr>
-          <w:p>
-            <w:r>
-              <w:rPr>
-                <w:b/>
-                <w:bCs/>
-              </w:rPr>
-              <w:t>Actores Secundarios:</w:t>
+              <w:t>Postcondiciones (Éxito):</w:t>
             </w:r>
           </w:p>
         </w:tc>
@@ -7512,15 +7312,81 @@
                 <w:numId w:val="2"/>
               </w:numPr>
             </w:pPr>
-            <w:proofErr w:type="gramStart"/>
-            <w:r>
-              <w:t>API externa</w:t>
-            </w:r>
-            <w:proofErr w:type="gramEnd"/>
-            <w:r>
-              <w:t xml:space="preserve"> de surtidores (cuando el proveedor otorga acceso).</w:t>
-            </w:r>
-          </w:p>
+            <w:r>
+              <w:t xml:space="preserve">Se muestra el estado (disponible/agotado) de los surtidores cercanos por tipo de combustible, indicando si el dato proviene del monitoreo de grupos de WhatsApp o de la confirmación de conductores.</w:t>
+            </w:r>
+          </w:p>
+        </w:tc>
+      </w:tr>
+      <w:tr>
+        <w:tblPrEx>
+          <w:tblCellMar>
+            <w:top w:w="0" w:type="dxa"/>
+            <w:bottom w:w="0" w:type="dxa"/>
+          </w:tblCellMar>
+        </w:tblPrEx>
+        <w:trPr>
+          <w:cantSplit/>
+        </w:trPr>
+        <w:tc>
+          <w:tcPr>
+            <w:tcW w:w="2600" w:type="dxa"/>
+            <w:shd w:val="clear" w:color="auto" w:fill="D9D9D9"/>
+            <w:vAlign w:val="center"/>
+          </w:tcPr>
+          <w:p>
+            <w:r>
+              <w:rPr>
+                <w:b/>
+                <w:bCs/>
+              </w:rPr>
+              <w:t>Garantía Mínima (Fallo):</w:t>
+            </w:r>
+          </w:p>
+        </w:tc>
+        <w:tc>
+          <w:tcPr>
+            <w:tcW w:w="6760" w:type="dxa"/>
+            <w:vAlign w:val="center"/>
+          </w:tcPr>
+          <w:p>
+            <w:r>
+              <w:t xml:space="preserve">Si no hay datos recientes de un surtidor, el sistema lo muestra como "sin información reciente".</w:t>
+            </w:r>
+          </w:p>
+        </w:tc>
+      </w:tr>
+      <w:tr>
+        <w:tblPrEx>
+          <w:tblCellMar>
+            <w:top w:w="0" w:type="dxa"/>
+            <w:bottom w:w="0" w:type="dxa"/>
+          </w:tblCellMar>
+        </w:tblPrEx>
+        <w:trPr>
+          <w:cantSplit/>
+        </w:trPr>
+        <w:tc>
+          <w:tcPr>
+            <w:tcW w:w="2600" w:type="dxa"/>
+            <w:shd w:val="clear" w:color="auto" w:fill="D9D9D9"/>
+            <w:vAlign w:val="center"/>
+          </w:tcPr>
+          <w:p>
+            <w:r>
+              <w:rPr>
+                <w:b/>
+                <w:bCs/>
+              </w:rPr>
+              <w:t>Actores Secundarios:</w:t>
+            </w:r>
+          </w:p>
+        </w:tc>
+        <w:tc>
+          <w:tcPr>
+            <w:tcW w:w="6760" w:type="dxa"/>
+            <w:vAlign w:val="center"/>
+          </w:tcPr>
           <w:p>
             <w:pPr>
               <w:pStyle w:val="Prrafodelista"/>
@@ -7529,24 +7395,22 @@
                 <w:numId w:val="2"/>
               </w:numPr>
             </w:pPr>
-            <w:proofErr w:type="spellStart"/>
-            <w:r>
-              <w:t>Backend</w:t>
-            </w:r>
-            <w:proofErr w:type="spellEnd"/>
-            <w:r>
-              <w:t xml:space="preserve"> Java: agrega y expone la información obtenida del monitoreo de grupos de WhatsApp cuando no hay API disponible.</w:t>
-            </w:r>
-          </w:p>
-        </w:tc>
-      </w:tr>
-      <w:tr>
-        <w:tblPrEx>
-          <w:tblCellMar>
-            <w:top w:w="0" w:type="dxa"/>
-            <w:bottom w:w="0" w:type="dxa"/>
-          </w:tblCellMar>
-        </w:tblPrEx>
+            <w:r>
+              <w:t xml:space="preserve">Backend Java: agrega y expone el estado de los surtidores obtenido del monitoreo de grupos de WhatsApp (CU-06) y de las confirmaciones de los conductores.</w:t>
+            </w:r>
+          </w:p>
+        </w:tc>
+      </w:tr>
+      <w:tr>
+        <w:tblPrEx>
+          <w:tblCellMar>
+            <w:top w:w="0" w:type="dxa"/>
+            <w:bottom w:w="0" w:type="dxa"/>
+          </w:tblCellMar>
+        </w:tblPrEx>
+        <w:trPr>
+          <w:cantSplit/>
+        </w:trPr>
         <w:tc>
           <w:tcPr>
             <w:tcW w:w="2600" w:type="dxa"/>
@@ -7570,7 +7434,7 @@
           </w:tcPr>
           <w:p>
             <w:r>
-              <w:t>Permite al conductor consultar el estado de disponibilidad de combustible en surtidores cercanos, combinando datos oficiales (cuando existen) con la información obtenida del monitoreo de grupos de WhatsApp.</w:t>
+              <w:t xml:space="preserve">Permite al conductor consultar el estado de disponibilidad de combustible en surtidores cercanos, a partir de la información obtenida del monitoreo de grupos de WhatsApp y de las confirmaciones opcionales de otros conductores.</w:t>
             </w:r>
           </w:p>
         </w:tc>
@@ -7598,7 +7462,7 @@
         </w:rPr>
         <w:drawing>
           <wp:inline distT="0" distB="0" distL="0" distR="0" wp14:anchorId="7381B6AB" wp14:editId="367D40D1">
-            <wp:extent cx="5792644" cy="3025140"/>
+            <wp:extent cx="4725162" cy="1999107"/>
             <wp:effectExtent l="0" t="0" r="0" b="3810"/>
             <wp:docPr id="509" name="CU-05_casos_de_uso.png"/>
             <wp:cNvGraphicFramePr>
@@ -7620,7 +7484,7 @@
                   <pic:spPr>
                     <a:xfrm>
                       <a:off x="0" y="0"/>
-                      <a:ext cx="5806911" cy="3032591"/>
+                      <a:ext cx="4725162" cy="1999107"/>
                     </a:xfrm>
                     <a:prstGeom prst="rect">
                       <a:avLst/>
@@ -7645,32 +7509,13 @@
           <w:sz w:val="18"/>
           <w:szCs w:val="18"/>
         </w:rPr>
-        <w:t>Diagrama de casos de uso de CU-05 (fuente: 03_des/</w:t>
-      </w:r>
-      <w:proofErr w:type="spellStart"/>
-      <w:r>
-        <w:rPr>
-          <w:i/>
-          <w:iCs/>
-          <w:sz w:val="18"/>
-          <w:szCs w:val="18"/>
-        </w:rPr>
-        <w:t>DiagCU</w:t>
-      </w:r>
-      <w:proofErr w:type="spellEnd"/>
-      <w:r>
-        <w:rPr>
-          <w:i/>
-          <w:iCs/>
-          <w:sz w:val="18"/>
-          <w:szCs w:val="18"/>
-        </w:rPr>
-        <w:t>/CU-05_ConsultarDisponibilidadCombustible.puml)</w:t>
+        <w:t>Diagrama de casos de uso de CU-05 (fuente: 03_des/DiagCU/CU-05_ConsultarDisponibilidadCombustible.puml)</w:t>
       </w:r>
     </w:p>
     <w:p>
       <w:pPr>
         <w:pStyle w:val="Ttulo1"/>
+        <w:keepNext/>
         <w:spacing w:before="300" w:after="150"/>
       </w:pPr>
       <w:r>
@@ -7680,6 +7525,7 @@
     </w:p>
     <w:p>
       <w:pPr>
+        <w:keepNext/>
         <w:spacing w:after="150"/>
       </w:pPr>
       <w:r>
@@ -7714,6 +7560,9 @@
             <w:bottom w:w="0" w:type="dxa"/>
           </w:tblCellMar>
         </w:tblPrEx>
+        <w:trPr>
+          <w:cantSplit/>
+        </w:trPr>
         <w:tc>
           <w:tcPr>
             <w:tcW w:w="3120" w:type="dxa"/>
@@ -7721,28 +7570,15 @@
             <w:vAlign w:val="center"/>
           </w:tcPr>
           <w:p>
-            <w:r>
-              <w:rPr>
-                <w:b/>
-                <w:bCs/>
-              </w:rPr>
-              <w:t>Parte Interesada (</w:t>
-            </w:r>
-            <w:proofErr w:type="spellStart"/>
-            <w:r>
-              <w:rPr>
-                <w:b/>
-                <w:bCs/>
-              </w:rPr>
-              <w:t>Stakeholder</w:t>
-            </w:r>
-            <w:proofErr w:type="spellEnd"/>
-            <w:r>
-              <w:rPr>
-                <w:b/>
-                <w:bCs/>
-              </w:rPr>
-              <w:t>)</w:t>
+            <w:pPr>
+              <w:keepNext/>
+            </w:pPr>
+            <w:r>
+              <w:rPr>
+                <w:b/>
+                <w:bCs/>
+              </w:rPr>
+              <w:t>Parte Interesada (Stakeholder)</w:t>
             </w:r>
           </w:p>
         </w:tc>
@@ -7753,6 +7589,9 @@
             <w:vAlign w:val="center"/>
           </w:tcPr>
           <w:p>
+            <w:pPr>
+              <w:keepNext/>
+            </w:pPr>
             <w:r>
               <w:rPr>
                 <w:b/>
@@ -7770,11 +7609,17 @@
             <w:bottom w:w="0" w:type="dxa"/>
           </w:tblCellMar>
         </w:tblPrEx>
+        <w:trPr>
+          <w:cantSplit/>
+        </w:trPr>
         <w:tc>
           <w:tcPr>
             <w:tcW w:w="3120" w:type="dxa"/>
           </w:tcPr>
           <w:p>
+            <w:pPr>
+              <w:keepNext/>
+            </w:pPr>
             <w:r>
               <w:rPr>
                 <w:b/>
@@ -7790,6 +7635,9 @@
             <w:vAlign w:val="center"/>
           </w:tcPr>
           <w:p>
+            <w:pPr>
+              <w:keepNext/>
+            </w:pPr>
             <w:r>
               <w:t>Evitar dirigirse a surtidores agotados.</w:t>
             </w:r>
@@ -7803,6 +7651,9 @@
             <w:bottom w:w="0" w:type="dxa"/>
           </w:tblCellMar>
         </w:tblPrEx>
+        <w:trPr>
+          <w:cantSplit/>
+        </w:trPr>
         <w:tc>
           <w:tcPr>
             <w:tcW w:w="3120" w:type="dxa"/>
@@ -7824,7 +7675,7 @@
           </w:tcPr>
           <w:p>
             <w:r>
-              <w:t>Garantizar la calidad y confiabilidad del dato mostrado, sea oficial o proveniente de WhatsApp.</w:t>
+              <w:t xml:space="preserve">Garantizar la calidad y confiabilidad del dato mostrado, sea de WhatsApp o de conductores.</w:t>
             </w:r>
           </w:p>
         </w:tc>
@@ -7833,6 +7684,7 @@
     <w:p>
       <w:pPr>
         <w:pStyle w:val="Ttulo1"/>
+        <w:keepNext/>
         <w:spacing w:before="300" w:after="150"/>
       </w:pPr>
       <w:r>
@@ -7841,6 +7693,7 @@
     </w:p>
     <w:p>
       <w:pPr>
+        <w:keepNext/>
         <w:spacing w:after="150"/>
       </w:pPr>
       <w:r>
@@ -7876,6 +7729,9 @@
             <w:bottom w:w="0" w:type="dxa"/>
           </w:tblCellMar>
         </w:tblPrEx>
+        <w:trPr>
+          <w:cantSplit/>
+        </w:trPr>
         <w:tc>
           <w:tcPr>
             <w:tcW w:w="700" w:type="dxa"/>
@@ -7883,6 +7739,9 @@
             <w:vAlign w:val="center"/>
           </w:tcPr>
           <w:p>
+            <w:pPr>
+              <w:keepNext/>
+            </w:pPr>
             <w:r>
               <w:rPr>
                 <w:b/>
@@ -7899,6 +7758,9 @@
             <w:vAlign w:val="center"/>
           </w:tcPr>
           <w:p>
+            <w:pPr>
+              <w:keepNext/>
+            </w:pPr>
             <w:r>
               <w:rPr>
                 <w:b/>
@@ -7915,6 +7777,9 @@
             <w:vAlign w:val="center"/>
           </w:tcPr>
           <w:p>
+            <w:pPr>
+              <w:keepNext/>
+            </w:pPr>
             <w:r>
               <w:rPr>
                 <w:b/>
@@ -7932,6 +7797,9 @@
             <w:bottom w:w="0" w:type="dxa"/>
           </w:tblCellMar>
         </w:tblPrEx>
+        <w:trPr>
+          <w:cantSplit/>
+        </w:trPr>
         <w:tc>
           <w:tcPr>
             <w:tcW w:w="700" w:type="dxa"/>
@@ -7973,6 +7841,9 @@
             <w:bottom w:w="0" w:type="dxa"/>
           </w:tblCellMar>
         </w:tblPrEx>
+        <w:trPr>
+          <w:cantSplit/>
+        </w:trPr>
         <w:tc>
           <w:tcPr>
             <w:tcW w:w="700" w:type="dxa"/>
@@ -8002,34 +7873,21 @@
           </w:tcPr>
           <w:p>
             <w:r>
-              <w:t xml:space="preserve">El sistema consulta al </w:t>
-            </w:r>
-            <w:proofErr w:type="spellStart"/>
-            <w:r>
-              <w:t>backend</w:t>
-            </w:r>
-            <w:proofErr w:type="spellEnd"/>
-            <w:r>
-              <w:t xml:space="preserve"> los surtidores cercanos; el </w:t>
-            </w:r>
-            <w:proofErr w:type="spellStart"/>
-            <w:r>
-              <w:t>backend</w:t>
-            </w:r>
-            <w:proofErr w:type="spellEnd"/>
-            <w:r>
-              <w:t xml:space="preserve"> intenta obtener datos de la API oficial.</w:t>
-            </w:r>
-          </w:p>
-        </w:tc>
-      </w:tr>
-      <w:tr>
-        <w:tblPrEx>
-          <w:tblCellMar>
-            <w:top w:w="0" w:type="dxa"/>
-            <w:bottom w:w="0" w:type="dxa"/>
-          </w:tblCellMar>
-        </w:tblPrEx>
+              <w:t xml:space="preserve">El sistema consulta al backend los surtidores cercanos.</w:t>
+            </w:r>
+          </w:p>
+        </w:tc>
+      </w:tr>
+      <w:tr>
+        <w:tblPrEx>
+          <w:tblCellMar>
+            <w:top w:w="0" w:type="dxa"/>
+            <w:bottom w:w="0" w:type="dxa"/>
+          </w:tblCellMar>
+        </w:tblPrEx>
+        <w:trPr>
+          <w:cantSplit/>
+        </w:trPr>
         <w:tc>
           <w:tcPr>
             <w:tcW w:w="700" w:type="dxa"/>
@@ -8059,18 +7917,21 @@
           </w:tcPr>
           <w:p>
             <w:r>
-              <w:t>Si la API responde, se usa ese dato; si no, se usa la información agregada de los grupos de WhatsApp monitoreados.</w:t>
-            </w:r>
-          </w:p>
-        </w:tc>
-      </w:tr>
-      <w:tr>
-        <w:tblPrEx>
-          <w:tblCellMar>
-            <w:top w:w="0" w:type="dxa"/>
-            <w:bottom w:w="0" w:type="dxa"/>
-          </w:tblCellMar>
-        </w:tblPrEx>
+              <w:t xml:space="preserve">El backend responde con el dato más reciente de cada surtidor y tipo de combustible, sea del monitoreo de WhatsApp (CU-06) o de la confirmación de conductores.</w:t>
+            </w:r>
+          </w:p>
+        </w:tc>
+      </w:tr>
+      <w:tr>
+        <w:tblPrEx>
+          <w:tblCellMar>
+            <w:top w:w="0" w:type="dxa"/>
+            <w:bottom w:w="0" w:type="dxa"/>
+          </w:tblCellMar>
+        </w:tblPrEx>
+        <w:trPr>
+          <w:cantSplit/>
+        </w:trPr>
         <w:tc>
           <w:tcPr>
             <w:tcW w:w="700" w:type="dxa"/>
@@ -8100,7 +7961,7 @@
           </w:tcPr>
           <w:p>
             <w:r>
-              <w:t>El sistema muestra los surtidores con su estado y el origen del dato.</w:t>
+              <w:t xml:space="preserve">El sistema muestra los surtidores con su estado por tipo de combustible, la fila aproximada si se informó, el origen del dato y su fecha de actualización.</w:t>
             </w:r>
           </w:p>
         </w:tc>
@@ -8129,7 +7990,7 @@
         </w:rPr>
         <w:drawing>
           <wp:inline distT="0" distB="0" distL="0" distR="0" wp14:anchorId="6E2095A0" wp14:editId="7318FF60">
-            <wp:extent cx="5943600" cy="7079523"/>
+            <wp:extent cx="3762497" cy="7315200"/>
             <wp:effectExtent l="0" t="0" r="0" b="0"/>
             <wp:docPr id="510" name="CU-05_actividad.png"/>
             <wp:cNvGraphicFramePr>
@@ -8151,7 +8012,7 @@
                   <pic:spPr>
                     <a:xfrm>
                       <a:off x="0" y="0"/>
-                      <a:ext cx="5943600" cy="7079523"/>
+                      <a:ext cx="3762497" cy="7315200"/>
                     </a:xfrm>
                     <a:prstGeom prst="rect">
                       <a:avLst/>
@@ -8181,19 +8042,9 @@
     </w:p>
     <w:p>
       <w:pPr>
-        <w:rPr>
-          <w:color w:val="2E74B5"/>
-          <w:sz w:val="32"/>
-          <w:szCs w:val="32"/>
-        </w:rPr>
-      </w:pPr>
-      <w:r>
-        <w:br w:type="page"/>
-      </w:r>
-    </w:p>
-    <w:p>
-      <w:pPr>
         <w:pStyle w:val="Ttulo1"/>
+        <w:keepNext/>
+        <w:pageBreakBefore/>
         <w:spacing w:before="300" w:after="150"/>
       </w:pPr>
       <w:r>
@@ -8203,6 +8054,7 @@
     </w:p>
     <w:p>
       <w:pPr>
+        <w:keepNext/>
         <w:spacing w:after="150"/>
       </w:pPr>
       <w:r>
@@ -8238,6 +8090,9 @@
             <w:bottom w:w="0" w:type="dxa"/>
           </w:tblCellMar>
         </w:tblPrEx>
+        <w:trPr>
+          <w:cantSplit/>
+        </w:trPr>
         <w:tc>
           <w:tcPr>
             <w:tcW w:w="900" w:type="dxa"/>
@@ -8245,6 +8100,9 @@
             <w:vAlign w:val="center"/>
           </w:tcPr>
           <w:p>
+            <w:pPr>
+              <w:keepNext/>
+            </w:pPr>
             <w:r>
               <w:rPr>
                 <w:b/>
@@ -8261,6 +8119,9 @@
             <w:vAlign w:val="center"/>
           </w:tcPr>
           <w:p>
+            <w:pPr>
+              <w:keepNext/>
+            </w:pPr>
             <w:r>
               <w:rPr>
                 <w:b/>
@@ -8277,6 +8138,9 @@
             <w:vAlign w:val="center"/>
           </w:tcPr>
           <w:p>
+            <w:pPr>
+              <w:keepNext/>
+            </w:pPr>
             <w:r>
               <w:rPr>
                 <w:b/>
@@ -8294,6 +8158,9 @@
             <w:bottom w:w="0" w:type="dxa"/>
           </w:tblCellMar>
         </w:tblPrEx>
+        <w:trPr>
+          <w:cantSplit/>
+        </w:trPr>
         <w:tc>
           <w:tcPr>
             <w:tcW w:w="900" w:type="dxa"/>
@@ -8301,7 +8168,7 @@
           </w:tcPr>
           <w:p>
             <w:r>
-              <w:t>2a</w:t>
+              <w:t xml:space="preserve">3a</w:t>
             </w:r>
           </w:p>
         </w:tc>
@@ -8312,7 +8179,7 @@
           </w:tcPr>
           <w:p>
             <w:r>
-              <w:t>La API oficial no está disponible para el proveedor consultado:</w:t>
+              <w:t xml:space="preserve">Un surtidor no tiene ningún dato o su último dato superó la vigencia (sección 8):</w:t>
             </w:r>
           </w:p>
         </w:tc>
@@ -8323,23 +8190,21 @@
           </w:tcPr>
           <w:p>
             <w:r>
-              <w:t>1. El sistema recurre exclusivamente a la información de los grupos de WhatsApp monitoreados.</w:t>
-            </w:r>
-          </w:p>
-          <w:p>
-            <w:r>
-              <w:t>2. Indica visualmente que el dato proviene del monitoreo de WhatsApp.</w:t>
-            </w:r>
-          </w:p>
-        </w:tc>
-      </w:tr>
-      <w:tr>
-        <w:tblPrEx>
-          <w:tblCellMar>
-            <w:top w:w="0" w:type="dxa"/>
-            <w:bottom w:w="0" w:type="dxa"/>
-          </w:tblCellMar>
-        </w:tblPrEx>
+              <w:t xml:space="preserve">1. El sistema lo muestra como "sin información reciente".</w:t>
+            </w:r>
+          </w:p>
+        </w:tc>
+      </w:tr>
+      <w:tr>
+        <w:tblPrEx>
+          <w:tblCellMar>
+            <w:top w:w="0" w:type="dxa"/>
+            <w:bottom w:w="0" w:type="dxa"/>
+          </w:tblCellMar>
+        </w:tblPrEx>
+        <w:trPr>
+          <w:cantSplit/>
+        </w:trPr>
         <w:tc>
           <w:tcPr>
             <w:tcW w:w="900" w:type="dxa"/>
@@ -8347,7 +8212,7 @@
           </w:tcPr>
           <w:p>
             <w:r>
-              <w:t>3a</w:t>
+              <w:t xml:space="preserve">4a</w:t>
             </w:r>
           </w:p>
         </w:tc>
@@ -8358,7 +8223,7 @@
           </w:tcPr>
           <w:p>
             <w:r>
-              <w:t>No existe ningún dato (ni oficial ni de WhatsApp) para un surtidor:</w:t>
+              <w:t xml:space="preserve">La app pregunta "¿Acabas de recargar combustible?" sobre un surtidor y el conductor responde "Sí" (HU-12):</w:t>
             </w:r>
           </w:p>
         </w:tc>
@@ -8369,7 +8234,17 @@
           </w:tcPr>
           <w:p>
             <w:r>
-              <w:t>1. El sistema lo muestra como "sin información reciente".</w:t>
+              <w:t xml:space="preserve">1. La app le pregunta el tipo de combustible y muestra los tipos definidos (sección 8).</w:t>
+            </w:r>
+          </w:p>
+          <w:p>
+            <w:r>
+              <w:t xml:space="preserve">2. El conductor elige el tipo y el backend marca ese combustible como disponible en el surtidor, con origen "Conductores" y la fecha de la confirmación.</w:t>
+            </w:r>
+          </w:p>
+          <w:p>
+            <w:r>
+              <w:t xml:space="preserve">3. Si el conductor responde "No" o cierra cualquiera de las dos preguntas, no se registra ningún cambio.</w:t>
             </w:r>
           </w:p>
         </w:tc>
@@ -8378,6 +8253,7 @@
     <w:p>
       <w:pPr>
         <w:pStyle w:val="Ttulo1"/>
+        <w:keepNext/>
         <w:spacing w:before="300" w:after="150"/>
       </w:pPr>
       <w:r>
@@ -8397,7 +8273,7 @@
         <w:spacing w:after="80"/>
       </w:pPr>
       <w:r>
-        <w:t>Usabilidad: Debe distinguirse claramente el origen del dato (oficial vs. monitoreo de WhatsApp) en la interfaz.</w:t>
+        <w:t xml:space="preserve">Usabilidad: Debe distinguirse claramente el origen del dato (WhatsApp o Conductores) en la interfaz.</w:t>
       </w:r>
     </w:p>
     <w:p>
@@ -8405,12 +8281,13 @@
         <w:spacing w:after="80"/>
       </w:pPr>
       <w:r>
-        <w:t>Seguridad: Proteger la clave/credencial de la API oficial de terceros y el acceso a los grupos de WhatsApp monitoreados.</w:t>
+        <w:t xml:space="preserve">Seguridad: Solo los usuarios con sesión iniciada consultan el módulo; el sistema evita confirmaciones de recarga repetidas o abusivas del mismo usuario y no muestra quién aportó cada dato.</w:t>
       </w:r>
     </w:p>
     <w:p>
       <w:pPr>
         <w:pStyle w:val="Ttulo1"/>
+        <w:keepNext/>
         <w:spacing w:before="300" w:after="150"/>
       </w:pPr>
       <w:r>
@@ -8422,24 +8299,36 @@
         <w:spacing w:after="80"/>
       </w:pPr>
       <w:r>
-        <w:t xml:space="preserve">El origen del dato puede ser la API REST del proveedor de combustible o la agregación de mensajes de los grupos de WhatsApp monitoreados vía </w:t>
-      </w:r>
-      <w:proofErr w:type="spellStart"/>
-      <w:r>
-        <w:t>backend</w:t>
-      </w:r>
-      <w:proofErr w:type="spellEnd"/>
-      <w:r>
-        <w:t xml:space="preserve"> propio.</w:t>
-      </w:r>
-    </w:p>
-    <w:p>
-      <w:r>
-        <w:br w:type="page"/>
-      </w:r>
-    </w:p>
-    <w:p>
-      <w:pPr>
+        <w:t xml:space="preserve">El origen del dato puede ser el monitoreo de los grupos de WhatsApp (CU-06) o la confirmación de un conductor que acaba de recargar (HU-12); para cada tipo de combustible se muestra el más reciente.</w:t>
+      </w:r>
+    </w:p>
+    <w:p>
+      <w:pPr>
+        <w:spacing w:after="80"/>
+      </w:pPr>
+      <w:r>
+        <w:t xml:space="preserve">Vigencia del estado de un surtidor (valor inicial, a ajustar con las pruebas): pasadas 6 horas sin un dato nuevo, el surtidor se muestra como "sin información reciente".</w:t>
+      </w:r>
+    </w:p>
+    <w:p>
+      <w:pPr>
+        <w:spacing w:after="80"/>
+      </w:pPr>
+      <w:r>
+        <w:t xml:space="preserve">Tipos de combustible: "Gasolina", "Diesel", "Gasolina Premium" y "Diesel ULS". Todo dato de un surtidor lleva uno de estos tipos: el conductor lo elige al confirmar una recarga y el LLM lo identifica en los mensajes de WhatsApp. Cuando un mensaje no lo indica, se registra y se muestra con el tipo "Desconocido".</w:t>
+      </w:r>
+    </w:p>
+    <w:p>
+      <w:pPr>
+        <w:spacing w:after="80"/>
+      </w:pPr>
+      <w:r>
+        <w:t xml:space="preserve">Si en el futuro los surtidores otorgan acceso a una API oficial, esta pasaría a ser la fuente primaria y las demás quedarían como respaldo.</w:t>
+      </w:r>
+    </w:p>
+    <w:p>
+      <w:pPr>
+        <w:pageBreakBefore/>
         <w:jc w:val="center"/>
       </w:pPr>
       <w:r>
@@ -8463,39 +8352,7 @@
           <w:i/>
           <w:iCs/>
         </w:rPr>
-        <w:t>Formato Estructurado '</w:t>
-      </w:r>
-      <w:proofErr w:type="spellStart"/>
-      <w:r>
-        <w:rPr>
-          <w:i/>
-          <w:iCs/>
-        </w:rPr>
-        <w:t>Fully</w:t>
-      </w:r>
-      <w:proofErr w:type="spellEnd"/>
-      <w:r>
-        <w:rPr>
-          <w:i/>
-          <w:iCs/>
-        </w:rPr>
-        <w:t xml:space="preserve"> </w:t>
-      </w:r>
-      <w:proofErr w:type="spellStart"/>
-      <w:r>
-        <w:rPr>
-          <w:i/>
-          <w:iCs/>
-        </w:rPr>
-        <w:t>Dressed</w:t>
-      </w:r>
-      <w:proofErr w:type="spellEnd"/>
-      <w:r>
-        <w:rPr>
-          <w:i/>
-          <w:iCs/>
-        </w:rPr>
-        <w:t>' - Alistair Cockburn</w:t>
+        <w:t xml:space="preserve">Formato Estructurado 'Fully Dressed' - Alistair Cockburn</w:t>
       </w:r>
     </w:p>
     <w:tbl>
@@ -8526,6 +8383,9 @@
             <w:bottom w:w="0" w:type="dxa"/>
           </w:tblCellMar>
         </w:tblPrEx>
+        <w:trPr>
+          <w:cantSplit/>
+        </w:trPr>
         <w:tc>
           <w:tcPr>
             <w:tcW w:w="2600" w:type="dxa"/>
@@ -8561,6 +8421,9 @@
             <w:bottom w:w="0" w:type="dxa"/>
           </w:tblCellMar>
         </w:tblPrEx>
+        <w:trPr>
+          <w:cantSplit/>
+        </w:trPr>
         <w:tc>
           <w:tcPr>
             <w:tcW w:w="2600" w:type="dxa"/>
@@ -8596,6 +8459,9 @@
             <w:bottom w:w="0" w:type="dxa"/>
           </w:tblCellMar>
         </w:tblPrEx>
+        <w:trPr>
+          <w:cantSplit/>
+        </w:trPr>
         <w:tc>
           <w:tcPr>
             <w:tcW w:w="2600" w:type="dxa"/>
@@ -8618,21 +8484,22 @@
             <w:vAlign w:val="center"/>
           </w:tcPr>
           <w:p>
-            <w:proofErr w:type="spellStart"/>
             <w:r>
               <w:t>ChuroViaje</w:t>
             </w:r>
-            <w:proofErr w:type="spellEnd"/>
-          </w:p>
-        </w:tc>
-      </w:tr>
-      <w:tr>
-        <w:tblPrEx>
-          <w:tblCellMar>
-            <w:top w:w="0" w:type="dxa"/>
-            <w:bottom w:w="0" w:type="dxa"/>
-          </w:tblCellMar>
-        </w:tblPrEx>
+          </w:p>
+        </w:tc>
+      </w:tr>
+      <w:tr>
+        <w:tblPrEx>
+          <w:tblCellMar>
+            <w:top w:w="0" w:type="dxa"/>
+            <w:bottom w:w="0" w:type="dxa"/>
+          </w:tblCellMar>
+        </w:tblPrEx>
+        <w:trPr>
+          <w:cantSplit/>
+        </w:trPr>
         <w:tc>
           <w:tcPr>
             <w:tcW w:w="2600" w:type="dxa"/>
@@ -8656,18 +8523,21 @@
           </w:tcPr>
           <w:p>
             <w:r>
-              <w:t>25/09/2026</w:t>
-            </w:r>
-          </w:p>
-        </w:tc>
-      </w:tr>
-      <w:tr>
-        <w:tblPrEx>
-          <w:tblCellMar>
-            <w:top w:w="0" w:type="dxa"/>
-            <w:bottom w:w="0" w:type="dxa"/>
-          </w:tblCellMar>
-        </w:tblPrEx>
+              <w:t xml:space="preserve">06/10/2026</w:t>
+            </w:r>
+          </w:p>
+        </w:tc>
+      </w:tr>
+      <w:tr>
+        <w:tblPrEx>
+          <w:tblCellMar>
+            <w:top w:w="0" w:type="dxa"/>
+            <w:bottom w:w="0" w:type="dxa"/>
+          </w:tblCellMar>
+        </w:tblPrEx>
+        <w:trPr>
+          <w:cantSplit/>
+        </w:trPr>
         <w:tc>
           <w:tcPr>
             <w:tcW w:w="2600" w:type="dxa"/>
@@ -8690,24 +8560,22 @@
             <w:vAlign w:val="center"/>
           </w:tcPr>
           <w:p>
-            <w:proofErr w:type="spellStart"/>
-            <w:r>
-              <w:t>Benjamin</w:t>
-            </w:r>
-            <w:proofErr w:type="spellEnd"/>
-            <w:r>
-              <w:t xml:space="preserve"> Sirpa</w:t>
-            </w:r>
-          </w:p>
-        </w:tc>
-      </w:tr>
-      <w:tr>
-        <w:tblPrEx>
-          <w:tblCellMar>
-            <w:top w:w="0" w:type="dxa"/>
-            <w:bottom w:w="0" w:type="dxa"/>
-          </w:tblCellMar>
-        </w:tblPrEx>
+            <w:r>
+              <w:t xml:space="preserve">Benjamin Sirpa</w:t>
+            </w:r>
+          </w:p>
+        </w:tc>
+      </w:tr>
+      <w:tr>
+        <w:tblPrEx>
+          <w:tblCellMar>
+            <w:top w:w="0" w:type="dxa"/>
+            <w:bottom w:w="0" w:type="dxa"/>
+          </w:tblCellMar>
+        </w:tblPrEx>
+        <w:trPr>
+          <w:cantSplit/>
+        </w:trPr>
         <w:tc>
           <w:tcPr>
             <w:tcW w:w="2600" w:type="dxa"/>
@@ -8731,7 +8599,7 @@
           </w:tcPr>
           <w:p>
             <w:r>
-              <w:t>Borrador</w:t>
+              <w:t xml:space="preserve">Aprobado</w:t>
             </w:r>
           </w:p>
         </w:tc>
@@ -8740,6 +8608,7 @@
     <w:p>
       <w:pPr>
         <w:pStyle w:val="Ttulo1"/>
+        <w:keepNext/>
         <w:spacing w:before="300" w:after="150"/>
       </w:pPr>
       <w:r>
@@ -8774,6 +8643,9 @@
             <w:bottom w:w="0" w:type="dxa"/>
           </w:tblCellMar>
         </w:tblPrEx>
+        <w:trPr>
+          <w:cantSplit/>
+        </w:trPr>
         <w:tc>
           <w:tcPr>
             <w:tcW w:w="2600" w:type="dxa"/>
@@ -8809,6 +8681,9 @@
             <w:bottom w:w="0" w:type="dxa"/>
           </w:tblCellMar>
         </w:tblPrEx>
+        <w:trPr>
+          <w:cantSplit/>
+        </w:trPr>
         <w:tc>
           <w:tcPr>
             <w:tcW w:w="2600" w:type="dxa"/>
@@ -8844,6 +8719,9 @@
             <w:bottom w:w="0" w:type="dxa"/>
           </w:tblCellMar>
         </w:tblPrEx>
+        <w:trPr>
+          <w:cantSplit/>
+        </w:trPr>
         <w:tc>
           <w:tcPr>
             <w:tcW w:w="2600" w:type="dxa"/>
@@ -8866,21 +8744,22 @@
             <w:vAlign w:val="center"/>
           </w:tcPr>
           <w:p>
-            <w:proofErr w:type="spellStart"/>
             <w:r>
               <w:t>Subfunction</w:t>
             </w:r>
-            <w:proofErr w:type="spellEnd"/>
-          </w:p>
-        </w:tc>
-      </w:tr>
-      <w:tr>
-        <w:tblPrEx>
-          <w:tblCellMar>
-            <w:top w:w="0" w:type="dxa"/>
-            <w:bottom w:w="0" w:type="dxa"/>
-          </w:tblCellMar>
-        </w:tblPrEx>
+          </w:p>
+        </w:tc>
+      </w:tr>
+      <w:tr>
+        <w:tblPrEx>
+          <w:tblCellMar>
+            <w:top w:w="0" w:type="dxa"/>
+            <w:bottom w:w="0" w:type="dxa"/>
+          </w:tblCellMar>
+        </w:tblPrEx>
+        <w:trPr>
+          <w:cantSplit/>
+        </w:trPr>
         <w:tc>
           <w:tcPr>
             <w:tcW w:w="2600" w:type="dxa"/>
@@ -8904,34 +8783,21 @@
           </w:tcPr>
           <w:p>
             <w:r>
-              <w:t xml:space="preserve">SUD: </w:t>
-            </w:r>
-            <w:proofErr w:type="spellStart"/>
-            <w:r>
-              <w:t>Backend</w:t>
-            </w:r>
-            <w:proofErr w:type="spellEnd"/>
-            <w:r>
-              <w:t xml:space="preserve"> de </w:t>
-            </w:r>
-            <w:proofErr w:type="spellStart"/>
-            <w:r>
-              <w:t>ChuroViaje</w:t>
-            </w:r>
-            <w:proofErr w:type="spellEnd"/>
-            <w:r>
-              <w:t xml:space="preserve"> (módulo de combustible y servicio de extracción de WhatsApp)</w:t>
-            </w:r>
-          </w:p>
-        </w:tc>
-      </w:tr>
-      <w:tr>
-        <w:tblPrEx>
-          <w:tblCellMar>
-            <w:top w:w="0" w:type="dxa"/>
-            <w:bottom w:w="0" w:type="dxa"/>
-          </w:tblCellMar>
-        </w:tblPrEx>
+              <w:t xml:space="preserve">SUD: Backend de ChuroViaje (módulo de combustible y servicio de WhatsApp/LLM)</w:t>
+            </w:r>
+          </w:p>
+        </w:tc>
+      </w:tr>
+      <w:tr>
+        <w:tblPrEx>
+          <w:tblCellMar>
+            <w:top w:w="0" w:type="dxa"/>
+            <w:bottom w:w="0" w:type="dxa"/>
+          </w:tblCellMar>
+        </w:tblPrEx>
+        <w:trPr>
+          <w:cantSplit/>
+        </w:trPr>
         <w:tc>
           <w:tcPr>
             <w:tcW w:w="2600" w:type="dxa"/>
@@ -8967,6 +8833,9 @@
             <w:bottom w:w="0" w:type="dxa"/>
           </w:tblCellMar>
         </w:tblPrEx>
+        <w:trPr>
+          <w:cantSplit/>
+        </w:trPr>
         <w:tc>
           <w:tcPr>
             <w:tcW w:w="2600" w:type="dxa"/>
@@ -8997,7 +8866,7 @@
               </w:numPr>
             </w:pPr>
             <w:r>
-              <w:t>El servicio de extracción está conectado con el número dedicado del proyecto, que es miembro en modo solo lectura de los grupos de WhatsApp designados como fuente de información, con autorización de sus administradores.</w:t>
+              <w:t xml:space="preserve">El servicio de WhatsApp/LLM está conectado con el número dedicado del proyecto, que es miembro en modo solo lectura de los grupos de WhatsApp designados como fuente de información, con autorización de sus administradores.</w:t>
             </w:r>
           </w:p>
           <w:p>
@@ -9009,18 +8878,21 @@
               </w:numPr>
             </w:pPr>
             <w:r>
-              <w:t>Existe conexión a internet y al servicio de mensajería.</w:t>
-            </w:r>
-          </w:p>
-        </w:tc>
-      </w:tr>
-      <w:tr>
-        <w:tblPrEx>
-          <w:tblCellMar>
-            <w:top w:w="0" w:type="dxa"/>
-            <w:bottom w:w="0" w:type="dxa"/>
-          </w:tblCellMar>
-        </w:tblPrEx>
+              <w:t xml:space="preserve">Existe conexión a internet y al servicio de mensajería.</w:t>
+            </w:r>
+          </w:p>
+        </w:tc>
+      </w:tr>
+      <w:tr>
+        <w:tblPrEx>
+          <w:tblCellMar>
+            <w:top w:w="0" w:type="dxa"/>
+            <w:bottom w:w="0" w:type="dxa"/>
+          </w:tblCellMar>
+        </w:tblPrEx>
+        <w:trPr>
+          <w:cantSplit/>
+        </w:trPr>
         <w:tc>
           <w:tcPr>
             <w:tcW w:w="2600" w:type="dxa"/>
@@ -9075,6 +8947,9 @@
             <w:bottom w:w="0" w:type="dxa"/>
           </w:tblCellMar>
         </w:tblPrEx>
+        <w:trPr>
+          <w:cantSplit/>
+        </w:trPr>
         <w:tc>
           <w:tcPr>
             <w:tcW w:w="2600" w:type="dxa"/>
@@ -9110,6 +8985,9 @@
             <w:bottom w:w="0" w:type="dxa"/>
           </w:tblCellMar>
         </w:tblPrEx>
+        <w:trPr>
+          <w:cantSplit/>
+        </w:trPr>
         <w:tc>
           <w:tcPr>
             <w:tcW w:w="2600" w:type="dxa"/>
@@ -9140,7 +9018,7 @@
               </w:numPr>
             </w:pPr>
             <w:r>
-              <w:t>Grupos de WhatsApp monitoreados: fuente de los mensajes sobre estado de surtidores.</w:t>
+              <w:t xml:space="preserve">Grupos de WhatsApp monitoreados: fuente de los mensajes sobre estado de surtidores.</w:t>
             </w:r>
           </w:p>
           <w:p>
@@ -9152,15 +9030,7 @@
               </w:numPr>
             </w:pPr>
             <w:r>
-              <w:t xml:space="preserve">Servicio de extracción (Node.js + </w:t>
-            </w:r>
-            <w:proofErr w:type="spellStart"/>
-            <w:r>
-              <w:t>Baileys</w:t>
-            </w:r>
-            <w:proofErr w:type="spellEnd"/>
-            <w:r>
-              <w:t>): lee los mensajes de texto de los grupos y los guarda como pendientes de análisis.</w:t>
+              <w:t xml:space="preserve">Servicio de WhatsApp/LLM (Node.js + Baileys): lee los mensajes de texto de los grupos, los guarda como pendientes de análisis y, cada 5 minutos, envía el lote al LLM.</w:t>
             </w:r>
           </w:p>
           <w:p>
@@ -9172,7 +9042,7 @@
               </w:numPr>
             </w:pPr>
             <w:r>
-              <w:t>Proveedor del LLM: interpreta los mensajes por lotes e identifica el surtidor, el tipo de combustible y el estado reportado.</w:t>
+              <w:t xml:space="preserve">Proveedor del LLM: interpreta los mensajes por lotes e identifica el surtidor, el tipo de combustible ("Desconocido" si el mensaje no lo indica), el estado reportado y, si se menciona, la fila aproximada.</w:t>
             </w:r>
           </w:p>
           <w:p>
@@ -9183,24 +9053,22 @@
                 <w:numId w:val="2"/>
               </w:numPr>
             </w:pPr>
-            <w:proofErr w:type="spellStart"/>
-            <w:r>
-              <w:t>Backend</w:t>
-            </w:r>
-            <w:proofErr w:type="spellEnd"/>
-            <w:r>
-              <w:t xml:space="preserve"> Java: valida el resultado del análisis contra el catálogo de surtidores y actualiza el estado.</w:t>
-            </w:r>
-          </w:p>
-        </w:tc>
-      </w:tr>
-      <w:tr>
-        <w:tblPrEx>
-          <w:tblCellMar>
-            <w:top w:w="0" w:type="dxa"/>
-            <w:bottom w:w="0" w:type="dxa"/>
-          </w:tblCellMar>
-        </w:tblPrEx>
+            <w:r>
+              <w:t xml:space="preserve">Backend Java: recibe el resultado del análisis, lo valida contra el catálogo de surtidores y actualiza el estado.</w:t>
+            </w:r>
+          </w:p>
+        </w:tc>
+      </w:tr>
+      <w:tr>
+        <w:tblPrEx>
+          <w:tblCellMar>
+            <w:top w:w="0" w:type="dxa"/>
+            <w:bottom w:w="0" w:type="dxa"/>
+          </w:tblCellMar>
+        </w:tblPrEx>
+        <w:trPr>
+          <w:cantSplit/>
+        </w:trPr>
         <w:tc>
           <w:tcPr>
             <w:tcW w:w="2600" w:type="dxa"/>
@@ -9224,7 +9092,7 @@
           </w:tcPr>
           <w:p>
             <w:r>
-              <w:t>Permite que el sistema, de forma automática, extraiga los mensajes compartidos en los grupos de WhatsApp monitoreados y los interprete por lotes mediante un LLM para actualizar el estado de disponibilidad de los surtidores, sin requerir reportes directos de los conductores.</w:t>
+              <w:t xml:space="preserve">Permite que el sistema, de forma automática, extraiga los mensajes compartidos en los grupos de WhatsApp monitoreados y los interprete por lotes mediante un LLM para actualizar el estado de disponibilidad de los surtidores, sin depender de reportes de los conductores.</w:t>
             </w:r>
           </w:p>
         </w:tc>
@@ -9253,7 +9121,7 @@
         </w:rPr>
         <w:drawing>
           <wp:inline distT="0" distB="0" distL="0" distR="0" wp14:anchorId="210A0794" wp14:editId="18D17C6E">
-            <wp:extent cx="5943600" cy="2042573"/>
+            <wp:extent cx="5943600" cy="2132000"/>
             <wp:effectExtent l="0" t="0" r="0" b="0"/>
             <wp:docPr id="511" name="CU-06_casos_de_uso.png"/>
             <wp:cNvGraphicFramePr>
@@ -9275,7 +9143,7 @@
                   <pic:spPr>
                     <a:xfrm>
                       <a:off x="0" y="0"/>
-                      <a:ext cx="5943600" cy="2042573"/>
+                      <a:ext cx="5943600" cy="2132000"/>
                     </a:xfrm>
                     <a:prstGeom prst="rect">
                       <a:avLst/>
@@ -9300,32 +9168,13 @@
           <w:sz w:val="18"/>
           <w:szCs w:val="18"/>
         </w:rPr>
-        <w:t>Diagrama de casos de uso de CU-06 (fuente: 03_des/</w:t>
-      </w:r>
-      <w:proofErr w:type="spellStart"/>
-      <w:r>
-        <w:rPr>
-          <w:i/>
-          <w:iCs/>
-          <w:sz w:val="18"/>
-          <w:szCs w:val="18"/>
-        </w:rPr>
-        <w:t>DiagCU</w:t>
-      </w:r>
-      <w:proofErr w:type="spellEnd"/>
-      <w:r>
-        <w:rPr>
-          <w:i/>
-          <w:iCs/>
-          <w:sz w:val="18"/>
-          <w:szCs w:val="18"/>
-        </w:rPr>
-        <w:t>/CU-06_MonitorearSurtidoresWhatsApp.puml)</w:t>
+        <w:t>Diagrama de casos de uso de CU-06 (fuente: 03_des/DiagCU/CU-06_MonitorearSurtidoresWhatsApp.puml)</w:t>
       </w:r>
     </w:p>
     <w:p>
       <w:pPr>
         <w:pStyle w:val="Ttulo1"/>
+        <w:keepNext/>
         <w:spacing w:before="300" w:after="150"/>
       </w:pPr>
       <w:r>
@@ -9334,6 +9183,7 @@
     </w:p>
     <w:p>
       <w:pPr>
+        <w:keepNext/>
         <w:spacing w:after="150"/>
       </w:pPr>
       <w:r>
@@ -9368,6 +9218,9 @@
             <w:bottom w:w="0" w:type="dxa"/>
           </w:tblCellMar>
         </w:tblPrEx>
+        <w:trPr>
+          <w:cantSplit/>
+        </w:trPr>
         <w:tc>
           <w:tcPr>
             <w:tcW w:w="3120" w:type="dxa"/>
@@ -9375,28 +9228,15 @@
             <w:vAlign w:val="center"/>
           </w:tcPr>
           <w:p>
-            <w:r>
-              <w:rPr>
-                <w:b/>
-                <w:bCs/>
-              </w:rPr>
-              <w:t>Parte Interesada (</w:t>
-            </w:r>
-            <w:proofErr w:type="spellStart"/>
-            <w:r>
-              <w:rPr>
-                <w:b/>
-                <w:bCs/>
-              </w:rPr>
-              <w:t>Stakeholder</w:t>
-            </w:r>
-            <w:proofErr w:type="spellEnd"/>
-            <w:r>
-              <w:rPr>
-                <w:b/>
-                <w:bCs/>
-              </w:rPr>
-              <w:t>)</w:t>
+            <w:pPr>
+              <w:keepNext/>
+            </w:pPr>
+            <w:r>
+              <w:rPr>
+                <w:b/>
+                <w:bCs/>
+              </w:rPr>
+              <w:t>Parte Interesada (Stakeholder)</w:t>
             </w:r>
           </w:p>
         </w:tc>
@@ -9407,6 +9247,9 @@
             <w:vAlign w:val="center"/>
           </w:tcPr>
           <w:p>
+            <w:pPr>
+              <w:keepNext/>
+            </w:pPr>
             <w:r>
               <w:rPr>
                 <w:b/>
@@ -9424,11 +9267,17 @@
             <w:bottom w:w="0" w:type="dxa"/>
           </w:tblCellMar>
         </w:tblPrEx>
+        <w:trPr>
+          <w:cantSplit/>
+        </w:trPr>
         <w:tc>
           <w:tcPr>
             <w:tcW w:w="3120" w:type="dxa"/>
           </w:tcPr>
           <w:p>
+            <w:pPr>
+              <w:keepNext/>
+            </w:pPr>
             <w:r>
               <w:rPr>
                 <w:b/>
@@ -9444,6 +9293,9 @@
             <w:vAlign w:val="center"/>
           </w:tcPr>
           <w:p>
+            <w:pPr>
+              <w:keepNext/>
+            </w:pPr>
             <w:r>
               <w:t>Contar con información de surtidores actualizada sin tener que reportarla manualmente.</w:t>
             </w:r>
@@ -9457,11 +9309,17 @@
             <w:bottom w:w="0" w:type="dxa"/>
           </w:tblCellMar>
         </w:tblPrEx>
+        <w:trPr>
+          <w:cantSplit/>
+        </w:trPr>
         <w:tc>
           <w:tcPr>
             <w:tcW w:w="3120" w:type="dxa"/>
           </w:tcPr>
           <w:p>
+            <w:pPr>
+              <w:keepNext/>
+            </w:pPr>
             <w:r>
               <w:rPr>
                 <w:b/>
@@ -9477,6 +9335,9 @@
             <w:vAlign w:val="center"/>
           </w:tcPr>
           <w:p>
+            <w:pPr>
+              <w:keepNext/>
+            </w:pPr>
             <w:r>
               <w:t>Garantizar la correcta interpretación de los mensajes y evitar datos erróneos.</w:t>
             </w:r>
@@ -9490,6 +9351,9 @@
             <w:bottom w:w="0" w:type="dxa"/>
           </w:tblCellMar>
         </w:tblPrEx>
+        <w:trPr>
+          <w:cantSplit/>
+        </w:trPr>
         <w:tc>
           <w:tcPr>
             <w:tcW w:w="3120" w:type="dxa"/>
@@ -9520,6 +9384,7 @@
     <w:p>
       <w:pPr>
         <w:pStyle w:val="Ttulo1"/>
+        <w:keepNext/>
         <w:spacing w:before="300" w:after="150"/>
       </w:pPr>
       <w:r>
@@ -9528,6 +9393,7 @@
     </w:p>
     <w:p>
       <w:pPr>
+        <w:keepNext/>
         <w:spacing w:after="150"/>
       </w:pPr>
       <w:r>
@@ -9563,6 +9429,9 @@
             <w:bottom w:w="0" w:type="dxa"/>
           </w:tblCellMar>
         </w:tblPrEx>
+        <w:trPr>
+          <w:cantSplit/>
+        </w:trPr>
         <w:tc>
           <w:tcPr>
             <w:tcW w:w="700" w:type="dxa"/>
@@ -9570,6 +9439,9 @@
             <w:vAlign w:val="center"/>
           </w:tcPr>
           <w:p>
+            <w:pPr>
+              <w:keepNext/>
+            </w:pPr>
             <w:r>
               <w:rPr>
                 <w:b/>
@@ -9586,6 +9458,9 @@
             <w:vAlign w:val="center"/>
           </w:tcPr>
           <w:p>
+            <w:pPr>
+              <w:keepNext/>
+            </w:pPr>
             <w:r>
               <w:rPr>
                 <w:b/>
@@ -9602,6 +9477,9 @@
             <w:vAlign w:val="center"/>
           </w:tcPr>
           <w:p>
+            <w:pPr>
+              <w:keepNext/>
+            </w:pPr>
             <w:r>
               <w:rPr>
                 <w:b/>
@@ -9619,6 +9497,9 @@
             <w:bottom w:w="0" w:type="dxa"/>
           </w:tblCellMar>
         </w:tblPrEx>
+        <w:trPr>
+          <w:cantSplit/>
+        </w:trPr>
         <w:tc>
           <w:tcPr>
             <w:tcW w:w="700" w:type="dxa"/>
@@ -9648,18 +9529,21 @@
           </w:tcPr>
           <w:p>
             <w:r>
-              <w:t>El servicio de extracción monitorea de forma continua los grupos de WhatsApp designados como fuente de información de surtidores.</w:t>
-            </w:r>
-          </w:p>
-        </w:tc>
-      </w:tr>
-      <w:tr>
-        <w:tblPrEx>
-          <w:tblCellMar>
-            <w:top w:w="0" w:type="dxa"/>
-            <w:bottom w:w="0" w:type="dxa"/>
-          </w:tblCellMar>
-        </w:tblPrEx>
+              <w:t xml:space="preserve">El servicio de WhatsApp/LLM monitorea de forma continua los grupos de WhatsApp designados como fuente de información de surtidores.</w:t>
+            </w:r>
+          </w:p>
+        </w:tc>
+      </w:tr>
+      <w:tr>
+        <w:tblPrEx>
+          <w:tblCellMar>
+            <w:top w:w="0" w:type="dxa"/>
+            <w:bottom w:w="0" w:type="dxa"/>
+          </w:tblCellMar>
+        </w:tblPrEx>
+        <w:trPr>
+          <w:cantSplit/>
+        </w:trPr>
         <w:tc>
           <w:tcPr>
             <w:tcW w:w="700" w:type="dxa"/>
@@ -9689,18 +9573,21 @@
           </w:tcPr>
           <w:p>
             <w:r>
-              <w:t>Se recibe un nuevo mensaje de texto en uno de los grupos monitoreados y el sistema lo guarda como pendiente de análisis, sin el número ni el nombre del remitente.</w:t>
-            </w:r>
-          </w:p>
-        </w:tc>
-      </w:tr>
-      <w:tr>
-        <w:tblPrEx>
-          <w:tblCellMar>
-            <w:top w:w="0" w:type="dxa"/>
-            <w:bottom w:w="0" w:type="dxa"/>
-          </w:tblCellMar>
-        </w:tblPrEx>
+              <w:t xml:space="preserve">Se recibe un nuevo mensaje de texto en uno de los grupos monitoreados y el servicio lo guarda como pendiente de análisis, sin el número ni el nombre del remitente.</w:t>
+            </w:r>
+          </w:p>
+        </w:tc>
+      </w:tr>
+      <w:tr>
+        <w:tblPrEx>
+          <w:tblCellMar>
+            <w:top w:w="0" w:type="dxa"/>
+            <w:bottom w:w="0" w:type="dxa"/>
+          </w:tblCellMar>
+        </w:tblPrEx>
+        <w:trPr>
+          <w:cantSplit/>
+        </w:trPr>
         <w:tc>
           <w:tcPr>
             <w:tcW w:w="700" w:type="dxa"/>
@@ -9730,18 +9617,21 @@
           </w:tcPr>
           <w:p>
             <w:r>
-              <w:t>Cada 5 minutos, si existen mensajes pendientes, el sistema los envía en un lote al LLM, que identifica en cada mensaje el surtidor, el tipo de combustible y el estado reportado.</w:t>
-            </w:r>
-          </w:p>
-        </w:tc>
-      </w:tr>
-      <w:tr>
-        <w:tblPrEx>
-          <w:tblCellMar>
-            <w:top w:w="0" w:type="dxa"/>
-            <w:bottom w:w="0" w:type="dxa"/>
-          </w:tblCellMar>
-        </w:tblPrEx>
+              <w:t xml:space="preserve">Cada 5 minutos, si existen mensajes pendientes, el servicio los envía en un lote al LLM, que identifica en cada mensaje el surtidor, el tipo de combustible ("Desconocido" si el mensaje no lo indica), el estado reportado y, si se menciona, la fila aproximada.</w:t>
+            </w:r>
+          </w:p>
+        </w:tc>
+      </w:tr>
+      <w:tr>
+        <w:tblPrEx>
+          <w:tblCellMar>
+            <w:top w:w="0" w:type="dxa"/>
+            <w:bottom w:w="0" w:type="dxa"/>
+          </w:tblCellMar>
+        </w:tblPrEx>
+        <w:trPr>
+          <w:cantSplit/>
+        </w:trPr>
         <w:tc>
           <w:tcPr>
             <w:tcW w:w="700" w:type="dxa"/>
@@ -9771,26 +9661,21 @@
           </w:tcPr>
           <w:p>
             <w:r>
-              <w:t xml:space="preserve">El </w:t>
-            </w:r>
-            <w:proofErr w:type="spellStart"/>
-            <w:r>
-              <w:t>backend</w:t>
-            </w:r>
-            <w:proofErr w:type="spellEnd"/>
-            <w:r>
-              <w:t xml:space="preserve"> valida el resultado contra el catálogo de surtidores y actualiza el estado del surtidor correspondiente.</w:t>
-            </w:r>
-          </w:p>
-        </w:tc>
-      </w:tr>
-      <w:tr>
-        <w:tblPrEx>
-          <w:tblCellMar>
-            <w:top w:w="0" w:type="dxa"/>
-            <w:bottom w:w="0" w:type="dxa"/>
-          </w:tblCellMar>
-        </w:tblPrEx>
+              <w:t xml:space="preserve">El servicio envía el resultado al backend Java, que lo valida contra el catálogo de surtidores y actualiza el estado del surtidor correspondiente.</w:t>
+            </w:r>
+          </w:p>
+        </w:tc>
+      </w:tr>
+      <w:tr>
+        <w:tblPrEx>
+          <w:tblCellMar>
+            <w:top w:w="0" w:type="dxa"/>
+            <w:bottom w:w="0" w:type="dxa"/>
+          </w:tblCellMar>
+        </w:tblPrEx>
+        <w:trPr>
+          <w:cantSplit/>
+        </w:trPr>
         <w:tc>
           <w:tcPr>
             <w:tcW w:w="700" w:type="dxa"/>
@@ -9820,18 +9705,21 @@
           </w:tcPr>
           <w:p>
             <w:r>
-              <w:t>El sistema elimina el texto de los mensajes analizados y los marca como procesados.</w:t>
-            </w:r>
-          </w:p>
-        </w:tc>
-      </w:tr>
-      <w:tr>
-        <w:tblPrEx>
-          <w:tblCellMar>
-            <w:top w:w="0" w:type="dxa"/>
-            <w:bottom w:w="0" w:type="dxa"/>
-          </w:tblCellMar>
-        </w:tblPrEx>
+              <w:t xml:space="preserve">El servicio elimina el texto de los mensajes analizados y los marca como procesados.</w:t>
+            </w:r>
+          </w:p>
+        </w:tc>
+      </w:tr>
+      <w:tr>
+        <w:tblPrEx>
+          <w:tblCellMar>
+            <w:top w:w="0" w:type="dxa"/>
+            <w:bottom w:w="0" w:type="dxa"/>
+          </w:tblCellMar>
+        </w:tblPrEx>
+        <w:trPr>
+          <w:cantSplit/>
+        </w:trPr>
         <w:tc>
           <w:tcPr>
             <w:tcW w:w="700" w:type="dxa"/>
@@ -9890,7 +9778,7 @@
         </w:rPr>
         <w:drawing>
           <wp:inline distT="0" distB="0" distL="0" distR="0" wp14:anchorId="379F3C43" wp14:editId="72D7A7EF">
-            <wp:extent cx="5184711" cy="7493000"/>
+            <wp:extent cx="4774634" cy="7315200"/>
             <wp:effectExtent l="0" t="0" r="0" b="0"/>
             <wp:docPr id="512" name="CU-06_actividad.png"/>
             <wp:cNvGraphicFramePr>
@@ -9912,7 +9800,7 @@
                   <pic:spPr>
                     <a:xfrm>
                       <a:off x="0" y="0"/>
-                      <a:ext cx="5184711" cy="7493000"/>
+                      <a:ext cx="4774634" cy="7315200"/>
                     </a:xfrm>
                     <a:prstGeom prst="rect">
                       <a:avLst/>
@@ -9943,6 +9831,7 @@
     <w:p>
       <w:pPr>
         <w:pStyle w:val="Ttulo1"/>
+        <w:keepNext/>
         <w:spacing w:before="300" w:after="150"/>
       </w:pPr>
       <w:r>
@@ -9952,6 +9841,7 @@
     </w:p>
     <w:p>
       <w:pPr>
+        <w:keepNext/>
         <w:spacing w:after="150"/>
       </w:pPr>
       <w:r>
@@ -9987,6 +9877,9 @@
             <w:bottom w:w="0" w:type="dxa"/>
           </w:tblCellMar>
         </w:tblPrEx>
+        <w:trPr>
+          <w:cantSplit/>
+        </w:trPr>
         <w:tc>
           <w:tcPr>
             <w:tcW w:w="900" w:type="dxa"/>
@@ -9994,6 +9887,9 @@
             <w:vAlign w:val="center"/>
           </w:tcPr>
           <w:p>
+            <w:pPr>
+              <w:keepNext/>
+            </w:pPr>
             <w:r>
               <w:rPr>
                 <w:b/>
@@ -10010,6 +9906,9 @@
             <w:vAlign w:val="center"/>
           </w:tcPr>
           <w:p>
+            <w:pPr>
+              <w:keepNext/>
+            </w:pPr>
             <w:r>
               <w:rPr>
                 <w:b/>
@@ -10026,6 +9925,9 @@
             <w:vAlign w:val="center"/>
           </w:tcPr>
           <w:p>
+            <w:pPr>
+              <w:keepNext/>
+            </w:pPr>
             <w:r>
               <w:rPr>
                 <w:b/>
@@ -10043,6 +9945,9 @@
             <w:bottom w:w="0" w:type="dxa"/>
           </w:tblCellMar>
         </w:tblPrEx>
+        <w:trPr>
+          <w:cantSplit/>
+        </w:trPr>
         <w:tc>
           <w:tcPr>
             <w:tcW w:w="900" w:type="dxa"/>
@@ -10089,6 +9994,9 @@
             <w:bottom w:w="0" w:type="dxa"/>
           </w:tblCellMar>
         </w:tblPrEx>
+        <w:trPr>
+          <w:cantSplit/>
+        </w:trPr>
         <w:tc>
           <w:tcPr>
             <w:tcW w:w="900" w:type="dxa"/>
@@ -10135,6 +10043,9 @@
             <w:bottom w:w="0" w:type="dxa"/>
           </w:tblCellMar>
         </w:tblPrEx>
+        <w:trPr>
+          <w:cantSplit/>
+        </w:trPr>
         <w:tc>
           <w:tcPr>
             <w:tcW w:w="900" w:type="dxa"/>
@@ -10181,6 +10092,9 @@
             <w:bottom w:w="0" w:type="dxa"/>
           </w:tblCellMar>
         </w:tblPrEx>
+        <w:trPr>
+          <w:cantSplit/>
+        </w:trPr>
         <w:tc>
           <w:tcPr>
             <w:tcW w:w="900" w:type="dxa"/>
@@ -10215,7 +10129,7 @@
           </w:p>
           <w:p>
             <w:r>
-              <w:t>2. Los mensajes que superan el tiempo máximo de vigencia se descartan.</w:t>
+              <w:t xml:space="preserve">2. Los mensajes que superan el tiempo máximo de vigencia (sección 8) se descartan.</w:t>
             </w:r>
           </w:p>
           <w:p>
@@ -10232,6 +10146,9 @@
             <w:bottom w:w="0" w:type="dxa"/>
           </w:tblCellMar>
         </w:tblPrEx>
+        <w:trPr>
+          <w:cantSplit/>
+        </w:trPr>
         <w:tc>
           <w:tcPr>
             <w:tcW w:w="900" w:type="dxa"/>
@@ -10261,15 +10178,7 @@
           </w:tcPr>
           <w:p>
             <w:r>
-              <w:t xml:space="preserve">1. El </w:t>
-            </w:r>
-            <w:proofErr w:type="spellStart"/>
-            <w:r>
-              <w:t>backend</w:t>
-            </w:r>
-            <w:proofErr w:type="spellEnd"/>
-            <w:r>
-              <w:t xml:space="preserve"> descarta ese resultado.</w:t>
+              <w:t xml:space="preserve">1. El backend descarta ese resultado.</w:t>
             </w:r>
           </w:p>
           <w:p>
@@ -10283,6 +10192,7 @@
     <w:p>
       <w:pPr>
         <w:pStyle w:val="Ttulo1"/>
+        <w:keepNext/>
         <w:spacing w:before="300" w:after="150"/>
       </w:pPr>
       <w:r>
@@ -10324,6 +10234,7 @@
     <w:p>
       <w:pPr>
         <w:pStyle w:val="Ttulo1"/>
+        <w:keepNext/>
         <w:spacing w:before="300" w:after="150"/>
       </w:pPr>
       <w:r>
@@ -10335,15 +10246,7 @@
         <w:spacing w:after="80"/>
       </w:pPr>
       <w:r>
-        <w:t xml:space="preserve">Extracción: se implementa con la librería no oficial </w:t>
-      </w:r>
-      <w:proofErr w:type="spellStart"/>
-      <w:r>
-        <w:t>Baileys</w:t>
-      </w:r>
-      <w:proofErr w:type="spellEnd"/>
-      <w:r>
-        <w:t>, en un servicio independiente en Node.js conectado a un número nuevo y exclusivo del proyecto en modo solo lectura. La librería whatsapp-web.js queda como alternativa de respaldo.</w:t>
+        <w:t xml:space="preserve">Extracción: se implementa con la librería no oficial Baileys, dentro del servicio de WhatsApp/LLM (Node.js), conectado a un número nuevo y exclusivo del proyecto en modo solo lectura. La librería whatsapp-web.js queda como alternativa de respaldo.</w:t>
       </w:r>
     </w:p>
     <w:p>
@@ -10351,23 +10254,7 @@
         <w:spacing w:after="80"/>
       </w:pPr>
       <w:r>
-        <w:t xml:space="preserve">Interpretación: un LLM analiza los mensajes pendientes por lotes cada 5 minutos, solo si hubo mensajes nuevos, y devuelve un resultado en formato estructurado que el </w:t>
-      </w:r>
-      <w:proofErr w:type="spellStart"/>
-      <w:r>
-        <w:t>backend</w:t>
-      </w:r>
-      <w:proofErr w:type="spellEnd"/>
-      <w:r>
-        <w:t xml:space="preserve"> valida contra el catálogo de surtidores con sus alias. El proceso de análisis puede formar parte del servicio de extracción o del </w:t>
-      </w:r>
-      <w:proofErr w:type="spellStart"/>
-      <w:r>
-        <w:t>backend</w:t>
-      </w:r>
-      <w:proofErr w:type="spellEnd"/>
-      <w:r>
-        <w:t xml:space="preserve"> Java.</w:t>
+        <w:t xml:space="preserve">Interpretación: un LLM analiza los mensajes pendientes por lotes cada 5 minutos, solo si hubo mensajes nuevos, y devuelve un resultado en formato estructurado que el backend valida contra el catálogo de surtidores con sus alias. El tipo de combustible es un campo obligatorio del resultado: debe ser uno de los tipos definidos en CU-05 (sección 8) y, si el mensaje no lo indica, el LLM devuelve "Desconocido". El proceso de análisis forma parte del servicio de WhatsApp/LLM; el backend Java solo recibe el resultado, lo valida y actualiza los surtidores.</w:t>
       </w:r>
     </w:p>
     <w:p>
@@ -10375,7 +10262,7 @@
         <w:spacing w:after="80"/>
       </w:pPr>
       <w:r>
-        <w:t>La justificación de estas elecciones y las alternativas descartadas se documentan en la decisión de arquitectura decision_conexion_whatsapp.md (v1.1).</w:t>
+        <w:t xml:space="preserve">Vigencia de los mensajes pendientes (valor inicial, a ajustar con las pruebas): un mensaje que lleva más de 30 minutos sin analizarse se descarta.</w:t>
       </w:r>
     </w:p>
     <w:p>
@@ -10383,16 +10270,20 @@
         <w:spacing w:after="80"/>
       </w:pPr>
       <w:r>
+        <w:t xml:space="preserve">La justificación de estas elecciones y las alternativas descartadas se documentan en la decisión de arquitectura decision_conexion_whatsapp.md (v1.3).</w:t>
+      </w:r>
+    </w:p>
+    <w:p>
+      <w:pPr>
+        <w:spacing w:after="80"/>
+      </w:pPr>
+      <w:r>
         <w:t>Si en el futuro se consigue acceso a una API externa oficial de los surtidores, esta pasa a ser la fuente primaria y el monitoreo de WhatsApp queda como respaldo.</w:t>
       </w:r>
     </w:p>
     <w:p>
-      <w:r>
-        <w:br w:type="page"/>
-      </w:r>
-    </w:p>
-    <w:p>
-      <w:pPr>
+      <w:pPr>
+        <w:pageBreakBefore/>
         <w:jc w:val="center"/>
       </w:pPr>
       <w:r>
@@ -10416,39 +10307,7 @@
           <w:i/>
           <w:iCs/>
         </w:rPr>
-        <w:t>Formato Estructurado '</w:t>
-      </w:r>
-      <w:proofErr w:type="spellStart"/>
-      <w:r>
-        <w:rPr>
-          <w:i/>
-          <w:iCs/>
-        </w:rPr>
-        <w:t>Fully</w:t>
-      </w:r>
-      <w:proofErr w:type="spellEnd"/>
-      <w:r>
-        <w:rPr>
-          <w:i/>
-          <w:iCs/>
-        </w:rPr>
-        <w:t xml:space="preserve"> </w:t>
-      </w:r>
-      <w:proofErr w:type="spellStart"/>
-      <w:r>
-        <w:rPr>
-          <w:i/>
-          <w:iCs/>
-        </w:rPr>
-        <w:t>Dressed</w:t>
-      </w:r>
-      <w:proofErr w:type="spellEnd"/>
-      <w:r>
-        <w:rPr>
-          <w:i/>
-          <w:iCs/>
-        </w:rPr>
-        <w:t>' - Alistair Cockburn</w:t>
+        <w:t xml:space="preserve">Formato Estructurado 'Fully Dressed' - Alistair Cockburn</w:t>
       </w:r>
     </w:p>
     <w:tbl>
@@ -10479,6 +10338,9 @@
             <w:bottom w:w="0" w:type="dxa"/>
           </w:tblCellMar>
         </w:tblPrEx>
+        <w:trPr>
+          <w:cantSplit/>
+        </w:trPr>
         <w:tc>
           <w:tcPr>
             <w:tcW w:w="2600" w:type="dxa"/>
@@ -10514,6 +10376,9 @@
             <w:bottom w:w="0" w:type="dxa"/>
           </w:tblCellMar>
         </w:tblPrEx>
+        <w:trPr>
+          <w:cantSplit/>
+        </w:trPr>
         <w:tc>
           <w:tcPr>
             <w:tcW w:w="2600" w:type="dxa"/>
@@ -10549,6 +10414,9 @@
             <w:bottom w:w="0" w:type="dxa"/>
           </w:tblCellMar>
         </w:tblPrEx>
+        <w:trPr>
+          <w:cantSplit/>
+        </w:trPr>
         <w:tc>
           <w:tcPr>
             <w:tcW w:w="2600" w:type="dxa"/>
@@ -10571,21 +10439,22 @@
             <w:vAlign w:val="center"/>
           </w:tcPr>
           <w:p>
-            <w:proofErr w:type="spellStart"/>
             <w:r>
               <w:t>ChuroViaje</w:t>
             </w:r>
-            <w:proofErr w:type="spellEnd"/>
-          </w:p>
-        </w:tc>
-      </w:tr>
-      <w:tr>
-        <w:tblPrEx>
-          <w:tblCellMar>
-            <w:top w:w="0" w:type="dxa"/>
-            <w:bottom w:w="0" w:type="dxa"/>
-          </w:tblCellMar>
-        </w:tblPrEx>
+          </w:p>
+        </w:tc>
+      </w:tr>
+      <w:tr>
+        <w:tblPrEx>
+          <w:tblCellMar>
+            <w:top w:w="0" w:type="dxa"/>
+            <w:bottom w:w="0" w:type="dxa"/>
+          </w:tblCellMar>
+        </w:tblPrEx>
+        <w:trPr>
+          <w:cantSplit/>
+        </w:trPr>
         <w:tc>
           <w:tcPr>
             <w:tcW w:w="2600" w:type="dxa"/>
@@ -10609,18 +10478,21 @@
           </w:tcPr>
           <w:p>
             <w:r>
-              <w:t>11/09/2026</w:t>
-            </w:r>
-          </w:p>
-        </w:tc>
-      </w:tr>
-      <w:tr>
-        <w:tblPrEx>
-          <w:tblCellMar>
-            <w:top w:w="0" w:type="dxa"/>
-            <w:bottom w:w="0" w:type="dxa"/>
-          </w:tblCellMar>
-        </w:tblPrEx>
+              <w:t xml:space="preserve">06/10/2026</w:t>
+            </w:r>
+          </w:p>
+        </w:tc>
+      </w:tr>
+      <w:tr>
+        <w:tblPrEx>
+          <w:tblCellMar>
+            <w:top w:w="0" w:type="dxa"/>
+            <w:bottom w:w="0" w:type="dxa"/>
+          </w:tblCellMar>
+        </w:tblPrEx>
+        <w:trPr>
+          <w:cantSplit/>
+        </w:trPr>
         <w:tc>
           <w:tcPr>
             <w:tcW w:w="2600" w:type="dxa"/>
@@ -10643,24 +10515,22 @@
             <w:vAlign w:val="center"/>
           </w:tcPr>
           <w:p>
-            <w:proofErr w:type="spellStart"/>
-            <w:r>
-              <w:t>Benjamin</w:t>
-            </w:r>
-            <w:proofErr w:type="spellEnd"/>
-            <w:r>
-              <w:t xml:space="preserve"> Sirpa</w:t>
-            </w:r>
-          </w:p>
-        </w:tc>
-      </w:tr>
-      <w:tr>
-        <w:tblPrEx>
-          <w:tblCellMar>
-            <w:top w:w="0" w:type="dxa"/>
-            <w:bottom w:w="0" w:type="dxa"/>
-          </w:tblCellMar>
-        </w:tblPrEx>
+            <w:r>
+              <w:t xml:space="preserve">Benjamin Sirpa</w:t>
+            </w:r>
+          </w:p>
+        </w:tc>
+      </w:tr>
+      <w:tr>
+        <w:tblPrEx>
+          <w:tblCellMar>
+            <w:top w:w="0" w:type="dxa"/>
+            <w:bottom w:w="0" w:type="dxa"/>
+          </w:tblCellMar>
+        </w:tblPrEx>
+        <w:trPr>
+          <w:cantSplit/>
+        </w:trPr>
         <w:tc>
           <w:tcPr>
             <w:tcW w:w="2600" w:type="dxa"/>
@@ -10684,7 +10554,7 @@
           </w:tcPr>
           <w:p>
             <w:r>
-              <w:t>Borrador</w:t>
+              <w:t xml:space="preserve">Aprobado</w:t>
             </w:r>
           </w:p>
         </w:tc>
@@ -10693,6 +10563,7 @@
     <w:p>
       <w:pPr>
         <w:pStyle w:val="Ttulo1"/>
+        <w:keepNext/>
         <w:spacing w:before="300" w:after="150"/>
       </w:pPr>
       <w:r>
@@ -10727,6 +10598,9 @@
             <w:bottom w:w="0" w:type="dxa"/>
           </w:tblCellMar>
         </w:tblPrEx>
+        <w:trPr>
+          <w:cantSplit/>
+        </w:trPr>
         <w:tc>
           <w:tcPr>
             <w:tcW w:w="2600" w:type="dxa"/>
@@ -10762,6 +10636,9 @@
             <w:bottom w:w="0" w:type="dxa"/>
           </w:tblCellMar>
         </w:tblPrEx>
+        <w:trPr>
+          <w:cantSplit/>
+        </w:trPr>
         <w:tc>
           <w:tcPr>
             <w:tcW w:w="2600" w:type="dxa"/>
@@ -10797,6 +10674,9 @@
             <w:bottom w:w="0" w:type="dxa"/>
           </w:tblCellMar>
         </w:tblPrEx>
+        <w:trPr>
+          <w:cantSplit/>
+        </w:trPr>
         <w:tc>
           <w:tcPr>
             <w:tcW w:w="2600" w:type="dxa"/>
@@ -10819,21 +10699,22 @@
             <w:vAlign w:val="center"/>
           </w:tcPr>
           <w:p>
-            <w:proofErr w:type="spellStart"/>
             <w:r>
               <w:t>Subfunction</w:t>
             </w:r>
-            <w:proofErr w:type="spellEnd"/>
-          </w:p>
-        </w:tc>
-      </w:tr>
-      <w:tr>
-        <w:tblPrEx>
-          <w:tblCellMar>
-            <w:top w:w="0" w:type="dxa"/>
-            <w:bottom w:w="0" w:type="dxa"/>
-          </w:tblCellMar>
-        </w:tblPrEx>
+          </w:p>
+        </w:tc>
+      </w:tr>
+      <w:tr>
+        <w:tblPrEx>
+          <w:tblCellMar>
+            <w:top w:w="0" w:type="dxa"/>
+            <w:bottom w:w="0" w:type="dxa"/>
+          </w:tblCellMar>
+        </w:tblPrEx>
+        <w:trPr>
+          <w:cantSplit/>
+        </w:trPr>
         <w:tc>
           <w:tcPr>
             <w:tcW w:w="2600" w:type="dxa"/>
@@ -10857,31 +10738,21 @@
           </w:tcPr>
           <w:p>
             <w:r>
-              <w:t xml:space="preserve">SUD: </w:t>
-            </w:r>
-            <w:proofErr w:type="spellStart"/>
-            <w:r>
-              <w:t>Backend</w:t>
-            </w:r>
-            <w:proofErr w:type="spellEnd"/>
-            <w:r>
-              <w:t xml:space="preserve"> e infraestructura de </w:t>
-            </w:r>
-            <w:proofErr w:type="spellStart"/>
-            <w:r>
-              <w:t>ChuroViaje</w:t>
-            </w:r>
-            <w:proofErr w:type="spellEnd"/>
-          </w:p>
-        </w:tc>
-      </w:tr>
-      <w:tr>
-        <w:tblPrEx>
-          <w:tblCellMar>
-            <w:top w:w="0" w:type="dxa"/>
-            <w:bottom w:w="0" w:type="dxa"/>
-          </w:tblCellMar>
-        </w:tblPrEx>
+              <w:t xml:space="preserve">SUD: Backend e infraestructura de ChuroViaje</w:t>
+            </w:r>
+          </w:p>
+        </w:tc>
+      </w:tr>
+      <w:tr>
+        <w:tblPrEx>
+          <w:tblCellMar>
+            <w:top w:w="0" w:type="dxa"/>
+            <w:bottom w:w="0" w:type="dxa"/>
+          </w:tblCellMar>
+        </w:tblPrEx>
+        <w:trPr>
+          <w:cantSplit/>
+        </w:trPr>
         <w:tc>
           <w:tcPr>
             <w:tcW w:w="2600" w:type="dxa"/>
@@ -10917,6 +10788,9 @@
             <w:bottom w:w="0" w:type="dxa"/>
           </w:tblCellMar>
         </w:tblPrEx>
+        <w:trPr>
+          <w:cantSplit/>
+        </w:trPr>
         <w:tc>
           <w:tcPr>
             <w:tcW w:w="2600" w:type="dxa"/>
@@ -10947,15 +10821,7 @@
               </w:numPr>
             </w:pPr>
             <w:r>
-              <w:t xml:space="preserve">El </w:t>
-            </w:r>
-            <w:proofErr w:type="spellStart"/>
-            <w:r>
-              <w:t>backend</w:t>
-            </w:r>
-            <w:proofErr w:type="spellEnd"/>
-            <w:r>
-              <w:t xml:space="preserve"> y la base de datos están desplegados y accesibles.</w:t>
+              <w:t xml:space="preserve">El backend y la base de datos están desplegados y accesibles.</w:t>
             </w:r>
           </w:p>
           <w:p>
@@ -10979,6 +10845,9 @@
             <w:bottom w:w="0" w:type="dxa"/>
           </w:tblCellMar>
         </w:tblPrEx>
+        <w:trPr>
+          <w:cantSplit/>
+        </w:trPr>
         <w:tc>
           <w:tcPr>
             <w:tcW w:w="2600" w:type="dxa"/>
@@ -11021,6 +10890,9 @@
             <w:bottom w:w="0" w:type="dxa"/>
           </w:tblCellMar>
         </w:tblPrEx>
+        <w:trPr>
+          <w:cantSplit/>
+        </w:trPr>
         <w:tc>
           <w:tcPr>
             <w:tcW w:w="2600" w:type="dxa"/>
@@ -11056,6 +10928,9 @@
             <w:bottom w:w="0" w:type="dxa"/>
           </w:tblCellMar>
         </w:tblPrEx>
+        <w:trPr>
+          <w:cantSplit/>
+        </w:trPr>
         <w:tc>
           <w:tcPr>
             <w:tcW w:w="2600" w:type="dxa"/>
@@ -11086,15 +10961,7 @@
               </w:numPr>
             </w:pPr>
             <w:r>
-              <w:t>Script de simulación en Python: genera "</w:t>
-            </w:r>
-            <w:proofErr w:type="gramStart"/>
-            <w:r>
-              <w:t>usuarios fantasma</w:t>
-            </w:r>
-            <w:proofErr w:type="gramEnd"/>
-            <w:r>
-              <w:t>".</w:t>
+              <w:t>Script de simulación en Python: genera "usuarios fantasma".</w:t>
             </w:r>
           </w:p>
           <w:p>
@@ -11105,24 +10972,22 @@
                 <w:numId w:val="2"/>
               </w:numPr>
             </w:pPr>
-            <w:proofErr w:type="spellStart"/>
-            <w:r>
-              <w:t>Backend</w:t>
-            </w:r>
-            <w:proofErr w:type="spellEnd"/>
-            <w:r>
-              <w:t xml:space="preserve"> Java: recibe y procesa los eventos y la telemetría simulada.</w:t>
-            </w:r>
-          </w:p>
-        </w:tc>
-      </w:tr>
-      <w:tr>
-        <w:tblPrEx>
-          <w:tblCellMar>
-            <w:top w:w="0" w:type="dxa"/>
-            <w:bottom w:w="0" w:type="dxa"/>
-          </w:tblCellMar>
-        </w:tblPrEx>
+            <w:r>
+              <w:t xml:space="preserve">Backend Java: recibe y procesa los eventos y la telemetría simulada.</w:t>
+            </w:r>
+          </w:p>
+        </w:tc>
+      </w:tr>
+      <w:tr>
+        <w:tblPrEx>
+          <w:tblCellMar>
+            <w:top w:w="0" w:type="dxa"/>
+            <w:bottom w:w="0" w:type="dxa"/>
+          </w:tblCellMar>
+        </w:tblPrEx>
+        <w:trPr>
+          <w:cantSplit/>
+        </w:trPr>
         <w:tc>
           <w:tcPr>
             <w:tcW w:w="2600" w:type="dxa"/>
@@ -11146,15 +11011,7 @@
           </w:tcPr>
           <w:p>
             <w:r>
-              <w:t>Permite a un desarrollador o administrador ejecutar un simulador que genera "</w:t>
-            </w:r>
-            <w:proofErr w:type="gramStart"/>
-            <w:r>
-              <w:t>usuarios fantasma</w:t>
-            </w:r>
-            <w:proofErr w:type="gramEnd"/>
-            <w:r>
-              <w:t>" para probar el comportamiento del sistema bajo carga de eventos y telemetría.</w:t>
+              <w:t>Permite a un desarrollador o administrador ejecutar un simulador que genera "usuarios fantasma" para probar el comportamiento del sistema bajo carga de eventos y telemetría.</w:t>
             </w:r>
           </w:p>
         </w:tc>
@@ -11182,7 +11039,7 @@
         </w:rPr>
         <w:drawing>
           <wp:inline distT="0" distB="0" distL="0" distR="0" wp14:anchorId="5652749C" wp14:editId="7686AD7E">
-            <wp:extent cx="5942328" cy="2560320"/>
+            <wp:extent cx="4591431" cy="1714500"/>
             <wp:effectExtent l="0" t="0" r="1905" b="0"/>
             <wp:docPr id="513" name="CU-07_casos_de_uso.png"/>
             <wp:cNvGraphicFramePr>
@@ -11204,7 +11061,7 @@
                   <pic:spPr>
                     <a:xfrm>
                       <a:off x="0" y="0"/>
-                      <a:ext cx="5952471" cy="2564690"/>
+                      <a:ext cx="4591431" cy="1714500"/>
                     </a:xfrm>
                     <a:prstGeom prst="rect">
                       <a:avLst/>
@@ -11229,32 +11086,13 @@
           <w:sz w:val="18"/>
           <w:szCs w:val="18"/>
         </w:rPr>
-        <w:t>Diagrama de casos de uso de CU-07 (fuente: 03_des/</w:t>
-      </w:r>
-      <w:proofErr w:type="spellStart"/>
-      <w:r>
-        <w:rPr>
-          <w:i/>
-          <w:iCs/>
-          <w:sz w:val="18"/>
-          <w:szCs w:val="18"/>
-        </w:rPr>
-        <w:t>DiagCU</w:t>
-      </w:r>
-      <w:proofErr w:type="spellEnd"/>
-      <w:r>
-        <w:rPr>
-          <w:i/>
-          <w:iCs/>
-          <w:sz w:val="18"/>
-          <w:szCs w:val="18"/>
-        </w:rPr>
-        <w:t>/CU-07_EjecutarSimuladorTrafico.puml)</w:t>
+        <w:t>Diagrama de casos de uso de CU-07 (fuente: 03_des/DiagCU/CU-07_EjecutarSimuladorTrafico.puml)</w:t>
       </w:r>
     </w:p>
     <w:p>
       <w:pPr>
         <w:pStyle w:val="Ttulo1"/>
+        <w:keepNext/>
         <w:spacing w:before="300" w:after="150"/>
       </w:pPr>
       <w:r>
@@ -11264,6 +11102,7 @@
     </w:p>
     <w:p>
       <w:pPr>
+        <w:keepNext/>
         <w:spacing w:after="150"/>
       </w:pPr>
       <w:r>
@@ -11298,6 +11137,9 @@
             <w:bottom w:w="0" w:type="dxa"/>
           </w:tblCellMar>
         </w:tblPrEx>
+        <w:trPr>
+          <w:cantSplit/>
+        </w:trPr>
         <w:tc>
           <w:tcPr>
             <w:tcW w:w="3120" w:type="dxa"/>
@@ -11305,28 +11147,15 @@
             <w:vAlign w:val="center"/>
           </w:tcPr>
           <w:p>
-            <w:r>
-              <w:rPr>
-                <w:b/>
-                <w:bCs/>
-              </w:rPr>
-              <w:t>Parte Interesada (</w:t>
-            </w:r>
-            <w:proofErr w:type="spellStart"/>
-            <w:r>
-              <w:rPr>
-                <w:b/>
-                <w:bCs/>
-              </w:rPr>
-              <w:t>Stakeholder</w:t>
-            </w:r>
-            <w:proofErr w:type="spellEnd"/>
-            <w:r>
-              <w:rPr>
-                <w:b/>
-                <w:bCs/>
-              </w:rPr>
-              <w:t>)</w:t>
+            <w:pPr>
+              <w:keepNext/>
+            </w:pPr>
+            <w:r>
+              <w:rPr>
+                <w:b/>
+                <w:bCs/>
+              </w:rPr>
+              <w:t>Parte Interesada (Stakeholder)</w:t>
             </w:r>
           </w:p>
         </w:tc>
@@ -11337,6 +11166,9 @@
             <w:vAlign w:val="center"/>
           </w:tcPr>
           <w:p>
+            <w:pPr>
+              <w:keepNext/>
+            </w:pPr>
             <w:r>
               <w:rPr>
                 <w:b/>
@@ -11354,11 +11186,17 @@
             <w:bottom w:w="0" w:type="dxa"/>
           </w:tblCellMar>
         </w:tblPrEx>
+        <w:trPr>
+          <w:cantSplit/>
+        </w:trPr>
         <w:tc>
           <w:tcPr>
             <w:tcW w:w="3120" w:type="dxa"/>
           </w:tcPr>
           <w:p>
+            <w:pPr>
+              <w:keepNext/>
+            </w:pPr>
             <w:r>
               <w:rPr>
                 <w:b/>
@@ -11374,6 +11212,9 @@
             <w:vAlign w:val="center"/>
           </w:tcPr>
           <w:p>
+            <w:pPr>
+              <w:keepNext/>
+            </w:pPr>
             <w:r>
               <w:t>Validar el rendimiento y la estabilidad del sistema antes de un despliegue.</w:t>
             </w:r>
@@ -11387,6 +11228,9 @@
             <w:bottom w:w="0" w:type="dxa"/>
           </w:tblCellMar>
         </w:tblPrEx>
+        <w:trPr>
+          <w:cantSplit/>
+        </w:trPr>
         <w:tc>
           <w:tcPr>
             <w:tcW w:w="3120" w:type="dxa"/>
@@ -11417,6 +11261,7 @@
     <w:p>
       <w:pPr>
         <w:pStyle w:val="Ttulo1"/>
+        <w:keepNext/>
         <w:spacing w:before="300" w:after="150"/>
       </w:pPr>
       <w:r>
@@ -11425,6 +11270,7 @@
     </w:p>
     <w:p>
       <w:pPr>
+        <w:keepNext/>
         <w:spacing w:after="150"/>
       </w:pPr>
       <w:r>
@@ -11460,6 +11306,9 @@
             <w:bottom w:w="0" w:type="dxa"/>
           </w:tblCellMar>
         </w:tblPrEx>
+        <w:trPr>
+          <w:cantSplit/>
+        </w:trPr>
         <w:tc>
           <w:tcPr>
             <w:tcW w:w="700" w:type="dxa"/>
@@ -11467,6 +11316,9 @@
             <w:vAlign w:val="center"/>
           </w:tcPr>
           <w:p>
+            <w:pPr>
+              <w:keepNext/>
+            </w:pPr>
             <w:r>
               <w:rPr>
                 <w:b/>
@@ -11483,6 +11335,9 @@
             <w:vAlign w:val="center"/>
           </w:tcPr>
           <w:p>
+            <w:pPr>
+              <w:keepNext/>
+            </w:pPr>
             <w:r>
               <w:rPr>
                 <w:b/>
@@ -11499,6 +11354,9 @@
             <w:vAlign w:val="center"/>
           </w:tcPr>
           <w:p>
+            <w:pPr>
+              <w:keepNext/>
+            </w:pPr>
             <w:r>
               <w:rPr>
                 <w:b/>
@@ -11516,6 +11374,9 @@
             <w:bottom w:w="0" w:type="dxa"/>
           </w:tblCellMar>
         </w:tblPrEx>
+        <w:trPr>
+          <w:cantSplit/>
+        </w:trPr>
         <w:tc>
           <w:tcPr>
             <w:tcW w:w="700" w:type="dxa"/>
@@ -11534,15 +11395,7 @@
           </w:tcPr>
           <w:p>
             <w:r>
-              <w:t>El desarrollador configura los parámetros de carga (</w:t>
-            </w:r>
-            <w:proofErr w:type="gramStart"/>
-            <w:r>
-              <w:t>usuarios fantasma</w:t>
-            </w:r>
-            <w:proofErr w:type="gramEnd"/>
-            <w:r>
-              <w:t>, rutas, eventos).</w:t>
+              <w:t>El desarrollador configura los parámetros de carga (usuarios fantasma, rutas, eventos).</w:t>
             </w:r>
           </w:p>
         </w:tc>
@@ -11565,6 +11418,9 @@
             <w:bottom w:w="0" w:type="dxa"/>
           </w:tblCellMar>
         </w:tblPrEx>
+        <w:trPr>
+          <w:cantSplit/>
+        </w:trPr>
         <w:tc>
           <w:tcPr>
             <w:tcW w:w="700" w:type="dxa"/>
@@ -11594,26 +11450,21 @@
           </w:tcPr>
           <w:p>
             <w:r>
-              <w:t xml:space="preserve">El script genera los </w:t>
-            </w:r>
-            <w:proofErr w:type="gramStart"/>
-            <w:r>
-              <w:t>usuarios fantasma</w:t>
-            </w:r>
-            <w:proofErr w:type="gramEnd"/>
-            <w:r>
-              <w:t xml:space="preserve"> y comienza a enviar eventos y telemetría.</w:t>
-            </w:r>
-          </w:p>
-        </w:tc>
-      </w:tr>
-      <w:tr>
-        <w:tblPrEx>
-          <w:tblCellMar>
-            <w:top w:w="0" w:type="dxa"/>
-            <w:bottom w:w="0" w:type="dxa"/>
-          </w:tblCellMar>
-        </w:tblPrEx>
+              <w:t xml:space="preserve">El script genera los usuarios fantasma y comienza a enviar eventos y telemetría al backend por su API.</w:t>
+            </w:r>
+          </w:p>
+        </w:tc>
+      </w:tr>
+      <w:tr>
+        <w:tblPrEx>
+          <w:tblCellMar>
+            <w:top w:w="0" w:type="dxa"/>
+            <w:bottom w:w="0" w:type="dxa"/>
+          </w:tblCellMar>
+        </w:tblPrEx>
+        <w:trPr>
+          <w:cantSplit/>
+        </w:trPr>
         <w:tc>
           <w:tcPr>
             <w:tcW w:w="700" w:type="dxa"/>
@@ -11643,26 +11494,21 @@
           </w:tcPr>
           <w:p>
             <w:r>
-              <w:t xml:space="preserve">El </w:t>
-            </w:r>
-            <w:proofErr w:type="spellStart"/>
-            <w:r>
-              <w:t>backend</w:t>
-            </w:r>
-            <w:proofErr w:type="spellEnd"/>
-            <w:r>
-              <w:t xml:space="preserve"> recibe y procesa los eventos simulados como si provinieran de usuarios reales.</w:t>
-            </w:r>
-          </w:p>
-        </w:tc>
-      </w:tr>
-      <w:tr>
-        <w:tblPrEx>
-          <w:tblCellMar>
-            <w:top w:w="0" w:type="dxa"/>
-            <w:bottom w:w="0" w:type="dxa"/>
-          </w:tblCellMar>
-        </w:tblPrEx>
+              <w:t xml:space="preserve">El backend recibe y procesa los eventos simulados como si provinieran de usuarios reales.</w:t>
+            </w:r>
+          </w:p>
+        </w:tc>
+      </w:tr>
+      <w:tr>
+        <w:tblPrEx>
+          <w:tblCellMar>
+            <w:top w:w="0" w:type="dxa"/>
+            <w:bottom w:w="0" w:type="dxa"/>
+          </w:tblCellMar>
+        </w:tblPrEx>
+        <w:trPr>
+          <w:cantSplit/>
+        </w:trPr>
         <w:tc>
           <w:tcPr>
             <w:tcW w:w="700" w:type="dxa"/>
@@ -11692,15 +11538,7 @@
           </w:tcPr>
           <w:p>
             <w:r>
-              <w:t xml:space="preserve">El </w:t>
-            </w:r>
-            <w:proofErr w:type="spellStart"/>
-            <w:r>
-              <w:t>backend</w:t>
-            </w:r>
-            <w:proofErr w:type="spellEnd"/>
-            <w:r>
-              <w:t xml:space="preserve"> registra logs de la prueba de carga ejecutada.</w:t>
+              <w:t xml:space="preserve">El backend registra logs de la prueba de carga ejecutada.</w:t>
             </w:r>
           </w:p>
         </w:tc>
@@ -11729,7 +11567,7 @@
         </w:rPr>
         <w:drawing>
           <wp:inline distT="0" distB="0" distL="0" distR="0" wp14:anchorId="09272633" wp14:editId="3DF11BAA">
-            <wp:extent cx="5943600" cy="6237111"/>
+            <wp:extent cx="5943599" cy="6312694"/>
             <wp:effectExtent l="0" t="0" r="0" b="0"/>
             <wp:docPr id="514" name="CU-07_actividad.png"/>
             <wp:cNvGraphicFramePr>
@@ -11751,7 +11589,7 @@
                   <pic:spPr>
                     <a:xfrm>
                       <a:off x="0" y="0"/>
-                      <a:ext cx="5943600" cy="6237111"/>
+                      <a:ext cx="5943599" cy="6312694"/>
                     </a:xfrm>
                     <a:prstGeom prst="rect">
                       <a:avLst/>
@@ -11781,19 +11619,9 @@
     </w:p>
     <w:p>
       <w:pPr>
-        <w:rPr>
-          <w:color w:val="2E74B5"/>
-          <w:sz w:val="32"/>
-          <w:szCs w:val="32"/>
-        </w:rPr>
-      </w:pPr>
-      <w:r>
-        <w:br w:type="page"/>
-      </w:r>
-    </w:p>
-    <w:p>
-      <w:pPr>
         <w:pStyle w:val="Ttulo1"/>
+        <w:keepNext/>
+        <w:pageBreakBefore/>
         <w:spacing w:before="300" w:after="150"/>
       </w:pPr>
       <w:r>
@@ -11803,6 +11631,7 @@
     </w:p>
     <w:p>
       <w:pPr>
+        <w:keepNext/>
         <w:spacing w:after="150"/>
       </w:pPr>
       <w:r>
@@ -11838,6 +11667,9 @@
             <w:bottom w:w="0" w:type="dxa"/>
           </w:tblCellMar>
         </w:tblPrEx>
+        <w:trPr>
+          <w:cantSplit/>
+        </w:trPr>
         <w:tc>
           <w:tcPr>
             <w:tcW w:w="900" w:type="dxa"/>
@@ -11845,6 +11677,9 @@
             <w:vAlign w:val="center"/>
           </w:tcPr>
           <w:p>
+            <w:pPr>
+              <w:keepNext/>
+            </w:pPr>
             <w:r>
               <w:rPr>
                 <w:b/>
@@ -11861,6 +11696,9 @@
             <w:vAlign w:val="center"/>
           </w:tcPr>
           <w:p>
+            <w:pPr>
+              <w:keepNext/>
+            </w:pPr>
             <w:r>
               <w:rPr>
                 <w:b/>
@@ -11877,6 +11715,9 @@
             <w:vAlign w:val="center"/>
           </w:tcPr>
           <w:p>
+            <w:pPr>
+              <w:keepNext/>
+            </w:pPr>
             <w:r>
               <w:rPr>
                 <w:b/>
@@ -11894,6 +11735,9 @@
             <w:bottom w:w="0" w:type="dxa"/>
           </w:tblCellMar>
         </w:tblPrEx>
+        <w:trPr>
+          <w:cantSplit/>
+        </w:trPr>
         <w:tc>
           <w:tcPr>
             <w:tcW w:w="900" w:type="dxa"/>
@@ -11940,6 +11784,9 @@
             <w:bottom w:w="0" w:type="dxa"/>
           </w:tblCellMar>
         </w:tblPrEx>
+        <w:trPr>
+          <w:cantSplit/>
+        </w:trPr>
         <w:tc>
           <w:tcPr>
             <w:tcW w:w="900" w:type="dxa"/>
@@ -11958,15 +11805,7 @@
           </w:tcPr>
           <w:p>
             <w:r>
-              <w:t xml:space="preserve">El </w:t>
-            </w:r>
-            <w:proofErr w:type="spellStart"/>
-            <w:r>
-              <w:t>backend</w:t>
-            </w:r>
-            <w:proofErr w:type="spellEnd"/>
-            <w:r>
-              <w:t xml:space="preserve"> no soporta la carga simulada:</w:t>
+              <w:t xml:space="preserve">El backend no soporta la carga simulada:</w:t>
             </w:r>
           </w:p>
         </w:tc>
@@ -11991,6 +11830,7 @@
     <w:p>
       <w:pPr>
         <w:pStyle w:val="Ttulo1"/>
+        <w:keepNext/>
         <w:spacing w:before="300" w:after="150"/>
       </w:pPr>
       <w:r>
@@ -12010,15 +11850,7 @@
         <w:spacing w:after="80"/>
       </w:pPr>
       <w:r>
-        <w:t xml:space="preserve">Usabilidad: Los parámetros deben ser configurables por </w:t>
-      </w:r>
-      <w:proofErr w:type="gramStart"/>
-      <w:r>
-        <w:t>línea</w:t>
-      </w:r>
-      <w:proofErr w:type="gramEnd"/>
-      <w:r>
-        <w:t xml:space="preserve"> de comandos o archivo de configuración.</w:t>
+        <w:t xml:space="preserve">Usabilidad: Los parámetros deben ser configurables por línea de comandos o archivo de configuración.</w:t>
       </w:r>
     </w:p>
     <w:p>
@@ -12032,6 +11864,7 @@
     <w:p>
       <w:pPr>
         <w:pStyle w:val="Ttulo1"/>
+        <w:keepNext/>
         <w:spacing w:before="300" w:after="150"/>
       </w:pPr>
       <w:r>
@@ -12047,12 +11880,24 @@
       </w:r>
     </w:p>
     <w:p>
-      <w:r>
-        <w:br w:type="page"/>
-      </w:r>
-    </w:p>
-    <w:p>
-      <w:pPr>
+      <w:pPr>
+        <w:spacing w:after="80"/>
+      </w:pPr>
+      <w:r>
+        <w:t xml:space="preserve">El script envía los datos al backend por la misma API que usa la app; no los inserta directamente en la base de datos. Así la prueba recorre también la validación de los reportes.</w:t>
+      </w:r>
+    </w:p>
+    <w:p>
+      <w:pPr>
+        <w:spacing w:after="80"/>
+      </w:pPr>
+      <w:r>
+        <w:t xml:space="preserve">Como el backend solo acepta peticiones de usuarios con sesión, los usuarios fantasma se autentican con credenciales de prueba, y sus eventos y su telemetría quedan marcados como simulados para poder eliminarlos sin afectar los datos reales.</w:t>
+      </w:r>
+    </w:p>
+    <w:p>
+      <w:pPr>
+        <w:pageBreakBefore/>
         <w:jc w:val="center"/>
       </w:pPr>
       <w:r>
@@ -12076,39 +11921,7 @@
           <w:i/>
           <w:iCs/>
         </w:rPr>
-        <w:t>Formato Estructurado '</w:t>
-      </w:r>
-      <w:proofErr w:type="spellStart"/>
-      <w:r>
-        <w:rPr>
-          <w:i/>
-          <w:iCs/>
-        </w:rPr>
-        <w:t>Fully</w:t>
-      </w:r>
-      <w:proofErr w:type="spellEnd"/>
-      <w:r>
-        <w:rPr>
-          <w:i/>
-          <w:iCs/>
-        </w:rPr>
-        <w:t xml:space="preserve"> </w:t>
-      </w:r>
-      <w:proofErr w:type="spellStart"/>
-      <w:r>
-        <w:rPr>
-          <w:i/>
-          <w:iCs/>
-        </w:rPr>
-        <w:t>Dressed</w:t>
-      </w:r>
-      <w:proofErr w:type="spellEnd"/>
-      <w:r>
-        <w:rPr>
-          <w:i/>
-          <w:iCs/>
-        </w:rPr>
-        <w:t>' - Alistair Cockburn</w:t>
+        <w:t xml:space="preserve">Formato Estructurado 'Fully Dressed' - Alistair Cockburn</w:t>
       </w:r>
     </w:p>
     <w:tbl>
@@ -12139,6 +11952,9 @@
             <w:bottom w:w="0" w:type="dxa"/>
           </w:tblCellMar>
         </w:tblPrEx>
+        <w:trPr>
+          <w:cantSplit/>
+        </w:trPr>
         <w:tc>
           <w:tcPr>
             <w:tcW w:w="2600" w:type="dxa"/>
@@ -12174,6 +11990,9 @@
             <w:bottom w:w="0" w:type="dxa"/>
           </w:tblCellMar>
         </w:tblPrEx>
+        <w:trPr>
+          <w:cantSplit/>
+        </w:trPr>
         <w:tc>
           <w:tcPr>
             <w:tcW w:w="2600" w:type="dxa"/>
@@ -12209,6 +12028,9 @@
             <w:bottom w:w="0" w:type="dxa"/>
           </w:tblCellMar>
         </w:tblPrEx>
+        <w:trPr>
+          <w:cantSplit/>
+        </w:trPr>
         <w:tc>
           <w:tcPr>
             <w:tcW w:w="2600" w:type="dxa"/>
@@ -12231,21 +12053,22 @@
             <w:vAlign w:val="center"/>
           </w:tcPr>
           <w:p>
-            <w:proofErr w:type="spellStart"/>
             <w:r>
               <w:t>ChuroViaje</w:t>
             </w:r>
-            <w:proofErr w:type="spellEnd"/>
-          </w:p>
-        </w:tc>
-      </w:tr>
-      <w:tr>
-        <w:tblPrEx>
-          <w:tblCellMar>
-            <w:top w:w="0" w:type="dxa"/>
-            <w:bottom w:w="0" w:type="dxa"/>
-          </w:tblCellMar>
-        </w:tblPrEx>
+          </w:p>
+        </w:tc>
+      </w:tr>
+      <w:tr>
+        <w:tblPrEx>
+          <w:tblCellMar>
+            <w:top w:w="0" w:type="dxa"/>
+            <w:bottom w:w="0" w:type="dxa"/>
+          </w:tblCellMar>
+        </w:tblPrEx>
+        <w:trPr>
+          <w:cantSplit/>
+        </w:trPr>
         <w:tc>
           <w:tcPr>
             <w:tcW w:w="2600" w:type="dxa"/>
@@ -12269,18 +12092,21 @@
           </w:tcPr>
           <w:p>
             <w:r>
-              <w:t>11/09/2026</w:t>
-            </w:r>
-          </w:p>
-        </w:tc>
-      </w:tr>
-      <w:tr>
-        <w:tblPrEx>
-          <w:tblCellMar>
-            <w:top w:w="0" w:type="dxa"/>
-            <w:bottom w:w="0" w:type="dxa"/>
-          </w:tblCellMar>
-        </w:tblPrEx>
+              <w:t xml:space="preserve">06/10/2026</w:t>
+            </w:r>
+          </w:p>
+        </w:tc>
+      </w:tr>
+      <w:tr>
+        <w:tblPrEx>
+          <w:tblCellMar>
+            <w:top w:w="0" w:type="dxa"/>
+            <w:bottom w:w="0" w:type="dxa"/>
+          </w:tblCellMar>
+        </w:tblPrEx>
+        <w:trPr>
+          <w:cantSplit/>
+        </w:trPr>
         <w:tc>
           <w:tcPr>
             <w:tcW w:w="2600" w:type="dxa"/>
@@ -12303,24 +12129,22 @@
             <w:vAlign w:val="center"/>
           </w:tcPr>
           <w:p>
-            <w:proofErr w:type="spellStart"/>
-            <w:r>
-              <w:t>Benjamin</w:t>
-            </w:r>
-            <w:proofErr w:type="spellEnd"/>
-            <w:r>
-              <w:t xml:space="preserve"> Sirpa</w:t>
-            </w:r>
-          </w:p>
-        </w:tc>
-      </w:tr>
-      <w:tr>
-        <w:tblPrEx>
-          <w:tblCellMar>
-            <w:top w:w="0" w:type="dxa"/>
-            <w:bottom w:w="0" w:type="dxa"/>
-          </w:tblCellMar>
-        </w:tblPrEx>
+            <w:r>
+              <w:t xml:space="preserve">Benjamin Sirpa</w:t>
+            </w:r>
+          </w:p>
+        </w:tc>
+      </w:tr>
+      <w:tr>
+        <w:tblPrEx>
+          <w:tblCellMar>
+            <w:top w:w="0" w:type="dxa"/>
+            <w:bottom w:w="0" w:type="dxa"/>
+          </w:tblCellMar>
+        </w:tblPrEx>
+        <w:trPr>
+          <w:cantSplit/>
+        </w:trPr>
         <w:tc>
           <w:tcPr>
             <w:tcW w:w="2600" w:type="dxa"/>
@@ -12344,7 +12168,7 @@
           </w:tcPr>
           <w:p>
             <w:r>
-              <w:t>Borrador</w:t>
+              <w:t xml:space="preserve">Aprobado</w:t>
             </w:r>
           </w:p>
         </w:tc>
@@ -12353,6 +12177,7 @@
     <w:p>
       <w:pPr>
         <w:pStyle w:val="Ttulo1"/>
+        <w:keepNext/>
         <w:spacing w:before="300" w:after="150"/>
       </w:pPr>
       <w:r>
@@ -12387,6 +12212,9 @@
             <w:bottom w:w="0" w:type="dxa"/>
           </w:tblCellMar>
         </w:tblPrEx>
+        <w:trPr>
+          <w:cantSplit/>
+        </w:trPr>
         <w:tc>
           <w:tcPr>
             <w:tcW w:w="2600" w:type="dxa"/>
@@ -12422,6 +12250,9 @@
             <w:bottom w:w="0" w:type="dxa"/>
           </w:tblCellMar>
         </w:tblPrEx>
+        <w:trPr>
+          <w:cantSplit/>
+        </w:trPr>
         <w:tc>
           <w:tcPr>
             <w:tcW w:w="2600" w:type="dxa"/>
@@ -12445,26 +12276,21 @@
           </w:tcPr>
           <w:p>
             <w:r>
-              <w:t xml:space="preserve">Conductor (usuario de la </w:t>
-            </w:r>
-            <w:proofErr w:type="gramStart"/>
-            <w:r>
-              <w:t>app</w:t>
-            </w:r>
-            <w:proofErr w:type="gramEnd"/>
-            <w:r>
-              <w:t>)</w:t>
-            </w:r>
-          </w:p>
-        </w:tc>
-      </w:tr>
-      <w:tr>
-        <w:tblPrEx>
-          <w:tblCellMar>
-            <w:top w:w="0" w:type="dxa"/>
-            <w:bottom w:w="0" w:type="dxa"/>
-          </w:tblCellMar>
-        </w:tblPrEx>
+              <w:t xml:space="preserve">Conductor (usuario de la app)</w:t>
+            </w:r>
+          </w:p>
+        </w:tc>
+      </w:tr>
+      <w:tr>
+        <w:tblPrEx>
+          <w:tblCellMar>
+            <w:top w:w="0" w:type="dxa"/>
+            <w:bottom w:w="0" w:type="dxa"/>
+          </w:tblCellMar>
+        </w:tblPrEx>
+        <w:trPr>
+          <w:cantSplit/>
+        </w:trPr>
         <w:tc>
           <w:tcPr>
             <w:tcW w:w="2600" w:type="dxa"/>
@@ -12487,32 +12313,22 @@
             <w:vAlign w:val="center"/>
           </w:tcPr>
           <w:p>
-            <w:proofErr w:type="spellStart"/>
-            <w:r>
-              <w:t>User</w:t>
-            </w:r>
-            <w:proofErr w:type="spellEnd"/>
-            <w:r>
-              <w:t xml:space="preserve"> </w:t>
-            </w:r>
-            <w:proofErr w:type="spellStart"/>
-            <w:r>
-              <w:t>Goal</w:t>
-            </w:r>
-            <w:proofErr w:type="spellEnd"/>
-            <w:r>
-              <w:t xml:space="preserve"> (Objetivo de usuario)</w:t>
-            </w:r>
-          </w:p>
-        </w:tc>
-      </w:tr>
-      <w:tr>
-        <w:tblPrEx>
-          <w:tblCellMar>
-            <w:top w:w="0" w:type="dxa"/>
-            <w:bottom w:w="0" w:type="dxa"/>
-          </w:tblCellMar>
-        </w:tblPrEx>
+            <w:r>
+              <w:t xml:space="preserve">User Goal (Objetivo de usuario)</w:t>
+            </w:r>
+          </w:p>
+        </w:tc>
+      </w:tr>
+      <w:tr>
+        <w:tblPrEx>
+          <w:tblCellMar>
+            <w:top w:w="0" w:type="dxa"/>
+            <w:bottom w:w="0" w:type="dxa"/>
+          </w:tblCellMar>
+        </w:tblPrEx>
+        <w:trPr>
+          <w:cantSplit/>
+        </w:trPr>
         <w:tc>
           <w:tcPr>
             <w:tcW w:w="2600" w:type="dxa"/>
@@ -12536,23 +12352,21 @@
           </w:tcPr>
           <w:p>
             <w:r>
-              <w:t xml:space="preserve">SUD: Aplicación Móvil </w:t>
-            </w:r>
-            <w:proofErr w:type="spellStart"/>
-            <w:r>
-              <w:t>ChuroViaje</w:t>
-            </w:r>
-            <w:proofErr w:type="spellEnd"/>
-          </w:p>
-        </w:tc>
-      </w:tr>
-      <w:tr>
-        <w:tblPrEx>
-          <w:tblCellMar>
-            <w:top w:w="0" w:type="dxa"/>
-            <w:bottom w:w="0" w:type="dxa"/>
-          </w:tblCellMar>
-        </w:tblPrEx>
+              <w:t xml:space="preserve">SUD: Aplicación Móvil ChuroViaje</w:t>
+            </w:r>
+          </w:p>
+        </w:tc>
+      </w:tr>
+      <w:tr>
+        <w:tblPrEx>
+          <w:tblCellMar>
+            <w:top w:w="0" w:type="dxa"/>
+            <w:bottom w:w="0" w:type="dxa"/>
+          </w:tblCellMar>
+        </w:tblPrEx>
+        <w:trPr>
+          <w:cantSplit/>
+        </w:trPr>
         <w:tc>
           <w:tcPr>
             <w:tcW w:w="2600" w:type="dxa"/>
@@ -12576,18 +12390,21 @@
           </w:tcPr>
           <w:p>
             <w:r>
-              <w:t>El conductor presiona "Iniciar sesión con Google" y selecciona la cuenta de Gmail a utilizar.</w:t>
-            </w:r>
-          </w:p>
-        </w:tc>
-      </w:tr>
-      <w:tr>
-        <w:tblPrEx>
-          <w:tblCellMar>
-            <w:top w:w="0" w:type="dxa"/>
-            <w:bottom w:w="0" w:type="dxa"/>
-          </w:tblCellMar>
-        </w:tblPrEx>
+              <w:t xml:space="preserve">El conductor presiona "Iniciar sesión con Google" y selecciona la cuenta de Google a utilizar.</w:t>
+            </w:r>
+          </w:p>
+        </w:tc>
+      </w:tr>
+      <w:tr>
+        <w:tblPrEx>
+          <w:tblCellMar>
+            <w:top w:w="0" w:type="dxa"/>
+            <w:bottom w:w="0" w:type="dxa"/>
+          </w:tblCellMar>
+        </w:tblPrEx>
+        <w:trPr>
+          <w:cantSplit/>
+        </w:trPr>
         <w:tc>
           <w:tcPr>
             <w:tcW w:w="2600" w:type="dxa"/>
@@ -12618,7 +12435,7 @@
               </w:numPr>
             </w:pPr>
             <w:r>
-              <w:t>El conductor cuenta con una cuenta de Gmail de Google.</w:t>
+              <w:t xml:space="preserve">El conductor cuenta con una cuenta de Google.</w:t>
             </w:r>
           </w:p>
           <w:p>
@@ -12630,18 +12447,21 @@
               </w:numPr>
             </w:pPr>
             <w:r>
-              <w:t>El dispositivo tiene conexión a internet.</w:t>
-            </w:r>
-          </w:p>
-        </w:tc>
-      </w:tr>
-      <w:tr>
-        <w:tblPrEx>
-          <w:tblCellMar>
-            <w:top w:w="0" w:type="dxa"/>
-            <w:bottom w:w="0" w:type="dxa"/>
-          </w:tblCellMar>
-        </w:tblPrEx>
+              <w:t xml:space="preserve">El dispositivo tiene conexión a internet.</w:t>
+            </w:r>
+          </w:p>
+        </w:tc>
+      </w:tr>
+      <w:tr>
+        <w:tblPrEx>
+          <w:tblCellMar>
+            <w:top w:w="0" w:type="dxa"/>
+            <w:bottom w:w="0" w:type="dxa"/>
+          </w:tblCellMar>
+        </w:tblPrEx>
+        <w:trPr>
+          <w:cantSplit/>
+        </w:trPr>
         <w:tc>
           <w:tcPr>
             <w:tcW w:w="2600" w:type="dxa"/>
@@ -12684,6 +12504,9 @@
             <w:bottom w:w="0" w:type="dxa"/>
           </w:tblCellMar>
         </w:tblPrEx>
+        <w:trPr>
+          <w:cantSplit/>
+        </w:trPr>
         <w:tc>
           <w:tcPr>
             <w:tcW w:w="2600" w:type="dxa"/>
@@ -12719,6 +12542,9 @@
             <w:bottom w:w="0" w:type="dxa"/>
           </w:tblCellMar>
         </w:tblPrEx>
+        <w:trPr>
+          <w:cantSplit/>
+        </w:trPr>
         <w:tc>
           <w:tcPr>
             <w:tcW w:w="2600" w:type="dxa"/>
@@ -12749,15 +12575,7 @@
               </w:numPr>
             </w:pPr>
             <w:r>
-              <w:t xml:space="preserve">Google (Google </w:t>
-            </w:r>
-            <w:proofErr w:type="spellStart"/>
-            <w:r>
-              <w:t>Sign</w:t>
-            </w:r>
-            <w:proofErr w:type="spellEnd"/>
-            <w:r>
-              <w:t>-In): verifica la identidad del conductor mediante su cuenta de Gmail.</w:t>
+              <w:t xml:space="preserve">Google (Google Sign-In): verifica la identidad del conductor mediante su cuenta de Google.</w:t>
             </w:r>
           </w:p>
           <w:p>
@@ -12768,24 +12586,22 @@
                 <w:numId w:val="2"/>
               </w:numPr>
             </w:pPr>
-            <w:proofErr w:type="spellStart"/>
-            <w:r>
-              <w:t>Backend</w:t>
-            </w:r>
-            <w:proofErr w:type="spellEnd"/>
-            <w:r>
-              <w:t xml:space="preserve"> Java: valida el token emitido por Google y genera el token de acceso (JWT) propio del sistema.</w:t>
-            </w:r>
-          </w:p>
-        </w:tc>
-      </w:tr>
-      <w:tr>
-        <w:tblPrEx>
-          <w:tblCellMar>
-            <w:top w:w="0" w:type="dxa"/>
-            <w:bottom w:w="0" w:type="dxa"/>
-          </w:tblCellMar>
-        </w:tblPrEx>
+            <w:r>
+              <w:t xml:space="preserve">Backend Java: valida el token emitido por Google y genera el token de acceso (JWT) propio del sistema.</w:t>
+            </w:r>
+          </w:p>
+        </w:tc>
+      </w:tr>
+      <w:tr>
+        <w:tblPrEx>
+          <w:tblCellMar>
+            <w:top w:w="0" w:type="dxa"/>
+            <w:bottom w:w="0" w:type="dxa"/>
+          </w:tblCellMar>
+        </w:tblPrEx>
+        <w:trPr>
+          <w:cantSplit/>
+        </w:trPr>
         <w:tc>
           <w:tcPr>
             <w:tcW w:w="2600" w:type="dxa"/>
@@ -12809,23 +12625,7 @@
           </w:tcPr>
           <w:p>
             <w:r>
-              <w:t xml:space="preserve">Permite al conductor autenticarse en el sistema mediante su cuenta de Gmail de Google (Google </w:t>
-            </w:r>
-            <w:proofErr w:type="spellStart"/>
-            <w:r>
-              <w:t>Sign</w:t>
-            </w:r>
-            <w:proofErr w:type="spellEnd"/>
-            <w:r>
-              <w:t xml:space="preserve">-In), obteniendo un token JWT propio que habilita el uso de las funcionalidades autenticadas de la </w:t>
-            </w:r>
-            <w:proofErr w:type="gramStart"/>
-            <w:r>
-              <w:t>app</w:t>
-            </w:r>
-            <w:proofErr w:type="gramEnd"/>
-            <w:r>
-              <w:t>.</w:t>
+              <w:t xml:space="preserve">Permite al conductor autenticarse en el sistema mediante su cuenta de Google (Google Sign-In), obteniendo un token JWT propio que habilita el uso de la app; todas sus funciones requieren esta sesión.</w:t>
             </w:r>
           </w:p>
         </w:tc>
@@ -12853,7 +12653,7 @@
         </w:rPr>
         <w:drawing>
           <wp:inline distT="0" distB="0" distL="0" distR="0" wp14:anchorId="65BF17E1" wp14:editId="43CD9072">
-            <wp:extent cx="5942747" cy="2423160"/>
+            <wp:extent cx="5788152" cy="2393442"/>
             <wp:effectExtent l="0" t="0" r="1270" b="0"/>
             <wp:docPr id="515" name="CU-08_casos_de_uso.png"/>
             <wp:cNvGraphicFramePr>
@@ -12875,7 +12675,7 @@
                   <pic:spPr>
                     <a:xfrm>
                       <a:off x="0" y="0"/>
-                      <a:ext cx="5946102" cy="2424528"/>
+                      <a:ext cx="5788152" cy="2393442"/>
                     </a:xfrm>
                     <a:prstGeom prst="rect">
                       <a:avLst/>
@@ -12900,32 +12700,13 @@
           <w:sz w:val="18"/>
           <w:szCs w:val="18"/>
         </w:rPr>
-        <w:t>Diagrama de casos de uso de CU-08 (fuente: 03_des/</w:t>
-      </w:r>
-      <w:proofErr w:type="spellStart"/>
-      <w:r>
-        <w:rPr>
-          <w:i/>
-          <w:iCs/>
-          <w:sz w:val="18"/>
-          <w:szCs w:val="18"/>
-        </w:rPr>
-        <w:t>DiagCU</w:t>
-      </w:r>
-      <w:proofErr w:type="spellEnd"/>
-      <w:r>
-        <w:rPr>
-          <w:i/>
-          <w:iCs/>
-          <w:sz w:val="18"/>
-          <w:szCs w:val="18"/>
-        </w:rPr>
-        <w:t>/CU-08_IniciarSesion.puml)</w:t>
+        <w:t>Diagrama de casos de uso de CU-08 (fuente: 03_des/DiagCU/CU-08_IniciarSesion.puml)</w:t>
       </w:r>
     </w:p>
     <w:p>
       <w:pPr>
         <w:pStyle w:val="Ttulo1"/>
+        <w:keepNext/>
         <w:spacing w:before="300" w:after="150"/>
       </w:pPr>
       <w:r>
@@ -12935,6 +12716,7 @@
     </w:p>
     <w:p>
       <w:pPr>
+        <w:keepNext/>
         <w:spacing w:after="150"/>
       </w:pPr>
       <w:r>
@@ -12969,6 +12751,9 @@
             <w:bottom w:w="0" w:type="dxa"/>
           </w:tblCellMar>
         </w:tblPrEx>
+        <w:trPr>
+          <w:cantSplit/>
+        </w:trPr>
         <w:tc>
           <w:tcPr>
             <w:tcW w:w="3120" w:type="dxa"/>
@@ -12976,28 +12761,15 @@
             <w:vAlign w:val="center"/>
           </w:tcPr>
           <w:p>
-            <w:r>
-              <w:rPr>
-                <w:b/>
-                <w:bCs/>
-              </w:rPr>
-              <w:t>Parte Interesada (</w:t>
-            </w:r>
-            <w:proofErr w:type="spellStart"/>
-            <w:r>
-              <w:rPr>
-                <w:b/>
-                <w:bCs/>
-              </w:rPr>
-              <w:t>Stakeholder</w:t>
-            </w:r>
-            <w:proofErr w:type="spellEnd"/>
-            <w:r>
-              <w:rPr>
-                <w:b/>
-                <w:bCs/>
-              </w:rPr>
-              <w:t>)</w:t>
+            <w:pPr>
+              <w:keepNext/>
+            </w:pPr>
+            <w:r>
+              <w:rPr>
+                <w:b/>
+                <w:bCs/>
+              </w:rPr>
+              <w:t>Parte Interesada (Stakeholder)</w:t>
             </w:r>
           </w:p>
         </w:tc>
@@ -13008,6 +12780,9 @@
             <w:vAlign w:val="center"/>
           </w:tcPr>
           <w:p>
+            <w:pPr>
+              <w:keepNext/>
+            </w:pPr>
             <w:r>
               <w:rPr>
                 <w:b/>
@@ -13025,11 +12800,17 @@
             <w:bottom w:w="0" w:type="dxa"/>
           </w:tblCellMar>
         </w:tblPrEx>
+        <w:trPr>
+          <w:cantSplit/>
+        </w:trPr>
         <w:tc>
           <w:tcPr>
             <w:tcW w:w="3120" w:type="dxa"/>
           </w:tcPr>
           <w:p>
+            <w:pPr>
+              <w:keepNext/>
+            </w:pPr>
             <w:r>
               <w:rPr>
                 <w:b/>
@@ -13045,6 +12826,9 @@
             <w:vAlign w:val="center"/>
           </w:tcPr>
           <w:p>
+            <w:pPr>
+              <w:keepNext/>
+            </w:pPr>
             <w:r>
               <w:t>Acceder de forma rápida y segura a la aplicación, sin gestionar una contraseña adicional.</w:t>
             </w:r>
@@ -13058,6 +12842,9 @@
             <w:bottom w:w="0" w:type="dxa"/>
           </w:tblCellMar>
         </w:tblPrEx>
+        <w:trPr>
+          <w:cantSplit/>
+        </w:trPr>
         <w:tc>
           <w:tcPr>
             <w:tcW w:w="3120" w:type="dxa"/>
@@ -13088,6 +12875,7 @@
     <w:p>
       <w:pPr>
         <w:pStyle w:val="Ttulo1"/>
+        <w:keepNext/>
         <w:spacing w:before="300" w:after="150"/>
       </w:pPr>
       <w:r>
@@ -13096,6 +12884,7 @@
     </w:p>
     <w:p>
       <w:pPr>
+        <w:keepNext/>
         <w:spacing w:after="150"/>
       </w:pPr>
       <w:r>
@@ -13131,6 +12920,9 @@
             <w:bottom w:w="0" w:type="dxa"/>
           </w:tblCellMar>
         </w:tblPrEx>
+        <w:trPr>
+          <w:cantSplit/>
+        </w:trPr>
         <w:tc>
           <w:tcPr>
             <w:tcW w:w="700" w:type="dxa"/>
@@ -13138,6 +12930,9 @@
             <w:vAlign w:val="center"/>
           </w:tcPr>
           <w:p>
+            <w:pPr>
+              <w:keepNext/>
+            </w:pPr>
             <w:r>
               <w:rPr>
                 <w:b/>
@@ -13154,6 +12949,9 @@
             <w:vAlign w:val="center"/>
           </w:tcPr>
           <w:p>
+            <w:pPr>
+              <w:keepNext/>
+            </w:pPr>
             <w:r>
               <w:rPr>
                 <w:b/>
@@ -13170,6 +12968,9 @@
             <w:vAlign w:val="center"/>
           </w:tcPr>
           <w:p>
+            <w:pPr>
+              <w:keepNext/>
+            </w:pPr>
             <w:r>
               <w:rPr>
                 <w:b/>
@@ -13187,6 +12988,9 @@
             <w:bottom w:w="0" w:type="dxa"/>
           </w:tblCellMar>
         </w:tblPrEx>
+        <w:trPr>
+          <w:cantSplit/>
+        </w:trPr>
         <w:tc>
           <w:tcPr>
             <w:tcW w:w="700" w:type="dxa"/>
@@ -13205,15 +13009,7 @@
           </w:tcPr>
           <w:p>
             <w:r>
-              <w:t xml:space="preserve">El conductor abre la </w:t>
-            </w:r>
-            <w:proofErr w:type="gramStart"/>
-            <w:r>
-              <w:t>app</w:t>
-            </w:r>
-            <w:proofErr w:type="gramEnd"/>
-            <w:r>
-              <w:t xml:space="preserve"> y presiona "Iniciar sesión con Google".</w:t>
+              <w:t xml:space="preserve">El conductor abre la app y presiona "Iniciar sesión con Google".</w:t>
             </w:r>
           </w:p>
         </w:tc>
@@ -13236,6 +13032,9 @@
             <w:bottom w:w="0" w:type="dxa"/>
           </w:tblCellMar>
         </w:tblPrEx>
+        <w:trPr>
+          <w:cantSplit/>
+        </w:trPr>
         <w:tc>
           <w:tcPr>
             <w:tcW w:w="700" w:type="dxa"/>
@@ -13254,7 +13053,7 @@
           </w:tcPr>
           <w:p>
             <w:r>
-              <w:t>El conductor selecciona su cuenta de Gmail y autoriza el acceso.</w:t>
+              <w:t xml:space="preserve">El conductor selecciona su cuenta de Google y autoriza el acceso.</w:t>
             </w:r>
           </w:p>
         </w:tc>
@@ -13277,6 +13076,9 @@
             <w:bottom w:w="0" w:type="dxa"/>
           </w:tblCellMar>
         </w:tblPrEx>
+        <w:trPr>
+          <w:cantSplit/>
+        </w:trPr>
         <w:tc>
           <w:tcPr>
             <w:tcW w:w="700" w:type="dxa"/>
@@ -13306,26 +13108,21 @@
           </w:tcPr>
           <w:p>
             <w:r>
-              <w:t xml:space="preserve">El </w:t>
-            </w:r>
-            <w:proofErr w:type="spellStart"/>
-            <w:r>
-              <w:t>backend</w:t>
-            </w:r>
-            <w:proofErr w:type="spellEnd"/>
-            <w:r>
-              <w:t xml:space="preserve"> valida el token de Google y verifica o crea la cuenta del conductor en el sistema.</w:t>
-            </w:r>
-          </w:p>
-        </w:tc>
-      </w:tr>
-      <w:tr>
-        <w:tblPrEx>
-          <w:tblCellMar>
-            <w:top w:w="0" w:type="dxa"/>
-            <w:bottom w:w="0" w:type="dxa"/>
-          </w:tblCellMar>
-        </w:tblPrEx>
+              <w:t xml:space="preserve">El backend valida el token de Google y verifica o crea la cuenta del conductor en el sistema.</w:t>
+            </w:r>
+          </w:p>
+        </w:tc>
+      </w:tr>
+      <w:tr>
+        <w:tblPrEx>
+          <w:tblCellMar>
+            <w:top w:w="0" w:type="dxa"/>
+            <w:bottom w:w="0" w:type="dxa"/>
+          </w:tblCellMar>
+        </w:tblPrEx>
+        <w:trPr>
+          <w:cantSplit/>
+        </w:trPr>
         <w:tc>
           <w:tcPr>
             <w:tcW w:w="700" w:type="dxa"/>
@@ -13355,26 +13152,21 @@
           </w:tcPr>
           <w:p>
             <w:r>
-              <w:t xml:space="preserve">El </w:t>
-            </w:r>
-            <w:proofErr w:type="spellStart"/>
-            <w:r>
-              <w:t>backend</w:t>
-            </w:r>
-            <w:proofErr w:type="spellEnd"/>
-            <w:r>
-              <w:t xml:space="preserve"> genera un token JWT propio con expiración.</w:t>
-            </w:r>
-          </w:p>
-        </w:tc>
-      </w:tr>
-      <w:tr>
-        <w:tblPrEx>
-          <w:tblCellMar>
-            <w:top w:w="0" w:type="dxa"/>
-            <w:bottom w:w="0" w:type="dxa"/>
-          </w:tblCellMar>
-        </w:tblPrEx>
+              <w:t xml:space="preserve">El backend genera un token JWT propio con expiración.</w:t>
+            </w:r>
+          </w:p>
+        </w:tc>
+      </w:tr>
+      <w:tr>
+        <w:tblPrEx>
+          <w:tblCellMar>
+            <w:top w:w="0" w:type="dxa"/>
+            <w:bottom w:w="0" w:type="dxa"/>
+          </w:tblCellMar>
+        </w:tblPrEx>
+        <w:trPr>
+          <w:cantSplit/>
+        </w:trPr>
         <w:tc>
           <w:tcPr>
             <w:tcW w:w="700" w:type="dxa"/>
@@ -13433,7 +13225,7 @@
         </w:rPr>
         <w:drawing>
           <wp:inline distT="0" distB="0" distL="0" distR="0" wp14:anchorId="094385A4" wp14:editId="5C31B895">
-            <wp:extent cx="5942965" cy="6484620"/>
+            <wp:extent cx="5943600" cy="5287279"/>
             <wp:effectExtent l="0" t="0" r="635" b="0"/>
             <wp:docPr id="516" name="CU-08_actividad.png"/>
             <wp:cNvGraphicFramePr>
@@ -13455,7 +13247,7 @@
                   <pic:spPr>
                     <a:xfrm>
                       <a:off x="0" y="0"/>
-                      <a:ext cx="5943603" cy="6485316"/>
+                      <a:ext cx="5943600" cy="5287279"/>
                     </a:xfrm>
                     <a:prstGeom prst="rect">
                       <a:avLst/>
@@ -13485,19 +13277,9 @@
     </w:p>
     <w:p>
       <w:pPr>
-        <w:rPr>
-          <w:color w:val="2E74B5"/>
-          <w:sz w:val="32"/>
-          <w:szCs w:val="32"/>
-        </w:rPr>
-      </w:pPr>
-      <w:r>
-        <w:br w:type="page"/>
-      </w:r>
-    </w:p>
-    <w:p>
-      <w:pPr>
         <w:pStyle w:val="Ttulo1"/>
+        <w:keepNext/>
+        <w:pageBreakBefore/>
         <w:spacing w:before="300" w:after="150"/>
       </w:pPr>
       <w:r>
@@ -13507,6 +13289,7 @@
     </w:p>
     <w:p>
       <w:pPr>
+        <w:keepNext/>
         <w:spacing w:after="150"/>
       </w:pPr>
       <w:r>
@@ -13542,6 +13325,9 @@
             <w:bottom w:w="0" w:type="dxa"/>
           </w:tblCellMar>
         </w:tblPrEx>
+        <w:trPr>
+          <w:cantSplit/>
+        </w:trPr>
         <w:tc>
           <w:tcPr>
             <w:tcW w:w="900" w:type="dxa"/>
@@ -13549,6 +13335,9 @@
             <w:vAlign w:val="center"/>
           </w:tcPr>
           <w:p>
+            <w:pPr>
+              <w:keepNext/>
+            </w:pPr>
             <w:r>
               <w:rPr>
                 <w:b/>
@@ -13565,6 +13354,9 @@
             <w:vAlign w:val="center"/>
           </w:tcPr>
           <w:p>
+            <w:pPr>
+              <w:keepNext/>
+            </w:pPr>
             <w:r>
               <w:rPr>
                 <w:b/>
@@ -13581,6 +13373,9 @@
             <w:vAlign w:val="center"/>
           </w:tcPr>
           <w:p>
+            <w:pPr>
+              <w:keepNext/>
+            </w:pPr>
             <w:r>
               <w:rPr>
                 <w:b/>
@@ -13598,6 +13393,9 @@
             <w:bottom w:w="0" w:type="dxa"/>
           </w:tblCellMar>
         </w:tblPrEx>
+        <w:trPr>
+          <w:cantSplit/>
+        </w:trPr>
         <w:tc>
           <w:tcPr>
             <w:tcW w:w="900" w:type="dxa"/>
@@ -13644,6 +13442,9 @@
             <w:bottom w:w="0" w:type="dxa"/>
           </w:tblCellMar>
         </w:tblPrEx>
+        <w:trPr>
+          <w:cantSplit/>
+        </w:trPr>
         <w:tc>
           <w:tcPr>
             <w:tcW w:w="900" w:type="dxa"/>
@@ -13673,15 +13474,7 @@
           </w:tcPr>
           <w:p>
             <w:r>
-              <w:t xml:space="preserve">1. El </w:t>
-            </w:r>
-            <w:proofErr w:type="spellStart"/>
-            <w:r>
-              <w:t>backend</w:t>
-            </w:r>
-            <w:proofErr w:type="spellEnd"/>
-            <w:r>
-              <w:t xml:space="preserve"> rechaza la solicitud.</w:t>
+              <w:t xml:space="preserve">1. El backend rechaza la solicitud.</w:t>
             </w:r>
           </w:p>
           <w:p>
@@ -13698,6 +13491,9 @@
             <w:bottom w:w="0" w:type="dxa"/>
           </w:tblCellMar>
         </w:tblPrEx>
+        <w:trPr>
+          <w:cantSplit/>
+        </w:trPr>
         <w:tc>
           <w:tcPr>
             <w:tcW w:w="900" w:type="dxa"/>
@@ -13741,6 +13537,7 @@
     <w:p>
       <w:pPr>
         <w:pStyle w:val="Ttulo1"/>
+        <w:keepNext/>
         <w:spacing w:before="300" w:after="150"/>
       </w:pPr>
       <w:r>
@@ -13768,20 +13565,13 @@
         <w:spacing w:after="80"/>
       </w:pPr>
       <w:r>
-        <w:t xml:space="preserve">Seguridad: Las credenciales de Google nunca se almacenan en el sistema; el token de Google se valida en el </w:t>
-      </w:r>
-      <w:proofErr w:type="spellStart"/>
-      <w:r>
-        <w:t>backend</w:t>
-      </w:r>
-      <w:proofErr w:type="spellEnd"/>
-      <w:r>
-        <w:t xml:space="preserve"> antes de emitir el token JWT propio, el cual debe tener expiración y renovación segura.</w:t>
+        <w:t xml:space="preserve">Seguridad: Las credenciales de Google nunca se almacenan en el sistema y no existen contraseñas propias; el token de Google se valida en el backend antes de emitir el token JWT propio, el cual debe tener expiración y renovación segura.</w:t>
       </w:r>
     </w:p>
     <w:p>
       <w:pPr>
         <w:pStyle w:val="Ttulo1"/>
+        <w:keepNext/>
         <w:spacing w:before="300" w:after="150"/>
       </w:pPr>
       <w:r>
@@ -13793,15 +13583,7 @@
         <w:spacing w:after="80"/>
       </w:pPr>
       <w:r>
-        <w:t xml:space="preserve">La autenticación se realiza mediante el SDK/API de Google </w:t>
-      </w:r>
-      <w:proofErr w:type="spellStart"/>
-      <w:r>
-        <w:t>Sign</w:t>
-      </w:r>
-      <w:proofErr w:type="spellEnd"/>
-      <w:r>
-        <w:t>-In (OAuth 2.0), tanto en Android como en iOS.</w:t>
+        <w:t xml:space="preserve">La autenticación se realiza mediante el SDK/API de Google Sign-In (OAuth 2.0), tanto en Android como en iOS.</w:t>
       </w:r>
     </w:p>
     <w:p>
@@ -13809,15 +13591,15 @@
         <w:spacing w:after="80"/>
       </w:pPr>
       <w:r>
-        <w:t xml:space="preserve">A futuro podría incorporarse un proveedor adicional (p. ej. Apple </w:t>
-      </w:r>
-      <w:proofErr w:type="spellStart"/>
-      <w:r>
-        <w:t>Sign</w:t>
-      </w:r>
-      <w:proofErr w:type="spellEnd"/>
-      <w:r>
-        <w:t>-In) sin cambiar el contrato del caso de uso.</w:t>
+        <w:t xml:space="preserve">La sesión es obligatoria para usar la app: es precondición de CU-01 a CU-05. Si el dispositivo guarda una sesión vigente, la app entra directo al mapa sin repetir este caso de uso, incluso sin conexión a internet.</w:t>
+      </w:r>
+    </w:p>
+    <w:p>
+      <w:pPr>
+        <w:spacing w:after="80"/>
+      </w:pPr>
+      <w:r>
+        <w:t xml:space="preserve">A futuro podría incorporarse un proveedor adicional (p. ej. Apple Sign-In) sin cambiar el contrato del caso de uso.</w:t>
       </w:r>
     </w:p>
     <w:sectPr>

--- a/02_req/editablesWORD/ChuroViaje_Casos_de_Uso.docx
+++ b/02_req/editablesWORD/ChuroViaje_Casos_de_Uso.docx
@@ -197,7 +197,7 @@
           </w:tcPr>
           <w:p>
             <w:r>
-              <w:t xml:space="preserve">06/10/2026</w:t>
+              <w:t xml:space="preserve">13/10/2026</w:t>
             </w:r>
           </w:p>
         </w:tc>
@@ -730,7 +730,7 @@
           </w:tcPr>
           <w:p>
             <w:r>
-              <w:t xml:space="preserve">Permite al conductor reportar un evento vial (choque, control, congestión, etc.), indicando hace cuánto ocurrió, para que sea validado, persistido en el backend y visible en pocos segundos para los demás usuarios conectados.</w:t>
+              <w:t xml:space="preserve">Permite al conductor reportar un evento vial (accidente, control policial, bloqueo u otro; la congestión no se reporta, la detecta el sistema), indicando hace cuánto ocurrió, para que sea validado, persistido en el backend y visible en pocos segundos para los demás usuarios conectados.</w:t>
             </w:r>
           </w:p>
         </w:tc>
@@ -1158,7 +1158,7 @@
           </w:tcPr>
           <w:p>
             <w:r>
-              <w:t xml:space="preserve">El conductor selecciona el tipo de evento (choque, control, etc.) y, si hace falta, cambia el tiempo ("Ahora mismo", "Hace 10 minutos" u "Hace 1 hora").</w:t>
+              <w:t xml:space="preserve">El conductor selecciona el tipo de evento (accidente, control policial, bloqueo u otro) y, si hace falta, cambia el tiempo ("Ahora mismo", "Hace 10 minutos" u "Hace 30 minutos").</w:t>
             </w:r>
           </w:p>
         </w:tc>
@@ -1169,7 +1169,7 @@
           </w:tcPr>
           <w:p>
             <w:r>
-              <w:t>El sistema captura la ubicación GPS actual del dispositivo.</w:t>
+              <w:t xml:space="preserve">El sistema registra el tipo y el tiempo elegidos.</w:t>
             </w:r>
           </w:p>
         </w:tc>
@@ -1213,7 +1213,7 @@
           </w:tcPr>
           <w:p>
             <w:r>
-              <w:t xml:space="preserve">El sistema envía al backend el reporte con el tipo de evento, el momento en que ocurrió y la ubicación, para su validación.</w:t>
+              <w:t xml:space="preserve">El sistema captura la ubicación GPS actual del dispositivo y envía al backend el reporte con el tipo de evento, la hora de confirmación, el tiempo elegido y la ubicación, para su validación.</w:t>
             </w:r>
           </w:p>
         </w:tc>
@@ -1330,7 +1330,7 @@
         </w:rPr>
         <w:drawing>
           <wp:inline distT="0" distB="0" distL="0" distR="0" wp14:anchorId="1944ADEA" wp14:editId="7AD0A5DF">
-            <wp:extent cx="3897091" cy="7315200"/>
+            <wp:extent cx="3757294" cy="7315200"/>
             <wp:effectExtent l="0" t="0" r="0" b="0"/>
             <wp:docPr id="502" name="CU-01_actividad.png"/>
             <wp:cNvGraphicFramePr>
@@ -1352,7 +1352,7 @@
                   <pic:spPr>
                     <a:xfrm>
                       <a:off x="0" y="0"/>
-                      <a:ext cx="3897091" cy="7315200"/>
+                      <a:ext cx="3757294" cy="7315200"/>
                     </a:xfrm>
                     <a:prstGeom prst="rect">
                       <a:avLst/>
@@ -1588,7 +1588,7 @@
           </w:tcPr>
           <w:p>
             <w:r>
-              <w:t xml:space="preserve">1. El sistema solicita reautenticación (CU-08).</w:t>
+              <w:t xml:space="preserve">1. El sistema intenta renovar la sesión sin que el conductor intervenga; si no puede, solicita reautenticación (CU-08).</w:t>
             </w:r>
           </w:p>
           <w:p>
@@ -1599,6 +1599,55 @@
           <w:p>
             <w:r>
               <w:t>3. El sistema reintenta el envío del reporte.</w:t>
+            </w:r>
+          </w:p>
+        </w:tc>
+      </w:tr>
+      <w:tr>
+        <w:tblPrEx>
+          <w:tblCellMar>
+            <w:top w:w="0" w:type="dxa"/>
+            <w:bottom w:w="0" w:type="dxa"/>
+          </w:tblCellMar>
+        </w:tblPrEx>
+        <w:trPr>
+          <w:cantSplit/>
+        </w:trPr>
+        <w:tc>
+          <w:tcPr>
+            <w:tcW w:w="900" w:type="dxa"/>
+            <w:vAlign w:val="center"/>
+          </w:tcPr>
+          <w:p>
+            <w:r>
+              <w:t xml:space="preserve">4b</w:t>
+            </w:r>
+          </w:p>
+        </w:tc>
+        <w:tc>
+          <w:tcPr>
+            <w:tcW w:w="3730" w:type="dxa"/>
+            <w:vAlign w:val="center"/>
+          </w:tcPr>
+          <w:p>
+            <w:r>
+              <w:t xml:space="preserve">El backend rechaza el reporte (ubicación fuera de Tarija, evento ya vencido, reporte repetido o límite de reportes superado):</w:t>
+            </w:r>
+          </w:p>
+        </w:tc>
+        <w:tc>
+          <w:tcPr>
+            <w:tcW w:w="4730" w:type="dxa"/>
+            <w:vAlign w:val="center"/>
+          </w:tcPr>
+          <w:p>
+            <w:r>
+              <w:t xml:space="preserve">1. El sistema muestra al conductor el motivo del rechazo.</w:t>
+            </w:r>
+          </w:p>
+          <w:p>
+            <w:r>
+              <w:t xml:space="preserve">2. El reporte no se registra.</w:t>
             </w:r>
           </w:p>
         </w:tc>
@@ -1653,7 +1702,7 @@
         <w:spacing w:after="80"/>
       </w:pPr>
       <w:r>
-        <w:t xml:space="preserve">Paso 2: la ubicación puede obtenerse por GPS del dispositivo o, si este falla, mediante ajuste manual sobre el mapa.</w:t>
+        <w:t xml:space="preserve">Paso 3: la ubicación puede obtenerse por GPS del dispositivo o, si este falla, mediante ajuste manual sobre el mapa.</w:t>
       </w:r>
     </w:p>
     <w:p>
@@ -1861,7 +1910,7 @@
           </w:tcPr>
           <w:p>
             <w:r>
-              <w:t xml:space="preserve">06/10/2026</w:t>
+              <w:t xml:space="preserve">13/10/2026</w:t>
             </w:r>
           </w:p>
         </w:tc>
@@ -2228,7 +2277,7 @@
               </w:numPr>
             </w:pPr>
             <w:r>
-              <w:t xml:space="preserve">Existe conexión a internet activa.</w:t>
+              <w:t xml:space="preserve">Para ver eventos actualizados hace falta conexión a internet; sin ella se aplica la garantía mínima.</w:t>
             </w:r>
           </w:p>
         </w:tc>
@@ -2273,7 +2322,7 @@
               </w:numPr>
             </w:pPr>
             <w:r>
-              <w:t>El mapa muestra los eventos viales vigentes, categorizados por color según su tipo (p. ej. rojo para choques, azul para controles).</w:t>
+              <w:t xml:space="preserve">El mapa muestra los eventos viales vigentes, categorizados por color según su tipo (p. ej. rojo para accidentes, azul para controles).</w:t>
             </w:r>
           </w:p>
         </w:tc>
@@ -2995,7 +3044,7 @@
         </w:rPr>
         <w:drawing>
           <wp:inline distT="0" distB="0" distL="0" distR="0" wp14:anchorId="45E60579" wp14:editId="71D14171">
-            <wp:extent cx="3480909" cy="7315200"/>
+            <wp:extent cx="3369165" cy="7315200"/>
             <wp:effectExtent l="0" t="0" r="0" b="0"/>
             <wp:docPr id="504" name="CU-02_actividad.png"/>
             <wp:cNvGraphicFramePr>
@@ -3017,7 +3066,7 @@
                   <pic:spPr>
                     <a:xfrm>
                       <a:off x="0" y="0"/>
-                      <a:ext cx="3480909" cy="7315200"/>
+                      <a:ext cx="3369165" cy="7315200"/>
                     </a:xfrm>
                     <a:prstGeom prst="rect">
                       <a:avLst/>
@@ -3293,17 +3342,17 @@
           </w:tcPr>
           <w:p>
             <w:r>
-              <w:t xml:space="preserve">1. El backend registra el voto; cada conductor vota una sola vez por evento.</w:t>
-            </w:r>
-          </w:p>
-          <w:p>
-            <w:r>
-              <w:t xml:space="preserve">2. Si el evento acumula la cantidad de votos "falso" definida, el backend lo retira y desaparece del mapa en la siguiente actualización.</w:t>
-            </w:r>
-          </w:p>
-          <w:p>
-            <w:r>
-              <w:t xml:space="preserve">3. Si el evento recibe votos "real", queda marcado como confirmado.</w:t>
+              <w:t xml:space="preserve">1. El backend registra el voto; cada conductor vota una sola vez por evento, no puede votar su propio evento y la congestión que detecta el sistema no se vota.</w:t>
+            </w:r>
+          </w:p>
+          <w:p>
+            <w:r>
+              <w:t xml:space="preserve">2. Si el evento acumula la cantidad de votos "falso" definida (sección 8), el backend lo retira y desaparece del mapa en la siguiente actualización.</w:t>
+            </w:r>
+          </w:p>
+          <w:p>
+            <w:r>
+              <w:t xml:space="preserve">3. Si el evento acumula la cantidad de votos "real" definida (sección 8), queda marcado como confirmado y ya no se retira por votos; solo vence.</w:t>
             </w:r>
           </w:p>
         </w:tc>
@@ -3374,7 +3423,7 @@
         <w:spacing w:after="80"/>
       </w:pPr>
       <w:r>
-        <w:t xml:space="preserve">Vigencia de los eventos, contada desde el momento en que ocurrieron (valores iniciales, a ajustar con las pruebas): congestión, 30 minutos; choque y control, 60 minutos; cualquier otro tipo, 60 minutos hasta que se defina.</w:t>
+        <w:t xml:space="preserve">Vigencia de los eventos, contada desde el momento en que ocurrieron (valores iniciales, a ajustar con las pruebas): congestión, 30 minutos; accidente, control policial, bloqueo y otro, 60 minutos.</w:t>
       </w:r>
     </w:p>
     <w:p>
@@ -3382,7 +3431,7 @@
         <w:spacing w:after="80"/>
       </w:pPr>
       <w:r>
-        <w:t xml:space="preserve">La cantidad de votos "falso" necesaria para retirar un evento se definirá durante la Construcción.</w:t>
+        <w:t xml:space="preserve">Con 3 votos "falso" un evento se retira, y con 3 votos "real" queda confirmado (valores iniciales, a ajustar con las pruebas).</w:t>
       </w:r>
     </w:p>
     <w:p>
@@ -3582,7 +3631,7 @@
           </w:tcPr>
           <w:p>
             <w:r>
-              <w:t xml:space="preserve">06/10/2026</w:t>
+              <w:t xml:space="preserve">13/10/2026</w:t>
             </w:r>
           </w:p>
         </w:tc>
@@ -3949,7 +3998,7 @@
               </w:numPr>
             </w:pPr>
             <w:r>
-              <w:t xml:space="preserve">Existe conexión con el backend y con el servicio de Mapbox.</w:t>
+              <w:t xml:space="preserve">Existe conexión con el backend.</w:t>
             </w:r>
           </w:p>
         </w:tc>
@@ -4077,7 +4126,7 @@
               </w:numPr>
             </w:pPr>
             <w:r>
-              <w:t xml:space="preserve">Motor core (C++): ejecuta el algoritmo de grafos (Dijkstra o A* modificado).</w:t>
+              <w:t xml:space="preserve">Motor core (núcleo en C++ con una cara en Java): ejecuta el algoritmo de grafos (A*, con Dijkstra como alternativa) sobre la red de calles de Tarija, tomada de un extracto de OpenStreetMap.</w:t>
             </w:r>
           </w:p>
           <w:p>
@@ -4089,7 +4138,19 @@
               </w:numPr>
             </w:pPr>
             <w:r>
-              <w:t>Mapbox: provee los datos viales y de mapa base.</w:t>
+              <w:t xml:space="preserve">Backend Java: recibe la solicitud, valida los puntos y la pasa al motor core.</w:t>
+            </w:r>
+          </w:p>
+          <w:p>
+            <w:pPr>
+              <w:pStyle w:val="Prrafodelista"/>
+              <w:numPr>
+                <w:ilvl w:val="0"/>
+                <w:numId w:val="2"/>
+              </w:numPr>
+            </w:pPr>
+            <w:r>
+              <w:t xml:space="preserve">Mapbox: provee el mapa base que ve el conductor.</w:t>
             </w:r>
           </w:p>
         </w:tc>
@@ -4156,7 +4217,7 @@
         </w:rPr>
         <w:drawing>
           <wp:inline distT="0" distB="0" distL="0" distR="0" wp14:anchorId="7DC87677" wp14:editId="0E75BD2D">
-            <wp:extent cx="4574286" cy="2688336"/>
+            <wp:extent cx="4574286" cy="3137535"/>
             <wp:effectExtent l="0" t="0" r="0" b="0"/>
             <wp:docPr id="505" name="CU-03_casos_de_uso.png"/>
             <wp:cNvGraphicFramePr>
@@ -4178,7 +4239,7 @@
                   <pic:spPr>
                     <a:xfrm>
                       <a:off x="0" y="0"/>
-                      <a:ext cx="4574286" cy="2688336"/>
+                      <a:ext cx="4574286" cy="3137535"/>
                     </a:xfrm>
                     <a:prstGeom prst="rect">
                       <a:avLst/>
@@ -4566,7 +4627,7 @@
           </w:tcPr>
           <w:p>
             <w:r>
-              <w:t xml:space="preserve">El sistema envía la solicitud al motor core.</w:t>
+              <w:t xml:space="preserve">El backend valida la solicitud y la envía al motor core.</w:t>
             </w:r>
           </w:p>
         </w:tc>
@@ -4610,7 +4671,7 @@
           </w:tcPr>
           <w:p>
             <w:r>
-              <w:t xml:space="preserve">El motor core obtiene datos viales de Mapbox y ejecuta el algoritmo (Dijkstra/A*) para generar la ruta óptima.</w:t>
+              <w:t xml:space="preserve">El motor core ajusta los puntos a la red de calles que tiene en memoria y ejecuta el algoritmo (A*) para generar la ruta óptima, considerando los eventos viales vigentes.</w:t>
             </w:r>
           </w:p>
         </w:tc>
@@ -4727,7 +4788,7 @@
         </w:rPr>
         <w:drawing>
           <wp:inline distT="0" distB="0" distL="0" distR="0" wp14:anchorId="55E72A42" wp14:editId="204D07AF">
-            <wp:extent cx="5943600" cy="6521265"/>
+            <wp:extent cx="5943600" cy="6553982"/>
             <wp:effectExtent l="0" t="0" r="0" b="0"/>
             <wp:docPr id="506" name="CU-03_actividad.png"/>
             <wp:cNvGraphicFramePr>
@@ -4749,7 +4810,7 @@
                   <pic:spPr>
                     <a:xfrm>
                       <a:off x="0" y="0"/>
-                      <a:ext cx="5943600" cy="6521265"/>
+                      <a:ext cx="5943600" cy="6553982"/>
                     </a:xfrm>
                     <a:prstGeom prst="rect">
                       <a:avLst/>
@@ -4954,7 +5015,7 @@
           </w:tcPr>
           <w:p>
             <w:r>
-              <w:t>3a</w:t>
+              <w:t xml:space="preserve">3a</w:t>
             </w:r>
           </w:p>
         </w:tc>
@@ -4965,7 +5026,7 @@
           </w:tcPr>
           <w:p>
             <w:r>
-              <w:t xml:space="preserve">El servicio de Mapbox no está disponible:</w:t>
+              <w:t>No existe una ruta vehicular posible entre los puntos indicados:</w:t>
             </w:r>
           </w:p>
         </w:tc>
@@ -4976,56 +5037,56 @@
           </w:tcPr>
           <w:p>
             <w:r>
+              <w:t>1. El sistema notifica que no se encontró una ruta válida.</w:t>
+            </w:r>
+          </w:p>
+        </w:tc>
+      </w:tr>
+      <w:tr>
+        <w:tblPrEx>
+          <w:tblCellMar>
+            <w:top w:w="0" w:type="dxa"/>
+            <w:bottom w:w="0" w:type="dxa"/>
+          </w:tblCellMar>
+        </w:tblPrEx>
+        <w:trPr>
+          <w:cantSplit/>
+        </w:trPr>
+        <w:tc>
+          <w:tcPr>
+            <w:tcW w:w="900" w:type="dxa"/>
+            <w:vAlign w:val="center"/>
+          </w:tcPr>
+          <w:p>
+            <w:r>
+              <w:t xml:space="preserve">4a</w:t>
+            </w:r>
+          </w:p>
+        </w:tc>
+        <w:tc>
+          <w:tcPr>
+            <w:tcW w:w="3730" w:type="dxa"/>
+            <w:vAlign w:val="center"/>
+          </w:tcPr>
+          <w:p>
+            <w:r>
+              <w:t xml:space="preserve">El mapa base de Mapbox no carga al dibujar la ruta:</w:t>
+            </w:r>
+          </w:p>
+        </w:tc>
+        <w:tc>
+          <w:tcPr>
+            <w:tcW w:w="4730" w:type="dxa"/>
+            <w:vAlign w:val="center"/>
+          </w:tcPr>
+          <w:p>
+            <w:r>
               <w:t>1. El sistema informa un error de servicio externo.</w:t>
             </w:r>
           </w:p>
           <w:p>
             <w:r>
-              <w:t>2. Sugiere reintentar más tarde.</w:t>
-            </w:r>
-          </w:p>
-        </w:tc>
-      </w:tr>
-      <w:tr>
-        <w:tblPrEx>
-          <w:tblCellMar>
-            <w:top w:w="0" w:type="dxa"/>
-            <w:bottom w:w="0" w:type="dxa"/>
-          </w:tblCellMar>
-        </w:tblPrEx>
-        <w:trPr>
-          <w:cantSplit/>
-        </w:trPr>
-        <w:tc>
-          <w:tcPr>
-            <w:tcW w:w="900" w:type="dxa"/>
-            <w:vAlign w:val="center"/>
-          </w:tcPr>
-          <w:p>
-            <w:r>
-              <w:t>3b</w:t>
-            </w:r>
-          </w:p>
-        </w:tc>
-        <w:tc>
-          <w:tcPr>
-            <w:tcW w:w="3730" w:type="dxa"/>
-            <w:vAlign w:val="center"/>
-          </w:tcPr>
-          <w:p>
-            <w:r>
-              <w:t>No existe una ruta vehicular posible entre los puntos indicados:</w:t>
-            </w:r>
-          </w:p>
-        </w:tc>
-        <w:tc>
-          <w:tcPr>
-            <w:tcW w:w="4730" w:type="dxa"/>
-            <w:vAlign w:val="center"/>
-          </w:tcPr>
-          <w:p>
-            <w:r>
-              <w:t>1. El sistema notifica que no se encontró una ruta válida.</w:t>
+              <w:t xml:space="preserve">2. Sugiere reintentar más tarde; el cálculo de la ruta no depende de Mapbox.</w:t>
             </w:r>
           </w:p>
         </w:tc>
@@ -5080,7 +5141,7 @@
         <w:spacing w:after="80"/>
       </w:pPr>
       <w:r>
-        <w:t xml:space="preserve">El motor core puede configurarse para usar Dijkstra o A* modificado según el escenario de carga.</w:t>
+        <w:t xml:space="preserve">El motor core usa A* y puede configurarse para usar Dijkstra.</w:t>
       </w:r>
     </w:p>
     <w:p>
@@ -5088,7 +5149,7 @@
         <w:spacing w:after="80"/>
       </w:pPr>
       <w:r>
-        <w:t xml:space="preserve">Los datos viales pueden obtenerse en línea desde Mapbox o desde una caché local ante baja conectividad.</w:t>
+        <w:t xml:space="preserve">La red de calles sale de un extracto de OpenStreetMap de la mancha urbana de Tarija, filtrado a vías vehiculares, que el motor carga en memoria al arrancar; el cálculo no depende de un servicio externo.</w:t>
       </w:r>
     </w:p>
     <w:p>
@@ -5288,7 +5349,7 @@
           </w:tcPr>
           <w:p>
             <w:r>
-              <w:t xml:space="preserve">06/10/2026</w:t>
+              <w:t xml:space="preserve">13/10/2026</w:t>
             </w:r>
           </w:p>
         </w:tc>
@@ -5586,7 +5647,7 @@
           </w:tcPr>
           <w:p>
             <w:r>
-              <w:t>El sistema detecta una zona de congestión sobre el trayecto de una ruta activa.</w:t>
+              <w:t xml:space="preserve">Un evento vial vigente (reportado por un conductor o congestión detectada por telemetría) afecta el tramo que le falta recorrer a una ruta activa.</w:t>
             </w:r>
           </w:p>
         </w:tc>
@@ -5655,7 +5716,7 @@
               </w:numPr>
             </w:pPr>
             <w:r>
-              <w:t xml:space="preserve">El sistema detectó una zona de congestión sobre el trayecto, por reporte de otro usuario o por la telemetría de velocidad y posición.</w:t>
+              <w:t xml:space="preserve">Hay un evento vial vigente sobre el trayecto que falta: un evento reportado por otro conductor o una congestión detectada por la telemetría.</w:t>
             </w:r>
           </w:p>
         </w:tc>
@@ -5700,7 +5761,7 @@
               </w:numPr>
             </w:pPr>
             <w:r>
-              <w:t>Se genera y se muestra al conductor una ruta alternativa que evita la zona congestionada, sin interrumpir la navegación en curso.</w:t>
+              <w:t xml:space="preserve">Si existe una ruta mejor, se propone al conductor sin interrumpir la navegación en curso, y él decide si la acepta.</w:t>
             </w:r>
           </w:p>
         </w:tc>
@@ -5738,7 +5799,7 @@
           </w:tcPr>
           <w:p>
             <w:r>
-              <w:t>Si no existe una ruta alternativa viable, se mantiene la ruta original y se notifica la congestión al conductor.</w:t>
+              <w:t xml:space="preserve">Si no existe una ruta alternativa viable, se mantiene la ruta original y se notifica el evento al conductor.</w:t>
             </w:r>
           </w:p>
         </w:tc>
@@ -5783,7 +5844,7 @@
               </w:numPr>
             </w:pPr>
             <w:r>
-              <w:t xml:space="preserve">Motor core (C++): recalcula la ruta ante congestión.</w:t>
+              <w:t xml:space="preserve">Motor core (núcleo en C++ con una cara en Java): revisa si algún evento afecta lo que falta de la ruta y calcula la alternativa.</w:t>
             </w:r>
           </w:p>
           <w:p>
@@ -5795,7 +5856,7 @@
               </w:numPr>
             </w:pPr>
             <w:r>
-              <w:t xml:space="preserve">Backend Java: provee los eventos de congestión reportados o detectados.</w:t>
+              <w:t xml:space="preserve">Backend Java: recibe la ruta activa desde la app y mantiene al motor al día con los eventos vigentes.</w:t>
             </w:r>
           </w:p>
         </w:tc>
@@ -5833,7 +5894,7 @@
           </w:tcPr>
           <w:p>
             <w:r>
-              <w:t>Ante congestión detectada durante la navegación activa, el sistema recalcula automáticamente una ruta alternativa que evita la zona afectada, sin interrumpir el trayecto del conductor.</w:t>
+              <w:t xml:space="preserve">Cuando un evento vial afecta el camino que falta durante la navegación activa, el sistema calcula una ruta alternativa y, si es mejor, se la propone al conductor sin interrumpir el trayecto; el conductor la acepta o la rechaza.</w:t>
             </w:r>
           </w:p>
         </w:tc>
@@ -5861,7 +5922,7 @@
         </w:rPr>
         <w:drawing>
           <wp:inline distT="0" distB="0" distL="0" distR="0" wp14:anchorId="462C9905" wp14:editId="2599A1DC">
-            <wp:extent cx="4529709" cy="3103245"/>
+            <wp:extent cx="4330827" cy="3103245"/>
             <wp:effectExtent l="0" t="0" r="7620" b="0"/>
             <wp:docPr id="507" name="CU-04_casos_de_uso.png"/>
             <wp:cNvGraphicFramePr>
@@ -5883,7 +5944,7 @@
                   <pic:spPr>
                     <a:xfrm>
                       <a:off x="0" y="0"/>
-                      <a:ext cx="4529709" cy="3103245"/>
+                      <a:ext cx="4330827" cy="3103245"/>
                     </a:xfrm>
                     <a:prstGeom prst="rect">
                       <a:avLst/>
@@ -6038,7 +6099,7 @@
               <w:keepNext/>
             </w:pPr>
             <w:r>
-              <w:t>Llegar a su destino evitando demoras por congestión, sin intervención manual.</w:t>
+              <w:t xml:space="preserve">Llegar a su destino evitando demoras, sin tener que buscar él mismo otra ruta.</w:t>
             </w:r>
           </w:p>
         </w:tc>
@@ -6228,7 +6289,7 @@
           </w:tcPr>
           <w:p>
             <w:r>
-              <w:t>El sistema detecta una zona de congestión en la ruta activa (evento reportado o telemetría anómala) y evalúa su impacto.</w:t>
+              <w:t xml:space="preserve">El sistema detecta un evento vial vigente sobre el tramo que falta de la ruta activa (reportado por un conductor o congestión por telemetría).</w:t>
             </w:r>
           </w:p>
         </w:tc>
@@ -6272,7 +6333,7 @@
           </w:tcPr>
           <w:p>
             <w:r>
-              <w:t xml:space="preserve">El sistema solicita al motor core una ruta alternativa que evite la zona congestionada.</w:t>
+              <w:t xml:space="preserve">El sistema solicita al motor core una ruta alternativa y la compara con la ruta actual.</w:t>
             </w:r>
           </w:p>
         </w:tc>
@@ -6316,7 +6377,7 @@
           </w:tcPr>
           <w:p>
             <w:r>
-              <w:t xml:space="preserve">El motor core recalcula y el sistema muestra la nueva ruta de forma no intrusiva.</w:t>
+              <w:t xml:space="preserve">Si la alternativa es mejor, el sistema la propone de forma no intrusiva, con las opciones de aceptarla o rechazarla.</w:t>
             </w:r>
           </w:p>
         </w:tc>
@@ -6349,7 +6410,7 @@
           </w:tcPr>
           <w:p>
             <w:r>
-              <w:t>El conductor continúa la navegación.</w:t>
+              <w:t xml:space="preserve">El conductor acepta la ruta propuesta.</w:t>
             </w:r>
           </w:p>
         </w:tc>
@@ -6389,7 +6450,7 @@
         </w:rPr>
         <w:drawing>
           <wp:inline distT="0" distB="0" distL="0" distR="0" wp14:anchorId="1F1967FA" wp14:editId="2CB69513">
-            <wp:extent cx="5943600" cy="6568050"/>
+            <wp:extent cx="5943600" cy="6130132"/>
             <wp:effectExtent l="0" t="0" r="0" b="0"/>
             <wp:docPr id="508" name="CU-04_actividad.png"/>
             <wp:cNvGraphicFramePr>
@@ -6411,7 +6472,7 @@
                   <pic:spPr>
                     <a:xfrm>
                       <a:off x="0" y="0"/>
-                      <a:ext cx="5943600" cy="6568050"/>
+                      <a:ext cx="5943600" cy="6130132"/>
                     </a:xfrm>
                     <a:prstGeom prst="rect">
                       <a:avLst/>
@@ -6594,7 +6655,7 @@
           </w:p>
           <w:p>
             <w:r>
-              <w:t>2. Notifica al conductor la congestión detectada.</w:t>
+              <w:t xml:space="preserve">2. Notifica al conductor el evento que afecta su ruta.</w:t>
             </w:r>
           </w:p>
         </w:tc>
@@ -6638,7 +6699,56 @@
           </w:tcPr>
           <w:p>
             <w:r>
-              <w:t>1. El sistema mantiene la ruta original marcada como congestionada.</w:t>
+              <w:t xml:space="preserve">1. El sistema mantiene la ruta original y muestra el evento sobre ella.</w:t>
+            </w:r>
+          </w:p>
+        </w:tc>
+      </w:tr>
+      <w:tr>
+        <w:tblPrEx>
+          <w:tblCellMar>
+            <w:top w:w="0" w:type="dxa"/>
+            <w:bottom w:w="0" w:type="dxa"/>
+          </w:tblCellMar>
+        </w:tblPrEx>
+        <w:trPr>
+          <w:cantSplit/>
+        </w:trPr>
+        <w:tc>
+          <w:tcPr>
+            <w:tcW w:w="900" w:type="dxa"/>
+            <w:vAlign w:val="center"/>
+          </w:tcPr>
+          <w:p>
+            <w:r>
+              <w:t xml:space="preserve">4a</w:t>
+            </w:r>
+          </w:p>
+        </w:tc>
+        <w:tc>
+          <w:tcPr>
+            <w:tcW w:w="3730" w:type="dxa"/>
+            <w:vAlign w:val="center"/>
+          </w:tcPr>
+          <w:p>
+            <w:r>
+              <w:t xml:space="preserve">El conductor no responde a la propuesta en 15 segundos:</w:t>
+            </w:r>
+          </w:p>
+        </w:tc>
+        <w:tc>
+          <w:tcPr>
+            <w:tcW w:w="4730" w:type="dxa"/>
+            <w:vAlign w:val="center"/>
+          </w:tcPr>
+          <w:p>
+            <w:r>
+              <w:t xml:space="preserve">1. El aviso se cierra solo.</w:t>
+            </w:r>
+          </w:p>
+          <w:p>
+            <w:r>
+              <w:t xml:space="preserve">2. Sigue la ruta original y ese evento no vuelve a generar una propuesta en esta ruta.</w:t>
             </w:r>
           </w:p>
         </w:tc>
@@ -6675,7 +6785,7 @@
         <w:spacing w:after="80"/>
       </w:pPr>
       <w:r>
-        <w:t>Seguridad: Evitar recálculos innecesarios o repetitivos que puedan distraer al conductor.</w:t>
+        <w:t xml:space="preserve">Seguridad: Evitar recálculos innecesarios o repetitivos que puedan distraer al conductor; un mismo evento genera una sola propuesta por ruta.</w:t>
       </w:r>
     </w:p>
     <w:p>
@@ -6693,7 +6803,7 @@
         <w:spacing w:after="80"/>
       </w:pPr>
       <w:r>
-        <w:t xml:space="preserve">La congestión puede detectarse por reportes colaborativos (CU-01) o por la telemetría de velocidad y posición que la app envía mientras está abierta en pantalla, con o sin ruta activa (HU-13). La app no obtiene la ubicación en segundo plano.</w:t>
+        <w:t xml:space="preserve">Los eventos que pueden afectar la ruta son los que reportan los conductores (CU-01) y la congestión que el sistema detecta con la telemetría: la app envía su posición mientras está abierta en pantalla, con o sin ruta activa (HU-13), y el sistema calcula la velocidad. La app no obtiene la ubicación en segundo plano.</w:t>
       </w:r>
     </w:p>
     <w:p>
@@ -6701,7 +6811,7 @@
         <w:spacing w:after="80"/>
       </w:pPr>
       <w:r>
-        <w:t xml:space="preserve">Por telemetría, se considera congestión cuando un vehículo permanece detenido o avanza muy lento en una vía vehicular por más tiempo de un umbral que se definirá durante la Construcción.</w:t>
+        <w:t xml:space="preserve">Por telemetría, se considera congestión cuando un vehículo permanece detenido o avanza muy lento en una vía vehicular durante 2 minutos seguidos por debajo de la mitad de la velocidad esperada del tipo de vía; por debajo de la cuarta parte, la congestión es fuerte (valores iniciales, a ajustar con las pruebas).</w:t>
       </w:r>
     </w:p>
     <w:p>
@@ -6901,7 +7011,7 @@
           </w:tcPr>
           <w:p>
             <w:r>
-              <w:t xml:space="preserve">06/10/2026</w:t>
+              <w:t xml:space="preserve">13/10/2026</w:t>
             </w:r>
           </w:p>
         </w:tc>
@@ -7990,7 +8100,7 @@
         </w:rPr>
         <w:drawing>
           <wp:inline distT="0" distB="0" distL="0" distR="0" wp14:anchorId="6E2095A0" wp14:editId="7318FF60">
-            <wp:extent cx="3762497" cy="7315200"/>
+            <wp:extent cx="3633938" cy="7315200"/>
             <wp:effectExtent l="0" t="0" r="0" b="0"/>
             <wp:docPr id="510" name="CU-05_actividad.png"/>
             <wp:cNvGraphicFramePr>
@@ -8012,7 +8122,7 @@
                   <pic:spPr>
                     <a:xfrm>
                       <a:off x="0" y="0"/>
-                      <a:ext cx="3762497" cy="7315200"/>
+                      <a:ext cx="3633938" cy="7315200"/>
                     </a:xfrm>
                     <a:prstGeom prst="rect">
                       <a:avLst/>
@@ -8212,7 +8322,7 @@
           </w:tcPr>
           <w:p>
             <w:r>
-              <w:t xml:space="preserve">4a</w:t>
+              <w:t xml:space="preserve">*a</w:t>
             </w:r>
           </w:p>
         </w:tc>
@@ -8223,7 +8333,7 @@
           </w:tcPr>
           <w:p>
             <w:r>
-              <w:t xml:space="preserve">La app pregunta "¿Acabas de recargar combustible?" sobre un surtidor y el conductor responde "Sí" (HU-12):</w:t>
+              <w:t xml:space="preserve">En cualquier momento, con la app abierta, el conductor se detiene unos minutos junto a un surtidor del catálogo y la app pregunta "¿Acabas de recargar combustible?" (HU-12):</w:t>
             </w:r>
           </w:p>
         </w:tc>
@@ -8234,12 +8344,12 @@
           </w:tcPr>
           <w:p>
             <w:r>
-              <w:t xml:space="preserve">1. La app le pregunta el tipo de combustible y muestra los tipos definidos (sección 8).</w:t>
-            </w:r>
-          </w:p>
-          <w:p>
-            <w:r>
-              <w:t xml:space="preserve">2. El conductor elige el tipo y el backend marca ese combustible como disponible en el surtidor, con origen "Conductores" y la fecha de la confirmación.</w:t>
+              <w:t xml:space="preserve">1. Si responde "Sí", la app le pregunta el tipo de combustible y muestra los tipos definidos (sección 8).</w:t>
+            </w:r>
+          </w:p>
+          <w:p>
+            <w:r>
+              <w:t xml:space="preserve">2. El conductor elige el tipo; el backend comprueba que la ubicación está junto al surtidor y que no repite una confirmación reciente, y marca ese combustible como disponible en el surtidor, con origen "Conductores" y la fecha de la confirmación.</w:t>
             </w:r>
           </w:p>
           <w:p>
@@ -8308,6 +8418,14 @@
       </w:pPr>
       <w:r>
         <w:t xml:space="preserve">Vigencia del estado de un surtidor (valor inicial, a ajustar con las pruebas): pasadas 6 horas sin un dato nuevo, el surtidor se muestra como "sin información reciente".</w:t>
+      </w:r>
+    </w:p>
+    <w:p>
+      <w:pPr>
+        <w:spacing w:after="80"/>
+      </w:pPr>
+      <w:r>
+        <w:t xml:space="preserve">La pregunta de recarga aparece cuando el conductor lleva 3 minutos detenido a menos de 50 metros de un surtidor, y no se repite para el mismo surtidor y tipo antes de 60 minutos (valores iniciales). Mientras la lista de surtidores está abierta, se actualiza cada 60 segundos, y los surtidores también se muestran como marcadores en el mapa.</w:t>
       </w:r>
     </w:p>
     <w:p>
@@ -8523,7 +8641,7 @@
           </w:tcPr>
           <w:p>
             <w:r>
-              <w:t xml:space="preserve">06/10/2026</w:t>
+              <w:t xml:space="preserve">13/10/2026</w:t>
             </w:r>
           </w:p>
         </w:tc>
@@ -9375,7 +9493,7 @@
           </w:tcPr>
           <w:p>
             <w:r>
-              <w:t>Que no se almacenen sus datos personales (número o nombre) y que el texto de sus mensajes no se conserve después del análisis.</w:t>
+              <w:t xml:space="preserve">Que no se almacenen sus datos personales (número o nombre) y que el sistema no conserve el texto de sus mensajes después del análisis.</w:t>
             </w:r>
           </w:p>
         </w:tc>
@@ -9778,7 +9896,7 @@
         </w:rPr>
         <w:drawing>
           <wp:inline distT="0" distB="0" distL="0" distR="0" wp14:anchorId="379F3C43" wp14:editId="72D7A7EF">
-            <wp:extent cx="4774634" cy="7315200"/>
+            <wp:extent cx="5418534" cy="7315200"/>
             <wp:effectExtent l="0" t="0" r="0" b="0"/>
             <wp:docPr id="512" name="CU-06_actividad.png"/>
             <wp:cNvGraphicFramePr>
@@ -9800,7 +9918,7 @@
                   <pic:spPr>
                     <a:xfrm>
                       <a:off x="0" y="0"/>
-                      <a:ext cx="4774634" cy="7315200"/>
+                      <a:ext cx="5418534" cy="7315200"/>
                     </a:xfrm>
                     <a:prstGeom prst="rect">
                       <a:avLst/>
@@ -10188,6 +10306,55 @@
           </w:p>
         </w:tc>
       </w:tr>
+      <w:tr>
+        <w:tblPrEx>
+          <w:tblCellMar>
+            <w:top w:w="0" w:type="dxa"/>
+            <w:bottom w:w="0" w:type="dxa"/>
+          </w:tblCellMar>
+        </w:tblPrEx>
+        <w:trPr>
+          <w:cantSplit/>
+        </w:trPr>
+        <w:tc>
+          <w:tcPr>
+            <w:tcW w:w="900" w:type="dxa"/>
+            <w:vAlign w:val="center"/>
+          </w:tcPr>
+          <w:p>
+            <w:r>
+              <w:t xml:space="preserve">4b</w:t>
+            </w:r>
+          </w:p>
+        </w:tc>
+        <w:tc>
+          <w:tcPr>
+            <w:tcW w:w="3730" w:type="dxa"/>
+            <w:vAlign w:val="center"/>
+          </w:tcPr>
+          <w:p>
+            <w:r>
+              <w:t xml:space="preserve">El backend no recibe el resultado del análisis:</w:t>
+            </w:r>
+          </w:p>
+        </w:tc>
+        <w:tc>
+          <w:tcPr>
+            <w:tcW w:w="4730" w:type="dxa"/>
+            <w:vAlign w:val="center"/>
+          </w:tcPr>
+          <w:p>
+            <w:r>
+              <w:t xml:space="preserve">1. El servicio guarda el resultado, ya sin el texto de los mensajes.</w:t>
+            </w:r>
+          </w:p>
+          <w:p>
+            <w:r>
+              <w:t xml:space="preserve">2. Lo reenvía en el siguiente ciclo.</w:t>
+            </w:r>
+          </w:p>
+        </w:tc>
+      </w:tr>
     </w:tbl>
     <w:p>
       <w:pPr>
@@ -10228,7 +10395,7 @@
         <w:spacing w:after="80"/>
       </w:pPr>
       <w:r>
-        <w:t>Privacidad: No se almacenan números de teléfono ni nombres de los remitentes. El texto de los mensajes se guarda solo de forma temporal y se elimina después de su análisis o al superar el tiempo máximo de vigencia. Al LLM se envían únicamente el texto y la fecha de cada mensaje, y el proveedor elegido no debe usar los datos enviados por API para entrenar sus modelos.</w:t>
+        <w:t xml:space="preserve">Privacidad: No se almacenan números de teléfono ni nombres de los remitentes. El texto de los mensajes se guarda solo de forma temporal y se elimina después de su análisis o al superar el tiempo máximo de vigencia. Al LLM se envían únicamente el texto y la fecha de cada mensaje, con los números de teléfono ocultos. Se usa la capa gratuita de la API de Gemini, cuyos términos permiten a Google usar lo enviado para mejorar sus productos; la política de privacidad lo informa.</w:t>
       </w:r>
     </w:p>
     <w:p>
@@ -10270,7 +10437,7 @@
         <w:spacing w:after="80"/>
       </w:pPr>
       <w:r>
-        <w:t xml:space="preserve">La justificación de estas elecciones y las alternativas descartadas se documentan en la decisión de arquitectura decision_conexion_whatsapp.md (v1.3).</w:t>
+        <w:t xml:space="preserve">La justificación de estas elecciones y las alternativas descartadas se documentan en la decisión de arquitectura decision_conexion_whatsapp.md (v1.4).</w:t>
       </w:r>
     </w:p>
     <w:p>
@@ -12092,7 +12259,7 @@
           </w:tcPr>
           <w:p>
             <w:r>
-              <w:t xml:space="preserve">06/10/2026</w:t>
+              <w:t xml:space="preserve">13/10/2026</w:t>
             </w:r>
           </w:p>
         </w:tc>
@@ -12492,7 +12659,7 @@
               </w:numPr>
             </w:pPr>
             <w:r>
-              <w:t>El conductor obtiene un token de acceso (JWT) propio del sistema, con expiración, emitido tras validar su sesión de Google, habilitado para operaciones autenticadas en el resto de los módulos.</w:t>
+              <w:t xml:space="preserve">El conductor obtiene un token de acceso (JWT) propio del sistema, que dura una hora, y un token de renovación que permite renovarlo durante 30 días sin volver a pasar por Google; con ellos opera en el resto de los módulos.</w:t>
             </w:r>
           </w:p>
         </w:tc>
@@ -13152,7 +13319,7 @@
           </w:tcPr>
           <w:p>
             <w:r>
-              <w:t xml:space="preserve">El backend genera un token JWT propio con expiración.</w:t>
+              <w:t xml:space="preserve">El backend genera un token JWT propio con expiración y un token de renovación.</w:t>
             </w:r>
           </w:p>
         </w:tc>
@@ -13196,7 +13363,7 @@
           </w:tcPr>
           <w:p>
             <w:r>
-              <w:t>El sistema almacena el token de forma segura y redirige al conductor a la pantalla principal (mapa), quedando autenticado.</w:t>
+              <w:t xml:space="preserve">El sistema almacena los tokens de forma segura y redirige al conductor a la pantalla principal (mapa), quedando autenticado.</w:t>
             </w:r>
           </w:p>
         </w:tc>
@@ -13225,7 +13392,7 @@
         </w:rPr>
         <w:drawing>
           <wp:inline distT="0" distB="0" distL="0" distR="0" wp14:anchorId="094385A4" wp14:editId="5C31B895">
-            <wp:extent cx="5943600" cy="5287279"/>
+            <wp:extent cx="5943600" cy="6866795"/>
             <wp:effectExtent l="0" t="0" r="635" b="0"/>
             <wp:docPr id="516" name="CU-08_actividad.png"/>
             <wp:cNvGraphicFramePr>
@@ -13247,7 +13414,7 @@
                   <pic:spPr>
                     <a:xfrm>
                       <a:off x="0" y="0"/>
-                      <a:ext cx="5943600" cy="5287279"/>
+                      <a:ext cx="5943600" cy="6866795"/>
                     </a:xfrm>
                     <a:prstGeom prst="rect">
                       <a:avLst/>
@@ -13533,6 +13700,55 @@
           </w:p>
         </w:tc>
       </w:tr>
+      <w:tr>
+        <w:tblPrEx>
+          <w:tblCellMar>
+            <w:top w:w="0" w:type="dxa"/>
+            <w:bottom w:w="0" w:type="dxa"/>
+          </w:tblCellMar>
+        </w:tblPrEx>
+        <w:trPr>
+          <w:cantSplit/>
+        </w:trPr>
+        <w:tc>
+          <w:tcPr>
+            <w:tcW w:w="900" w:type="dxa"/>
+            <w:vAlign w:val="center"/>
+          </w:tcPr>
+          <w:p>
+            <w:r>
+              <w:t xml:space="preserve">*a</w:t>
+            </w:r>
+          </w:p>
+        </w:tc>
+        <w:tc>
+          <w:tcPr>
+            <w:tcW w:w="3730" w:type="dxa"/>
+            <w:vAlign w:val="center"/>
+          </w:tcPr>
+          <w:p>
+            <w:r>
+              <w:t xml:space="preserve">Con la sesión iniciada, el conductor toca «Cerrar sesión» en el menú de la cuenta:</w:t>
+            </w:r>
+          </w:p>
+        </w:tc>
+        <w:tc>
+          <w:tcPr>
+            <w:tcW w:w="4730" w:type="dxa"/>
+            <w:vAlign w:val="center"/>
+          </w:tcPr>
+          <w:p>
+            <w:r>
+              <w:t xml:space="preserve">1. El backend invalida el token de renovación.</w:t>
+            </w:r>
+          </w:p>
+          <w:p>
+            <w:r>
+              <w:t xml:space="preserve">2. La app borra del teléfono los tokens, la cola de reportes y los datos guardados, y vuelve a la pantalla de inicio de sesión.</w:t>
+            </w:r>
+          </w:p>
+        </w:tc>
+      </w:tr>
     </w:tbl>
     <w:p>
       <w:pPr>
@@ -13591,7 +13807,7 @@
         <w:spacing w:after="80"/>
       </w:pPr>
       <w:r>
-        <w:t xml:space="preserve">La sesión es obligatoria para usar la app: es precondición de CU-01 a CU-05. Si el dispositivo guarda una sesión vigente, la app entra directo al mapa sin repetir este caso de uso, incluso sin conexión a internet.</w:t>
+        <w:t xml:space="preserve">La sesión es obligatoria para usar la app: es precondición de CU-01 a CU-05. Si el dispositivo guarda un token de renovación vigente (30 días), la app entra directo al mapa sin repetir este caso de uso, incluso sin conexión a internet y con el JWT vencido; al volver la conexión, renueva el JWT sin intervención del conductor.</w:t>
       </w:r>
     </w:p>
     <w:p>

--- a/02_req/editablesWORD/ChuroViaje_Casos_de_Uso.docx
+++ b/02_req/editablesWORD/ChuroViaje_Casos_de_Uso.docx
@@ -7011,7 +7011,7 @@
           </w:tcPr>
           <w:p>
             <w:r>
-              <w:t xml:space="preserve">13/10/2026</w:t>
+              <w:t>23/10/2026</w:t>
             </w:r>
           </w:p>
         </w:tc>
@@ -7423,7 +7423,7 @@
               </w:numPr>
             </w:pPr>
             <w:r>
-              <w:t xml:space="preserve">Se muestra el estado (disponible/agotado) de los surtidores cercanos por tipo de combustible, indicando si el dato proviene del monitoreo de grupos de WhatsApp o de la confirmación de conductores.</w:t>
+              <w:t>Se muestra el estado (disponible/agotado) de los surtidores cercanos por tipo de combustible, indicando si el dato proviene del monitoreo de grupos de WhatsApp, de la consulta a ANH o de la confirmación de conductores; si es de ANH, también su saldo en litros y su estado.</w:t>
             </w:r>
           </w:p>
         </w:tc>
@@ -7506,7 +7506,7 @@
               </w:numPr>
             </w:pPr>
             <w:r>
-              <w:t xml:space="preserve">Backend Java: agrega y expone el estado de los surtidores obtenido del monitoreo de grupos de WhatsApp (CU-06) y de las confirmaciones de los conductores.</w:t>
+              <w:t>Backend Java: agrega y expone el estado de los surtidores obtenido del monitoreo de grupos de WhatsApp (CU-06), de la consulta a ANH (CU-09) y de las confirmaciones de los conductores.</w:t>
             </w:r>
           </w:p>
         </w:tc>
@@ -7544,7 +7544,7 @@
           </w:tcPr>
           <w:p>
             <w:r>
-              <w:t xml:space="preserve">Permite al conductor consultar el estado de disponibilidad de combustible en surtidores cercanos, a partir de la información obtenida del monitoreo de grupos de WhatsApp y de las confirmaciones opcionales de otros conductores.</w:t>
+              <w:t>Permite al conductor consultar el estado de disponibilidad de combustible en surtidores cercanos, a partir de la información obtenida del monitoreo de grupos de WhatsApp, de la API de ANH y de las confirmaciones opcionales de otros conductores.</w:t>
             </w:r>
           </w:p>
         </w:tc>
@@ -7572,7 +7572,7 @@
         </w:rPr>
         <w:drawing>
           <wp:inline distT="0" distB="0" distL="0" distR="0" wp14:anchorId="7381B6AB" wp14:editId="367D40D1">
-            <wp:extent cx="4725162" cy="1999107"/>
+            <wp:extent cx="4725092" cy="2101629"/>
             <wp:effectExtent l="0" t="0" r="0" b="3810"/>
             <wp:docPr id="509" name="CU-05_casos_de_uso.png"/>
             <wp:cNvGraphicFramePr>
@@ -7594,7 +7594,7 @@
                   <pic:spPr>
                     <a:xfrm>
                       <a:off x="0" y="0"/>
-                      <a:ext cx="4725162" cy="1999107"/>
+                      <a:ext cx="4725092" cy="2101629"/>
                     </a:xfrm>
                     <a:prstGeom prst="rect">
                       <a:avLst/>
@@ -7785,7 +7785,7 @@
           </w:tcPr>
           <w:p>
             <w:r>
-              <w:t xml:space="preserve">Garantizar la calidad y confiabilidad del dato mostrado, sea de WhatsApp o de conductores.</w:t>
+              <w:t>Garantizar la calidad y confiabilidad del dato mostrado, sea de WhatsApp, de ANH o de conductores.</w:t>
             </w:r>
           </w:p>
         </w:tc>
@@ -8027,7 +8027,7 @@
           </w:tcPr>
           <w:p>
             <w:r>
-              <w:t xml:space="preserve">El backend responde con el dato más reciente de cada surtidor y tipo de combustible, sea del monitoreo de WhatsApp (CU-06) o de la confirmación de conductores.</w:t>
+              <w:t>El backend responde con el dato más reciente de cada surtidor y tipo de combustible, sea del monitoreo de WhatsApp (CU-06), de la consulta a ANH (CU-09) o de la confirmación de conductores.</w:t>
             </w:r>
           </w:p>
         </w:tc>
@@ -8071,7 +8071,7 @@
           </w:tcPr>
           <w:p>
             <w:r>
-              <w:t xml:space="preserve">El sistema muestra los surtidores con su estado por tipo de combustible, la fila aproximada si se informó, el origen del dato y su fecha de actualización.</w:t>
+              <w:t>El sistema muestra los surtidores con su estado por tipo de combustible, la fila aproximada si se informó, el origen del dato y su fecha de actualización; si el origen es ANH, también su saldo en litros y su estado (alto, medio o bajo).</w:t>
             </w:r>
           </w:p>
         </w:tc>
@@ -8100,7 +8100,7 @@
         </w:rPr>
         <w:drawing>
           <wp:inline distT="0" distB="0" distL="0" distR="0" wp14:anchorId="6E2095A0" wp14:editId="7318FF60">
-            <wp:extent cx="3633938" cy="7315200"/>
+            <wp:extent cx="3753647" cy="7315199"/>
             <wp:effectExtent l="0" t="0" r="0" b="0"/>
             <wp:docPr id="510" name="CU-05_actividad.png"/>
             <wp:cNvGraphicFramePr>
@@ -8122,7 +8122,7 @@
                   <pic:spPr>
                     <a:xfrm>
                       <a:off x="0" y="0"/>
-                      <a:ext cx="3633938" cy="7315200"/>
+                      <a:ext cx="3753647" cy="7315199"/>
                     </a:xfrm>
                     <a:prstGeom prst="rect">
                       <a:avLst/>
@@ -8383,7 +8383,7 @@
         <w:spacing w:after="80"/>
       </w:pPr>
       <w:r>
-        <w:t xml:space="preserve">Usabilidad: Debe distinguirse claramente el origen del dato (WhatsApp o Conductores) en la interfaz.</w:t>
+        <w:t>Usabilidad: Debe distinguirse claramente el origen del dato (WhatsApp, Conductores o ANH) en la interfaz.</w:t>
       </w:r>
     </w:p>
     <w:p>
@@ -8409,7 +8409,7 @@
         <w:spacing w:after="80"/>
       </w:pPr>
       <w:r>
-        <w:t xml:space="preserve">El origen del dato puede ser el monitoreo de los grupos de WhatsApp (CU-06) o la confirmación de un conductor que acaba de recargar (HU-12); para cada tipo de combustible se muestra el más reciente.</w:t>
+        <w:t>El origen del dato puede ser el monitoreo de los grupos de WhatsApp (CU-06), la consulta a ANH (CU-09) o la confirmación de un conductor que acaba de recargar (HU-12); para cada tipo de combustible se muestra el más reciente según la fecha del dato. Si el origen es ANH, se muestran además el saldo en litros y el estado que informa ANH, tal como llegan.</w:t>
       </w:r>
     </w:p>
     <w:p>
@@ -8417,7 +8417,7 @@
         <w:spacing w:after="80"/>
       </w:pPr>
       <w:r>
-        <w:t xml:space="preserve">Vigencia del estado de un surtidor (valor inicial, a ajustar con las pruebas): pasadas 6 horas sin un dato nuevo, el surtidor se muestra como "sin información reciente".</w:t>
+        <w:t>Vigencia del estado de un surtidor (valor inicial, a ajustar con las pruebas): pasadas 6 horas sin un dato nuevo, el surtidor se muestra como "sin información reciente". En WhatsApp y Conductores las horas se cuentan desde la fecha del dato; en ANH, desde la última vez que el backend lo leyó (CU-09).</w:t>
       </w:r>
     </w:p>
     <w:p>
@@ -8441,7 +8441,7 @@
         <w:spacing w:after="80"/>
       </w:pPr>
       <w:r>
-        <w:t xml:space="preserve">Si en el futuro los surtidores otorgan acceso a una API oficial, esta pasaría a ser la fuente primaria y las demás quedarían como respaldo.</w:t>
+        <w:t>Ningún origen reemplaza a otro: WhatsApp y ANH son fuentes automáticas que se complementan con las confirmaciones de los conductores, y si una falla, las demás siguen funcionando.</w:t>
       </w:r>
     </w:p>
     <w:p>
@@ -8641,7 +8641,7 @@
           </w:tcPr>
           <w:p>
             <w:r>
-              <w:t xml:space="preserve">13/10/2026</w:t>
+              <w:t>23/10/2026</w:t>
             </w:r>
           </w:p>
         </w:tc>
@@ -9210,7 +9210,7 @@
           </w:tcPr>
           <w:p>
             <w:r>
-              <w:t xml:space="preserve">Permite que el sistema, de forma automática, extraiga los mensajes compartidos en los grupos de WhatsApp monitoreados y los interprete por lotes mediante un LLM para actualizar el estado de disponibilidad de los surtidores, sin depender de reportes de los conductores.</w:t>
+              <w:t>Permite que el sistema, de forma automática, extraiga los mensajes compartidos en los grupos de WhatsApp monitoreados y los interprete por lotes mediante un LLM para actualizar el estado de disponibilidad de los surtidores, sin depender de reportes de los conductores. Es una de las dos fuentes automáticas del estado de los surtidores; la otra es la consulta a ANH (CU-09).</w:t>
             </w:r>
           </w:p>
         </w:tc>
@@ -9239,7 +9239,7 @@
         </w:rPr>
         <w:drawing>
           <wp:inline distT="0" distB="0" distL="0" distR="0" wp14:anchorId="210A0794" wp14:editId="18D17C6E">
-            <wp:extent cx="5943600" cy="2132000"/>
+            <wp:extent cx="5943600" cy="2293543"/>
             <wp:effectExtent l="0" t="0" r="0" b="0"/>
             <wp:docPr id="511" name="CU-06_casos_de_uso.png"/>
             <wp:cNvGraphicFramePr>
@@ -9261,7 +9261,7 @@
                   <pic:spPr>
                     <a:xfrm>
                       <a:off x="0" y="0"/>
-                      <a:ext cx="5943600" cy="2132000"/>
+                      <a:ext cx="5943600" cy="2293543"/>
                     </a:xfrm>
                     <a:prstGeom prst="rect">
                       <a:avLst/>
@@ -10445,7 +10445,7 @@
         <w:spacing w:after="80"/>
       </w:pPr>
       <w:r>
-        <w:t>Si en el futuro se consigue acceso a una API externa oficial de los surtidores, esta pasa a ser la fuente primaria y el monitoreo de WhatsApp queda como respaldo.</w:t>
+        <w:t>Ningún origen reemplaza a otro: la consulta a ANH (CU-09) es una segunda fuente automática que se complementa con este monitoreo, y si una falla, la otra sigue funcionando.</w:t>
       </w:r>
     </w:p>
     <w:p>
@@ -13816,6 +13816,2108 @@
       </w:pPr>
       <w:r>
         <w:t xml:space="preserve">A futuro podría incorporarse un proveedor adicional (p. ej. Apple Sign-In) sin cambiar el contrato del caso de uso.</w:t>
+      </w:r>
+    </w:p>
+    <w:p>
+      <w:pPr>
+        <w:pageBreakBefore/>
+        <w:jc w:val="center"/>
+      </w:pPr>
+      <w:r>
+        <w:rPr>
+          <w:b/>
+          <w:bCs/>
+          <w:sz w:val="28"/>
+          <w:szCs w:val="28"/>
+        </w:rPr>
+        <w:lastRenderedPageBreak/>
+        <w:t>ESPECIFICACIÓN DE CASO DE USO</w:t>
+      </w:r>
+    </w:p>
+    <w:p>
+      <w:pPr>
+        <w:spacing w:after="200"/>
+        <w:jc w:val="center"/>
+      </w:pPr>
+      <w:r>
+        <w:rPr>
+          <w:i/>
+          <w:iCs/>
+        </w:rPr>
+        <w:t xml:space="preserve">Formato Estructurado 'Fully Dressed' - Alistair Cockburn</w:t>
+      </w:r>
+    </w:p>
+    <w:tbl>
+      <w:tblPr>
+        <w:tblW w:w="9360" w:type="dxa"/>
+        <w:tblBorders>
+          <w:top w:val="single" w:sz="4" w:space="0" w:color="auto"/>
+          <w:left w:val="single" w:sz="4" w:space="0" w:color="auto"/>
+          <w:bottom w:val="single" w:sz="4" w:space="0" w:color="auto"/>
+          <w:right w:val="single" w:sz="4" w:space="0" w:color="auto"/>
+          <w:insideH w:val="single" w:sz="4" w:space="0" w:color="auto"/>
+          <w:insideV w:val="single" w:sz="4" w:space="0" w:color="auto"/>
+        </w:tblBorders>
+        <w:tblCellMar>
+          <w:left w:w="10" w:type="dxa"/>
+          <w:right w:w="10" w:type="dxa"/>
+        </w:tblCellMar>
+        <w:tblLook w:val="04A0" w:firstRow="1" w:lastRow="0" w:firstColumn="1" w:lastColumn="0" w:noHBand="0" w:noVBand="1"/>
+      </w:tblPr>
+      <w:tblGrid>
+        <w:gridCol w:w="2600"/>
+        <w:gridCol w:w="6760"/>
+      </w:tblGrid>
+      <w:tr>
+        <w:tblPrEx>
+          <w:tblCellMar>
+            <w:top w:w="0" w:type="dxa"/>
+            <w:bottom w:w="0" w:type="dxa"/>
+          </w:tblCellMar>
+        </w:tblPrEx>
+        <w:trPr>
+          <w:cantSplit/>
+        </w:trPr>
+        <w:tc>
+          <w:tcPr>
+            <w:tcW w:w="2600" w:type="dxa"/>
+            <w:shd w:val="clear" w:color="auto" w:fill="D9D9D9"/>
+            <w:vAlign w:val="center"/>
+          </w:tcPr>
+          <w:p>
+            <w:r>
+              <w:rPr>
+                <w:b/>
+                <w:bCs/>
+              </w:rPr>
+              <w:t>Código de Caso de Uso:</w:t>
+            </w:r>
+          </w:p>
+        </w:tc>
+        <w:tc>
+          <w:tcPr>
+            <w:tcW w:w="6760" w:type="dxa"/>
+            <w:vAlign w:val="center"/>
+          </w:tcPr>
+          <w:p>
+            <w:r>
+              <w:t>CU-09</w:t>
+            </w:r>
+          </w:p>
+        </w:tc>
+      </w:tr>
+      <w:tr>
+        <w:tblPrEx>
+          <w:tblCellMar>
+            <w:top w:w="0" w:type="dxa"/>
+            <w:bottom w:w="0" w:type="dxa"/>
+          </w:tblCellMar>
+        </w:tblPrEx>
+        <w:trPr>
+          <w:cantSplit/>
+        </w:trPr>
+        <w:tc>
+          <w:tcPr>
+            <w:tcW w:w="2600" w:type="dxa"/>
+            <w:shd w:val="clear" w:color="auto" w:fill="D9D9D9"/>
+            <w:vAlign w:val="center"/>
+          </w:tcPr>
+          <w:p>
+            <w:r>
+              <w:rPr>
+                <w:b/>
+                <w:bCs/>
+              </w:rPr>
+              <w:t>Nombre del Caso de Uso:</w:t>
+            </w:r>
+          </w:p>
+        </w:tc>
+        <w:tc>
+          <w:tcPr>
+            <w:tcW w:w="6760" w:type="dxa"/>
+            <w:vAlign w:val="center"/>
+          </w:tcPr>
+          <w:p>
+            <w:r>
+              <w:t>Consultar Estado de Combustible desde ANH</w:t>
+            </w:r>
+          </w:p>
+        </w:tc>
+      </w:tr>
+      <w:tr>
+        <w:tblPrEx>
+          <w:tblCellMar>
+            <w:top w:w="0" w:type="dxa"/>
+            <w:bottom w:w="0" w:type="dxa"/>
+          </w:tblCellMar>
+        </w:tblPrEx>
+        <w:trPr>
+          <w:cantSplit/>
+        </w:trPr>
+        <w:tc>
+          <w:tcPr>
+            <w:tcW w:w="2600" w:type="dxa"/>
+            <w:shd w:val="clear" w:color="auto" w:fill="D9D9D9"/>
+            <w:vAlign w:val="center"/>
+          </w:tcPr>
+          <w:p>
+            <w:r>
+              <w:rPr>
+                <w:b/>
+                <w:bCs/>
+              </w:rPr>
+              <w:t>Proyecto / Sistema:</w:t>
+            </w:r>
+          </w:p>
+        </w:tc>
+        <w:tc>
+          <w:tcPr>
+            <w:tcW w:w="6760" w:type="dxa"/>
+            <w:vAlign w:val="center"/>
+          </w:tcPr>
+          <w:p>
+            <w:r>
+              <w:t>ChuroViaje</w:t>
+            </w:r>
+          </w:p>
+        </w:tc>
+      </w:tr>
+      <w:tr>
+        <w:tblPrEx>
+          <w:tblCellMar>
+            <w:top w:w="0" w:type="dxa"/>
+            <w:bottom w:w="0" w:type="dxa"/>
+          </w:tblCellMar>
+        </w:tblPrEx>
+        <w:trPr>
+          <w:cantSplit/>
+        </w:trPr>
+        <w:tc>
+          <w:tcPr>
+            <w:tcW w:w="2600" w:type="dxa"/>
+            <w:shd w:val="clear" w:color="auto" w:fill="D9D9D9"/>
+            <w:vAlign w:val="center"/>
+          </w:tcPr>
+          <w:p>
+            <w:r>
+              <w:rPr>
+                <w:b/>
+                <w:bCs/>
+              </w:rPr>
+              <w:t>Fecha de Versión:</w:t>
+            </w:r>
+          </w:p>
+        </w:tc>
+        <w:tc>
+          <w:tcPr>
+            <w:tcW w:w="6760" w:type="dxa"/>
+            <w:vAlign w:val="center"/>
+          </w:tcPr>
+          <w:p>
+            <w:r>
+              <w:t>23/10/2026</w:t>
+            </w:r>
+          </w:p>
+        </w:tc>
+      </w:tr>
+      <w:tr>
+        <w:tblPrEx>
+          <w:tblCellMar>
+            <w:top w:w="0" w:type="dxa"/>
+            <w:bottom w:w="0" w:type="dxa"/>
+          </w:tblCellMar>
+        </w:tblPrEx>
+        <w:trPr>
+          <w:cantSplit/>
+        </w:trPr>
+        <w:tc>
+          <w:tcPr>
+            <w:tcW w:w="2600" w:type="dxa"/>
+            <w:shd w:val="clear" w:color="auto" w:fill="D9D9D9"/>
+            <w:vAlign w:val="center"/>
+          </w:tcPr>
+          <w:p>
+            <w:r>
+              <w:rPr>
+                <w:b/>
+                <w:bCs/>
+              </w:rPr>
+              <w:t>Autor del Artefacto:</w:t>
+            </w:r>
+          </w:p>
+        </w:tc>
+        <w:tc>
+          <w:tcPr>
+            <w:tcW w:w="6760" w:type="dxa"/>
+            <w:vAlign w:val="center"/>
+          </w:tcPr>
+          <w:p>
+            <w:r>
+              <w:t>Equipo ChuroViaje</w:t>
+            </w:r>
+          </w:p>
+        </w:tc>
+      </w:tr>
+      <w:tr>
+        <w:tblPrEx>
+          <w:tblCellMar>
+            <w:top w:w="0" w:type="dxa"/>
+            <w:bottom w:w="0" w:type="dxa"/>
+          </w:tblCellMar>
+        </w:tblPrEx>
+        <w:trPr>
+          <w:cantSplit/>
+        </w:trPr>
+        <w:tc>
+          <w:tcPr>
+            <w:tcW w:w="2600" w:type="dxa"/>
+            <w:shd w:val="clear" w:color="auto" w:fill="D9D9D9"/>
+            <w:vAlign w:val="center"/>
+          </w:tcPr>
+          <w:p>
+            <w:r>
+              <w:rPr>
+                <w:b/>
+                <w:bCs/>
+              </w:rPr>
+              <w:t>Estado de Aprobación:</w:t>
+            </w:r>
+          </w:p>
+        </w:tc>
+        <w:tc>
+          <w:tcPr>
+            <w:tcW w:w="6760" w:type="dxa"/>
+            <w:vAlign w:val="center"/>
+          </w:tcPr>
+          <w:p>
+            <w:r>
+              <w:t>Aprobado</w:t>
+            </w:r>
+          </w:p>
+        </w:tc>
+      </w:tr>
+    </w:tbl>
+    <w:p>
+      <w:pPr>
+        <w:pStyle w:val="Ttulo1"/>
+        <w:keepNext/>
+        <w:spacing w:before="300" w:after="150"/>
+      </w:pPr>
+      <w:r>
+        <w:t>1. Ficha del Caso de Uso (¿Quién? ¿Qué? ¿Cuándo?)</w:t>
+      </w:r>
+    </w:p>
+    <w:tbl>
+      <w:tblPr>
+        <w:tblW w:w="9360" w:type="dxa"/>
+        <w:tblBorders>
+          <w:top w:val="single" w:sz="4" w:space="0" w:color="auto"/>
+          <w:left w:val="single" w:sz="4" w:space="0" w:color="auto"/>
+          <w:bottom w:val="single" w:sz="4" w:space="0" w:color="auto"/>
+          <w:right w:val="single" w:sz="4" w:space="0" w:color="auto"/>
+          <w:insideH w:val="single" w:sz="4" w:space="0" w:color="auto"/>
+          <w:insideV w:val="single" w:sz="4" w:space="0" w:color="auto"/>
+        </w:tblBorders>
+        <w:tblCellMar>
+          <w:left w:w="10" w:type="dxa"/>
+          <w:right w:w="10" w:type="dxa"/>
+        </w:tblCellMar>
+        <w:tblLook w:val="04A0" w:firstRow="1" w:lastRow="0" w:firstColumn="1" w:lastColumn="0" w:noHBand="0" w:noVBand="1"/>
+      </w:tblPr>
+      <w:tblGrid>
+        <w:gridCol w:w="2600"/>
+        <w:gridCol w:w="6760"/>
+      </w:tblGrid>
+      <w:tr>
+        <w:tblPrEx>
+          <w:tblCellMar>
+            <w:top w:w="0" w:type="dxa"/>
+            <w:bottom w:w="0" w:type="dxa"/>
+          </w:tblCellMar>
+        </w:tblPrEx>
+        <w:trPr>
+          <w:cantSplit/>
+        </w:trPr>
+        <w:tc>
+          <w:tcPr>
+            <w:tcW w:w="2600" w:type="dxa"/>
+            <w:shd w:val="clear" w:color="auto" w:fill="D9D9D9"/>
+            <w:vAlign w:val="center"/>
+          </w:tcPr>
+          <w:p>
+            <w:r>
+              <w:rPr>
+                <w:b/>
+                <w:bCs/>
+              </w:rPr>
+              <w:t>Nombre del Caso de Uso:</w:t>
+            </w:r>
+          </w:p>
+        </w:tc>
+        <w:tc>
+          <w:tcPr>
+            <w:tcW w:w="6760" w:type="dxa"/>
+            <w:vAlign w:val="center"/>
+          </w:tcPr>
+          <w:p>
+            <w:r>
+              <w:t>CU-09: Consultar Estado de Combustible desde ANH</w:t>
+            </w:r>
+          </w:p>
+        </w:tc>
+      </w:tr>
+      <w:tr>
+        <w:tblPrEx>
+          <w:tblCellMar>
+            <w:top w:w="0" w:type="dxa"/>
+            <w:bottom w:w="0" w:type="dxa"/>
+          </w:tblCellMar>
+        </w:tblPrEx>
+        <w:trPr>
+          <w:cantSplit/>
+        </w:trPr>
+        <w:tc>
+          <w:tcPr>
+            <w:tcW w:w="2600" w:type="dxa"/>
+            <w:shd w:val="clear" w:color="auto" w:fill="D9D9D9"/>
+            <w:vAlign w:val="center"/>
+          </w:tcPr>
+          <w:p>
+            <w:r>
+              <w:rPr>
+                <w:b/>
+                <w:bCs/>
+              </w:rPr>
+              <w:t>Actor Principal (Quién):</w:t>
+            </w:r>
+          </w:p>
+        </w:tc>
+        <w:tc>
+          <w:tcPr>
+            <w:tcW w:w="6760" w:type="dxa"/>
+            <w:vAlign w:val="center"/>
+          </w:tcPr>
+          <w:p>
+            <w:r>
+              <w:t>Sistema (proceso automático de consulta a ANH)</w:t>
+            </w:r>
+          </w:p>
+        </w:tc>
+      </w:tr>
+      <w:tr>
+        <w:tblPrEx>
+          <w:tblCellMar>
+            <w:top w:w="0" w:type="dxa"/>
+            <w:bottom w:w="0" w:type="dxa"/>
+          </w:tblCellMar>
+        </w:tblPrEx>
+        <w:trPr>
+          <w:cantSplit/>
+        </w:trPr>
+        <w:tc>
+          <w:tcPr>
+            <w:tcW w:w="2600" w:type="dxa"/>
+            <w:shd w:val="clear" w:color="auto" w:fill="D9D9D9"/>
+            <w:vAlign w:val="center"/>
+          </w:tcPr>
+          <w:p>
+            <w:r>
+              <w:rPr>
+                <w:b/>
+                <w:bCs/>
+              </w:rPr>
+              <w:t>Nivel de Abstracción:</w:t>
+            </w:r>
+          </w:p>
+        </w:tc>
+        <w:tc>
+          <w:tcPr>
+            <w:tcW w:w="6760" w:type="dxa"/>
+            <w:vAlign w:val="center"/>
+          </w:tcPr>
+          <w:p>
+            <w:r>
+              <w:t>Subfunction</w:t>
+            </w:r>
+          </w:p>
+        </w:tc>
+      </w:tr>
+      <w:tr>
+        <w:tblPrEx>
+          <w:tblCellMar>
+            <w:top w:w="0" w:type="dxa"/>
+            <w:bottom w:w="0" w:type="dxa"/>
+          </w:tblCellMar>
+        </w:tblPrEx>
+        <w:trPr>
+          <w:cantSplit/>
+        </w:trPr>
+        <w:tc>
+          <w:tcPr>
+            <w:tcW w:w="2600" w:type="dxa"/>
+            <w:shd w:val="clear" w:color="auto" w:fill="D9D9D9"/>
+            <w:vAlign w:val="center"/>
+          </w:tcPr>
+          <w:p>
+            <w:r>
+              <w:rPr>
+                <w:b/>
+                <w:bCs/>
+              </w:rPr>
+              <w:t>Alcance del Sistema:</w:t>
+            </w:r>
+          </w:p>
+        </w:tc>
+        <w:tc>
+          <w:tcPr>
+            <w:tcW w:w="6760" w:type="dxa"/>
+            <w:vAlign w:val="center"/>
+          </w:tcPr>
+          <w:p>
+            <w:r>
+              <w:t>SUD: Backend de ChuroViaje (módulo de combustible)</w:t>
+            </w:r>
+          </w:p>
+        </w:tc>
+      </w:tr>
+      <w:tr>
+        <w:tblPrEx>
+          <w:tblCellMar>
+            <w:top w:w="0" w:type="dxa"/>
+            <w:bottom w:w="0" w:type="dxa"/>
+          </w:tblCellMar>
+        </w:tblPrEx>
+        <w:trPr>
+          <w:cantSplit/>
+        </w:trPr>
+        <w:tc>
+          <w:tcPr>
+            <w:tcW w:w="2600" w:type="dxa"/>
+            <w:shd w:val="clear" w:color="auto" w:fill="D9D9D9"/>
+            <w:vAlign w:val="center"/>
+          </w:tcPr>
+          <w:p>
+            <w:r>
+              <w:rPr>
+                <w:b/>
+                <w:bCs/>
+              </w:rPr>
+              <w:t>Evento Disparador (Trigger):</w:t>
+            </w:r>
+          </w:p>
+        </w:tc>
+        <w:tc>
+          <w:tcPr>
+            <w:tcW w:w="6760" w:type="dxa"/>
+            <w:vAlign w:val="center"/>
+          </w:tcPr>
+          <w:p>
+            <w:r>
+              <w:t>Se cumple el ciclo de consulta del backend (intervalo a definir con las pruebas de la integración).</w:t>
+            </w:r>
+          </w:p>
+        </w:tc>
+      </w:tr>
+      <w:tr>
+        <w:tblPrEx>
+          <w:tblCellMar>
+            <w:top w:w="0" w:type="dxa"/>
+            <w:bottom w:w="0" w:type="dxa"/>
+          </w:tblCellMar>
+        </w:tblPrEx>
+        <w:trPr>
+          <w:cantSplit/>
+        </w:trPr>
+        <w:tc>
+          <w:tcPr>
+            <w:tcW w:w="2600" w:type="dxa"/>
+            <w:shd w:val="clear" w:color="auto" w:fill="D9D9D9"/>
+            <w:vAlign w:val="center"/>
+          </w:tcPr>
+          <w:p>
+            <w:r>
+              <w:rPr>
+                <w:b/>
+                <w:bCs/>
+              </w:rPr>
+              <w:t>Precondiciones (Cuándo):</w:t>
+            </w:r>
+          </w:p>
+        </w:tc>
+        <w:tc>
+          <w:tcPr>
+            <w:tcW w:w="6760" w:type="dxa"/>
+            <w:vAlign w:val="center"/>
+          </w:tcPr>
+          <w:p>
+            <w:pPr>
+              <w:pStyle w:val="Prrafodelista"/>
+              <w:numPr>
+                <w:ilvl w:val="0"/>
+                <w:numId w:val="2"/>
+              </w:numPr>
+            </w:pPr>
+            <w:r>
+              <w:t>El servidor tiene salida HTTPS hacia la API pública de ANH Abastecimiento.</w:t>
+            </w:r>
+          </w:p>
+          <w:p>
+            <w:pPr>
+              <w:pStyle w:val="Prrafodelista"/>
+              <w:numPr>
+                <w:ilvl w:val="0"/>
+                <w:numId w:val="2"/>
+              </w:numPr>
+            </w:pPr>
+            <w:r>
+              <w:t>Existen surtidores en el catálogo vinculados con su estación de ANH.</w:t>
+            </w:r>
+          </w:p>
+        </w:tc>
+      </w:tr>
+      <w:tr>
+        <w:tblPrEx>
+          <w:tblCellMar>
+            <w:top w:w="0" w:type="dxa"/>
+            <w:bottom w:w="0" w:type="dxa"/>
+          </w:tblCellMar>
+        </w:tblPrEx>
+        <w:trPr>
+          <w:cantSplit/>
+        </w:trPr>
+        <w:tc>
+          <w:tcPr>
+            <w:tcW w:w="2600" w:type="dxa"/>
+            <w:shd w:val="clear" w:color="auto" w:fill="D9D9D9"/>
+            <w:vAlign w:val="center"/>
+          </w:tcPr>
+          <w:p>
+            <w:r>
+              <w:rPr>
+                <w:b/>
+                <w:bCs/>
+              </w:rPr>
+              <w:t>Postcondiciones (Éxito):</w:t>
+            </w:r>
+          </w:p>
+        </w:tc>
+        <w:tc>
+          <w:tcPr>
+            <w:tcW w:w="6760" w:type="dxa"/>
+            <w:vAlign w:val="center"/>
+          </w:tcPr>
+          <w:p>
+            <w:pPr>
+              <w:pStyle w:val="Prrafodelista"/>
+              <w:numPr>
+                <w:ilvl w:val="0"/>
+                <w:numId w:val="2"/>
+              </w:numPr>
+            </w:pPr>
+            <w:r>
+              <w:t>El estado de cada surtidor vinculado con una estación de ANH se actualiza con el saldo y el estado que informa ANH, con origen «ANH» y la fecha que informa ANH, y queda disponible para consultas (CU-05).</w:t>
+            </w:r>
+          </w:p>
+          <w:p>
+            <w:pPr>
+              <w:pStyle w:val="Prrafodelista"/>
+              <w:numPr>
+                <w:ilvl w:val="0"/>
+                <w:numId w:val="2"/>
+              </w:numPr>
+            </w:pPr>
+            <w:r>
+              <w:t>No se almacenan datos de personas ni las respuestas completas de ANH.</w:t>
+            </w:r>
+          </w:p>
+        </w:tc>
+      </w:tr>
+      <w:tr>
+        <w:tblPrEx>
+          <w:tblCellMar>
+            <w:top w:w="0" w:type="dxa"/>
+            <w:bottom w:w="0" w:type="dxa"/>
+          </w:tblCellMar>
+        </w:tblPrEx>
+        <w:trPr>
+          <w:cantSplit/>
+        </w:trPr>
+        <w:tc>
+          <w:tcPr>
+            <w:tcW w:w="2600" w:type="dxa"/>
+            <w:shd w:val="clear" w:color="auto" w:fill="D9D9D9"/>
+            <w:vAlign w:val="center"/>
+          </w:tcPr>
+          <w:p>
+            <w:r>
+              <w:rPr>
+                <w:b/>
+                <w:bCs/>
+              </w:rPr>
+              <w:t>Garantía Mínima (Fallo):</w:t>
+            </w:r>
+          </w:p>
+        </w:tc>
+        <w:tc>
+          <w:tcPr>
+            <w:tcW w:w="6760" w:type="dxa"/>
+            <w:vAlign w:val="center"/>
+          </w:tcPr>
+          <w:p>
+            <w:r>
+              <w:t>Si ANH no responde, responde con error o su respuesta no es válida o está incompleta, cada surtidor conserva su último dato con su fecha: un fallo nunca se toma como combustible agotado.</w:t>
+            </w:r>
+          </w:p>
+        </w:tc>
+      </w:tr>
+      <w:tr>
+        <w:tblPrEx>
+          <w:tblCellMar>
+            <w:top w:w="0" w:type="dxa"/>
+            <w:bottom w:w="0" w:type="dxa"/>
+          </w:tblCellMar>
+        </w:tblPrEx>
+        <w:trPr>
+          <w:cantSplit/>
+        </w:trPr>
+        <w:tc>
+          <w:tcPr>
+            <w:tcW w:w="2600" w:type="dxa"/>
+            <w:shd w:val="clear" w:color="auto" w:fill="D9D9D9"/>
+            <w:vAlign w:val="center"/>
+          </w:tcPr>
+          <w:p>
+            <w:r>
+              <w:rPr>
+                <w:b/>
+                <w:bCs/>
+              </w:rPr>
+              <w:t>Actores Secundarios:</w:t>
+            </w:r>
+          </w:p>
+        </w:tc>
+        <w:tc>
+          <w:tcPr>
+            <w:tcW w:w="6760" w:type="dxa"/>
+            <w:vAlign w:val="center"/>
+          </w:tcPr>
+          <w:p>
+            <w:pPr>
+              <w:pStyle w:val="Prrafodelista"/>
+              <w:numPr>
+                <w:ilvl w:val="0"/>
+                <w:numId w:val="2"/>
+              </w:numPr>
+            </w:pPr>
+            <w:r>
+              <w:t>API de ANH Abastecimiento (servicio externo público): informa, por departamento y por combustible, las estaciones con su ubicación, saldo en litros, estado (alto, medio o bajo) y fecha de actualización.</w:t>
+            </w:r>
+          </w:p>
+          <w:p>
+            <w:pPr>
+              <w:pStyle w:val="Prrafodelista"/>
+              <w:numPr>
+                <w:ilvl w:val="0"/>
+                <w:numId w:val="2"/>
+              </w:numPr>
+            </w:pPr>
+            <w:r>
+              <w:t>Backend Java: hace las consultas, valida la respuesta, vincula cada estación con un surtidor del catálogo y actualiza el estado.</w:t>
+            </w:r>
+          </w:p>
+        </w:tc>
+      </w:tr>
+      <w:tr>
+        <w:tblPrEx>
+          <w:tblCellMar>
+            <w:top w:w="0" w:type="dxa"/>
+            <w:bottom w:w="0" w:type="dxa"/>
+          </w:tblCellMar>
+        </w:tblPrEx>
+        <w:trPr>
+          <w:cantSplit/>
+        </w:trPr>
+        <w:tc>
+          <w:tcPr>
+            <w:tcW w:w="2600" w:type="dxa"/>
+            <w:shd w:val="clear" w:color="auto" w:fill="D9D9D9"/>
+            <w:vAlign w:val="center"/>
+          </w:tcPr>
+          <w:p>
+            <w:r>
+              <w:rPr>
+                <w:b/>
+                <w:bCs/>
+              </w:rPr>
+              <w:t>Descripción Breve (Qué/Para qué):</w:t>
+            </w:r>
+          </w:p>
+        </w:tc>
+        <w:tc>
+          <w:tcPr>
+            <w:tcW w:w="6760" w:type="dxa"/>
+            <w:vAlign w:val="center"/>
+          </w:tcPr>
+          <w:p>
+            <w:r>
+              <w:t>Permite que el sistema, de forma automática y periódica, consulte la API pública de ANH Abastecimiento para conocer el saldo y el estado de las estaciones de Tarija y actualizar con ello el estado de los surtidores, como fuente complementaria al monitoreo de WhatsApp (CU-06) y a las confirmaciones de los conductores.</w:t>
+            </w:r>
+          </w:p>
+        </w:tc>
+      </w:tr>
+    </w:tbl>
+    <w:p>
+      <w:pPr>
+        <w:pStyle w:val="Ttulo1"/>
+        <w:keepNext/>
+        <w:spacing w:before="300" w:after="150"/>
+      </w:pPr>
+      <w:r>
+        <w:lastRenderedPageBreak/>
+        <w:t>2. Modelo de Contexto Visual</w:t>
+      </w:r>
+    </w:p>
+    <w:p>
+      <w:pPr>
+        <w:keepNext/>
+        <w:spacing w:before="120" w:after="60"/>
+        <w:jc w:val="center"/>
+      </w:pPr>
+      <w:r>
+        <w:rPr>
+          <w:noProof/>
+        </w:rPr>
+        <w:drawing>
+          <wp:inline distT="0" distB="0" distL="0" distR="0" wp14:anchorId="210A0794" wp14:editId="18D17C6E">
+            <wp:extent cx="5943600" cy="1748117"/>
+            <wp:effectExtent l="0" t="0" r="0" b="0"/>
+            <wp:docPr id="517" name="CU-06_casos_de_uso.png"/>
+            <wp:cNvGraphicFramePr>
+              <a:graphicFrameLocks xmlns:a="http://schemas.openxmlformats.org/drawingml/2006/main" noChangeAspect="1"/>
+            </wp:cNvGraphicFramePr>
+            <a:graphic xmlns:a="http://schemas.openxmlformats.org/drawingml/2006/main">
+              <a:graphicData uri="http://schemas.openxmlformats.org/drawingml/2006/picture">
+                <pic:pic xmlns:pic="http://schemas.openxmlformats.org/drawingml/2006/picture">
+                  <pic:nvPicPr>
+                    <pic:cNvPr id="511" name="CU-06_casos_de_uso.png"/>
+                    <pic:cNvPicPr/>
+                  </pic:nvPicPr>
+                  <pic:blipFill>
+                    <a:blip r:embed="rId23"/>
+                    <a:stretch>
+                      <a:fillRect/>
+                    </a:stretch>
+                  </pic:blipFill>
+                  <pic:spPr>
+                    <a:xfrm>
+                      <a:off x="0" y="0"/>
+                      <a:ext cx="5943600" cy="1748117"/>
+                    </a:xfrm>
+                    <a:prstGeom prst="rect">
+                      <a:avLst/>
+                    </a:prstGeom>
+                  </pic:spPr>
+                </pic:pic>
+              </a:graphicData>
+            </a:graphic>
+          </wp:inline>
+        </w:drawing>
+      </w:r>
+    </w:p>
+    <w:p>
+      <w:pPr>
+        <w:spacing w:after="160"/>
+        <w:jc w:val="center"/>
+      </w:pPr>
+      <w:r>
+        <w:rPr>
+          <w:i/>
+          <w:iCs/>
+          <w:sz w:val="18"/>
+          <w:szCs w:val="18"/>
+        </w:rPr>
+        <w:t>Diagrama de casos de uso de CU-09 (fuente: 03_des/DiagCU/CU-09_ConsultarEstadoANH.puml)</w:t>
+      </w:r>
+    </w:p>
+    <w:p>
+      <w:pPr>
+        <w:pStyle w:val="Ttulo1"/>
+        <w:keepNext/>
+        <w:spacing w:before="300" w:after="150"/>
+      </w:pPr>
+      <w:r>
+        <w:t>3. Partes Interesadas y sus Intereses</w:t>
+      </w:r>
+    </w:p>
+    <w:p>
+      <w:pPr>
+        <w:keepNext/>
+        <w:spacing w:after="150"/>
+      </w:pPr>
+      <w:r>
+        <w:t>Identificación de quiénes se preocupan por este caso de uso y qué garantías exige el negocio:</w:t>
+      </w:r>
+    </w:p>
+    <w:tbl>
+      <w:tblPr>
+        <w:tblW w:w="9360" w:type="dxa"/>
+        <w:tblBorders>
+          <w:top w:val="single" w:sz="4" w:space="0" w:color="auto"/>
+          <w:left w:val="single" w:sz="4" w:space="0" w:color="auto"/>
+          <w:bottom w:val="single" w:sz="4" w:space="0" w:color="auto"/>
+          <w:right w:val="single" w:sz="4" w:space="0" w:color="auto"/>
+          <w:insideH w:val="single" w:sz="4" w:space="0" w:color="auto"/>
+          <w:insideV w:val="single" w:sz="4" w:space="0" w:color="auto"/>
+        </w:tblBorders>
+        <w:tblCellMar>
+          <w:left w:w="10" w:type="dxa"/>
+          <w:right w:w="10" w:type="dxa"/>
+        </w:tblCellMar>
+        <w:tblLook w:val="04A0" w:firstRow="1" w:lastRow="0" w:firstColumn="1" w:lastColumn="0" w:noHBand="0" w:noVBand="1"/>
+      </w:tblPr>
+      <w:tblGrid>
+        <w:gridCol w:w="3120"/>
+        <w:gridCol w:w="6240"/>
+      </w:tblGrid>
+      <w:tr>
+        <w:tblPrEx>
+          <w:tblCellMar>
+            <w:top w:w="0" w:type="dxa"/>
+            <w:bottom w:w="0" w:type="dxa"/>
+          </w:tblCellMar>
+        </w:tblPrEx>
+        <w:trPr>
+          <w:cantSplit/>
+        </w:trPr>
+        <w:tc>
+          <w:tcPr>
+            <w:tcW w:w="3120" w:type="dxa"/>
+            <w:shd w:val="clear" w:color="auto" w:fill="D9D9D9"/>
+            <w:vAlign w:val="center"/>
+          </w:tcPr>
+          <w:p>
+            <w:pPr>
+              <w:keepNext/>
+            </w:pPr>
+            <w:r>
+              <w:rPr>
+                <w:b/>
+                <w:bCs/>
+              </w:rPr>
+              <w:t>Parte Interesada (Stakeholder)</w:t>
+            </w:r>
+          </w:p>
+        </w:tc>
+        <w:tc>
+          <w:tcPr>
+            <w:tcW w:w="6240" w:type="dxa"/>
+            <w:shd w:val="clear" w:color="auto" w:fill="D9D9D9"/>
+            <w:vAlign w:val="center"/>
+          </w:tcPr>
+          <w:p>
+            <w:pPr>
+              <w:keepNext/>
+            </w:pPr>
+            <w:r>
+              <w:rPr>
+                <w:b/>
+                <w:bCs/>
+              </w:rPr>
+              <w:t>Interés en este Caso de Uso (Garantía exigida)</w:t>
+            </w:r>
+          </w:p>
+        </w:tc>
+      </w:tr>
+      <w:tr>
+        <w:tblPrEx>
+          <w:tblCellMar>
+            <w:top w:w="0" w:type="dxa"/>
+            <w:bottom w:w="0" w:type="dxa"/>
+          </w:tblCellMar>
+        </w:tblPrEx>
+        <w:trPr>
+          <w:cantSplit/>
+        </w:trPr>
+        <w:tc>
+          <w:tcPr>
+            <w:tcW w:w="3120" w:type="dxa"/>
+          </w:tcPr>
+          <w:p>
+            <w:pPr>
+              <w:keepNext/>
+            </w:pPr>
+            <w:r>
+              <w:rPr>
+                <w:b/>
+                <w:bCs/>
+              </w:rPr>
+              <w:t>Conductor</w:t>
+            </w:r>
+          </w:p>
+        </w:tc>
+        <w:tc>
+          <w:tcPr>
+            <w:tcW w:w="6240" w:type="dxa"/>
+            <w:vAlign w:val="center"/>
+          </w:tcPr>
+          <w:p>
+            <w:pPr>
+              <w:keepNext/>
+            </w:pPr>
+            <w:r>
+              <w:t>Contar con información de surtidores respaldada por datos públicos, sin tener que reportarla manualmente.</w:t>
+            </w:r>
+          </w:p>
+        </w:tc>
+      </w:tr>
+      <w:tr>
+        <w:tblPrEx>
+          <w:tblCellMar>
+            <w:top w:w="0" w:type="dxa"/>
+            <w:bottom w:w="0" w:type="dxa"/>
+          </w:tblCellMar>
+        </w:tblPrEx>
+        <w:trPr>
+          <w:cantSplit/>
+        </w:trPr>
+        <w:tc>
+          <w:tcPr>
+            <w:tcW w:w="3120" w:type="dxa"/>
+          </w:tcPr>
+          <w:p>
+            <w:pPr>
+              <w:keepNext/>
+            </w:pPr>
+            <w:r>
+              <w:rPr>
+                <w:b/>
+                <w:bCs/>
+              </w:rPr>
+              <w:t>Administrador del sistema</w:t>
+            </w:r>
+          </w:p>
+        </w:tc>
+        <w:tc>
+          <w:tcPr>
+            <w:tcW w:w="6240" w:type="dxa"/>
+            <w:vAlign w:val="center"/>
+          </w:tcPr>
+          <w:p>
+            <w:pPr>
+              <w:keepNext/>
+            </w:pPr>
+            <w:r>
+              <w:t>Que un fallo o un cambio en la respuesta de ANH no dañe los datos: validar la respuesta, conservar el último dato y no tomar un fallo como combustible agotado.</w:t>
+            </w:r>
+          </w:p>
+        </w:tc>
+      </w:tr>
+    </w:tbl>
+    <w:p>
+      <w:pPr>
+        <w:pStyle w:val="Ttulo1"/>
+        <w:keepNext/>
+        <w:spacing w:before="300" w:after="150"/>
+      </w:pPr>
+      <w:r>
+        <w:t>4. Escenario Principal de Éxito (Camino Feliz - Happy Path)</w:t>
+      </w:r>
+    </w:p>
+    <w:p>
+      <w:pPr>
+        <w:keepNext/>
+        <w:spacing w:after="150"/>
+      </w:pPr>
+      <w:r>
+        <w:t>Secuencia paso a paso donde todas las validaciones son exitosas, en estilo de ping-pong (Acción del Actor frente a Reacción del Sistema).</w:t>
+      </w:r>
+    </w:p>
+    <w:tbl>
+      <w:tblPr>
+        <w:tblW w:w="9360" w:type="dxa"/>
+        <w:tblBorders>
+          <w:top w:val="single" w:sz="4" w:space="0" w:color="auto"/>
+          <w:left w:val="single" w:sz="4" w:space="0" w:color="auto"/>
+          <w:bottom w:val="single" w:sz="4" w:space="0" w:color="auto"/>
+          <w:right w:val="single" w:sz="4" w:space="0" w:color="auto"/>
+          <w:insideH w:val="single" w:sz="4" w:space="0" w:color="auto"/>
+          <w:insideV w:val="single" w:sz="4" w:space="0" w:color="auto"/>
+        </w:tblBorders>
+        <w:tblCellMar>
+          <w:left w:w="10" w:type="dxa"/>
+          <w:right w:w="10" w:type="dxa"/>
+        </w:tblCellMar>
+        <w:tblLook w:val="04A0" w:firstRow="1" w:lastRow="0" w:firstColumn="1" w:lastColumn="0" w:noHBand="0" w:noVBand="1"/>
+      </w:tblPr>
+      <w:tblGrid>
+        <w:gridCol w:w="700"/>
+        <w:gridCol w:w="4330"/>
+        <w:gridCol w:w="4330"/>
+      </w:tblGrid>
+      <w:tr>
+        <w:tblPrEx>
+          <w:tblCellMar>
+            <w:top w:w="0" w:type="dxa"/>
+            <w:bottom w:w="0" w:type="dxa"/>
+          </w:tblCellMar>
+        </w:tblPrEx>
+        <w:trPr>
+          <w:cantSplit/>
+        </w:trPr>
+        <w:tc>
+          <w:tcPr>
+            <w:tcW w:w="700" w:type="dxa"/>
+            <w:shd w:val="clear" w:color="auto" w:fill="D9D9D9"/>
+            <w:vAlign w:val="center"/>
+          </w:tcPr>
+          <w:p>
+            <w:pPr>
+              <w:keepNext/>
+            </w:pPr>
+            <w:r>
+              <w:rPr>
+                <w:b/>
+                <w:bCs/>
+              </w:rPr>
+              <w:t>Paso</w:t>
+            </w:r>
+          </w:p>
+        </w:tc>
+        <w:tc>
+          <w:tcPr>
+            <w:tcW w:w="4330" w:type="dxa"/>
+            <w:shd w:val="clear" w:color="auto" w:fill="D9D9D9"/>
+            <w:vAlign w:val="center"/>
+          </w:tcPr>
+          <w:p>
+            <w:pPr>
+              <w:keepNext/>
+            </w:pPr>
+            <w:r>
+              <w:rPr>
+                <w:b/>
+                <w:bCs/>
+              </w:rPr>
+              <w:t>Acción del Actor</w:t>
+            </w:r>
+          </w:p>
+        </w:tc>
+        <w:tc>
+          <w:tcPr>
+            <w:tcW w:w="4330" w:type="dxa"/>
+            <w:shd w:val="clear" w:color="auto" w:fill="D9D9D9"/>
+            <w:vAlign w:val="center"/>
+          </w:tcPr>
+          <w:p>
+            <w:pPr>
+              <w:keepNext/>
+            </w:pPr>
+            <w:r>
+              <w:rPr>
+                <w:b/>
+                <w:bCs/>
+              </w:rPr>
+              <w:t>Respuesta del Sistema</w:t>
+            </w:r>
+          </w:p>
+        </w:tc>
+      </w:tr>
+      <w:tr>
+        <w:tblPrEx>
+          <w:tblCellMar>
+            <w:top w:w="0" w:type="dxa"/>
+            <w:bottom w:w="0" w:type="dxa"/>
+          </w:tblCellMar>
+        </w:tblPrEx>
+        <w:trPr>
+          <w:cantSplit/>
+        </w:trPr>
+        <w:tc>
+          <w:tcPr>
+            <w:tcW w:w="700" w:type="dxa"/>
+            <w:vAlign w:val="center"/>
+          </w:tcPr>
+          <w:p>
+            <w:r>
+              <w:t>1</w:t>
+            </w:r>
+          </w:p>
+        </w:tc>
+        <w:tc>
+          <w:tcPr>
+            <w:tcW w:w="4330" w:type="dxa"/>
+            <w:vAlign w:val="center"/>
+          </w:tcPr>
+          <w:p>
+            <w:r>
+              <w:t>—</w:t>
+            </w:r>
+          </w:p>
+        </w:tc>
+        <w:tc>
+          <w:tcPr>
+            <w:tcW w:w="4330" w:type="dxa"/>
+            <w:vAlign w:val="center"/>
+          </w:tcPr>
+          <w:p>
+            <w:r>
+              <w:t>Se cumple el ciclo de consulta del backend.</w:t>
+            </w:r>
+          </w:p>
+        </w:tc>
+      </w:tr>
+      <w:tr>
+        <w:tblPrEx>
+          <w:tblCellMar>
+            <w:top w:w="0" w:type="dxa"/>
+            <w:bottom w:w="0" w:type="dxa"/>
+          </w:tblCellMar>
+        </w:tblPrEx>
+        <w:trPr>
+          <w:cantSplit/>
+        </w:trPr>
+        <w:tc>
+          <w:tcPr>
+            <w:tcW w:w="700" w:type="dxa"/>
+            <w:vAlign w:val="center"/>
+          </w:tcPr>
+          <w:p>
+            <w:r>
+              <w:t>2</w:t>
+            </w:r>
+          </w:p>
+        </w:tc>
+        <w:tc>
+          <w:tcPr>
+            <w:tcW w:w="4330" w:type="dxa"/>
+            <w:vAlign w:val="center"/>
+          </w:tcPr>
+          <w:p>
+            <w:r>
+              <w:t>—</w:t>
+            </w:r>
+          </w:p>
+        </w:tc>
+        <w:tc>
+          <w:tcPr>
+            <w:tcW w:w="4330" w:type="dxa"/>
+            <w:vAlign w:val="center"/>
+          </w:tcPr>
+          <w:p>
+            <w:r>
+              <w:t>El backend identifica a Tarija en el catálogo de departamentos de ANH y pide el listado de estaciones de gasolina y el de diésel.</w:t>
+            </w:r>
+          </w:p>
+        </w:tc>
+      </w:tr>
+      <w:tr>
+        <w:tblPrEx>
+          <w:tblCellMar>
+            <w:top w:w="0" w:type="dxa"/>
+            <w:bottom w:w="0" w:type="dxa"/>
+          </w:tblCellMar>
+        </w:tblPrEx>
+        <w:trPr>
+          <w:cantSplit/>
+        </w:trPr>
+        <w:tc>
+          <w:tcPr>
+            <w:tcW w:w="700" w:type="dxa"/>
+            <w:vAlign w:val="center"/>
+          </w:tcPr>
+          <w:p>
+            <w:r>
+              <w:t>3</w:t>
+            </w:r>
+          </w:p>
+        </w:tc>
+        <w:tc>
+          <w:tcPr>
+            <w:tcW w:w="4330" w:type="dxa"/>
+            <w:vAlign w:val="center"/>
+          </w:tcPr>
+          <w:p>
+            <w:r>
+              <w:t>La API de ANH responde con las estaciones del departamento: ubicación, saldo en litros, estado (alto, medio o bajo) y fecha de actualización.</w:t>
+            </w:r>
+          </w:p>
+        </w:tc>
+        <w:tc>
+          <w:tcPr>
+            <w:tcW w:w="4330" w:type="dxa"/>
+            <w:vAlign w:val="center"/>
+          </w:tcPr>
+          <w:p>
+            <w:r>
+              <w:t>El backend recibe la respuesta de cada combustible.</w:t>
+            </w:r>
+          </w:p>
+        </w:tc>
+      </w:tr>
+      <w:tr>
+        <w:tblPrEx>
+          <w:tblCellMar>
+            <w:top w:w="0" w:type="dxa"/>
+            <w:bottom w:w="0" w:type="dxa"/>
+          </w:tblCellMar>
+        </w:tblPrEx>
+        <w:trPr>
+          <w:cantSplit/>
+        </w:trPr>
+        <w:tc>
+          <w:tcPr>
+            <w:tcW w:w="700" w:type="dxa"/>
+            <w:vAlign w:val="center"/>
+          </w:tcPr>
+          <w:p>
+            <w:r>
+              <w:t>4</w:t>
+            </w:r>
+          </w:p>
+        </w:tc>
+        <w:tc>
+          <w:tcPr>
+            <w:tcW w:w="4330" w:type="dxa"/>
+            <w:vAlign w:val="center"/>
+          </w:tcPr>
+          <w:p>
+            <w:r>
+              <w:t>—</w:t>
+            </w:r>
+          </w:p>
+        </w:tc>
+        <w:tc>
+          <w:tcPr>
+            <w:tcW w:w="4330" w:type="dxa"/>
+            <w:vAlign w:val="center"/>
+          </w:tcPr>
+          <w:p>
+            <w:r>
+              <w:t>El backend valida la respuesta: formato correcto, solo el departamento y el combustible pedidos y sin estaciones repetidas.</w:t>
+            </w:r>
+          </w:p>
+        </w:tc>
+      </w:tr>
+      <w:tr>
+        <w:tblPrEx>
+          <w:tblCellMar>
+            <w:top w:w="0" w:type="dxa"/>
+            <w:bottom w:w="0" w:type="dxa"/>
+          </w:tblCellMar>
+        </w:tblPrEx>
+        <w:trPr>
+          <w:cantSplit/>
+        </w:trPr>
+        <w:tc>
+          <w:tcPr>
+            <w:tcW w:w="700" w:type="dxa"/>
+            <w:vAlign w:val="center"/>
+          </w:tcPr>
+          <w:p>
+            <w:r>
+              <w:t>5</w:t>
+            </w:r>
+          </w:p>
+        </w:tc>
+        <w:tc>
+          <w:tcPr>
+            <w:tcW w:w="4330" w:type="dxa"/>
+            <w:vAlign w:val="center"/>
+          </w:tcPr>
+          <w:p>
+            <w:r>
+              <w:t>—</w:t>
+            </w:r>
+          </w:p>
+        </w:tc>
+        <w:tc>
+          <w:tcPr>
+            <w:tcW w:w="4330" w:type="dxa"/>
+            <w:vAlign w:val="center"/>
+          </w:tcPr>
+          <w:p>
+            <w:r>
+              <w:t>El backend ignora las estaciones que están fuera de la mancha urbana de Tarija o que no están vinculadas con un surtidor del catálogo.</w:t>
+            </w:r>
+          </w:p>
+        </w:tc>
+      </w:tr>
+      <w:tr>
+        <w:tblPrEx>
+          <w:tblCellMar>
+            <w:top w:w="0" w:type="dxa"/>
+            <w:bottom w:w="0" w:type="dxa"/>
+          </w:tblCellMar>
+        </w:tblPrEx>
+        <w:trPr>
+          <w:cantSplit/>
+        </w:trPr>
+        <w:tc>
+          <w:tcPr>
+            <w:tcW w:w="700" w:type="dxa"/>
+            <w:vAlign w:val="center"/>
+          </w:tcPr>
+          <w:p>
+            <w:r>
+              <w:t>6</w:t>
+            </w:r>
+          </w:p>
+        </w:tc>
+        <w:tc>
+          <w:tcPr>
+            <w:tcW w:w="4330" w:type="dxa"/>
+            <w:vAlign w:val="center"/>
+          </w:tcPr>
+          <w:p>
+            <w:r>
+              <w:t>—</w:t>
+            </w:r>
+          </w:p>
+        </w:tc>
+        <w:tc>
+          <w:tcPr>
+            <w:tcW w:w="4330" w:type="dxa"/>
+            <w:vAlign w:val="center"/>
+          </w:tcPr>
+          <w:p>
+            <w:r>
+              <w:t>Para cada estación vinculada, el backend traduce los litros (0 litros es agotado, más de 0 es disponible) y actualiza el estado del surtidor para ese tipo de combustible, con origen «ANH», los litros, el estado de ANH, la fecha que informa ANH y el momento de la lectura.</w:t>
+            </w:r>
+          </w:p>
+        </w:tc>
+      </w:tr>
+      <w:tr>
+        <w:tblPrEx>
+          <w:tblCellMar>
+            <w:top w:w="0" w:type="dxa"/>
+            <w:bottom w:w="0" w:type="dxa"/>
+          </w:tblCellMar>
+        </w:tblPrEx>
+        <w:trPr>
+          <w:cantSplit/>
+        </w:trPr>
+        <w:tc>
+          <w:tcPr>
+            <w:tcW w:w="700" w:type="dxa"/>
+            <w:vAlign w:val="center"/>
+          </w:tcPr>
+          <w:p>
+            <w:r>
+              <w:t>7</w:t>
+            </w:r>
+          </w:p>
+        </w:tc>
+        <w:tc>
+          <w:tcPr>
+            <w:tcW w:w="4330" w:type="dxa"/>
+            <w:vAlign w:val="center"/>
+          </w:tcPr>
+          <w:p>
+            <w:r>
+              <w:t>—</w:t>
+            </w:r>
+          </w:p>
+        </w:tc>
+        <w:tc>
+          <w:tcPr>
+            <w:tcW w:w="4330" w:type="dxa"/>
+            <w:vAlign w:val="center"/>
+          </w:tcPr>
+          <w:p>
+            <w:r>
+              <w:t>El estado actualizado queda disponible para las consultas de los conductores (CU-05). El backend deja en su registro el resumen del ciclo.</w:t>
+            </w:r>
+          </w:p>
+        </w:tc>
+      </w:tr>
+    </w:tbl>
+    <w:p>
+      <w:pPr>
+        <w:pStyle w:val="Ttulo1"/>
+        <w:keepNext/>
+        <w:spacing w:before="300" w:after="150"/>
+      </w:pPr>
+      <w:r>
+        <w:lastRenderedPageBreak/>
+        <w:t>5. Diagrama de Comportamiento UML</w:t>
+      </w:r>
+    </w:p>
+    <w:p>
+      <w:pPr>
+        <w:keepNext/>
+        <w:spacing w:before="120" w:after="60"/>
+        <w:jc w:val="center"/>
+      </w:pPr>
+      <w:r>
+        <w:rPr>
+          <w:noProof/>
+        </w:rPr>
+        <w:drawing>
+          <wp:inline distT="0" distB="0" distL="0" distR="0" wp14:anchorId="379F3C43" wp14:editId="72D7A7EF">
+            <wp:extent cx="5842229" cy="7315200"/>
+            <wp:effectExtent l="0" t="0" r="0" b="0"/>
+            <wp:docPr id="518" name="CU-06_actividad.png"/>
+            <wp:cNvGraphicFramePr>
+              <a:graphicFrameLocks xmlns:a="http://schemas.openxmlformats.org/drawingml/2006/main" noChangeAspect="1"/>
+            </wp:cNvGraphicFramePr>
+            <a:graphic xmlns:a="http://schemas.openxmlformats.org/drawingml/2006/main">
+              <a:graphicData uri="http://schemas.openxmlformats.org/drawingml/2006/picture">
+                <pic:pic xmlns:pic="http://schemas.openxmlformats.org/drawingml/2006/picture">
+                  <pic:nvPicPr>
+                    <pic:cNvPr id="512" name="CU-06_actividad.png"/>
+                    <pic:cNvPicPr/>
+                  </pic:nvPicPr>
+                  <pic:blipFill>
+                    <a:blip r:embed="rId24"/>
+                    <a:stretch>
+                      <a:fillRect/>
+                    </a:stretch>
+                  </pic:blipFill>
+                  <pic:spPr>
+                    <a:xfrm>
+                      <a:off x="0" y="0"/>
+                      <a:ext cx="5842229" cy="7315200"/>
+                    </a:xfrm>
+                    <a:prstGeom prst="rect">
+                      <a:avLst/>
+                    </a:prstGeom>
+                  </pic:spPr>
+                </pic:pic>
+              </a:graphicData>
+            </a:graphic>
+          </wp:inline>
+        </w:drawing>
+      </w:r>
+    </w:p>
+    <w:p>
+      <w:pPr>
+        <w:spacing w:after="160"/>
+        <w:jc w:val="center"/>
+      </w:pPr>
+      <w:r>
+        <w:rPr>
+          <w:i/>
+          <w:iCs/>
+          <w:sz w:val="18"/>
+          <w:szCs w:val="18"/>
+        </w:rPr>
+        <w:t>Diagrama de actividad de CU-09 (fuente: 03_des/01_Diagramas_de_comportamiento/CU-09_ConsultarEstadoANH.puml)</w:t>
+      </w:r>
+    </w:p>
+    <w:p>
+      <w:pPr>
+        <w:pStyle w:val="Ttulo1"/>
+        <w:keepNext/>
+        <w:spacing w:before="300" w:after="150"/>
+      </w:pPr>
+      <w:r>
+        <w:lastRenderedPageBreak/>
+        <w:t>6. Extensiones y Flujos Alternativos (¿Y si...?)</w:t>
+      </w:r>
+    </w:p>
+    <w:p>
+      <w:pPr>
+        <w:keepNext/>
+        <w:spacing w:after="150"/>
+      </w:pPr>
+      <w:r>
+        <w:t>Desviaciones del flujo principal debido a errores de validación, decisiones de negocio o problemas de entorno:</w:t>
+      </w:r>
+    </w:p>
+    <w:tbl>
+      <w:tblPr>
+        <w:tblW w:w="9360" w:type="dxa"/>
+        <w:tblBorders>
+          <w:top w:val="single" w:sz="4" w:space="0" w:color="auto"/>
+          <w:left w:val="single" w:sz="4" w:space="0" w:color="auto"/>
+          <w:bottom w:val="single" w:sz="4" w:space="0" w:color="auto"/>
+          <w:right w:val="single" w:sz="4" w:space="0" w:color="auto"/>
+          <w:insideH w:val="single" w:sz="4" w:space="0" w:color="auto"/>
+          <w:insideV w:val="single" w:sz="4" w:space="0" w:color="auto"/>
+        </w:tblBorders>
+        <w:tblCellMar>
+          <w:left w:w="10" w:type="dxa"/>
+          <w:right w:w="10" w:type="dxa"/>
+        </w:tblCellMar>
+        <w:tblLook w:val="04A0" w:firstRow="1" w:lastRow="0" w:firstColumn="1" w:lastColumn="0" w:noHBand="0" w:noVBand="1"/>
+      </w:tblPr>
+      <w:tblGrid>
+        <w:gridCol w:w="900"/>
+        <w:gridCol w:w="3730"/>
+        <w:gridCol w:w="4730"/>
+      </w:tblGrid>
+      <w:tr>
+        <w:tblPrEx>
+          <w:tblCellMar>
+            <w:top w:w="0" w:type="dxa"/>
+            <w:bottom w:w="0" w:type="dxa"/>
+          </w:tblCellMar>
+        </w:tblPrEx>
+        <w:trPr>
+          <w:cantSplit/>
+        </w:trPr>
+        <w:tc>
+          <w:tcPr>
+            <w:tcW w:w="900" w:type="dxa"/>
+            <w:shd w:val="clear" w:color="auto" w:fill="D9D9D9"/>
+            <w:vAlign w:val="center"/>
+          </w:tcPr>
+          <w:p>
+            <w:pPr>
+              <w:keepNext/>
+            </w:pPr>
+            <w:r>
+              <w:rPr>
+                <w:b/>
+                <w:bCs/>
+              </w:rPr>
+              <w:t>Paso Ref.</w:t>
+            </w:r>
+          </w:p>
+        </w:tc>
+        <w:tc>
+          <w:tcPr>
+            <w:tcW w:w="3730" w:type="dxa"/>
+            <w:shd w:val="clear" w:color="auto" w:fill="D9D9D9"/>
+            <w:vAlign w:val="center"/>
+          </w:tcPr>
+          <w:p>
+            <w:pPr>
+              <w:keepNext/>
+            </w:pPr>
+            <w:r>
+              <w:rPr>
+                <w:b/>
+                <w:bCs/>
+              </w:rPr>
+              <w:t>Condición de Desvío</w:t>
+            </w:r>
+          </w:p>
+        </w:tc>
+        <w:tc>
+          <w:tcPr>
+            <w:tcW w:w="4730" w:type="dxa"/>
+            <w:shd w:val="clear" w:color="auto" w:fill="D9D9D9"/>
+            <w:vAlign w:val="center"/>
+          </w:tcPr>
+          <w:p>
+            <w:pPr>
+              <w:keepNext/>
+            </w:pPr>
+            <w:r>
+              <w:rPr>
+                <w:b/>
+                <w:bCs/>
+              </w:rPr>
+              <w:t>Acción de Recuperación / Salida</w:t>
+            </w:r>
+          </w:p>
+        </w:tc>
+      </w:tr>
+      <w:tr>
+        <w:tblPrEx>
+          <w:tblCellMar>
+            <w:top w:w="0" w:type="dxa"/>
+            <w:bottom w:w="0" w:type="dxa"/>
+          </w:tblCellMar>
+        </w:tblPrEx>
+        <w:trPr>
+          <w:cantSplit/>
+        </w:trPr>
+        <w:tc>
+          <w:tcPr>
+            <w:tcW w:w="900" w:type="dxa"/>
+            <w:vAlign w:val="center"/>
+          </w:tcPr>
+          <w:p>
+            <w:r>
+              <w:t>2a</w:t>
+            </w:r>
+          </w:p>
+        </w:tc>
+        <w:tc>
+          <w:tcPr>
+            <w:tcW w:w="3730" w:type="dxa"/>
+            <w:vAlign w:val="center"/>
+          </w:tcPr>
+          <w:p>
+            <w:r>
+              <w:t>ANH no responde, se agota el tiempo de espera, responde con un error o su certificado no puede verificarse:</w:t>
+            </w:r>
+          </w:p>
+        </w:tc>
+        <w:tc>
+          <w:tcPr>
+            <w:tcW w:w="4730" w:type="dxa"/>
+            <w:vAlign w:val="center"/>
+          </w:tcPr>
+          <w:p>
+            <w:r>
+              <w:t>1. El backend reintenta la petición una vez (valor inicial), solo si falta conexión, se agota el tiempo o ANH responde con un error temporal; si ANH pide esperar, respeta ese plazo.</w:t>
+            </w:r>
+          </w:p>
+          <w:p>
+            <w:r>
+              <w:t>2. Si sigue fallando, no se actualiza ningún estado: cada surtidor conserva su último dato de ANH con su fecha.</w:t>
+            </w:r>
+          </w:p>
+          <w:p>
+            <w:r>
+              <w:t>3. Un fallo nunca se toma como cero litros, y un error de certificado nunca se salta: la consulta se detiene.</w:t>
+            </w:r>
+          </w:p>
+        </w:tc>
+      </w:tr>
+      <w:tr>
+        <w:tblPrEx>
+          <w:tblCellMar>
+            <w:top w:w="0" w:type="dxa"/>
+            <w:bottom w:w="0" w:type="dxa"/>
+          </w:tblCellMar>
+        </w:tblPrEx>
+        <w:trPr>
+          <w:cantSplit/>
+        </w:trPr>
+        <w:tc>
+          <w:tcPr>
+            <w:tcW w:w="900" w:type="dxa"/>
+            <w:vAlign w:val="center"/>
+          </w:tcPr>
+          <w:p>
+            <w:r>
+              <w:t>2b</w:t>
+            </w:r>
+          </w:p>
+        </w:tc>
+        <w:tc>
+          <w:tcPr>
+            <w:tcW w:w="3730" w:type="dxa"/>
+            <w:vAlign w:val="center"/>
+          </w:tcPr>
+          <w:p>
+            <w:r>
+              <w:t>ANH falla solo en uno de los dos combustibles:</w:t>
+            </w:r>
+          </w:p>
+        </w:tc>
+        <w:tc>
+          <w:tcPr>
+            <w:tcW w:w="4730" w:type="dxa"/>
+            <w:vAlign w:val="center"/>
+          </w:tcPr>
+          <w:p>
+            <w:r>
+              <w:t>1. El backend actualiza los surtidores con el combustible que sí respondió.</w:t>
+            </w:r>
+          </w:p>
+          <w:p>
+            <w:r>
+              <w:t>2. Los del otro combustible conservan su último dato.</w:t>
+            </w:r>
+          </w:p>
+        </w:tc>
+      </w:tr>
+      <w:tr>
+        <w:tblPrEx>
+          <w:tblCellMar>
+            <w:top w:w="0" w:type="dxa"/>
+            <w:bottom w:w="0" w:type="dxa"/>
+          </w:tblCellMar>
+        </w:tblPrEx>
+        <w:trPr>
+          <w:cantSplit/>
+        </w:trPr>
+        <w:tc>
+          <w:tcPr>
+            <w:tcW w:w="900" w:type="dxa"/>
+            <w:vAlign w:val="center"/>
+          </w:tcPr>
+          <w:p>
+            <w:r>
+              <w:t>4a</w:t>
+            </w:r>
+          </w:p>
+        </w:tc>
+        <w:tc>
+          <w:tcPr>
+            <w:tcW w:w="3730" w:type="dxa"/>
+            <w:vAlign w:val="center"/>
+          </w:tcPr>
+          <w:p>
+            <w:r>
+              <w:t>La respuesta no es válida o está incompleta (no es JSON, es demasiado grande, trae un código de error de ANH, estaciones de otro departamento o de otro combustible, estaciones repetidas o señales de paginación):</w:t>
+            </w:r>
+          </w:p>
+        </w:tc>
+        <w:tc>
+          <w:tcPr>
+            <w:tcW w:w="4730" w:type="dxa"/>
+            <w:vAlign w:val="center"/>
+          </w:tcPr>
+          <w:p>
+            <w:r>
+              <w:t>1. El backend descarta la respuesta completa.</w:t>
+            </w:r>
+          </w:p>
+          <w:p>
+            <w:r>
+              <w:t>2. No se actualiza ningún estado: cada surtidor conserva su último dato.</w:t>
+            </w:r>
+          </w:p>
+        </w:tc>
+      </w:tr>
+      <w:tr>
+        <w:tblPrEx>
+          <w:tblCellMar>
+            <w:top w:w="0" w:type="dxa"/>
+            <w:bottom w:w="0" w:type="dxa"/>
+          </w:tblCellMar>
+        </w:tblPrEx>
+        <w:trPr>
+          <w:cantSplit/>
+        </w:trPr>
+        <w:tc>
+          <w:tcPr>
+            <w:tcW w:w="900" w:type="dxa"/>
+            <w:vAlign w:val="center"/>
+          </w:tcPr>
+          <w:p>
+            <w:r>
+              <w:t>4b</w:t>
+            </w:r>
+          </w:p>
+        </w:tc>
+        <w:tc>
+          <w:tcPr>
+            <w:tcW w:w="3730" w:type="dxa"/>
+            <w:vAlign w:val="center"/>
+          </w:tcPr>
+          <w:p>
+            <w:r>
+              <w:t>El saldo de una estación no es un número válido o es negativo:</w:t>
+            </w:r>
+          </w:p>
+        </w:tc>
+        <w:tc>
+          <w:tcPr>
+            <w:tcW w:w="4730" w:type="dxa"/>
+            <w:vAlign w:val="center"/>
+          </w:tcPr>
+          <w:p>
+            <w:r>
+              <w:t>1. El backend lo trata como «sin saldo».</w:t>
+            </w:r>
+          </w:p>
+          <w:p>
+            <w:r>
+              <w:t>2. Los demás datos de la respuesta siguen su curso.</w:t>
+            </w:r>
+          </w:p>
+        </w:tc>
+      </w:tr>
+      <w:tr>
+        <w:tblPrEx>
+          <w:tblCellMar>
+            <w:top w:w="0" w:type="dxa"/>
+            <w:bottom w:w="0" w:type="dxa"/>
+          </w:tblCellMar>
+        </w:tblPrEx>
+        <w:trPr>
+          <w:cantSplit/>
+        </w:trPr>
+        <w:tc>
+          <w:tcPr>
+            <w:tcW w:w="900" w:type="dxa"/>
+            <w:vAlign w:val="center"/>
+          </w:tcPr>
+          <w:p>
+            <w:r>
+              <w:t>5a</w:t>
+            </w:r>
+          </w:p>
+        </w:tc>
+        <w:tc>
+          <w:tcPr>
+            <w:tcW w:w="3730" w:type="dxa"/>
+            <w:vAlign w:val="center"/>
+          </w:tcPr>
+          <w:p>
+            <w:r>
+              <w:t>Una estación de ANH está fuera de la mancha urbana de Tarija (ANH devuelve todo el departamento, también Bermejo, Yacuiba y otras ciudades):</w:t>
+            </w:r>
+          </w:p>
+        </w:tc>
+        <w:tc>
+          <w:tcPr>
+            <w:tcW w:w="4730" w:type="dxa"/>
+            <w:vAlign w:val="center"/>
+          </w:tcPr>
+          <w:p>
+            <w:r>
+              <w:t>1. El backend la ignora.</w:t>
+            </w:r>
+          </w:p>
+          <w:p>
+            <w:r>
+              <w:t>2. No se guarda nada de ella.</w:t>
+            </w:r>
+          </w:p>
+        </w:tc>
+      </w:tr>
+      <w:tr>
+        <w:tblPrEx>
+          <w:tblCellMar>
+            <w:top w:w="0" w:type="dxa"/>
+            <w:bottom w:w="0" w:type="dxa"/>
+          </w:tblCellMar>
+        </w:tblPrEx>
+        <w:trPr>
+          <w:cantSplit/>
+        </w:trPr>
+        <w:tc>
+          <w:tcPr>
+            <w:tcW w:w="900" w:type="dxa"/>
+            <w:vAlign w:val="center"/>
+          </w:tcPr>
+          <w:p>
+            <w:r>
+              <w:t>5b</w:t>
+            </w:r>
+          </w:p>
+        </w:tc>
+        <w:tc>
+          <w:tcPr>
+            <w:tcW w:w="3730" w:type="dxa"/>
+            <w:vAlign w:val="center"/>
+          </w:tcPr>
+          <w:p>
+            <w:r>
+              <w:t>Una estación de ANH no está vinculada con ningún surtidor del catálogo:</w:t>
+            </w:r>
+          </w:p>
+        </w:tc>
+        <w:tc>
+          <w:tcPr>
+            <w:tcW w:w="4730" w:type="dxa"/>
+            <w:vAlign w:val="center"/>
+          </w:tcPr>
+          <w:p>
+            <w:r>
+              <w:t>1. El backend la ignora.</w:t>
+            </w:r>
+          </w:p>
+          <w:p>
+            <w:r>
+              <w:t>2. Si está dentro de la mancha urbana, la anota en su registro como candidata a entrar al catálogo.</w:t>
+            </w:r>
+          </w:p>
+        </w:tc>
+      </w:tr>
+      <w:tr>
+        <w:tblPrEx>
+          <w:tblCellMar>
+            <w:top w:w="0" w:type="dxa"/>
+            <w:bottom w:w="0" w:type="dxa"/>
+          </w:tblCellMar>
+        </w:tblPrEx>
+        <w:trPr>
+          <w:cantSplit/>
+        </w:trPr>
+        <w:tc>
+          <w:tcPr>
+            <w:tcW w:w="900" w:type="dxa"/>
+            <w:vAlign w:val="center"/>
+          </w:tcPr>
+          <w:p>
+            <w:r>
+              <w:t>6a</w:t>
+            </w:r>
+          </w:p>
+        </w:tc>
+        <w:tc>
+          <w:tcPr>
+            <w:tcW w:w="3730" w:type="dxa"/>
+            <w:vAlign w:val="center"/>
+          </w:tcPr>
+          <w:p>
+            <w:r>
+              <w:t>Una estación llega sin saldo (o con un saldo no válido) o sin fecha de actualización:</w:t>
+            </w:r>
+          </w:p>
+        </w:tc>
+        <w:tc>
+          <w:tcPr>
+            <w:tcW w:w="4730" w:type="dxa"/>
+            <w:vAlign w:val="center"/>
+          </w:tcPr>
+          <w:p>
+            <w:r>
+              <w:t>1. El backend no crea ni cambia ningún estado para esa estación y ese combustible.</w:t>
+            </w:r>
+          </w:p>
+          <w:p>
+            <w:r>
+              <w:t>2. El surtidor conserva su dato anterior.</w:t>
+            </w:r>
+          </w:p>
+        </w:tc>
+      </w:tr>
+      <w:tr>
+        <w:tblPrEx>
+          <w:tblCellMar>
+            <w:top w:w="0" w:type="dxa"/>
+            <w:bottom w:w="0" w:type="dxa"/>
+          </w:tblCellMar>
+        </w:tblPrEx>
+        <w:trPr>
+          <w:cantSplit/>
+        </w:trPr>
+        <w:tc>
+          <w:tcPr>
+            <w:tcW w:w="900" w:type="dxa"/>
+            <w:vAlign w:val="center"/>
+          </w:tcPr>
+          <w:p>
+            <w:r>
+              <w:t>6b</w:t>
+            </w:r>
+          </w:p>
+        </w:tc>
+        <w:tc>
+          <w:tcPr>
+            <w:tcW w:w="3730" w:type="dxa"/>
+            <w:vAlign w:val="center"/>
+          </w:tcPr>
+          <w:p>
+            <w:r>
+              <w:t>Ya hay un dato de ANH más reciente para ese surtidor y combustible:</w:t>
+            </w:r>
+          </w:p>
+        </w:tc>
+        <w:tc>
+          <w:tcPr>
+            <w:tcW w:w="4730" w:type="dxa"/>
+            <w:vAlign w:val="center"/>
+          </w:tcPr>
+          <w:p>
+            <w:r>
+              <w:t>1. El backend no reemplaza el dato guardado.</w:t>
+            </w:r>
+          </w:p>
+          <w:p>
+            <w:r>
+              <w:t>2. Si la fecha es la misma, solo actualiza el momento de la lectura.</w:t>
+            </w:r>
+          </w:p>
+        </w:tc>
+      </w:tr>
+    </w:tbl>
+    <w:p>
+      <w:pPr>
+        <w:pStyle w:val="Ttulo1"/>
+        <w:keepNext/>
+        <w:spacing w:before="300" w:after="150"/>
+      </w:pPr>
+      <w:r>
+        <w:t>7. Requisitos Especiales (No Funcionales específicos)</w:t>
+      </w:r>
+    </w:p>
+    <w:p>
+      <w:pPr>
+        <w:spacing w:after="80"/>
+      </w:pPr>
+      <w:r>
+        <w:t>Rendimiento: El dato de ANH se actualiza en cada consulta periódica del backend. Cada petición espera como máximo el tiempo de espera definido (valor inicial: 12 segundos) y no retrasa las consultas de los conductores.</w:t>
+      </w:r>
+    </w:p>
+    <w:p>
+      <w:pPr>
+        <w:spacing w:after="80"/>
+      </w:pPr>
+      <w:r>
+        <w:t>Usabilidad: No aplica de forma directa; es un proceso automático sin interacción del conductor. El dato de ANH se muestra en CU-05 con su origen, su saldo en litros y su estado.</w:t>
+      </w:r>
+    </w:p>
+    <w:p>
+      <w:pPr>
+        <w:spacing w:after="80"/>
+      </w:pPr>
+      <w:r>
+        <w:t>Seguridad: Las llamadas a ANH son solo lecturas (GET) por HTTPS, sin credenciales, y verifican siempre el certificado: esa verificación nunca se desactiva. La respuesta se valida antes de usarse y solo el backend consulta a ANH.</w:t>
+      </w:r>
+    </w:p>
+    <w:p>
+      <w:pPr>
+        <w:spacing w:after="80"/>
+      </w:pPr>
+      <w:r>
+        <w:t>Privacidad: Los datos de ANH son públicos y no incluyen datos de personas. No se envía a ANH ningún dato de los conductores. No se guardan las respuestas completas, la fecha de última venta, la dirección de la estación ni las estaciones ignoradas; el registro de cada ciclo guarda solo un resumen. La política de privacidad menciona el uso de datos de ANH.</w:t>
+      </w:r>
+    </w:p>
+    <w:p>
+      <w:pPr>
+        <w:spacing w:after="80"/>
+      </w:pPr>
+      <w:r>
+        <w:t>Dependencia externa: ANH no publica condiciones de uso, cuotas ni garantía de disponibilidad, y su respuesta puede cambiar sin aviso. Por eso el sistema solo hace las consultas necesarias y, si ANH falla, el monitoreo de WhatsApp y las confirmaciones de los conductores siguen funcionando.</w:t>
+      </w:r>
+    </w:p>
+    <w:p>
+      <w:pPr>
+        <w:pStyle w:val="Ttulo1"/>
+        <w:keepNext/>
+        <w:spacing w:before="300" w:after="150"/>
+      </w:pPr>
+      <w:r>
+        <w:t>8. Variaciones de Tecnología y Datos</w:t>
+      </w:r>
+    </w:p>
+    <w:p>
+      <w:pPr>
+        <w:spacing w:after="80"/>
+      </w:pPr>
+      <w:r>
+        <w:t>Servicio consultado: la API pública de ANH Abastecimiento, solo con lecturas: el catálogo de departamentos y el listado de estaciones por departamento y por combustible (gasolina y diésel). De cada estación se leen su ubicación, el saldo en litros, el estado (alto, medio o bajo) y la fecha de actualización.</w:t>
+      </w:r>
+    </w:p>
+    <w:p>
+      <w:pPr>
+        <w:spacing w:after="80"/>
+      </w:pPr>
+      <w:r>
+        <w:t>Vínculo con el catálogo: cada estación de ANH se vincula con un surtidor por su identificador de ANH, que el equipo fija comparando el nombre y la ubicación y revisa a mano. Un surtidor tiene a lo sumo una estación de ANH.</w:t>
+      </w:r>
+    </w:p>
+    <w:p>
+      <w:pPr>
+        <w:spacing w:after="80"/>
+      </w:pPr>
+      <w:r>
+        <w:t>Traducción de los litros: 0 litros es agotado, más de 0 litros es disponible y sin saldo es sin dato. El estado de ANH (alto, medio o bajo) se guarda y se muestra tal como llega: no cambia la disponibilidad.</w:t>
+      </w:r>
+    </w:p>
+    <w:p>
+      <w:pPr>
+        <w:spacing w:after="80"/>
+      </w:pPr>
+      <w:r>
+        <w:t>Fecha y vigencia: la fecha del dato es la que informa ANH; si no trae zona horaria se toma la de Tarija, y si falta, el dato no se guarda. El dato vence según la vigencia de CU-05 (sección 8), contada desde la última lectura del backend. ANH no informa cuándo llegó combustible a una estación y el sistema nunca inventa esa fecha.</w:t>
+      </w:r>
+    </w:p>
+    <w:p>
+      <w:pPr>
+        <w:spacing w:after="80"/>
+      </w:pPr>
+      <w:r>
+        <w:t>Valores iniciales (a ajustar con las pruebas de la integración): intervalo entre consultas, tiempo de espera de 12 segundos, un reintento y una pausa de un segundo entre peticiones.</w:t>
+      </w:r>
+    </w:p>
+    <w:p>
+      <w:pPr>
+        <w:spacing w:after="80"/>
+      </w:pPr>
+      <w:r>
+        <w:t>El programa de prueba en Python de 05_pro/PruebaApiANH es solo una referencia: la consulta real la hace el backend Java.</w:t>
       </w:r>
     </w:p>
     <w:sectPr>
